--- a/report/SECJ3483-01_Izzat_Ammar_Rami_Nour.docx
+++ b/report/SECJ3483-01_Izzat_Ammar_Rami_Nour.docx
@@ -38,12 +38,12 @@
           <wp:inline distB="114300" distT="114300" distL="114300" distR="114300">
             <wp:extent cx="4338638" cy="1421278"/>
             <wp:effectExtent b="0" l="0" r="0" t="0"/>
-            <wp:docPr id="10" name="image8.png"/>
+            <wp:docPr id="10" name="image11.png"/>
             <a:graphic>
               <a:graphicData uri="http://schemas.openxmlformats.org/drawingml/2006/picture">
                 <pic:pic>
                   <pic:nvPicPr>
-                    <pic:cNvPr id="0" name="image8.png"/>
+                    <pic:cNvPr id="0" name="image11.png"/>
                     <pic:cNvPicPr preferRelativeResize="0"/>
                   </pic:nvPicPr>
                   <pic:blipFill>
@@ -781,12 +781,18 @@
         <w:jc w:val="left"/>
         <w:rPr>
           <w:rFonts w:ascii="Times New Roman" w:cs="Times New Roman" w:eastAsia="Times New Roman" w:hAnsi="Times New Roman"/>
+          <w:b w:val="1"/>
+          <w:bCs w:val="1"/>
         </w:rPr>
       </w:pPr>
       <w:r>
         <w:rPr>
+          <w:rFonts w:ascii="Times New Roman" w:cs="Times New Roman" w:eastAsia="Times New Roman" w:hAnsi="Times New Roman"/>
+          <w:b w:val="1"/>
+          <w:bCs w:val="1"/>
           <w:rtl w:val="0"/>
         </w:rPr>
+        <w:t xml:space="preserve">Phase 1</w:t>
       </w:r>
     </w:p>
     <w:p>
@@ -3541,12 +3547,12 @@
                 <wp:inline distB="114300" distT="114300" distL="114300" distR="114300">
                   <wp:extent cx="2519363" cy="1548525"/>
                   <wp:effectExtent b="0" l="0" r="0" t="0"/>
-                  <wp:docPr id="2" name="image5.png"/>
+                  <wp:docPr id="2" name="image3.png"/>
                   <a:graphic>
                     <a:graphicData uri="http://schemas.openxmlformats.org/drawingml/2006/picture">
                       <pic:pic>
                         <pic:nvPicPr>
-                          <pic:cNvPr id="0" name="image5.png"/>
+                          <pic:cNvPr id="0" name="image3.png"/>
                           <pic:cNvPicPr preferRelativeResize="0"/>
                         </pic:nvPicPr>
                         <pic:blipFill>
@@ -3578,12 +3584,12 @@
                 <wp:inline distB="114300" distT="114300" distL="114300" distR="114300">
                   <wp:extent cx="2114550" cy="1728788"/>
                   <wp:effectExtent b="0" l="0" r="0" t="0"/>
-                  <wp:docPr id="11" name="image7.png"/>
+                  <wp:docPr id="11" name="image6.png"/>
                   <a:graphic>
                     <a:graphicData uri="http://schemas.openxmlformats.org/drawingml/2006/picture">
                       <pic:pic>
                         <pic:nvPicPr>
-                          <pic:cNvPr id="0" name="image7.png"/>
+                          <pic:cNvPr id="0" name="image6.png"/>
                           <pic:cNvPicPr preferRelativeResize="0"/>
                         </pic:nvPicPr>
                         <pic:blipFill>
@@ -3701,12 +3707,12 @@
                 <wp:inline distB="114300" distT="114300" distL="114300" distR="114300">
                   <wp:extent cx="2240833" cy="1692331"/>
                   <wp:effectExtent b="0" l="0" r="0" t="0"/>
-                  <wp:docPr id="5" name="image6.png"/>
+                  <wp:docPr id="5" name="image1.png"/>
                   <a:graphic>
                     <a:graphicData uri="http://schemas.openxmlformats.org/drawingml/2006/picture">
                       <pic:pic>
                         <pic:nvPicPr>
-                          <pic:cNvPr id="0" name="image6.png"/>
+                          <pic:cNvPr id="0" name="image1.png"/>
                           <pic:cNvPicPr preferRelativeResize="0"/>
                         </pic:nvPicPr>
                         <pic:blipFill>
@@ -3824,12 +3830,12 @@
                 <wp:inline distB="114300" distT="114300" distL="114300" distR="114300">
                   <wp:extent cx="2551655" cy="1804988"/>
                   <wp:effectExtent b="0" l="0" r="0" t="0"/>
-                  <wp:docPr id="6" name="image2.png"/>
+                  <wp:docPr id="6" name="image4.png"/>
                   <a:graphic>
                     <a:graphicData uri="http://schemas.openxmlformats.org/drawingml/2006/picture">
                       <pic:pic>
                         <pic:nvPicPr>
-                          <pic:cNvPr id="0" name="image2.png"/>
+                          <pic:cNvPr id="0" name="image4.png"/>
                           <pic:cNvPicPr preferRelativeResize="0"/>
                         </pic:nvPicPr>
                         <pic:blipFill>
@@ -3947,12 +3953,12 @@
                 <wp:inline distB="114300" distT="114300" distL="114300" distR="114300">
                   <wp:extent cx="3474927" cy="2328863"/>
                   <wp:effectExtent b="0" l="0" r="0" t="0"/>
-                  <wp:docPr id="3" name="image4.png"/>
+                  <wp:docPr id="3" name="image8.png"/>
                   <a:graphic>
                     <a:graphicData uri="http://schemas.openxmlformats.org/drawingml/2006/picture">
                       <pic:pic>
                         <pic:nvPicPr>
-                          <pic:cNvPr id="0" name="image4.png"/>
+                          <pic:cNvPr id="0" name="image8.png"/>
                           <pic:cNvPicPr preferRelativeResize="0"/>
                         </pic:nvPicPr>
                         <pic:blipFill>
@@ -4107,12 +4113,12 @@
                 <wp:inline distB="114300" distT="114300" distL="114300" distR="114300">
                   <wp:extent cx="3033713" cy="2051981"/>
                   <wp:effectExtent b="0" l="0" r="0" t="0"/>
-                  <wp:docPr id="9" name="image3.png"/>
+                  <wp:docPr id="9" name="image10.png"/>
                   <a:graphic>
                     <a:graphicData uri="http://schemas.openxmlformats.org/drawingml/2006/picture">
                       <pic:pic>
                         <pic:nvPicPr>
-                          <pic:cNvPr id="0" name="image3.png"/>
+                          <pic:cNvPr id="0" name="image10.png"/>
                           <pic:cNvPicPr preferRelativeResize="0"/>
                         </pic:nvPicPr>
                         <pic:blipFill>
@@ -4230,12 +4236,12 @@
                 <wp:inline distB="114300" distT="114300" distL="114300" distR="114300">
                   <wp:extent cx="3033713" cy="2033349"/>
                   <wp:effectExtent b="0" l="0" r="0" t="0"/>
-                  <wp:docPr id="1" name="image1.png"/>
+                  <wp:docPr id="1" name="image5.png"/>
                   <a:graphic>
                     <a:graphicData uri="http://schemas.openxmlformats.org/drawingml/2006/picture">
                       <pic:pic>
                         <pic:nvPicPr>
-                          <pic:cNvPr id="0" name="image1.png"/>
+                          <pic:cNvPr id="0" name="image5.png"/>
                           <pic:cNvPicPr preferRelativeResize="0"/>
                         </pic:nvPicPr>
                         <pic:blipFill>
@@ -4353,12 +4359,12 @@
                 <wp:inline distB="114300" distT="114300" distL="114300" distR="114300">
                   <wp:extent cx="3017822" cy="2006656"/>
                   <wp:effectExtent b="0" l="0" r="0" t="0"/>
-                  <wp:docPr id="7" name="image10.png"/>
+                  <wp:docPr id="7" name="image2.png"/>
                   <a:graphic>
                     <a:graphicData uri="http://schemas.openxmlformats.org/drawingml/2006/picture">
                       <pic:pic>
                         <pic:nvPicPr>
-                          <pic:cNvPr id="0" name="image10.png"/>
+                          <pic:cNvPr id="0" name="image2.png"/>
                           <pic:cNvPicPr preferRelativeResize="0"/>
                         </pic:nvPicPr>
                         <pic:blipFill>
@@ -4476,12 +4482,12 @@
                 <wp:inline distB="114300" distT="114300" distL="114300" distR="114300">
                   <wp:extent cx="3407423" cy="2090738"/>
                   <wp:effectExtent b="0" l="0" r="0" t="0"/>
-                  <wp:docPr id="4" name="image11.png"/>
+                  <wp:docPr id="4" name="image7.png"/>
                   <a:graphic>
                     <a:graphicData uri="http://schemas.openxmlformats.org/drawingml/2006/picture">
                       <pic:pic>
                         <pic:nvPicPr>
-                          <pic:cNvPr id="0" name="image11.png"/>
+                          <pic:cNvPr id="0" name="image7.png"/>
                           <pic:cNvPicPr preferRelativeResize="0"/>
                         </pic:nvPicPr>
                         <pic:blipFill>
@@ -4555,6 +4561,1621 @@
         <w:jc w:val="left"/>
         <w:rPr>
           <w:rFonts w:ascii="Times New Roman" w:cs="Times New Roman" w:eastAsia="Times New Roman" w:hAnsi="Times New Roman"/>
+          <w:b w:val="1"/>
+          <w:bCs w:val="1"/>
+        </w:rPr>
+      </w:pPr>
+      <w:r>
+        <w:rPr>
+          <w:rFonts w:ascii="Times New Roman" w:cs="Times New Roman" w:eastAsia="Times New Roman" w:hAnsi="Times New Roman"/>
+          <w:b w:val="1"/>
+          <w:bCs w:val="1"/>
+          <w:rtl w:val="0"/>
+        </w:rPr>
+        <w:t xml:space="preserve">Phase 2</w:t>
+      </w:r>
+    </w:p>
+    <w:p>
+      <w:pPr>
+        <w:spacing w:after="200" w:line="276" w:lineRule="auto"/>
+        <w:jc w:val="left"/>
+        <w:rPr>
+          <w:rFonts w:ascii="Times New Roman" w:cs="Times New Roman" w:eastAsia="Times New Roman" w:hAnsi="Times New Roman"/>
+          <w:b w:val="1"/>
+          <w:bCs w:val="1"/>
+        </w:rPr>
+      </w:pPr>
+      <w:r>
+        <w:rPr>
+          <w:rtl w:val="0"/>
+        </w:rPr>
+      </w:r>
+    </w:p>
+    <w:tbl>
+      <w:tblPr>
+        <w:tblStyle w:val="Table4"/>
+        <w:tblW w:w="9360.0" w:type="dxa"/>
+        <w:jc w:val="left"/>
+        <w:tblBorders>
+          <w:top w:color="000000" w:space="0" w:sz="8" w:val="single"/>
+          <w:left w:color="000000" w:space="0" w:sz="8" w:val="single"/>
+          <w:bottom w:color="000000" w:space="0" w:sz="8" w:val="single"/>
+          <w:right w:color="000000" w:space="0" w:sz="8" w:val="single"/>
+          <w:insideH w:color="000000" w:space="0" w:sz="8" w:val="single"/>
+          <w:insideV w:color="000000" w:space="0" w:sz="8" w:val="single"/>
+        </w:tblBorders>
+        <w:tblLayout w:type="fixed"/>
+        <w:tblLook w:val="0600"/>
+      </w:tblPr>
+      <w:tblGrid>
+        <w:gridCol w:w="2340"/>
+        <w:gridCol w:w="2340"/>
+        <w:gridCol w:w="2340"/>
+        <w:gridCol w:w="2340"/>
+        <w:tblGridChange w:id="0">
+          <w:tblGrid>
+            <w:gridCol w:w="2340"/>
+            <w:gridCol w:w="2340"/>
+            <w:gridCol w:w="2340"/>
+            <w:gridCol w:w="2340"/>
+          </w:tblGrid>
+        </w:tblGridChange>
+      </w:tblGrid>
+      <w:tr>
+        <w:trPr>
+          <w:cantSplit w:val="0"/>
+          <w:tblHeader w:val="0"/>
+        </w:trPr>
+        <w:tc>
+          <w:tcPr>
+            <w:shd w:fill="auto" w:val="clear"/>
+            <w:tcMar>
+              <w:top w:w="100.0" w:type="dxa"/>
+              <w:left w:w="100.0" w:type="dxa"/>
+              <w:bottom w:w="100.0" w:type="dxa"/>
+              <w:right w:w="100.0" w:type="dxa"/>
+            </w:tcMar>
+            <w:vAlign w:val="top"/>
+          </w:tcPr>
+          <w:p>
+            <w:pPr>
+              <w:keepNext w:val="0"/>
+              <w:keepLines w:val="0"/>
+              <w:pageBreakBefore w:val="0"/>
+              <w:widowControl w:val="0"/>
+              <w:pBdr>
+                <w:top w:space="0" w:sz="0" w:val="nil"/>
+                <w:left w:space="0" w:sz="0" w:val="nil"/>
+                <w:bottom w:space="0" w:sz="0" w:val="nil"/>
+                <w:right w:space="0" w:sz="0" w:val="nil"/>
+                <w:between w:space="0" w:sz="0" w:val="nil"/>
+              </w:pBdr>
+              <w:shd w:fill="auto" w:val="clear"/>
+              <w:spacing w:after="0" w:before="0" w:line="240" w:lineRule="auto"/>
+              <w:ind w:left="0" w:right="0" w:firstLine="0"/>
+              <w:jc w:val="left"/>
+              <w:rPr>
+                <w:rFonts w:ascii="Times New Roman" w:cs="Times New Roman" w:eastAsia="Times New Roman" w:hAnsi="Times New Roman"/>
+                <w:b w:val="1"/>
+                <w:bCs w:val="1"/>
+              </w:rPr>
+            </w:pPr>
+            <w:r>
+              <w:rPr>
+                <w:rFonts w:ascii="Times New Roman" w:cs="Times New Roman" w:eastAsia="Times New Roman" w:hAnsi="Times New Roman"/>
+                <w:b w:val="1"/>
+                <w:bCs w:val="1"/>
+                <w:rtl w:val="0"/>
+              </w:rPr>
+              <w:t xml:space="preserve">Weakness Found </w:t>
+            </w:r>
+          </w:p>
+        </w:tc>
+        <w:tc>
+          <w:tcPr>
+            <w:shd w:fill="auto" w:val="clear"/>
+            <w:tcMar>
+              <w:top w:w="100.0" w:type="dxa"/>
+              <w:left w:w="100.0" w:type="dxa"/>
+              <w:bottom w:w="100.0" w:type="dxa"/>
+              <w:right w:w="100.0" w:type="dxa"/>
+            </w:tcMar>
+            <w:vAlign w:val="top"/>
+          </w:tcPr>
+          <w:p>
+            <w:pPr>
+              <w:keepNext w:val="0"/>
+              <w:keepLines w:val="0"/>
+              <w:pageBreakBefore w:val="0"/>
+              <w:widowControl w:val="0"/>
+              <w:pBdr>
+                <w:top w:space="0" w:sz="0" w:val="nil"/>
+                <w:left w:space="0" w:sz="0" w:val="nil"/>
+                <w:bottom w:space="0" w:sz="0" w:val="nil"/>
+                <w:right w:space="0" w:sz="0" w:val="nil"/>
+                <w:between w:space="0" w:sz="0" w:val="nil"/>
+              </w:pBdr>
+              <w:shd w:fill="auto" w:val="clear"/>
+              <w:spacing w:after="0" w:before="0" w:line="240" w:lineRule="auto"/>
+              <w:ind w:left="0" w:right="0" w:firstLine="0"/>
+              <w:jc w:val="left"/>
+              <w:rPr>
+                <w:rFonts w:ascii="Times New Roman" w:cs="Times New Roman" w:eastAsia="Times New Roman" w:hAnsi="Times New Roman"/>
+                <w:b w:val="1"/>
+                <w:bCs w:val="1"/>
+              </w:rPr>
+            </w:pPr>
+            <w:r>
+              <w:rPr>
+                <w:rFonts w:ascii="Times New Roman" w:cs="Times New Roman" w:eastAsia="Times New Roman" w:hAnsi="Times New Roman"/>
+                <w:b w:val="1"/>
+                <w:bCs w:val="1"/>
+                <w:rtl w:val="0"/>
+              </w:rPr>
+              <w:t xml:space="preserve">Frontend / Backend / API / Database </w:t>
+            </w:r>
+          </w:p>
+        </w:tc>
+        <w:tc>
+          <w:tcPr>
+            <w:shd w:fill="auto" w:val="clear"/>
+            <w:tcMar>
+              <w:top w:w="100.0" w:type="dxa"/>
+              <w:left w:w="100.0" w:type="dxa"/>
+              <w:bottom w:w="100.0" w:type="dxa"/>
+              <w:right w:w="100.0" w:type="dxa"/>
+            </w:tcMar>
+            <w:vAlign w:val="top"/>
+          </w:tcPr>
+          <w:p>
+            <w:pPr>
+              <w:keepNext w:val="0"/>
+              <w:keepLines w:val="0"/>
+              <w:pageBreakBefore w:val="0"/>
+              <w:widowControl w:val="0"/>
+              <w:pBdr>
+                <w:top w:space="0" w:sz="0" w:val="nil"/>
+                <w:left w:space="0" w:sz="0" w:val="nil"/>
+                <w:bottom w:space="0" w:sz="0" w:val="nil"/>
+                <w:right w:space="0" w:sz="0" w:val="nil"/>
+                <w:between w:space="0" w:sz="0" w:val="nil"/>
+              </w:pBdr>
+              <w:shd w:fill="auto" w:val="clear"/>
+              <w:spacing w:after="0" w:before="0" w:line="240" w:lineRule="auto"/>
+              <w:ind w:left="0" w:right="0" w:firstLine="0"/>
+              <w:jc w:val="left"/>
+              <w:rPr>
+                <w:rFonts w:ascii="Times New Roman" w:cs="Times New Roman" w:eastAsia="Times New Roman" w:hAnsi="Times New Roman"/>
+                <w:b w:val="1"/>
+                <w:bCs w:val="1"/>
+              </w:rPr>
+            </w:pPr>
+            <w:r>
+              <w:rPr>
+                <w:rFonts w:ascii="Times New Roman" w:cs="Times New Roman" w:eastAsia="Times New Roman" w:hAnsi="Times New Roman"/>
+                <w:b w:val="1"/>
+                <w:bCs w:val="1"/>
+                <w:rtl w:val="0"/>
+              </w:rPr>
+              <w:t xml:space="preserve">Security Category </w:t>
+            </w:r>
+          </w:p>
+        </w:tc>
+        <w:tc>
+          <w:tcPr>
+            <w:shd w:fill="auto" w:val="clear"/>
+            <w:tcMar>
+              <w:top w:w="100.0" w:type="dxa"/>
+              <w:left w:w="100.0" w:type="dxa"/>
+              <w:bottom w:w="100.0" w:type="dxa"/>
+              <w:right w:w="100.0" w:type="dxa"/>
+            </w:tcMar>
+            <w:vAlign w:val="top"/>
+          </w:tcPr>
+          <w:p>
+            <w:pPr>
+              <w:keepNext w:val="0"/>
+              <w:keepLines w:val="0"/>
+              <w:pageBreakBefore w:val="0"/>
+              <w:widowControl w:val="0"/>
+              <w:pBdr>
+                <w:top w:space="0" w:sz="0" w:val="nil"/>
+                <w:left w:space="0" w:sz="0" w:val="nil"/>
+                <w:bottom w:space="0" w:sz="0" w:val="nil"/>
+                <w:right w:space="0" w:sz="0" w:val="nil"/>
+                <w:between w:space="0" w:sz="0" w:val="nil"/>
+              </w:pBdr>
+              <w:shd w:fill="auto" w:val="clear"/>
+              <w:spacing w:after="0" w:before="0" w:line="240" w:lineRule="auto"/>
+              <w:ind w:left="0" w:right="0" w:firstLine="0"/>
+              <w:jc w:val="left"/>
+              <w:rPr>
+                <w:rFonts w:ascii="Times New Roman" w:cs="Times New Roman" w:eastAsia="Times New Roman" w:hAnsi="Times New Roman"/>
+                <w:b w:val="1"/>
+                <w:bCs w:val="1"/>
+              </w:rPr>
+            </w:pPr>
+            <w:r>
+              <w:rPr>
+                <w:rFonts w:ascii="Times New Roman" w:cs="Times New Roman" w:eastAsia="Times New Roman" w:hAnsi="Times New Roman"/>
+                <w:b w:val="1"/>
+                <w:bCs w:val="1"/>
+                <w:rtl w:val="0"/>
+              </w:rPr>
+              <w:t xml:space="preserve">Possible Risk </w:t>
+            </w:r>
+          </w:p>
+        </w:tc>
+      </w:tr>
+      <w:tr>
+        <w:trPr>
+          <w:cantSplit w:val="0"/>
+          <w:tblHeader w:val="0"/>
+        </w:trPr>
+        <w:tc>
+          <w:tcPr>
+            <w:shd w:fill="auto" w:val="clear"/>
+            <w:tcMar>
+              <w:top w:w="100.0" w:type="dxa"/>
+              <w:left w:w="100.0" w:type="dxa"/>
+              <w:bottom w:w="100.0" w:type="dxa"/>
+              <w:right w:w="100.0" w:type="dxa"/>
+            </w:tcMar>
+            <w:vAlign w:val="top"/>
+          </w:tcPr>
+          <w:p>
+            <w:pPr>
+              <w:keepNext w:val="0"/>
+              <w:keepLines w:val="0"/>
+              <w:pageBreakBefore w:val="0"/>
+              <w:widowControl w:val="0"/>
+              <w:pBdr>
+                <w:top w:space="0" w:sz="0" w:val="nil"/>
+                <w:left w:space="0" w:sz="0" w:val="nil"/>
+                <w:bottom w:space="0" w:sz="0" w:val="nil"/>
+                <w:right w:space="0" w:sz="0" w:val="nil"/>
+                <w:between w:space="0" w:sz="0" w:val="nil"/>
+              </w:pBdr>
+              <w:shd w:fill="auto" w:val="clear"/>
+              <w:spacing w:after="0" w:before="0" w:line="240" w:lineRule="auto"/>
+              <w:ind w:left="0" w:right="0" w:firstLine="0"/>
+              <w:jc w:val="left"/>
+              <w:rPr>
+                <w:rFonts w:ascii="Times New Roman" w:cs="Times New Roman" w:eastAsia="Times New Roman" w:hAnsi="Times New Roman"/>
+              </w:rPr>
+            </w:pPr>
+            <w:r>
+              <w:rPr>
+                <w:rFonts w:ascii="Times New Roman" w:cs="Times New Roman" w:eastAsia="Times New Roman" w:hAnsi="Times New Roman"/>
+                <w:rtl w:val="0"/>
+              </w:rPr>
+              <w:t xml:space="preserve">Invalid BMI data accepted </w:t>
+            </w:r>
+          </w:p>
+        </w:tc>
+        <w:tc>
+          <w:tcPr>
+            <w:shd w:fill="auto" w:val="clear"/>
+            <w:tcMar>
+              <w:top w:w="100.0" w:type="dxa"/>
+              <w:left w:w="100.0" w:type="dxa"/>
+              <w:bottom w:w="100.0" w:type="dxa"/>
+              <w:right w:w="100.0" w:type="dxa"/>
+            </w:tcMar>
+            <w:vAlign w:val="top"/>
+          </w:tcPr>
+          <w:p>
+            <w:pPr>
+              <w:keepNext w:val="0"/>
+              <w:keepLines w:val="0"/>
+              <w:pageBreakBefore w:val="0"/>
+              <w:widowControl w:val="0"/>
+              <w:pBdr>
+                <w:top w:space="0" w:sz="0" w:val="nil"/>
+                <w:left w:space="0" w:sz="0" w:val="nil"/>
+                <w:bottom w:space="0" w:sz="0" w:val="nil"/>
+                <w:right w:space="0" w:sz="0" w:val="nil"/>
+                <w:between w:space="0" w:sz="0" w:val="nil"/>
+              </w:pBdr>
+              <w:shd w:fill="auto" w:val="clear"/>
+              <w:spacing w:after="0" w:before="0" w:line="240" w:lineRule="auto"/>
+              <w:ind w:left="0" w:right="0" w:firstLine="0"/>
+              <w:jc w:val="left"/>
+              <w:rPr>
+                <w:rFonts w:ascii="Times New Roman" w:cs="Times New Roman" w:eastAsia="Times New Roman" w:hAnsi="Times New Roman"/>
+              </w:rPr>
+            </w:pPr>
+            <w:r>
+              <w:rPr>
+                <w:rFonts w:ascii="Times New Roman" w:cs="Times New Roman" w:eastAsia="Times New Roman" w:hAnsi="Times New Roman"/>
+                <w:rtl w:val="0"/>
+              </w:rPr>
+              <w:t xml:space="preserve">Backend </w:t>
+            </w:r>
+          </w:p>
+        </w:tc>
+        <w:tc>
+          <w:tcPr>
+            <w:shd w:fill="auto" w:val="clear"/>
+            <w:tcMar>
+              <w:top w:w="100.0" w:type="dxa"/>
+              <w:left w:w="100.0" w:type="dxa"/>
+              <w:bottom w:w="100.0" w:type="dxa"/>
+              <w:right w:w="100.0" w:type="dxa"/>
+            </w:tcMar>
+            <w:vAlign w:val="top"/>
+          </w:tcPr>
+          <w:p>
+            <w:pPr>
+              <w:keepNext w:val="0"/>
+              <w:keepLines w:val="0"/>
+              <w:pageBreakBefore w:val="0"/>
+              <w:widowControl w:val="0"/>
+              <w:pBdr>
+                <w:top w:space="0" w:sz="0" w:val="nil"/>
+                <w:left w:space="0" w:sz="0" w:val="nil"/>
+                <w:bottom w:space="0" w:sz="0" w:val="nil"/>
+                <w:right w:space="0" w:sz="0" w:val="nil"/>
+                <w:between w:space="0" w:sz="0" w:val="nil"/>
+              </w:pBdr>
+              <w:shd w:fill="auto" w:val="clear"/>
+              <w:spacing w:after="0" w:before="0" w:line="240" w:lineRule="auto"/>
+              <w:ind w:left="0" w:right="0" w:firstLine="0"/>
+              <w:jc w:val="left"/>
+              <w:rPr>
+                <w:rFonts w:ascii="Times New Roman" w:cs="Times New Roman" w:eastAsia="Times New Roman" w:hAnsi="Times New Roman"/>
+              </w:rPr>
+            </w:pPr>
+            <w:r>
+              <w:rPr>
+                <w:rFonts w:ascii="Times New Roman" w:cs="Times New Roman" w:eastAsia="Times New Roman" w:hAnsi="Times New Roman"/>
+                <w:rtl w:val="0"/>
+              </w:rPr>
+              <w:t xml:space="preserve">Missing backend validation </w:t>
+            </w:r>
+          </w:p>
+        </w:tc>
+        <w:tc>
+          <w:tcPr>
+            <w:shd w:fill="auto" w:val="clear"/>
+            <w:tcMar>
+              <w:top w:w="100.0" w:type="dxa"/>
+              <w:left w:w="100.0" w:type="dxa"/>
+              <w:bottom w:w="100.0" w:type="dxa"/>
+              <w:right w:w="100.0" w:type="dxa"/>
+            </w:tcMar>
+            <w:vAlign w:val="top"/>
+          </w:tcPr>
+          <w:p>
+            <w:pPr>
+              <w:keepNext w:val="0"/>
+              <w:keepLines w:val="0"/>
+              <w:pageBreakBefore w:val="0"/>
+              <w:widowControl w:val="0"/>
+              <w:pBdr>
+                <w:top w:space="0" w:sz="0" w:val="nil"/>
+                <w:left w:space="0" w:sz="0" w:val="nil"/>
+                <w:bottom w:space="0" w:sz="0" w:val="nil"/>
+                <w:right w:space="0" w:sz="0" w:val="nil"/>
+                <w:between w:space="0" w:sz="0" w:val="nil"/>
+              </w:pBdr>
+              <w:shd w:fill="auto" w:val="clear"/>
+              <w:spacing w:after="0" w:before="0" w:line="240" w:lineRule="auto"/>
+              <w:ind w:left="0" w:right="0" w:firstLine="0"/>
+              <w:jc w:val="left"/>
+              <w:rPr>
+                <w:rFonts w:ascii="Times New Roman" w:cs="Times New Roman" w:eastAsia="Times New Roman" w:hAnsi="Times New Roman"/>
+              </w:rPr>
+            </w:pPr>
+            <w:r>
+              <w:rPr>
+                <w:rFonts w:ascii="Times New Roman" w:cs="Times New Roman" w:eastAsia="Times New Roman" w:hAnsi="Times New Roman"/>
+                <w:rtl w:val="0"/>
+              </w:rPr>
+              <w:t xml:space="preserve">Invalid BMI data can be stored in the database </w:t>
+            </w:r>
+          </w:p>
+        </w:tc>
+      </w:tr>
+      <w:tr>
+        <w:trPr>
+          <w:cantSplit w:val="0"/>
+          <w:tblHeader w:val="0"/>
+        </w:trPr>
+        <w:tc>
+          <w:tcPr>
+            <w:shd w:fill="auto" w:val="clear"/>
+            <w:tcMar>
+              <w:top w:w="100.0" w:type="dxa"/>
+              <w:left w:w="100.0" w:type="dxa"/>
+              <w:bottom w:w="100.0" w:type="dxa"/>
+              <w:right w:w="100.0" w:type="dxa"/>
+            </w:tcMar>
+            <w:vAlign w:val="top"/>
+          </w:tcPr>
+          <w:p>
+            <w:pPr>
+              <w:keepNext w:val="0"/>
+              <w:keepLines w:val="0"/>
+              <w:pageBreakBefore w:val="0"/>
+              <w:widowControl w:val="0"/>
+              <w:pBdr>
+                <w:top w:space="0" w:sz="0" w:val="nil"/>
+                <w:left w:space="0" w:sz="0" w:val="nil"/>
+                <w:bottom w:space="0" w:sz="0" w:val="nil"/>
+                <w:right w:space="0" w:sz="0" w:val="nil"/>
+                <w:between w:space="0" w:sz="0" w:val="nil"/>
+              </w:pBdr>
+              <w:shd w:fill="auto" w:val="clear"/>
+              <w:spacing w:after="0" w:before="0" w:line="240" w:lineRule="auto"/>
+              <w:ind w:left="0" w:right="0" w:firstLine="0"/>
+              <w:jc w:val="left"/>
+              <w:rPr>
+                <w:rFonts w:ascii="Times New Roman" w:cs="Times New Roman" w:eastAsia="Times New Roman" w:hAnsi="Times New Roman"/>
+              </w:rPr>
+            </w:pPr>
+            <w:r>
+              <w:rPr>
+                <w:rFonts w:ascii="Times New Roman" w:cs="Times New Roman" w:eastAsia="Times New Roman" w:hAnsi="Times New Roman"/>
+                <w:rtl w:val="0"/>
+              </w:rPr>
+              <w:t xml:space="preserve">User can access another user’s BMI record </w:t>
+            </w:r>
+          </w:p>
+        </w:tc>
+        <w:tc>
+          <w:tcPr>
+            <w:shd w:fill="auto" w:val="clear"/>
+            <w:tcMar>
+              <w:top w:w="100.0" w:type="dxa"/>
+              <w:left w:w="100.0" w:type="dxa"/>
+              <w:bottom w:w="100.0" w:type="dxa"/>
+              <w:right w:w="100.0" w:type="dxa"/>
+            </w:tcMar>
+            <w:vAlign w:val="top"/>
+          </w:tcPr>
+          <w:p>
+            <w:pPr>
+              <w:keepNext w:val="0"/>
+              <w:keepLines w:val="0"/>
+              <w:pageBreakBefore w:val="0"/>
+              <w:widowControl w:val="0"/>
+              <w:pBdr>
+                <w:top w:space="0" w:sz="0" w:val="nil"/>
+                <w:left w:space="0" w:sz="0" w:val="nil"/>
+                <w:bottom w:space="0" w:sz="0" w:val="nil"/>
+                <w:right w:space="0" w:sz="0" w:val="nil"/>
+                <w:between w:space="0" w:sz="0" w:val="nil"/>
+              </w:pBdr>
+              <w:shd w:fill="auto" w:val="clear"/>
+              <w:spacing w:after="0" w:before="0" w:line="240" w:lineRule="auto"/>
+              <w:ind w:left="0" w:right="0" w:firstLine="0"/>
+              <w:jc w:val="left"/>
+              <w:rPr>
+                <w:rFonts w:ascii="Times New Roman" w:cs="Times New Roman" w:eastAsia="Times New Roman" w:hAnsi="Times New Roman"/>
+              </w:rPr>
+            </w:pPr>
+            <w:r>
+              <w:rPr>
+                <w:rFonts w:ascii="Times New Roman" w:cs="Times New Roman" w:eastAsia="Times New Roman" w:hAnsi="Times New Roman"/>
+                <w:rtl w:val="0"/>
+              </w:rPr>
+              <w:t xml:space="preserve">API / Backend </w:t>
+            </w:r>
+          </w:p>
+        </w:tc>
+        <w:tc>
+          <w:tcPr>
+            <w:shd w:fill="auto" w:val="clear"/>
+            <w:tcMar>
+              <w:top w:w="100.0" w:type="dxa"/>
+              <w:left w:w="100.0" w:type="dxa"/>
+              <w:bottom w:w="100.0" w:type="dxa"/>
+              <w:right w:w="100.0" w:type="dxa"/>
+            </w:tcMar>
+            <w:vAlign w:val="top"/>
+          </w:tcPr>
+          <w:p>
+            <w:pPr>
+              <w:keepNext w:val="0"/>
+              <w:keepLines w:val="0"/>
+              <w:pageBreakBefore w:val="0"/>
+              <w:widowControl w:val="0"/>
+              <w:pBdr>
+                <w:top w:space="0" w:sz="0" w:val="nil"/>
+                <w:left w:space="0" w:sz="0" w:val="nil"/>
+                <w:bottom w:space="0" w:sz="0" w:val="nil"/>
+                <w:right w:space="0" w:sz="0" w:val="nil"/>
+                <w:between w:space="0" w:sz="0" w:val="nil"/>
+              </w:pBdr>
+              <w:shd w:fill="auto" w:val="clear"/>
+              <w:spacing w:after="0" w:before="0" w:line="240" w:lineRule="auto"/>
+              <w:ind w:left="0" w:right="0" w:firstLine="0"/>
+              <w:jc w:val="left"/>
+              <w:rPr>
+                <w:rFonts w:ascii="Times New Roman" w:cs="Times New Roman" w:eastAsia="Times New Roman" w:hAnsi="Times New Roman"/>
+              </w:rPr>
+            </w:pPr>
+            <w:r>
+              <w:rPr>
+                <w:rFonts w:ascii="Times New Roman" w:cs="Times New Roman" w:eastAsia="Times New Roman" w:hAnsi="Times New Roman"/>
+                <w:rtl w:val="0"/>
+              </w:rPr>
+              <w:t xml:space="preserve">Broken Object Level Authorization </w:t>
+            </w:r>
+          </w:p>
+        </w:tc>
+        <w:tc>
+          <w:tcPr>
+            <w:shd w:fill="auto" w:val="clear"/>
+            <w:tcMar>
+              <w:top w:w="100.0" w:type="dxa"/>
+              <w:left w:w="100.0" w:type="dxa"/>
+              <w:bottom w:w="100.0" w:type="dxa"/>
+              <w:right w:w="100.0" w:type="dxa"/>
+            </w:tcMar>
+            <w:vAlign w:val="top"/>
+          </w:tcPr>
+          <w:p>
+            <w:pPr>
+              <w:keepNext w:val="0"/>
+              <w:keepLines w:val="0"/>
+              <w:pageBreakBefore w:val="0"/>
+              <w:widowControl w:val="0"/>
+              <w:pBdr>
+                <w:top w:space="0" w:sz="0" w:val="nil"/>
+                <w:left w:space="0" w:sz="0" w:val="nil"/>
+                <w:bottom w:space="0" w:sz="0" w:val="nil"/>
+                <w:right w:space="0" w:sz="0" w:val="nil"/>
+                <w:between w:space="0" w:sz="0" w:val="nil"/>
+              </w:pBdr>
+              <w:shd w:fill="auto" w:val="clear"/>
+              <w:spacing w:after="0" w:before="0" w:line="240" w:lineRule="auto"/>
+              <w:ind w:left="0" w:right="0" w:firstLine="0"/>
+              <w:jc w:val="left"/>
+              <w:rPr>
+                <w:rFonts w:ascii="Times New Roman" w:cs="Times New Roman" w:eastAsia="Times New Roman" w:hAnsi="Times New Roman"/>
+              </w:rPr>
+            </w:pPr>
+            <w:r>
+              <w:rPr>
+                <w:rFonts w:ascii="Times New Roman" w:cs="Times New Roman" w:eastAsia="Times New Roman" w:hAnsi="Times New Roman"/>
+                <w:rtl w:val="0"/>
+              </w:rPr>
+              <w:t xml:space="preserve">Privacy violation because users can view records that do not belong to them </w:t>
+            </w:r>
+          </w:p>
+        </w:tc>
+      </w:tr>
+      <w:tr>
+        <w:trPr>
+          <w:cantSplit w:val="0"/>
+          <w:tblHeader w:val="0"/>
+        </w:trPr>
+        <w:tc>
+          <w:tcPr>
+            <w:shd w:fill="auto" w:val="clear"/>
+            <w:tcMar>
+              <w:top w:w="100.0" w:type="dxa"/>
+              <w:left w:w="100.0" w:type="dxa"/>
+              <w:bottom w:w="100.0" w:type="dxa"/>
+              <w:right w:w="100.0" w:type="dxa"/>
+            </w:tcMar>
+            <w:vAlign w:val="top"/>
+          </w:tcPr>
+          <w:p>
+            <w:pPr>
+              <w:keepNext w:val="0"/>
+              <w:keepLines w:val="0"/>
+              <w:pageBreakBefore w:val="0"/>
+              <w:widowControl w:val="0"/>
+              <w:pBdr>
+                <w:top w:space="0" w:sz="0" w:val="nil"/>
+                <w:left w:space="0" w:sz="0" w:val="nil"/>
+                <w:bottom w:space="0" w:sz="0" w:val="nil"/>
+                <w:right w:space="0" w:sz="0" w:val="nil"/>
+                <w:between w:space="0" w:sz="0" w:val="nil"/>
+              </w:pBdr>
+              <w:shd w:fill="auto" w:val="clear"/>
+              <w:spacing w:after="0" w:before="0" w:line="240" w:lineRule="auto"/>
+              <w:ind w:left="0" w:right="0" w:firstLine="0"/>
+              <w:jc w:val="left"/>
+              <w:rPr>
+                <w:rFonts w:ascii="Times New Roman" w:cs="Times New Roman" w:eastAsia="Times New Roman" w:hAnsi="Times New Roman"/>
+              </w:rPr>
+            </w:pPr>
+            <w:r>
+              <w:rPr>
+                <w:rFonts w:ascii="Times New Roman" w:cs="Times New Roman" w:eastAsia="Times New Roman" w:hAnsi="Times New Roman"/>
+                <w:rtl w:val="0"/>
+              </w:rPr>
+              <w:t xml:space="preserve">Normal user can access staff route </w:t>
+            </w:r>
+          </w:p>
+        </w:tc>
+        <w:tc>
+          <w:tcPr>
+            <w:shd w:fill="auto" w:val="clear"/>
+            <w:tcMar>
+              <w:top w:w="100.0" w:type="dxa"/>
+              <w:left w:w="100.0" w:type="dxa"/>
+              <w:bottom w:w="100.0" w:type="dxa"/>
+              <w:right w:w="100.0" w:type="dxa"/>
+            </w:tcMar>
+            <w:vAlign w:val="top"/>
+          </w:tcPr>
+          <w:p>
+            <w:pPr>
+              <w:keepNext w:val="0"/>
+              <w:keepLines w:val="0"/>
+              <w:pageBreakBefore w:val="0"/>
+              <w:widowControl w:val="0"/>
+              <w:pBdr>
+                <w:top w:space="0" w:sz="0" w:val="nil"/>
+                <w:left w:space="0" w:sz="0" w:val="nil"/>
+                <w:bottom w:space="0" w:sz="0" w:val="nil"/>
+                <w:right w:space="0" w:sz="0" w:val="nil"/>
+                <w:between w:space="0" w:sz="0" w:val="nil"/>
+              </w:pBdr>
+              <w:shd w:fill="auto" w:val="clear"/>
+              <w:spacing w:after="0" w:before="0" w:line="240" w:lineRule="auto"/>
+              <w:ind w:left="0" w:right="0" w:firstLine="0"/>
+              <w:jc w:val="left"/>
+              <w:rPr>
+                <w:rFonts w:ascii="Times New Roman" w:cs="Times New Roman" w:eastAsia="Times New Roman" w:hAnsi="Times New Roman"/>
+              </w:rPr>
+            </w:pPr>
+            <w:r>
+              <w:rPr>
+                <w:rFonts w:ascii="Times New Roman" w:cs="Times New Roman" w:eastAsia="Times New Roman" w:hAnsi="Times New Roman"/>
+                <w:rtl w:val="0"/>
+              </w:rPr>
+              <w:t xml:space="preserve">API / Backend </w:t>
+            </w:r>
+          </w:p>
+        </w:tc>
+        <w:tc>
+          <w:tcPr>
+            <w:shd w:fill="auto" w:val="clear"/>
+            <w:tcMar>
+              <w:top w:w="100.0" w:type="dxa"/>
+              <w:left w:w="100.0" w:type="dxa"/>
+              <w:bottom w:w="100.0" w:type="dxa"/>
+              <w:right w:w="100.0" w:type="dxa"/>
+            </w:tcMar>
+            <w:vAlign w:val="top"/>
+          </w:tcPr>
+          <w:p>
+            <w:pPr>
+              <w:keepNext w:val="0"/>
+              <w:keepLines w:val="0"/>
+              <w:pageBreakBefore w:val="0"/>
+              <w:widowControl w:val="0"/>
+              <w:pBdr>
+                <w:top w:space="0" w:sz="0" w:val="nil"/>
+                <w:left w:space="0" w:sz="0" w:val="nil"/>
+                <w:bottom w:space="0" w:sz="0" w:val="nil"/>
+                <w:right w:space="0" w:sz="0" w:val="nil"/>
+                <w:between w:space="0" w:sz="0" w:val="nil"/>
+              </w:pBdr>
+              <w:shd w:fill="auto" w:val="clear"/>
+              <w:spacing w:after="0" w:before="0" w:line="240" w:lineRule="auto"/>
+              <w:ind w:left="0" w:right="0" w:firstLine="0"/>
+              <w:jc w:val="left"/>
+              <w:rPr>
+                <w:rFonts w:ascii="Times New Roman" w:cs="Times New Roman" w:eastAsia="Times New Roman" w:hAnsi="Times New Roman"/>
+              </w:rPr>
+            </w:pPr>
+            <w:r>
+              <w:rPr>
+                <w:rFonts w:ascii="Times New Roman" w:cs="Times New Roman" w:eastAsia="Times New Roman" w:hAnsi="Times New Roman"/>
+                <w:rtl w:val="0"/>
+              </w:rPr>
+              <w:t xml:space="preserve">Broken Function Level Authorization </w:t>
+            </w:r>
+          </w:p>
+        </w:tc>
+        <w:tc>
+          <w:tcPr>
+            <w:shd w:fill="auto" w:val="clear"/>
+            <w:tcMar>
+              <w:top w:w="100.0" w:type="dxa"/>
+              <w:left w:w="100.0" w:type="dxa"/>
+              <w:bottom w:w="100.0" w:type="dxa"/>
+              <w:right w:w="100.0" w:type="dxa"/>
+            </w:tcMar>
+            <w:vAlign w:val="top"/>
+          </w:tcPr>
+          <w:p>
+            <w:pPr>
+              <w:keepNext w:val="0"/>
+              <w:keepLines w:val="0"/>
+              <w:pageBreakBefore w:val="0"/>
+              <w:widowControl w:val="0"/>
+              <w:pBdr>
+                <w:top w:space="0" w:sz="0" w:val="nil"/>
+                <w:left w:space="0" w:sz="0" w:val="nil"/>
+                <w:bottom w:space="0" w:sz="0" w:val="nil"/>
+                <w:right w:space="0" w:sz="0" w:val="nil"/>
+                <w:between w:space="0" w:sz="0" w:val="nil"/>
+              </w:pBdr>
+              <w:shd w:fill="auto" w:val="clear"/>
+              <w:spacing w:after="0" w:before="0" w:line="240" w:lineRule="auto"/>
+              <w:ind w:left="0" w:right="0" w:firstLine="0"/>
+              <w:jc w:val="left"/>
+              <w:rPr>
+                <w:rFonts w:ascii="Times New Roman" w:cs="Times New Roman" w:eastAsia="Times New Roman" w:hAnsi="Times New Roman"/>
+              </w:rPr>
+            </w:pPr>
+            <w:r>
+              <w:rPr>
+                <w:rFonts w:ascii="Times New Roman" w:cs="Times New Roman" w:eastAsia="Times New Roman" w:hAnsi="Times New Roman"/>
+                <w:rtl w:val="0"/>
+              </w:rPr>
+              <w:t xml:space="preserve">Normal user can view staff-level BMI records </w:t>
+            </w:r>
+          </w:p>
+        </w:tc>
+      </w:tr>
+      <w:tr>
+        <w:trPr>
+          <w:cantSplit w:val="0"/>
+          <w:tblHeader w:val="0"/>
+        </w:trPr>
+        <w:tc>
+          <w:tcPr>
+            <w:shd w:fill="auto" w:val="clear"/>
+            <w:tcMar>
+              <w:top w:w="100.0" w:type="dxa"/>
+              <w:left w:w="100.0" w:type="dxa"/>
+              <w:bottom w:w="100.0" w:type="dxa"/>
+              <w:right w:w="100.0" w:type="dxa"/>
+            </w:tcMar>
+            <w:vAlign w:val="top"/>
+          </w:tcPr>
+          <w:p>
+            <w:pPr>
+              <w:keepNext w:val="0"/>
+              <w:keepLines w:val="0"/>
+              <w:pageBreakBefore w:val="0"/>
+              <w:widowControl w:val="0"/>
+              <w:pBdr>
+                <w:top w:space="0" w:sz="0" w:val="nil"/>
+                <w:left w:space="0" w:sz="0" w:val="nil"/>
+                <w:bottom w:space="0" w:sz="0" w:val="nil"/>
+                <w:right w:space="0" w:sz="0" w:val="nil"/>
+                <w:between w:space="0" w:sz="0" w:val="nil"/>
+              </w:pBdr>
+              <w:shd w:fill="auto" w:val="clear"/>
+              <w:spacing w:after="0" w:before="0" w:line="240" w:lineRule="auto"/>
+              <w:ind w:left="0" w:right="0" w:firstLine="0"/>
+              <w:jc w:val="left"/>
+              <w:rPr>
+                <w:rFonts w:ascii="Times New Roman" w:cs="Times New Roman" w:eastAsia="Times New Roman" w:hAnsi="Times New Roman"/>
+              </w:rPr>
+            </w:pPr>
+            <w:r>
+              <w:rPr>
+                <w:rFonts w:ascii="Times New Roman" w:cs="Times New Roman" w:eastAsia="Times New Roman" w:hAnsi="Times New Roman"/>
+                <w:rtl w:val="0"/>
+              </w:rPr>
+              <w:t xml:space="preserve">Normal user can access admin route </w:t>
+            </w:r>
+          </w:p>
+        </w:tc>
+        <w:tc>
+          <w:tcPr>
+            <w:shd w:fill="auto" w:val="clear"/>
+            <w:tcMar>
+              <w:top w:w="100.0" w:type="dxa"/>
+              <w:left w:w="100.0" w:type="dxa"/>
+              <w:bottom w:w="100.0" w:type="dxa"/>
+              <w:right w:w="100.0" w:type="dxa"/>
+            </w:tcMar>
+            <w:vAlign w:val="top"/>
+          </w:tcPr>
+          <w:p>
+            <w:pPr>
+              <w:keepNext w:val="0"/>
+              <w:keepLines w:val="0"/>
+              <w:pageBreakBefore w:val="0"/>
+              <w:widowControl w:val="0"/>
+              <w:pBdr>
+                <w:top w:space="0" w:sz="0" w:val="nil"/>
+                <w:left w:space="0" w:sz="0" w:val="nil"/>
+                <w:bottom w:space="0" w:sz="0" w:val="nil"/>
+                <w:right w:space="0" w:sz="0" w:val="nil"/>
+                <w:between w:space="0" w:sz="0" w:val="nil"/>
+              </w:pBdr>
+              <w:shd w:fill="auto" w:val="clear"/>
+              <w:spacing w:after="0" w:before="0" w:line="240" w:lineRule="auto"/>
+              <w:ind w:left="0" w:right="0" w:firstLine="0"/>
+              <w:jc w:val="left"/>
+              <w:rPr>
+                <w:rFonts w:ascii="Times New Roman" w:cs="Times New Roman" w:eastAsia="Times New Roman" w:hAnsi="Times New Roman"/>
+              </w:rPr>
+            </w:pPr>
+            <w:r>
+              <w:rPr>
+                <w:rFonts w:ascii="Times New Roman" w:cs="Times New Roman" w:eastAsia="Times New Roman" w:hAnsi="Times New Roman"/>
+                <w:rtl w:val="0"/>
+              </w:rPr>
+              <w:t xml:space="preserve">API / Backend </w:t>
+            </w:r>
+          </w:p>
+        </w:tc>
+        <w:tc>
+          <w:tcPr>
+            <w:shd w:fill="auto" w:val="clear"/>
+            <w:tcMar>
+              <w:top w:w="100.0" w:type="dxa"/>
+              <w:left w:w="100.0" w:type="dxa"/>
+              <w:bottom w:w="100.0" w:type="dxa"/>
+              <w:right w:w="100.0" w:type="dxa"/>
+            </w:tcMar>
+            <w:vAlign w:val="top"/>
+          </w:tcPr>
+          <w:p>
+            <w:pPr>
+              <w:keepNext w:val="0"/>
+              <w:keepLines w:val="0"/>
+              <w:pageBreakBefore w:val="0"/>
+              <w:widowControl w:val="0"/>
+              <w:pBdr>
+                <w:top w:space="0" w:sz="0" w:val="nil"/>
+                <w:left w:space="0" w:sz="0" w:val="nil"/>
+                <w:bottom w:space="0" w:sz="0" w:val="nil"/>
+                <w:right w:space="0" w:sz="0" w:val="nil"/>
+                <w:between w:space="0" w:sz="0" w:val="nil"/>
+              </w:pBdr>
+              <w:shd w:fill="auto" w:val="clear"/>
+              <w:spacing w:after="0" w:before="0" w:line="240" w:lineRule="auto"/>
+              <w:ind w:left="0" w:right="0" w:firstLine="0"/>
+              <w:jc w:val="left"/>
+              <w:rPr>
+                <w:rFonts w:ascii="Times New Roman" w:cs="Times New Roman" w:eastAsia="Times New Roman" w:hAnsi="Times New Roman"/>
+              </w:rPr>
+            </w:pPr>
+            <w:r>
+              <w:rPr>
+                <w:rFonts w:ascii="Times New Roman" w:cs="Times New Roman" w:eastAsia="Times New Roman" w:hAnsi="Times New Roman"/>
+                <w:rtl w:val="0"/>
+              </w:rPr>
+              <w:t xml:space="preserve">Broken Function Level Authorization </w:t>
+            </w:r>
+          </w:p>
+        </w:tc>
+        <w:tc>
+          <w:tcPr>
+            <w:shd w:fill="auto" w:val="clear"/>
+            <w:tcMar>
+              <w:top w:w="100.0" w:type="dxa"/>
+              <w:left w:w="100.0" w:type="dxa"/>
+              <w:bottom w:w="100.0" w:type="dxa"/>
+              <w:right w:w="100.0" w:type="dxa"/>
+            </w:tcMar>
+            <w:vAlign w:val="top"/>
+          </w:tcPr>
+          <w:p>
+            <w:pPr>
+              <w:keepNext w:val="0"/>
+              <w:keepLines w:val="0"/>
+              <w:pageBreakBefore w:val="0"/>
+              <w:widowControl w:val="0"/>
+              <w:pBdr>
+                <w:top w:space="0" w:sz="0" w:val="nil"/>
+                <w:left w:space="0" w:sz="0" w:val="nil"/>
+                <w:bottom w:space="0" w:sz="0" w:val="nil"/>
+                <w:right w:space="0" w:sz="0" w:val="nil"/>
+                <w:between w:space="0" w:sz="0" w:val="nil"/>
+              </w:pBdr>
+              <w:shd w:fill="auto" w:val="clear"/>
+              <w:spacing w:after="0" w:before="0" w:line="240" w:lineRule="auto"/>
+              <w:ind w:left="0" w:right="0" w:firstLine="0"/>
+              <w:jc w:val="left"/>
+              <w:rPr>
+                <w:rFonts w:ascii="Times New Roman" w:cs="Times New Roman" w:eastAsia="Times New Roman" w:hAnsi="Times New Roman"/>
+              </w:rPr>
+            </w:pPr>
+            <w:r>
+              <w:rPr>
+                <w:rFonts w:ascii="Times New Roman" w:cs="Times New Roman" w:eastAsia="Times New Roman" w:hAnsi="Times New Roman"/>
+                <w:rtl w:val="0"/>
+              </w:rPr>
+              <w:t xml:space="preserve">Unauthorized user may access admin functions </w:t>
+            </w:r>
+          </w:p>
+        </w:tc>
+      </w:tr>
+      <w:tr>
+        <w:trPr>
+          <w:cantSplit w:val="0"/>
+          <w:tblHeader w:val="0"/>
+        </w:trPr>
+        <w:tc>
+          <w:tcPr>
+            <w:shd w:fill="auto" w:val="clear"/>
+            <w:tcMar>
+              <w:top w:w="100.0" w:type="dxa"/>
+              <w:left w:w="100.0" w:type="dxa"/>
+              <w:bottom w:w="100.0" w:type="dxa"/>
+              <w:right w:w="100.0" w:type="dxa"/>
+            </w:tcMar>
+            <w:vAlign w:val="top"/>
+          </w:tcPr>
+          <w:p>
+            <w:pPr>
+              <w:keepNext w:val="0"/>
+              <w:keepLines w:val="0"/>
+              <w:pageBreakBefore w:val="0"/>
+              <w:widowControl w:val="0"/>
+              <w:pBdr>
+                <w:top w:space="0" w:sz="0" w:val="nil"/>
+                <w:left w:space="0" w:sz="0" w:val="nil"/>
+                <w:bottom w:space="0" w:sz="0" w:val="nil"/>
+                <w:right w:space="0" w:sz="0" w:val="nil"/>
+                <w:between w:space="0" w:sz="0" w:val="nil"/>
+              </w:pBdr>
+              <w:shd w:fill="auto" w:val="clear"/>
+              <w:spacing w:after="0" w:before="0" w:line="240" w:lineRule="auto"/>
+              <w:ind w:left="0" w:right="0" w:firstLine="0"/>
+              <w:jc w:val="left"/>
+              <w:rPr>
+                <w:rFonts w:ascii="Times New Roman" w:cs="Times New Roman" w:eastAsia="Times New Roman" w:hAnsi="Times New Roman"/>
+              </w:rPr>
+            </w:pPr>
+            <w:r>
+              <w:rPr>
+                <w:rFonts w:ascii="Times New Roman" w:cs="Times New Roman" w:eastAsia="Times New Roman" w:hAnsi="Times New Roman"/>
+                <w:rtl w:val="0"/>
+              </w:rPr>
+              <w:t xml:space="preserve">XSS payload executes in notes </w:t>
+            </w:r>
+          </w:p>
+        </w:tc>
+        <w:tc>
+          <w:tcPr>
+            <w:shd w:fill="auto" w:val="clear"/>
+            <w:tcMar>
+              <w:top w:w="100.0" w:type="dxa"/>
+              <w:left w:w="100.0" w:type="dxa"/>
+              <w:bottom w:w="100.0" w:type="dxa"/>
+              <w:right w:w="100.0" w:type="dxa"/>
+            </w:tcMar>
+            <w:vAlign w:val="top"/>
+          </w:tcPr>
+          <w:p>
+            <w:pPr>
+              <w:keepNext w:val="0"/>
+              <w:keepLines w:val="0"/>
+              <w:pageBreakBefore w:val="0"/>
+              <w:widowControl w:val="0"/>
+              <w:pBdr>
+                <w:top w:space="0" w:sz="0" w:val="nil"/>
+                <w:left w:space="0" w:sz="0" w:val="nil"/>
+                <w:bottom w:space="0" w:sz="0" w:val="nil"/>
+                <w:right w:space="0" w:sz="0" w:val="nil"/>
+                <w:between w:space="0" w:sz="0" w:val="nil"/>
+              </w:pBdr>
+              <w:shd w:fill="auto" w:val="clear"/>
+              <w:spacing w:after="0" w:before="0" w:line="240" w:lineRule="auto"/>
+              <w:ind w:left="0" w:right="0" w:firstLine="0"/>
+              <w:jc w:val="left"/>
+              <w:rPr>
+                <w:rFonts w:ascii="Times New Roman" w:cs="Times New Roman" w:eastAsia="Times New Roman" w:hAnsi="Times New Roman"/>
+              </w:rPr>
+            </w:pPr>
+            <w:r>
+              <w:rPr>
+                <w:rFonts w:ascii="Times New Roman" w:cs="Times New Roman" w:eastAsia="Times New Roman" w:hAnsi="Times New Roman"/>
+                <w:rtl w:val="0"/>
+              </w:rPr>
+              <w:t xml:space="preserve">Frontend </w:t>
+            </w:r>
+          </w:p>
+        </w:tc>
+        <w:tc>
+          <w:tcPr>
+            <w:shd w:fill="auto" w:val="clear"/>
+            <w:tcMar>
+              <w:top w:w="100.0" w:type="dxa"/>
+              <w:left w:w="100.0" w:type="dxa"/>
+              <w:bottom w:w="100.0" w:type="dxa"/>
+              <w:right w:w="100.0" w:type="dxa"/>
+            </w:tcMar>
+            <w:vAlign w:val="top"/>
+          </w:tcPr>
+          <w:p>
+            <w:pPr>
+              <w:keepNext w:val="0"/>
+              <w:keepLines w:val="0"/>
+              <w:pageBreakBefore w:val="0"/>
+              <w:widowControl w:val="0"/>
+              <w:pBdr>
+                <w:top w:space="0" w:sz="0" w:val="nil"/>
+                <w:left w:space="0" w:sz="0" w:val="nil"/>
+                <w:bottom w:space="0" w:sz="0" w:val="nil"/>
+                <w:right w:space="0" w:sz="0" w:val="nil"/>
+                <w:between w:space="0" w:sz="0" w:val="nil"/>
+              </w:pBdr>
+              <w:shd w:fill="auto" w:val="clear"/>
+              <w:spacing w:after="0" w:before="0" w:line="240" w:lineRule="auto"/>
+              <w:ind w:left="0" w:right="0" w:firstLine="0"/>
+              <w:jc w:val="left"/>
+              <w:rPr>
+                <w:rFonts w:ascii="Times New Roman" w:cs="Times New Roman" w:eastAsia="Times New Roman" w:hAnsi="Times New Roman"/>
+              </w:rPr>
+            </w:pPr>
+            <w:r>
+              <w:rPr>
+                <w:rFonts w:ascii="Times New Roman" w:cs="Times New Roman" w:eastAsia="Times New Roman" w:hAnsi="Times New Roman"/>
+                <w:rtl w:val="0"/>
+              </w:rPr>
+              <w:t xml:space="preserve">Cross-Site Scripting </w:t>
+            </w:r>
+          </w:p>
+        </w:tc>
+        <w:tc>
+          <w:tcPr>
+            <w:shd w:fill="auto" w:val="clear"/>
+            <w:tcMar>
+              <w:top w:w="100.0" w:type="dxa"/>
+              <w:left w:w="100.0" w:type="dxa"/>
+              <w:bottom w:w="100.0" w:type="dxa"/>
+              <w:right w:w="100.0" w:type="dxa"/>
+            </w:tcMar>
+            <w:vAlign w:val="top"/>
+          </w:tcPr>
+          <w:p>
+            <w:pPr>
+              <w:keepNext w:val="0"/>
+              <w:keepLines w:val="0"/>
+              <w:pageBreakBefore w:val="0"/>
+              <w:widowControl w:val="0"/>
+              <w:pBdr>
+                <w:top w:space="0" w:sz="0" w:val="nil"/>
+                <w:left w:space="0" w:sz="0" w:val="nil"/>
+                <w:bottom w:space="0" w:sz="0" w:val="nil"/>
+                <w:right w:space="0" w:sz="0" w:val="nil"/>
+                <w:between w:space="0" w:sz="0" w:val="nil"/>
+              </w:pBdr>
+              <w:shd w:fill="auto" w:val="clear"/>
+              <w:spacing w:after="0" w:before="0" w:line="240" w:lineRule="auto"/>
+              <w:ind w:left="0" w:right="0" w:firstLine="0"/>
+              <w:jc w:val="left"/>
+              <w:rPr>
+                <w:rFonts w:ascii="Times New Roman" w:cs="Times New Roman" w:eastAsia="Times New Roman" w:hAnsi="Times New Roman"/>
+              </w:rPr>
+            </w:pPr>
+            <w:r>
+              <w:rPr>
+                <w:rFonts w:ascii="Times New Roman" w:cs="Times New Roman" w:eastAsia="Times New Roman" w:hAnsi="Times New Roman"/>
+                <w:rtl w:val="0"/>
+              </w:rPr>
+              <w:t xml:space="preserve">Malicious script can run in the browser </w:t>
+            </w:r>
+          </w:p>
+        </w:tc>
+      </w:tr>
+      <w:tr>
+        <w:trPr>
+          <w:cantSplit w:val="0"/>
+          <w:tblHeader w:val="0"/>
+        </w:trPr>
+        <w:tc>
+          <w:tcPr>
+            <w:shd w:fill="auto" w:val="clear"/>
+            <w:tcMar>
+              <w:top w:w="100.0" w:type="dxa"/>
+              <w:left w:w="100.0" w:type="dxa"/>
+              <w:bottom w:w="100.0" w:type="dxa"/>
+              <w:right w:w="100.0" w:type="dxa"/>
+            </w:tcMar>
+            <w:vAlign w:val="top"/>
+          </w:tcPr>
+          <w:p>
+            <w:pPr>
+              <w:keepNext w:val="0"/>
+              <w:keepLines w:val="0"/>
+              <w:pageBreakBefore w:val="0"/>
+              <w:widowControl w:val="0"/>
+              <w:pBdr>
+                <w:top w:space="0" w:sz="0" w:val="nil"/>
+                <w:left w:space="0" w:sz="0" w:val="nil"/>
+                <w:bottom w:space="0" w:sz="0" w:val="nil"/>
+                <w:right w:space="0" w:sz="0" w:val="nil"/>
+                <w:between w:space="0" w:sz="0" w:val="nil"/>
+              </w:pBdr>
+              <w:shd w:fill="auto" w:val="clear"/>
+              <w:spacing w:after="0" w:before="0" w:line="240" w:lineRule="auto"/>
+              <w:ind w:left="0" w:right="0" w:firstLine="0"/>
+              <w:jc w:val="left"/>
+              <w:rPr>
+                <w:rFonts w:ascii="Times New Roman" w:cs="Times New Roman" w:eastAsia="Times New Roman" w:hAnsi="Times New Roman"/>
+              </w:rPr>
+            </w:pPr>
+            <w:r>
+              <w:rPr>
+                <w:rFonts w:ascii="Times New Roman" w:cs="Times New Roman" w:eastAsia="Times New Roman" w:hAnsi="Times New Roman"/>
+                <w:rtl w:val="0"/>
+              </w:rPr>
+              <w:t xml:space="preserve">API response exposes password or password_hash </w:t>
+            </w:r>
+          </w:p>
+        </w:tc>
+        <w:tc>
+          <w:tcPr>
+            <w:shd w:fill="auto" w:val="clear"/>
+            <w:tcMar>
+              <w:top w:w="100.0" w:type="dxa"/>
+              <w:left w:w="100.0" w:type="dxa"/>
+              <w:bottom w:w="100.0" w:type="dxa"/>
+              <w:right w:w="100.0" w:type="dxa"/>
+            </w:tcMar>
+            <w:vAlign w:val="top"/>
+          </w:tcPr>
+          <w:p>
+            <w:pPr>
+              <w:keepNext w:val="0"/>
+              <w:keepLines w:val="0"/>
+              <w:pageBreakBefore w:val="0"/>
+              <w:widowControl w:val="0"/>
+              <w:pBdr>
+                <w:top w:space="0" w:sz="0" w:val="nil"/>
+                <w:left w:space="0" w:sz="0" w:val="nil"/>
+                <w:bottom w:space="0" w:sz="0" w:val="nil"/>
+                <w:right w:space="0" w:sz="0" w:val="nil"/>
+                <w:between w:space="0" w:sz="0" w:val="nil"/>
+              </w:pBdr>
+              <w:shd w:fill="auto" w:val="clear"/>
+              <w:spacing w:after="0" w:before="0" w:line="240" w:lineRule="auto"/>
+              <w:ind w:left="0" w:right="0" w:firstLine="0"/>
+              <w:jc w:val="left"/>
+              <w:rPr>
+                <w:rFonts w:ascii="Times New Roman" w:cs="Times New Roman" w:eastAsia="Times New Roman" w:hAnsi="Times New Roman"/>
+              </w:rPr>
+            </w:pPr>
+            <w:r>
+              <w:rPr>
+                <w:rFonts w:ascii="Times New Roman" w:cs="Times New Roman" w:eastAsia="Times New Roman" w:hAnsi="Times New Roman"/>
+                <w:rtl w:val="0"/>
+              </w:rPr>
+              <w:t xml:space="preserve">API / Backend </w:t>
+            </w:r>
+          </w:p>
+        </w:tc>
+        <w:tc>
+          <w:tcPr>
+            <w:shd w:fill="auto" w:val="clear"/>
+            <w:tcMar>
+              <w:top w:w="100.0" w:type="dxa"/>
+              <w:left w:w="100.0" w:type="dxa"/>
+              <w:bottom w:w="100.0" w:type="dxa"/>
+              <w:right w:w="100.0" w:type="dxa"/>
+            </w:tcMar>
+            <w:vAlign w:val="top"/>
+          </w:tcPr>
+          <w:p>
+            <w:pPr>
+              <w:keepNext w:val="0"/>
+              <w:keepLines w:val="0"/>
+              <w:pageBreakBefore w:val="0"/>
+              <w:widowControl w:val="0"/>
+              <w:pBdr>
+                <w:top w:space="0" w:sz="0" w:val="nil"/>
+                <w:left w:space="0" w:sz="0" w:val="nil"/>
+                <w:bottom w:space="0" w:sz="0" w:val="nil"/>
+                <w:right w:space="0" w:sz="0" w:val="nil"/>
+                <w:between w:space="0" w:sz="0" w:val="nil"/>
+              </w:pBdr>
+              <w:shd w:fill="auto" w:val="clear"/>
+              <w:spacing w:after="0" w:before="0" w:line="240" w:lineRule="auto"/>
+              <w:ind w:left="0" w:right="0" w:firstLine="0"/>
+              <w:jc w:val="left"/>
+              <w:rPr>
+                <w:rFonts w:ascii="Times New Roman" w:cs="Times New Roman" w:eastAsia="Times New Roman" w:hAnsi="Times New Roman"/>
+              </w:rPr>
+            </w:pPr>
+            <w:r>
+              <w:rPr>
+                <w:rFonts w:ascii="Times New Roman" w:cs="Times New Roman" w:eastAsia="Times New Roman" w:hAnsi="Times New Roman"/>
+                <w:rtl w:val="0"/>
+              </w:rPr>
+              <w:t xml:space="preserve">Sensitive Data Exposure </w:t>
+            </w:r>
+          </w:p>
+        </w:tc>
+        <w:tc>
+          <w:tcPr>
+            <w:shd w:fill="auto" w:val="clear"/>
+            <w:tcMar>
+              <w:top w:w="100.0" w:type="dxa"/>
+              <w:left w:w="100.0" w:type="dxa"/>
+              <w:bottom w:w="100.0" w:type="dxa"/>
+              <w:right w:w="100.0" w:type="dxa"/>
+            </w:tcMar>
+            <w:vAlign w:val="top"/>
+          </w:tcPr>
+          <w:p>
+            <w:pPr>
+              <w:keepNext w:val="0"/>
+              <w:keepLines w:val="0"/>
+              <w:pageBreakBefore w:val="0"/>
+              <w:widowControl w:val="0"/>
+              <w:pBdr>
+                <w:top w:space="0" w:sz="0" w:val="nil"/>
+                <w:left w:space="0" w:sz="0" w:val="nil"/>
+                <w:bottom w:space="0" w:sz="0" w:val="nil"/>
+                <w:right w:space="0" w:sz="0" w:val="nil"/>
+                <w:between w:space="0" w:sz="0" w:val="nil"/>
+              </w:pBdr>
+              <w:shd w:fill="auto" w:val="clear"/>
+              <w:spacing w:after="0" w:before="0" w:line="240" w:lineRule="auto"/>
+              <w:ind w:left="0" w:right="0" w:firstLine="0"/>
+              <w:jc w:val="left"/>
+              <w:rPr>
+                <w:rFonts w:ascii="Times New Roman" w:cs="Times New Roman" w:eastAsia="Times New Roman" w:hAnsi="Times New Roman"/>
+              </w:rPr>
+            </w:pPr>
+            <w:r>
+              <w:rPr>
+                <w:rFonts w:ascii="Times New Roman" w:cs="Times New Roman" w:eastAsia="Times New Roman" w:hAnsi="Times New Roman"/>
+                <w:rtl w:val="0"/>
+              </w:rPr>
+              <w:t xml:space="preserve">Sensitive user credential information may be exposed </w:t>
+            </w:r>
+          </w:p>
+        </w:tc>
+      </w:tr>
+      <w:tr>
+        <w:trPr>
+          <w:cantSplit w:val="0"/>
+          <w:tblHeader w:val="0"/>
+        </w:trPr>
+        <w:tc>
+          <w:tcPr>
+            <w:shd w:fill="auto" w:val="clear"/>
+            <w:tcMar>
+              <w:top w:w="100.0" w:type="dxa"/>
+              <w:left w:w="100.0" w:type="dxa"/>
+              <w:bottom w:w="100.0" w:type="dxa"/>
+              <w:right w:w="100.0" w:type="dxa"/>
+            </w:tcMar>
+            <w:vAlign w:val="top"/>
+          </w:tcPr>
+          <w:p>
+            <w:pPr>
+              <w:keepNext w:val="0"/>
+              <w:keepLines w:val="0"/>
+              <w:pageBreakBefore w:val="0"/>
+              <w:widowControl w:val="0"/>
+              <w:pBdr>
+                <w:top w:space="0" w:sz="0" w:val="nil"/>
+                <w:left w:space="0" w:sz="0" w:val="nil"/>
+                <w:bottom w:space="0" w:sz="0" w:val="nil"/>
+                <w:right w:space="0" w:sz="0" w:val="nil"/>
+                <w:between w:space="0" w:sz="0" w:val="nil"/>
+              </w:pBdr>
+              <w:shd w:fill="auto" w:val="clear"/>
+              <w:spacing w:after="0" w:before="0" w:line="240" w:lineRule="auto"/>
+              <w:ind w:left="0" w:right="0" w:firstLine="0"/>
+              <w:jc w:val="left"/>
+              <w:rPr>
+                <w:rFonts w:ascii="Times New Roman" w:cs="Times New Roman" w:eastAsia="Times New Roman" w:hAnsi="Times New Roman"/>
+              </w:rPr>
+            </w:pPr>
+            <w:r>
+              <w:rPr>
+                <w:rFonts w:ascii="Times New Roman" w:cs="Times New Roman" w:eastAsia="Times New Roman" w:hAnsi="Times New Roman"/>
+                <w:rtl w:val="0"/>
+              </w:rPr>
+              <w:t xml:space="preserve">SQL Injection input may affect query </w:t>
+            </w:r>
+          </w:p>
+        </w:tc>
+        <w:tc>
+          <w:tcPr>
+            <w:shd w:fill="auto" w:val="clear"/>
+            <w:tcMar>
+              <w:top w:w="100.0" w:type="dxa"/>
+              <w:left w:w="100.0" w:type="dxa"/>
+              <w:bottom w:w="100.0" w:type="dxa"/>
+              <w:right w:w="100.0" w:type="dxa"/>
+            </w:tcMar>
+            <w:vAlign w:val="top"/>
+          </w:tcPr>
+          <w:p>
+            <w:pPr>
+              <w:keepNext w:val="0"/>
+              <w:keepLines w:val="0"/>
+              <w:pageBreakBefore w:val="0"/>
+              <w:widowControl w:val="0"/>
+              <w:pBdr>
+                <w:top w:space="0" w:sz="0" w:val="nil"/>
+                <w:left w:space="0" w:sz="0" w:val="nil"/>
+                <w:bottom w:space="0" w:sz="0" w:val="nil"/>
+                <w:right w:space="0" w:sz="0" w:val="nil"/>
+                <w:between w:space="0" w:sz="0" w:val="nil"/>
+              </w:pBdr>
+              <w:shd w:fill="auto" w:val="clear"/>
+              <w:spacing w:after="0" w:before="0" w:line="240" w:lineRule="auto"/>
+              <w:ind w:left="0" w:right="0" w:firstLine="0"/>
+              <w:jc w:val="left"/>
+              <w:rPr>
+                <w:rFonts w:ascii="Times New Roman" w:cs="Times New Roman" w:eastAsia="Times New Roman" w:hAnsi="Times New Roman"/>
+              </w:rPr>
+            </w:pPr>
+            <w:r>
+              <w:rPr>
+                <w:rFonts w:ascii="Times New Roman" w:cs="Times New Roman" w:eastAsia="Times New Roman" w:hAnsi="Times New Roman"/>
+                <w:rtl w:val="0"/>
+              </w:rPr>
+              <w:t xml:space="preserve">Backend / Database </w:t>
+            </w:r>
+          </w:p>
+        </w:tc>
+        <w:tc>
+          <w:tcPr>
+            <w:shd w:fill="auto" w:val="clear"/>
+            <w:tcMar>
+              <w:top w:w="100.0" w:type="dxa"/>
+              <w:left w:w="100.0" w:type="dxa"/>
+              <w:bottom w:w="100.0" w:type="dxa"/>
+              <w:right w:w="100.0" w:type="dxa"/>
+            </w:tcMar>
+            <w:vAlign w:val="top"/>
+          </w:tcPr>
+          <w:p>
+            <w:pPr>
+              <w:keepNext w:val="0"/>
+              <w:keepLines w:val="0"/>
+              <w:pageBreakBefore w:val="0"/>
+              <w:widowControl w:val="0"/>
+              <w:pBdr>
+                <w:top w:space="0" w:sz="0" w:val="nil"/>
+                <w:left w:space="0" w:sz="0" w:val="nil"/>
+                <w:bottom w:space="0" w:sz="0" w:val="nil"/>
+                <w:right w:space="0" w:sz="0" w:val="nil"/>
+                <w:between w:space="0" w:sz="0" w:val="nil"/>
+              </w:pBdr>
+              <w:shd w:fill="auto" w:val="clear"/>
+              <w:spacing w:after="0" w:before="0" w:line="240" w:lineRule="auto"/>
+              <w:ind w:left="0" w:right="0" w:firstLine="0"/>
+              <w:jc w:val="left"/>
+              <w:rPr>
+                <w:rFonts w:ascii="Times New Roman" w:cs="Times New Roman" w:eastAsia="Times New Roman" w:hAnsi="Times New Roman"/>
+              </w:rPr>
+            </w:pPr>
+            <w:r>
+              <w:rPr>
+                <w:rFonts w:ascii="Times New Roman" w:cs="Times New Roman" w:eastAsia="Times New Roman" w:hAnsi="Times New Roman"/>
+                <w:rtl w:val="0"/>
+              </w:rPr>
+              <w:t xml:space="preserve">SQL Injection </w:t>
+            </w:r>
+          </w:p>
+        </w:tc>
+        <w:tc>
+          <w:tcPr>
+            <w:shd w:fill="auto" w:val="clear"/>
+            <w:tcMar>
+              <w:top w:w="100.0" w:type="dxa"/>
+              <w:left w:w="100.0" w:type="dxa"/>
+              <w:bottom w:w="100.0" w:type="dxa"/>
+              <w:right w:w="100.0" w:type="dxa"/>
+            </w:tcMar>
+            <w:vAlign w:val="top"/>
+          </w:tcPr>
+          <w:p>
+            <w:pPr>
+              <w:keepNext w:val="0"/>
+              <w:keepLines w:val="0"/>
+              <w:pageBreakBefore w:val="0"/>
+              <w:widowControl w:val="0"/>
+              <w:pBdr>
+                <w:top w:space="0" w:sz="0" w:val="nil"/>
+                <w:left w:space="0" w:sz="0" w:val="nil"/>
+                <w:bottom w:space="0" w:sz="0" w:val="nil"/>
+                <w:right w:space="0" w:sz="0" w:val="nil"/>
+                <w:between w:space="0" w:sz="0" w:val="nil"/>
+              </w:pBdr>
+              <w:shd w:fill="auto" w:val="clear"/>
+              <w:spacing w:after="0" w:before="0" w:line="240" w:lineRule="auto"/>
+              <w:ind w:left="0" w:right="0" w:firstLine="0"/>
+              <w:jc w:val="left"/>
+              <w:rPr>
+                <w:rFonts w:ascii="Times New Roman" w:cs="Times New Roman" w:eastAsia="Times New Roman" w:hAnsi="Times New Roman"/>
+              </w:rPr>
+            </w:pPr>
+            <w:r>
+              <w:rPr>
+                <w:rFonts w:ascii="Times New Roman" w:cs="Times New Roman" w:eastAsia="Times New Roman" w:hAnsi="Times New Roman"/>
+                <w:rtl w:val="0"/>
+              </w:rPr>
+              <w:t xml:space="preserve">Unauthorized access or database query manipulation may happen </w:t>
+            </w:r>
+          </w:p>
+        </w:tc>
+      </w:tr>
+      <w:tr>
+        <w:trPr>
+          <w:cantSplit w:val="0"/>
+          <w:tblHeader w:val="0"/>
+        </w:trPr>
+        <w:tc>
+          <w:tcPr>
+            <w:shd w:fill="auto" w:val="clear"/>
+            <w:tcMar>
+              <w:top w:w="100.0" w:type="dxa"/>
+              <w:left w:w="100.0" w:type="dxa"/>
+              <w:bottom w:w="100.0" w:type="dxa"/>
+              <w:right w:w="100.0" w:type="dxa"/>
+            </w:tcMar>
+            <w:vAlign w:val="top"/>
+          </w:tcPr>
+          <w:p>
+            <w:pPr>
+              <w:keepNext w:val="0"/>
+              <w:keepLines w:val="0"/>
+              <w:pageBreakBefore w:val="0"/>
+              <w:widowControl w:val="0"/>
+              <w:pBdr>
+                <w:top w:space="0" w:sz="0" w:val="nil"/>
+                <w:left w:space="0" w:sz="0" w:val="nil"/>
+                <w:bottom w:space="0" w:sz="0" w:val="nil"/>
+                <w:right w:space="0" w:sz="0" w:val="nil"/>
+                <w:between w:space="0" w:sz="0" w:val="nil"/>
+              </w:pBdr>
+              <w:shd w:fill="auto" w:val="clear"/>
+              <w:spacing w:after="0" w:before="0" w:line="240" w:lineRule="auto"/>
+              <w:ind w:left="0" w:right="0" w:firstLine="0"/>
+              <w:jc w:val="left"/>
+              <w:rPr>
+                <w:rFonts w:ascii="Times New Roman" w:cs="Times New Roman" w:eastAsia="Times New Roman" w:hAnsi="Times New Roman"/>
+              </w:rPr>
+            </w:pPr>
+            <w:r>
+              <w:rPr>
+                <w:rFonts w:ascii="Times New Roman" w:cs="Times New Roman" w:eastAsia="Times New Roman" w:hAnsi="Times New Roman"/>
+                <w:rtl w:val="0"/>
+              </w:rPr>
+              <w:t xml:space="preserve">User can update protected fields </w:t>
+            </w:r>
+          </w:p>
+        </w:tc>
+        <w:tc>
+          <w:tcPr>
+            <w:shd w:fill="auto" w:val="clear"/>
+            <w:tcMar>
+              <w:top w:w="100.0" w:type="dxa"/>
+              <w:left w:w="100.0" w:type="dxa"/>
+              <w:bottom w:w="100.0" w:type="dxa"/>
+              <w:right w:w="100.0" w:type="dxa"/>
+            </w:tcMar>
+            <w:vAlign w:val="top"/>
+          </w:tcPr>
+          <w:p>
+            <w:pPr>
+              <w:keepNext w:val="0"/>
+              <w:keepLines w:val="0"/>
+              <w:pageBreakBefore w:val="0"/>
+              <w:widowControl w:val="0"/>
+              <w:pBdr>
+                <w:top w:space="0" w:sz="0" w:val="nil"/>
+                <w:left w:space="0" w:sz="0" w:val="nil"/>
+                <w:bottom w:space="0" w:sz="0" w:val="nil"/>
+                <w:right w:space="0" w:sz="0" w:val="nil"/>
+                <w:between w:space="0" w:sz="0" w:val="nil"/>
+              </w:pBdr>
+              <w:shd w:fill="auto" w:val="clear"/>
+              <w:spacing w:after="0" w:before="0" w:line="240" w:lineRule="auto"/>
+              <w:ind w:left="0" w:right="0" w:firstLine="0"/>
+              <w:jc w:val="left"/>
+              <w:rPr>
+                <w:rFonts w:ascii="Times New Roman" w:cs="Times New Roman" w:eastAsia="Times New Roman" w:hAnsi="Times New Roman"/>
+              </w:rPr>
+            </w:pPr>
+            <w:r>
+              <w:rPr>
+                <w:rFonts w:ascii="Times New Roman" w:cs="Times New Roman" w:eastAsia="Times New Roman" w:hAnsi="Times New Roman"/>
+                <w:rtl w:val="0"/>
+              </w:rPr>
+              <w:t xml:space="preserve">API / Backend </w:t>
+            </w:r>
+          </w:p>
+        </w:tc>
+        <w:tc>
+          <w:tcPr>
+            <w:shd w:fill="auto" w:val="clear"/>
+            <w:tcMar>
+              <w:top w:w="100.0" w:type="dxa"/>
+              <w:left w:w="100.0" w:type="dxa"/>
+              <w:bottom w:w="100.0" w:type="dxa"/>
+              <w:right w:w="100.0" w:type="dxa"/>
+            </w:tcMar>
+            <w:vAlign w:val="top"/>
+          </w:tcPr>
+          <w:p>
+            <w:pPr>
+              <w:keepNext w:val="0"/>
+              <w:keepLines w:val="0"/>
+              <w:pageBreakBefore w:val="0"/>
+              <w:widowControl w:val="0"/>
+              <w:pBdr>
+                <w:top w:space="0" w:sz="0" w:val="nil"/>
+                <w:left w:space="0" w:sz="0" w:val="nil"/>
+                <w:bottom w:space="0" w:sz="0" w:val="nil"/>
+                <w:right w:space="0" w:sz="0" w:val="nil"/>
+                <w:between w:space="0" w:sz="0" w:val="nil"/>
+              </w:pBdr>
+              <w:shd w:fill="auto" w:val="clear"/>
+              <w:spacing w:after="0" w:before="0" w:line="240" w:lineRule="auto"/>
+              <w:ind w:left="0" w:right="0" w:firstLine="0"/>
+              <w:jc w:val="left"/>
+              <w:rPr>
+                <w:rFonts w:ascii="Times New Roman" w:cs="Times New Roman" w:eastAsia="Times New Roman" w:hAnsi="Times New Roman"/>
+              </w:rPr>
+            </w:pPr>
+            <w:r>
+              <w:rPr>
+                <w:rFonts w:ascii="Times New Roman" w:cs="Times New Roman" w:eastAsia="Times New Roman" w:hAnsi="Times New Roman"/>
+                <w:rtl w:val="0"/>
+              </w:rPr>
+              <w:t xml:space="preserve">Mass Assignment </w:t>
+            </w:r>
+          </w:p>
+        </w:tc>
+        <w:tc>
+          <w:tcPr>
+            <w:shd w:fill="auto" w:val="clear"/>
+            <w:tcMar>
+              <w:top w:w="100.0" w:type="dxa"/>
+              <w:left w:w="100.0" w:type="dxa"/>
+              <w:bottom w:w="100.0" w:type="dxa"/>
+              <w:right w:w="100.0" w:type="dxa"/>
+            </w:tcMar>
+            <w:vAlign w:val="top"/>
+          </w:tcPr>
+          <w:p>
+            <w:pPr>
+              <w:keepNext w:val="0"/>
+              <w:keepLines w:val="0"/>
+              <w:pageBreakBefore w:val="0"/>
+              <w:widowControl w:val="0"/>
+              <w:pBdr>
+                <w:top w:space="0" w:sz="0" w:val="nil"/>
+                <w:left w:space="0" w:sz="0" w:val="nil"/>
+                <w:bottom w:space="0" w:sz="0" w:val="nil"/>
+                <w:right w:space="0" w:sz="0" w:val="nil"/>
+                <w:between w:space="0" w:sz="0" w:val="nil"/>
+              </w:pBdr>
+              <w:shd w:fill="auto" w:val="clear"/>
+              <w:spacing w:after="0" w:before="0" w:line="240" w:lineRule="auto"/>
+              <w:ind w:left="0" w:right="0" w:firstLine="0"/>
+              <w:jc w:val="left"/>
+              <w:rPr>
+                <w:rFonts w:ascii="Times New Roman" w:cs="Times New Roman" w:eastAsia="Times New Roman" w:hAnsi="Times New Roman"/>
+              </w:rPr>
+            </w:pPr>
+            <w:r>
+              <w:rPr>
+                <w:rFonts w:ascii="Times New Roman" w:cs="Times New Roman" w:eastAsia="Times New Roman" w:hAnsi="Times New Roman"/>
+                <w:rtl w:val="0"/>
+              </w:rPr>
+              <w:t xml:space="preserve">User may change fields such as user_id, role, bmi, or category </w:t>
+            </w:r>
+          </w:p>
+        </w:tc>
+      </w:tr>
+    </w:tbl>
+    <w:p>
+      <w:pPr>
+        <w:spacing w:after="200" w:line="276" w:lineRule="auto"/>
+        <w:jc w:val="left"/>
+        <w:rPr>
+          <w:rFonts w:ascii="Times New Roman" w:cs="Times New Roman" w:eastAsia="Times New Roman" w:hAnsi="Times New Roman"/>
+          <w:b w:val="1"/>
+          <w:bCs w:val="1"/>
         </w:rPr>
       </w:pPr>
       <w:r>
@@ -4756,6 +6377,13 @@
     </w:tblPr>
   </w:style>
   <w:style w:type="table" w:styleId="Table3">
+    <w:basedOn w:val="TableNormal"/>
+    <w:tblPr>
+      <w:tblStyleRowBandSize w:val="1"/>
+      <w:tblStyleColBandSize w:val="1"/>
+    </w:tblPr>
+  </w:style>
+  <w:style w:type="table" w:styleId="Table4">
     <w:basedOn w:val="TableNormal"/>
     <w:tblPr>
       <w:tblStyleRowBandSize w:val="1"/>

--- a/report/SECJ3483-01_Izzat_Ammar_Rami_Nour.docx
+++ b/report/SECJ3483-01_Izzat_Ammar_Rami_Nour.docx
@@ -781,8 +781,6 @@
         <w:jc w:val="left"/>
         <w:rPr>
           <w:rFonts w:ascii="Times New Roman" w:cs="Times New Roman" w:eastAsia="Times New Roman" w:hAnsi="Times New Roman"/>
-          <w:b w:val="1"/>
-          <w:bCs w:val="1"/>
         </w:rPr>
       </w:pPr>
       <w:r>
@@ -792,23 +790,12 @@
           <w:bCs w:val="1"/>
           <w:rtl w:val="0"/>
         </w:rPr>
-        <w:t xml:space="preserve">Phase 1</w:t>
+        <w:t xml:space="preserve">Phase 1: Security Investigation</w:t>
       </w:r>
-    </w:p>
-    <w:p>
-      <w:pPr>
-        <w:spacing w:after="200" w:line="276" w:lineRule="auto"/>
-        <w:jc w:val="left"/>
-        <w:rPr>
-          <w:rFonts w:ascii="Times New Roman" w:cs="Times New Roman" w:eastAsia="Times New Roman" w:hAnsi="Times New Roman"/>
-        </w:rPr>
-      </w:pPr>
       <w:r>
         <w:rPr>
-          <w:rFonts w:ascii="Times New Roman" w:cs="Times New Roman" w:eastAsia="Times New Roman" w:hAnsi="Times New Roman"/>
           <w:rtl w:val="0"/>
         </w:rPr>
-        <w:t xml:space="preserve">2. Security investigation summary </w:t>
       </w:r>
     </w:p>
     <w:p>
@@ -3547,12 +3534,12 @@
                 <wp:inline distB="114300" distT="114300" distL="114300" distR="114300">
                   <wp:extent cx="2519363" cy="1548525"/>
                   <wp:effectExtent b="0" l="0" r="0" t="0"/>
-                  <wp:docPr id="2" name="image3.png"/>
+                  <wp:docPr id="2" name="image1.png"/>
                   <a:graphic>
                     <a:graphicData uri="http://schemas.openxmlformats.org/drawingml/2006/picture">
                       <pic:pic>
                         <pic:nvPicPr>
-                          <pic:cNvPr id="0" name="image3.png"/>
+                          <pic:cNvPr id="0" name="image1.png"/>
                           <pic:cNvPicPr preferRelativeResize="0"/>
                         </pic:nvPicPr>
                         <pic:blipFill>
@@ -3584,12 +3571,12 @@
                 <wp:inline distB="114300" distT="114300" distL="114300" distR="114300">
                   <wp:extent cx="2114550" cy="1728788"/>
                   <wp:effectExtent b="0" l="0" r="0" t="0"/>
-                  <wp:docPr id="11" name="image6.png"/>
+                  <wp:docPr id="11" name="image8.png"/>
                   <a:graphic>
                     <a:graphicData uri="http://schemas.openxmlformats.org/drawingml/2006/picture">
                       <pic:pic>
                         <pic:nvPicPr>
-                          <pic:cNvPr id="0" name="image6.png"/>
+                          <pic:cNvPr id="0" name="image8.png"/>
                           <pic:cNvPicPr preferRelativeResize="0"/>
                         </pic:nvPicPr>
                         <pic:blipFill>
@@ -3707,12 +3694,12 @@
                 <wp:inline distB="114300" distT="114300" distL="114300" distR="114300">
                   <wp:extent cx="2240833" cy="1692331"/>
                   <wp:effectExtent b="0" l="0" r="0" t="0"/>
-                  <wp:docPr id="5" name="image1.png"/>
+                  <wp:docPr id="5" name="image5.png"/>
                   <a:graphic>
                     <a:graphicData uri="http://schemas.openxmlformats.org/drawingml/2006/picture">
                       <pic:pic>
                         <pic:nvPicPr>
-                          <pic:cNvPr id="0" name="image1.png"/>
+                          <pic:cNvPr id="0" name="image5.png"/>
                           <pic:cNvPicPr preferRelativeResize="0"/>
                         </pic:nvPicPr>
                         <pic:blipFill>
@@ -3830,12 +3817,12 @@
                 <wp:inline distB="114300" distT="114300" distL="114300" distR="114300">
                   <wp:extent cx="2551655" cy="1804988"/>
                   <wp:effectExtent b="0" l="0" r="0" t="0"/>
-                  <wp:docPr id="6" name="image4.png"/>
+                  <wp:docPr id="6" name="image7.png"/>
                   <a:graphic>
                     <a:graphicData uri="http://schemas.openxmlformats.org/drawingml/2006/picture">
                       <pic:pic>
                         <pic:nvPicPr>
-                          <pic:cNvPr id="0" name="image4.png"/>
+                          <pic:cNvPr id="0" name="image7.png"/>
                           <pic:cNvPicPr preferRelativeResize="0"/>
                         </pic:nvPicPr>
                         <pic:blipFill>
@@ -3953,12 +3940,12 @@
                 <wp:inline distB="114300" distT="114300" distL="114300" distR="114300">
                   <wp:extent cx="3474927" cy="2328863"/>
                   <wp:effectExtent b="0" l="0" r="0" t="0"/>
-                  <wp:docPr id="3" name="image8.png"/>
+                  <wp:docPr id="3" name="image2.png"/>
                   <a:graphic>
                     <a:graphicData uri="http://schemas.openxmlformats.org/drawingml/2006/picture">
                       <pic:pic>
                         <pic:nvPicPr>
-                          <pic:cNvPr id="0" name="image8.png"/>
+                          <pic:cNvPr id="0" name="image2.png"/>
                           <pic:cNvPicPr preferRelativeResize="0"/>
                         </pic:nvPicPr>
                         <pic:blipFill>
@@ -4236,12 +4223,12 @@
                 <wp:inline distB="114300" distT="114300" distL="114300" distR="114300">
                   <wp:extent cx="3033713" cy="2033349"/>
                   <wp:effectExtent b="0" l="0" r="0" t="0"/>
-                  <wp:docPr id="1" name="image5.png"/>
+                  <wp:docPr id="1" name="image3.png"/>
                   <a:graphic>
                     <a:graphicData uri="http://schemas.openxmlformats.org/drawingml/2006/picture">
                       <pic:pic>
                         <pic:nvPicPr>
-                          <pic:cNvPr id="0" name="image5.png"/>
+                          <pic:cNvPr id="0" name="image3.png"/>
                           <pic:cNvPicPr preferRelativeResize="0"/>
                         </pic:nvPicPr>
                         <pic:blipFill>
@@ -4359,12 +4346,12 @@
                 <wp:inline distB="114300" distT="114300" distL="114300" distR="114300">
                   <wp:extent cx="3017822" cy="2006656"/>
                   <wp:effectExtent b="0" l="0" r="0" t="0"/>
-                  <wp:docPr id="7" name="image2.png"/>
+                  <wp:docPr id="7" name="image6.png"/>
                   <a:graphic>
                     <a:graphicData uri="http://schemas.openxmlformats.org/drawingml/2006/picture">
                       <pic:pic>
                         <pic:nvPicPr>
-                          <pic:cNvPr id="0" name="image2.png"/>
+                          <pic:cNvPr id="0" name="image6.png"/>
                           <pic:cNvPicPr preferRelativeResize="0"/>
                         </pic:nvPicPr>
                         <pic:blipFill>
@@ -4482,12 +4469,12 @@
                 <wp:inline distB="114300" distT="114300" distL="114300" distR="114300">
                   <wp:extent cx="3407423" cy="2090738"/>
                   <wp:effectExtent b="0" l="0" r="0" t="0"/>
-                  <wp:docPr id="4" name="image7.png"/>
+                  <wp:docPr id="4" name="image4.png"/>
                   <a:graphic>
                     <a:graphicData uri="http://schemas.openxmlformats.org/drawingml/2006/picture">
                       <pic:pic>
                         <pic:nvPicPr>
-                          <pic:cNvPr id="0" name="image7.png"/>
+                          <pic:cNvPr id="0" name="image4.png"/>
                           <pic:cNvPicPr preferRelativeResize="0"/>
                         </pic:nvPicPr>
                         <pic:blipFill>
@@ -4572,7 +4559,7 @@
           <w:bCs w:val="1"/>
           <w:rtl w:val="0"/>
         </w:rPr>
-        <w:t xml:space="preserve">Phase 2</w:t>
+        <w:t xml:space="preserve">Phase 2: Weakness Classification and Discussion</w:t>
       </w:r>
     </w:p>
     <w:p>
@@ -6163,6 +6150,2106 @@
                 <w:rtl w:val="0"/>
               </w:rPr>
               <w:t xml:space="preserve">User may change fields such as user_id, role, bmi, or category </w:t>
+            </w:r>
+          </w:p>
+        </w:tc>
+      </w:tr>
+    </w:tbl>
+    <w:p>
+      <w:pPr>
+        <w:spacing w:after="200" w:line="276" w:lineRule="auto"/>
+        <w:jc w:val="left"/>
+        <w:rPr>
+          <w:rFonts w:ascii="Times New Roman" w:cs="Times New Roman" w:eastAsia="Times New Roman" w:hAnsi="Times New Roman"/>
+          <w:b w:val="1"/>
+          <w:bCs w:val="1"/>
+        </w:rPr>
+      </w:pPr>
+      <w:r>
+        <w:rPr>
+          <w:rtl w:val="0"/>
+        </w:rPr>
+      </w:r>
+    </w:p>
+    <w:p>
+      <w:pPr>
+        <w:spacing w:after="200" w:line="276" w:lineRule="auto"/>
+        <w:jc w:val="left"/>
+        <w:rPr>
+          <w:rFonts w:ascii="Times New Roman" w:cs="Times New Roman" w:eastAsia="Times New Roman" w:hAnsi="Times New Roman"/>
+          <w:b w:val="1"/>
+          <w:bCs w:val="1"/>
+        </w:rPr>
+      </w:pPr>
+      <w:r>
+        <w:rPr>
+          <w:rtl w:val="0"/>
+        </w:rPr>
+      </w:r>
+    </w:p>
+    <w:p>
+      <w:pPr>
+        <w:spacing w:after="200" w:line="276" w:lineRule="auto"/>
+        <w:jc w:val="left"/>
+        <w:rPr>
+          <w:rFonts w:ascii="Times New Roman" w:cs="Times New Roman" w:eastAsia="Times New Roman" w:hAnsi="Times New Roman"/>
+          <w:b w:val="1"/>
+          <w:bCs w:val="1"/>
+        </w:rPr>
+      </w:pPr>
+      <w:r>
+        <w:rPr>
+          <w:rtl w:val="0"/>
+        </w:rPr>
+      </w:r>
+    </w:p>
+    <w:p>
+      <w:pPr>
+        <w:spacing w:after="200" w:line="276" w:lineRule="auto"/>
+        <w:jc w:val="left"/>
+        <w:rPr>
+          <w:rFonts w:ascii="Times New Roman" w:cs="Times New Roman" w:eastAsia="Times New Roman" w:hAnsi="Times New Roman"/>
+          <w:b w:val="1"/>
+          <w:bCs w:val="1"/>
+        </w:rPr>
+      </w:pPr>
+      <w:r>
+        <w:rPr>
+          <w:rtl w:val="0"/>
+        </w:rPr>
+      </w:r>
+    </w:p>
+    <w:p>
+      <w:pPr>
+        <w:spacing w:after="200" w:line="276" w:lineRule="auto"/>
+        <w:jc w:val="left"/>
+        <w:rPr>
+          <w:rFonts w:ascii="Times New Roman" w:cs="Times New Roman" w:eastAsia="Times New Roman" w:hAnsi="Times New Roman"/>
+          <w:b w:val="1"/>
+          <w:bCs w:val="1"/>
+        </w:rPr>
+      </w:pPr>
+      <w:r>
+        <w:rPr>
+          <w:rtl w:val="0"/>
+        </w:rPr>
+      </w:r>
+    </w:p>
+    <w:p>
+      <w:pPr>
+        <w:spacing w:after="200" w:line="276" w:lineRule="auto"/>
+        <w:jc w:val="left"/>
+        <w:rPr>
+          <w:rFonts w:ascii="Times New Roman" w:cs="Times New Roman" w:eastAsia="Times New Roman" w:hAnsi="Times New Roman"/>
+          <w:b w:val="1"/>
+          <w:bCs w:val="1"/>
+        </w:rPr>
+      </w:pPr>
+      <w:r>
+        <w:rPr>
+          <w:rtl w:val="0"/>
+        </w:rPr>
+      </w:r>
+    </w:p>
+    <w:p>
+      <w:pPr>
+        <w:spacing w:after="200" w:line="276" w:lineRule="auto"/>
+        <w:jc w:val="left"/>
+        <w:rPr>
+          <w:rFonts w:ascii="Times New Roman" w:cs="Times New Roman" w:eastAsia="Times New Roman" w:hAnsi="Times New Roman"/>
+          <w:b w:val="1"/>
+          <w:bCs w:val="1"/>
+        </w:rPr>
+      </w:pPr>
+      <w:r>
+        <w:rPr>
+          <w:rtl w:val="0"/>
+        </w:rPr>
+      </w:r>
+    </w:p>
+    <w:p>
+      <w:pPr>
+        <w:spacing w:after="200" w:line="276" w:lineRule="auto"/>
+        <w:jc w:val="left"/>
+        <w:rPr>
+          <w:rFonts w:ascii="Times New Roman" w:cs="Times New Roman" w:eastAsia="Times New Roman" w:hAnsi="Times New Roman"/>
+          <w:b w:val="1"/>
+          <w:bCs w:val="1"/>
+        </w:rPr>
+      </w:pPr>
+      <w:r>
+        <w:rPr>
+          <w:rFonts w:ascii="Times New Roman" w:cs="Times New Roman" w:eastAsia="Times New Roman" w:hAnsi="Times New Roman"/>
+          <w:b w:val="1"/>
+          <w:bCs w:val="1"/>
+          <w:rtl w:val="0"/>
+        </w:rPr>
+        <w:t xml:space="preserve">Phase 3 : Problem-Solution Mapping</w:t>
+      </w:r>
+    </w:p>
+    <w:p>
+      <w:pPr>
+        <w:spacing w:after="200" w:line="276" w:lineRule="auto"/>
+        <w:jc w:val="left"/>
+        <w:rPr>
+          <w:rFonts w:ascii="Times New Roman" w:cs="Times New Roman" w:eastAsia="Times New Roman" w:hAnsi="Times New Roman"/>
+          <w:b w:val="1"/>
+          <w:bCs w:val="1"/>
+        </w:rPr>
+      </w:pPr>
+      <w:r>
+        <w:rPr>
+          <w:rtl w:val="0"/>
+        </w:rPr>
+      </w:r>
+    </w:p>
+    <w:tbl>
+      <w:tblPr>
+        <w:tblStyle w:val="Table5"/>
+        <w:tblW w:w="9360.0" w:type="dxa"/>
+        <w:jc w:val="left"/>
+        <w:tblBorders>
+          <w:top w:color="000000" w:space="0" w:sz="8" w:val="single"/>
+          <w:left w:color="000000" w:space="0" w:sz="8" w:val="single"/>
+          <w:bottom w:color="000000" w:space="0" w:sz="8" w:val="single"/>
+          <w:right w:color="000000" w:space="0" w:sz="8" w:val="single"/>
+          <w:insideH w:color="000000" w:space="0" w:sz="8" w:val="single"/>
+          <w:insideV w:color="000000" w:space="0" w:sz="8" w:val="single"/>
+        </w:tblBorders>
+        <w:tblLayout w:type="fixed"/>
+        <w:tblLook w:val="0600"/>
+      </w:tblPr>
+      <w:tblGrid>
+        <w:gridCol w:w="1872"/>
+        <w:gridCol w:w="1872"/>
+        <w:gridCol w:w="1872"/>
+        <w:gridCol w:w="1872"/>
+        <w:gridCol w:w="1872"/>
+        <w:tblGridChange w:id="0">
+          <w:tblGrid>
+            <w:gridCol w:w="1872"/>
+            <w:gridCol w:w="1872"/>
+            <w:gridCol w:w="1872"/>
+            <w:gridCol w:w="1872"/>
+            <w:gridCol w:w="1872"/>
+          </w:tblGrid>
+        </w:tblGridChange>
+      </w:tblGrid>
+      <w:tr>
+        <w:trPr>
+          <w:cantSplit w:val="0"/>
+          <w:tblHeader w:val="0"/>
+        </w:trPr>
+        <w:tc>
+          <w:tcPr>
+            <w:shd w:fill="auto" w:val="clear"/>
+            <w:tcMar>
+              <w:top w:w="100.0" w:type="dxa"/>
+              <w:left w:w="100.0" w:type="dxa"/>
+              <w:bottom w:w="100.0" w:type="dxa"/>
+              <w:right w:w="100.0" w:type="dxa"/>
+            </w:tcMar>
+            <w:vAlign w:val="top"/>
+          </w:tcPr>
+          <w:p>
+            <w:pPr>
+              <w:keepNext w:val="0"/>
+              <w:keepLines w:val="0"/>
+              <w:pageBreakBefore w:val="0"/>
+              <w:widowControl w:val="0"/>
+              <w:pBdr>
+                <w:top w:space="0" w:sz="0" w:val="nil"/>
+                <w:left w:space="0" w:sz="0" w:val="nil"/>
+                <w:bottom w:space="0" w:sz="0" w:val="nil"/>
+                <w:right w:space="0" w:sz="0" w:val="nil"/>
+                <w:between w:space="0" w:sz="0" w:val="nil"/>
+              </w:pBdr>
+              <w:shd w:fill="auto" w:val="clear"/>
+              <w:spacing w:after="0" w:before="0" w:line="240" w:lineRule="auto"/>
+              <w:ind w:left="0" w:right="0" w:firstLine="0"/>
+              <w:jc w:val="left"/>
+              <w:rPr>
+                <w:rFonts w:ascii="Times New Roman" w:cs="Times New Roman" w:eastAsia="Times New Roman" w:hAnsi="Times New Roman"/>
+                <w:b w:val="1"/>
+                <w:bCs w:val="1"/>
+              </w:rPr>
+            </w:pPr>
+            <w:r>
+              <w:rPr>
+                <w:rFonts w:ascii="Times New Roman" w:cs="Times New Roman" w:eastAsia="Times New Roman" w:hAnsi="Times New Roman"/>
+                <w:b w:val="1"/>
+                <w:bCs w:val="1"/>
+                <w:rtl w:val="0"/>
+              </w:rPr>
+              <w:t xml:space="preserve">Problem </w:t>
+            </w:r>
+          </w:p>
+        </w:tc>
+        <w:tc>
+          <w:tcPr>
+            <w:shd w:fill="auto" w:val="clear"/>
+            <w:tcMar>
+              <w:top w:w="100.0" w:type="dxa"/>
+              <w:left w:w="100.0" w:type="dxa"/>
+              <w:bottom w:w="100.0" w:type="dxa"/>
+              <w:right w:w="100.0" w:type="dxa"/>
+            </w:tcMar>
+            <w:vAlign w:val="top"/>
+          </w:tcPr>
+          <w:p>
+            <w:pPr>
+              <w:keepNext w:val="0"/>
+              <w:keepLines w:val="0"/>
+              <w:pageBreakBefore w:val="0"/>
+              <w:widowControl w:val="0"/>
+              <w:pBdr>
+                <w:top w:space="0" w:sz="0" w:val="nil"/>
+                <w:left w:space="0" w:sz="0" w:val="nil"/>
+                <w:bottom w:space="0" w:sz="0" w:val="nil"/>
+                <w:right w:space="0" w:sz="0" w:val="nil"/>
+                <w:between w:space="0" w:sz="0" w:val="nil"/>
+              </w:pBdr>
+              <w:shd w:fill="auto" w:val="clear"/>
+              <w:spacing w:after="0" w:before="0" w:line="240" w:lineRule="auto"/>
+              <w:ind w:left="0" w:right="0" w:firstLine="0"/>
+              <w:jc w:val="left"/>
+              <w:rPr>
+                <w:rFonts w:ascii="Times New Roman" w:cs="Times New Roman" w:eastAsia="Times New Roman" w:hAnsi="Times New Roman"/>
+                <w:b w:val="1"/>
+                <w:bCs w:val="1"/>
+              </w:rPr>
+            </w:pPr>
+            <w:r>
+              <w:rPr>
+                <w:rFonts w:ascii="Times New Roman" w:cs="Times New Roman" w:eastAsia="Times New Roman" w:hAnsi="Times New Roman"/>
+                <w:b w:val="1"/>
+                <w:bCs w:val="1"/>
+                <w:rtl w:val="0"/>
+              </w:rPr>
+              <w:t xml:space="preserve">Root Cause </w:t>
+            </w:r>
+          </w:p>
+        </w:tc>
+        <w:tc>
+          <w:tcPr>
+            <w:shd w:fill="auto" w:val="clear"/>
+            <w:tcMar>
+              <w:top w:w="100.0" w:type="dxa"/>
+              <w:left w:w="100.0" w:type="dxa"/>
+              <w:bottom w:w="100.0" w:type="dxa"/>
+              <w:right w:w="100.0" w:type="dxa"/>
+            </w:tcMar>
+            <w:vAlign w:val="top"/>
+          </w:tcPr>
+          <w:p>
+            <w:pPr>
+              <w:keepNext w:val="0"/>
+              <w:keepLines w:val="0"/>
+              <w:pageBreakBefore w:val="0"/>
+              <w:widowControl w:val="0"/>
+              <w:pBdr>
+                <w:top w:space="0" w:sz="0" w:val="nil"/>
+                <w:left w:space="0" w:sz="0" w:val="nil"/>
+                <w:bottom w:space="0" w:sz="0" w:val="nil"/>
+                <w:right w:space="0" w:sz="0" w:val="nil"/>
+                <w:between w:space="0" w:sz="0" w:val="nil"/>
+              </w:pBdr>
+              <w:shd w:fill="auto" w:val="clear"/>
+              <w:spacing w:after="0" w:before="0" w:line="240" w:lineRule="auto"/>
+              <w:ind w:left="0" w:right="0" w:firstLine="0"/>
+              <w:jc w:val="left"/>
+              <w:rPr>
+                <w:rFonts w:ascii="Times New Roman" w:cs="Times New Roman" w:eastAsia="Times New Roman" w:hAnsi="Times New Roman"/>
+                <w:b w:val="1"/>
+                <w:bCs w:val="1"/>
+              </w:rPr>
+            </w:pPr>
+            <w:r>
+              <w:rPr>
+                <w:rFonts w:ascii="Times New Roman" w:cs="Times New Roman" w:eastAsia="Times New Roman" w:hAnsi="Times New Roman"/>
+                <w:b w:val="1"/>
+                <w:bCs w:val="1"/>
+                <w:rtl w:val="0"/>
+              </w:rPr>
+              <w:t xml:space="preserve">Where to Fix? </w:t>
+            </w:r>
+          </w:p>
+        </w:tc>
+        <w:tc>
+          <w:tcPr>
+            <w:shd w:fill="auto" w:val="clear"/>
+            <w:tcMar>
+              <w:top w:w="100.0" w:type="dxa"/>
+              <w:left w:w="100.0" w:type="dxa"/>
+              <w:bottom w:w="100.0" w:type="dxa"/>
+              <w:right w:w="100.0" w:type="dxa"/>
+            </w:tcMar>
+            <w:vAlign w:val="top"/>
+          </w:tcPr>
+          <w:p>
+            <w:pPr>
+              <w:keepNext w:val="0"/>
+              <w:keepLines w:val="0"/>
+              <w:pageBreakBefore w:val="0"/>
+              <w:widowControl w:val="0"/>
+              <w:pBdr>
+                <w:top w:space="0" w:sz="0" w:val="nil"/>
+                <w:left w:space="0" w:sz="0" w:val="nil"/>
+                <w:bottom w:space="0" w:sz="0" w:val="nil"/>
+                <w:right w:space="0" w:sz="0" w:val="nil"/>
+                <w:between w:space="0" w:sz="0" w:val="nil"/>
+              </w:pBdr>
+              <w:shd w:fill="auto" w:val="clear"/>
+              <w:spacing w:after="0" w:before="0" w:line="240" w:lineRule="auto"/>
+              <w:ind w:left="0" w:right="0" w:firstLine="0"/>
+              <w:jc w:val="left"/>
+              <w:rPr>
+                <w:rFonts w:ascii="Times New Roman" w:cs="Times New Roman" w:eastAsia="Times New Roman" w:hAnsi="Times New Roman"/>
+                <w:b w:val="1"/>
+                <w:bCs w:val="1"/>
+              </w:rPr>
+            </w:pPr>
+            <w:r>
+              <w:rPr>
+                <w:rFonts w:ascii="Times New Roman" w:cs="Times New Roman" w:eastAsia="Times New Roman" w:hAnsi="Times New Roman"/>
+                <w:b w:val="1"/>
+                <w:bCs w:val="1"/>
+                <w:rtl w:val="0"/>
+              </w:rPr>
+              <w:t xml:space="preserve">Proposed Solution </w:t>
+            </w:r>
+          </w:p>
+        </w:tc>
+        <w:tc>
+          <w:tcPr>
+            <w:shd w:fill="auto" w:val="clear"/>
+            <w:tcMar>
+              <w:top w:w="100.0" w:type="dxa"/>
+              <w:left w:w="100.0" w:type="dxa"/>
+              <w:bottom w:w="100.0" w:type="dxa"/>
+              <w:right w:w="100.0" w:type="dxa"/>
+            </w:tcMar>
+            <w:vAlign w:val="top"/>
+          </w:tcPr>
+          <w:p>
+            <w:pPr>
+              <w:keepNext w:val="0"/>
+              <w:keepLines w:val="0"/>
+              <w:pageBreakBefore w:val="0"/>
+              <w:widowControl w:val="0"/>
+              <w:pBdr>
+                <w:top w:space="0" w:sz="0" w:val="nil"/>
+                <w:left w:space="0" w:sz="0" w:val="nil"/>
+                <w:bottom w:space="0" w:sz="0" w:val="nil"/>
+                <w:right w:space="0" w:sz="0" w:val="nil"/>
+                <w:between w:space="0" w:sz="0" w:val="nil"/>
+              </w:pBdr>
+              <w:shd w:fill="auto" w:val="clear"/>
+              <w:spacing w:after="0" w:before="0" w:line="240" w:lineRule="auto"/>
+              <w:ind w:left="0" w:right="0" w:firstLine="0"/>
+              <w:jc w:val="left"/>
+              <w:rPr>
+                <w:rFonts w:ascii="Times New Roman" w:cs="Times New Roman" w:eastAsia="Times New Roman" w:hAnsi="Times New Roman"/>
+                <w:b w:val="1"/>
+                <w:bCs w:val="1"/>
+              </w:rPr>
+            </w:pPr>
+            <w:r>
+              <w:rPr>
+                <w:rFonts w:ascii="Times New Roman" w:cs="Times New Roman" w:eastAsia="Times New Roman" w:hAnsi="Times New Roman"/>
+                <w:b w:val="1"/>
+                <w:bCs w:val="1"/>
+                <w:rtl w:val="0"/>
+              </w:rPr>
+              <w:t xml:space="preserve">How to Retest? </w:t>
+            </w:r>
+          </w:p>
+        </w:tc>
+      </w:tr>
+      <w:tr>
+        <w:trPr>
+          <w:cantSplit w:val="0"/>
+          <w:tblHeader w:val="0"/>
+        </w:trPr>
+        <w:tc>
+          <w:tcPr>
+            <w:shd w:fill="auto" w:val="clear"/>
+            <w:tcMar>
+              <w:top w:w="100.0" w:type="dxa"/>
+              <w:left w:w="100.0" w:type="dxa"/>
+              <w:bottom w:w="100.0" w:type="dxa"/>
+              <w:right w:w="100.0" w:type="dxa"/>
+            </w:tcMar>
+            <w:vAlign w:val="top"/>
+          </w:tcPr>
+          <w:p>
+            <w:pPr>
+              <w:keepNext w:val="0"/>
+              <w:keepLines w:val="0"/>
+              <w:pageBreakBefore w:val="0"/>
+              <w:widowControl w:val="0"/>
+              <w:pBdr>
+                <w:top w:space="0" w:sz="0" w:val="nil"/>
+                <w:left w:space="0" w:sz="0" w:val="nil"/>
+                <w:bottom w:space="0" w:sz="0" w:val="nil"/>
+                <w:right w:space="0" w:sz="0" w:val="nil"/>
+                <w:between w:space="0" w:sz="0" w:val="nil"/>
+              </w:pBdr>
+              <w:shd w:fill="auto" w:val="clear"/>
+              <w:spacing w:after="0" w:before="0" w:line="240" w:lineRule="auto"/>
+              <w:ind w:left="0" w:right="0" w:firstLine="0"/>
+              <w:jc w:val="left"/>
+              <w:rPr>
+                <w:rFonts w:ascii="Times New Roman" w:cs="Times New Roman" w:eastAsia="Times New Roman" w:hAnsi="Times New Roman"/>
+              </w:rPr>
+            </w:pPr>
+            <w:r>
+              <w:rPr>
+                <w:rFonts w:ascii="Times New Roman" w:cs="Times New Roman" w:eastAsia="Times New Roman" w:hAnsi="Times New Roman"/>
+                <w:rtl w:val="0"/>
+              </w:rPr>
+              <w:t xml:space="preserve">Invalid BMI data accepted </w:t>
+            </w:r>
+          </w:p>
+        </w:tc>
+        <w:tc>
+          <w:tcPr>
+            <w:shd w:fill="auto" w:val="clear"/>
+            <w:tcMar>
+              <w:top w:w="100.0" w:type="dxa"/>
+              <w:left w:w="100.0" w:type="dxa"/>
+              <w:bottom w:w="100.0" w:type="dxa"/>
+              <w:right w:w="100.0" w:type="dxa"/>
+            </w:tcMar>
+            <w:vAlign w:val="top"/>
+          </w:tcPr>
+          <w:p>
+            <w:pPr>
+              <w:keepNext w:val="0"/>
+              <w:keepLines w:val="0"/>
+              <w:pageBreakBefore w:val="0"/>
+              <w:widowControl w:val="0"/>
+              <w:pBdr>
+                <w:top w:space="0" w:sz="0" w:val="nil"/>
+                <w:left w:space="0" w:sz="0" w:val="nil"/>
+                <w:bottom w:space="0" w:sz="0" w:val="nil"/>
+                <w:right w:space="0" w:sz="0" w:val="nil"/>
+                <w:between w:space="0" w:sz="0" w:val="nil"/>
+              </w:pBdr>
+              <w:shd w:fill="auto" w:val="clear"/>
+              <w:spacing w:after="0" w:before="0" w:line="240" w:lineRule="auto"/>
+              <w:ind w:left="0" w:right="0" w:firstLine="0"/>
+              <w:jc w:val="left"/>
+              <w:rPr>
+                <w:rFonts w:ascii="Times New Roman" w:cs="Times New Roman" w:eastAsia="Times New Roman" w:hAnsi="Times New Roman"/>
+              </w:rPr>
+            </w:pPr>
+            <w:r>
+              <w:rPr>
+                <w:rFonts w:ascii="Times New Roman" w:cs="Times New Roman" w:eastAsia="Times New Roman" w:hAnsi="Times New Roman"/>
+                <w:rtl w:val="0"/>
+              </w:rPr>
+              <w:t xml:space="preserve">Backend does not validate the input properly </w:t>
+            </w:r>
+          </w:p>
+        </w:tc>
+        <w:tc>
+          <w:tcPr>
+            <w:shd w:fill="auto" w:val="clear"/>
+            <w:tcMar>
+              <w:top w:w="100.0" w:type="dxa"/>
+              <w:left w:w="100.0" w:type="dxa"/>
+              <w:bottom w:w="100.0" w:type="dxa"/>
+              <w:right w:w="100.0" w:type="dxa"/>
+            </w:tcMar>
+            <w:vAlign w:val="top"/>
+          </w:tcPr>
+          <w:p>
+            <w:pPr>
+              <w:keepNext w:val="0"/>
+              <w:keepLines w:val="0"/>
+              <w:pageBreakBefore w:val="0"/>
+              <w:widowControl w:val="0"/>
+              <w:pBdr>
+                <w:top w:space="0" w:sz="0" w:val="nil"/>
+                <w:left w:space="0" w:sz="0" w:val="nil"/>
+                <w:bottom w:space="0" w:sz="0" w:val="nil"/>
+                <w:right w:space="0" w:sz="0" w:val="nil"/>
+                <w:between w:space="0" w:sz="0" w:val="nil"/>
+              </w:pBdr>
+              <w:shd w:fill="auto" w:val="clear"/>
+              <w:spacing w:after="0" w:before="0" w:line="240" w:lineRule="auto"/>
+              <w:ind w:left="0" w:right="0" w:firstLine="0"/>
+              <w:jc w:val="left"/>
+              <w:rPr>
+                <w:rFonts w:ascii="Times New Roman" w:cs="Times New Roman" w:eastAsia="Times New Roman" w:hAnsi="Times New Roman"/>
+              </w:rPr>
+            </w:pPr>
+            <w:r>
+              <w:rPr>
+                <w:rFonts w:ascii="Times New Roman" w:cs="Times New Roman" w:eastAsia="Times New Roman" w:hAnsi="Times New Roman"/>
+                <w:rtl w:val="0"/>
+              </w:rPr>
+              <w:t xml:space="preserve">Backend </w:t>
+            </w:r>
+          </w:p>
+        </w:tc>
+        <w:tc>
+          <w:tcPr>
+            <w:shd w:fill="auto" w:val="clear"/>
+            <w:tcMar>
+              <w:top w:w="100.0" w:type="dxa"/>
+              <w:left w:w="100.0" w:type="dxa"/>
+              <w:bottom w:w="100.0" w:type="dxa"/>
+              <w:right w:w="100.0" w:type="dxa"/>
+            </w:tcMar>
+            <w:vAlign w:val="top"/>
+          </w:tcPr>
+          <w:p>
+            <w:pPr>
+              <w:keepNext w:val="0"/>
+              <w:keepLines w:val="0"/>
+              <w:pageBreakBefore w:val="0"/>
+              <w:widowControl w:val="0"/>
+              <w:pBdr>
+                <w:top w:space="0" w:sz="0" w:val="nil"/>
+                <w:left w:space="0" w:sz="0" w:val="nil"/>
+                <w:bottom w:space="0" w:sz="0" w:val="nil"/>
+                <w:right w:space="0" w:sz="0" w:val="nil"/>
+                <w:between w:space="0" w:sz="0" w:val="nil"/>
+              </w:pBdr>
+              <w:shd w:fill="auto" w:val="clear"/>
+              <w:spacing w:after="0" w:before="0" w:line="240" w:lineRule="auto"/>
+              <w:ind w:left="0" w:right="0" w:firstLine="0"/>
+              <w:jc w:val="left"/>
+              <w:rPr>
+                <w:rFonts w:ascii="Times New Roman" w:cs="Times New Roman" w:eastAsia="Times New Roman" w:hAnsi="Times New Roman"/>
+              </w:rPr>
+            </w:pPr>
+            <w:r>
+              <w:rPr>
+                <w:rFonts w:ascii="Times New Roman" w:cs="Times New Roman" w:eastAsia="Times New Roman" w:hAnsi="Times New Roman"/>
+                <w:rtl w:val="0"/>
+              </w:rPr>
+              <w:t xml:space="preserve">Validate name, age, height, and weight before saving data </w:t>
+            </w:r>
+          </w:p>
+        </w:tc>
+        <w:tc>
+          <w:tcPr>
+            <w:shd w:fill="auto" w:val="clear"/>
+            <w:tcMar>
+              <w:top w:w="100.0" w:type="dxa"/>
+              <w:left w:w="100.0" w:type="dxa"/>
+              <w:bottom w:w="100.0" w:type="dxa"/>
+              <w:right w:w="100.0" w:type="dxa"/>
+            </w:tcMar>
+            <w:vAlign w:val="top"/>
+          </w:tcPr>
+          <w:p>
+            <w:pPr>
+              <w:keepNext w:val="0"/>
+              <w:keepLines w:val="0"/>
+              <w:pageBreakBefore w:val="0"/>
+              <w:widowControl w:val="0"/>
+              <w:pBdr>
+                <w:top w:space="0" w:sz="0" w:val="nil"/>
+                <w:left w:space="0" w:sz="0" w:val="nil"/>
+                <w:bottom w:space="0" w:sz="0" w:val="nil"/>
+                <w:right w:space="0" w:sz="0" w:val="nil"/>
+                <w:between w:space="0" w:sz="0" w:val="nil"/>
+              </w:pBdr>
+              <w:shd w:fill="auto" w:val="clear"/>
+              <w:spacing w:after="0" w:before="0" w:line="240" w:lineRule="auto"/>
+              <w:ind w:left="0" w:right="0" w:firstLine="0"/>
+              <w:jc w:val="left"/>
+              <w:rPr>
+                <w:rFonts w:ascii="Times New Roman" w:cs="Times New Roman" w:eastAsia="Times New Roman" w:hAnsi="Times New Roman"/>
+              </w:rPr>
+            </w:pPr>
+            <w:r>
+              <w:rPr>
+                <w:rFonts w:ascii="Times New Roman" w:cs="Times New Roman" w:eastAsia="Times New Roman" w:hAnsi="Times New Roman"/>
+                <w:rtl w:val="0"/>
+              </w:rPr>
+              <w:t xml:space="preserve">Submit invalid BMI data again using Postman/Thunder Client </w:t>
+            </w:r>
+          </w:p>
+        </w:tc>
+      </w:tr>
+      <w:tr>
+        <w:trPr>
+          <w:cantSplit w:val="0"/>
+          <w:tblHeader w:val="0"/>
+        </w:trPr>
+        <w:tc>
+          <w:tcPr>
+            <w:shd w:fill="auto" w:val="clear"/>
+            <w:tcMar>
+              <w:top w:w="100.0" w:type="dxa"/>
+              <w:left w:w="100.0" w:type="dxa"/>
+              <w:bottom w:w="100.0" w:type="dxa"/>
+              <w:right w:w="100.0" w:type="dxa"/>
+            </w:tcMar>
+            <w:vAlign w:val="top"/>
+          </w:tcPr>
+          <w:p>
+            <w:pPr>
+              <w:keepNext w:val="0"/>
+              <w:keepLines w:val="0"/>
+              <w:pageBreakBefore w:val="0"/>
+              <w:widowControl w:val="0"/>
+              <w:pBdr>
+                <w:top w:space="0" w:sz="0" w:val="nil"/>
+                <w:left w:space="0" w:sz="0" w:val="nil"/>
+                <w:bottom w:space="0" w:sz="0" w:val="nil"/>
+                <w:right w:space="0" w:sz="0" w:val="nil"/>
+                <w:between w:space="0" w:sz="0" w:val="nil"/>
+              </w:pBdr>
+              <w:shd w:fill="auto" w:val="clear"/>
+              <w:spacing w:after="0" w:before="0" w:line="240" w:lineRule="auto"/>
+              <w:ind w:left="0" w:right="0" w:firstLine="0"/>
+              <w:jc w:val="left"/>
+              <w:rPr>
+                <w:rFonts w:ascii="Times New Roman" w:cs="Times New Roman" w:eastAsia="Times New Roman" w:hAnsi="Times New Roman"/>
+              </w:rPr>
+            </w:pPr>
+            <w:r>
+              <w:rPr>
+                <w:rFonts w:ascii="Times New Roman" w:cs="Times New Roman" w:eastAsia="Times New Roman" w:hAnsi="Times New Roman"/>
+                <w:rtl w:val="0"/>
+              </w:rPr>
+              <w:t xml:space="preserve">User can access another user’s BMI record </w:t>
+            </w:r>
+          </w:p>
+        </w:tc>
+        <w:tc>
+          <w:tcPr>
+            <w:shd w:fill="auto" w:val="clear"/>
+            <w:tcMar>
+              <w:top w:w="100.0" w:type="dxa"/>
+              <w:left w:w="100.0" w:type="dxa"/>
+              <w:bottom w:w="100.0" w:type="dxa"/>
+              <w:right w:w="100.0" w:type="dxa"/>
+            </w:tcMar>
+            <w:vAlign w:val="top"/>
+          </w:tcPr>
+          <w:p>
+            <w:pPr>
+              <w:keepNext w:val="0"/>
+              <w:keepLines w:val="0"/>
+              <w:pageBreakBefore w:val="0"/>
+              <w:widowControl w:val="0"/>
+              <w:pBdr>
+                <w:top w:space="0" w:sz="0" w:val="nil"/>
+                <w:left w:space="0" w:sz="0" w:val="nil"/>
+                <w:bottom w:space="0" w:sz="0" w:val="nil"/>
+                <w:right w:space="0" w:sz="0" w:val="nil"/>
+                <w:between w:space="0" w:sz="0" w:val="nil"/>
+              </w:pBdr>
+              <w:shd w:fill="auto" w:val="clear"/>
+              <w:spacing w:after="0" w:before="0" w:line="240" w:lineRule="auto"/>
+              <w:ind w:left="0" w:right="0" w:firstLine="0"/>
+              <w:jc w:val="left"/>
+              <w:rPr>
+                <w:rFonts w:ascii="Times New Roman" w:cs="Times New Roman" w:eastAsia="Times New Roman" w:hAnsi="Times New Roman"/>
+              </w:rPr>
+            </w:pPr>
+            <w:r>
+              <w:rPr>
+                <w:rFonts w:ascii="Times New Roman" w:cs="Times New Roman" w:eastAsia="Times New Roman" w:hAnsi="Times New Roman"/>
+                <w:rtl w:val="0"/>
+              </w:rPr>
+              <w:t xml:space="preserve">No ownership check is applied </w:t>
+            </w:r>
+          </w:p>
+        </w:tc>
+        <w:tc>
+          <w:tcPr>
+            <w:shd w:fill="auto" w:val="clear"/>
+            <w:tcMar>
+              <w:top w:w="100.0" w:type="dxa"/>
+              <w:left w:w="100.0" w:type="dxa"/>
+              <w:bottom w:w="100.0" w:type="dxa"/>
+              <w:right w:w="100.0" w:type="dxa"/>
+            </w:tcMar>
+            <w:vAlign w:val="top"/>
+          </w:tcPr>
+          <w:p>
+            <w:pPr>
+              <w:keepNext w:val="0"/>
+              <w:keepLines w:val="0"/>
+              <w:pageBreakBefore w:val="0"/>
+              <w:widowControl w:val="0"/>
+              <w:pBdr>
+                <w:top w:space="0" w:sz="0" w:val="nil"/>
+                <w:left w:space="0" w:sz="0" w:val="nil"/>
+                <w:bottom w:space="0" w:sz="0" w:val="nil"/>
+                <w:right w:space="0" w:sz="0" w:val="nil"/>
+                <w:between w:space="0" w:sz="0" w:val="nil"/>
+              </w:pBdr>
+              <w:shd w:fill="auto" w:val="clear"/>
+              <w:spacing w:after="0" w:before="0" w:line="240" w:lineRule="auto"/>
+              <w:ind w:left="0" w:right="0" w:firstLine="0"/>
+              <w:jc w:val="left"/>
+              <w:rPr>
+                <w:rFonts w:ascii="Times New Roman" w:cs="Times New Roman" w:eastAsia="Times New Roman" w:hAnsi="Times New Roman"/>
+              </w:rPr>
+            </w:pPr>
+            <w:r>
+              <w:rPr>
+                <w:rFonts w:ascii="Times New Roman" w:cs="Times New Roman" w:eastAsia="Times New Roman" w:hAnsi="Times New Roman"/>
+                <w:rtl w:val="0"/>
+              </w:rPr>
+              <w:t xml:space="preserve">Backend API </w:t>
+            </w:r>
+          </w:p>
+        </w:tc>
+        <w:tc>
+          <w:tcPr>
+            <w:shd w:fill="auto" w:val="clear"/>
+            <w:tcMar>
+              <w:top w:w="100.0" w:type="dxa"/>
+              <w:left w:w="100.0" w:type="dxa"/>
+              <w:bottom w:w="100.0" w:type="dxa"/>
+              <w:right w:w="100.0" w:type="dxa"/>
+            </w:tcMar>
+            <w:vAlign w:val="top"/>
+          </w:tcPr>
+          <w:p>
+            <w:pPr>
+              <w:keepNext w:val="0"/>
+              <w:keepLines w:val="0"/>
+              <w:pageBreakBefore w:val="0"/>
+              <w:widowControl w:val="0"/>
+              <w:pBdr>
+                <w:top w:space="0" w:sz="0" w:val="nil"/>
+                <w:left w:space="0" w:sz="0" w:val="nil"/>
+                <w:bottom w:space="0" w:sz="0" w:val="nil"/>
+                <w:right w:space="0" w:sz="0" w:val="nil"/>
+                <w:between w:space="0" w:sz="0" w:val="nil"/>
+              </w:pBdr>
+              <w:shd w:fill="auto" w:val="clear"/>
+              <w:spacing w:after="0" w:before="0" w:line="240" w:lineRule="auto"/>
+              <w:ind w:left="0" w:right="0" w:firstLine="0"/>
+              <w:jc w:val="left"/>
+              <w:rPr>
+                <w:rFonts w:ascii="Times New Roman" w:cs="Times New Roman" w:eastAsia="Times New Roman" w:hAnsi="Times New Roman"/>
+              </w:rPr>
+            </w:pPr>
+            <w:r>
+              <w:rPr>
+                <w:rFonts w:ascii="Times New Roman" w:cs="Times New Roman" w:eastAsia="Times New Roman" w:hAnsi="Times New Roman"/>
+                <w:rtl w:val="0"/>
+              </w:rPr>
+              <w:t xml:space="preserve">Compare the logged-in user ID from JWT with the record owner ID </w:t>
+            </w:r>
+          </w:p>
+        </w:tc>
+        <w:tc>
+          <w:tcPr>
+            <w:shd w:fill="auto" w:val="clear"/>
+            <w:tcMar>
+              <w:top w:w="100.0" w:type="dxa"/>
+              <w:left w:w="100.0" w:type="dxa"/>
+              <w:bottom w:w="100.0" w:type="dxa"/>
+              <w:right w:w="100.0" w:type="dxa"/>
+            </w:tcMar>
+            <w:vAlign w:val="top"/>
+          </w:tcPr>
+          <w:p>
+            <w:pPr>
+              <w:keepNext w:val="0"/>
+              <w:keepLines w:val="0"/>
+              <w:pageBreakBefore w:val="0"/>
+              <w:widowControl w:val="0"/>
+              <w:pBdr>
+                <w:top w:space="0" w:sz="0" w:val="nil"/>
+                <w:left w:space="0" w:sz="0" w:val="nil"/>
+                <w:bottom w:space="0" w:sz="0" w:val="nil"/>
+                <w:right w:space="0" w:sz="0" w:val="nil"/>
+                <w:between w:space="0" w:sz="0" w:val="nil"/>
+              </w:pBdr>
+              <w:shd w:fill="auto" w:val="clear"/>
+              <w:spacing w:after="0" w:before="0" w:line="240" w:lineRule="auto"/>
+              <w:ind w:left="0" w:right="0" w:firstLine="0"/>
+              <w:jc w:val="left"/>
+              <w:rPr>
+                <w:rFonts w:ascii="Times New Roman" w:cs="Times New Roman" w:eastAsia="Times New Roman" w:hAnsi="Times New Roman"/>
+              </w:rPr>
+            </w:pPr>
+            <w:r>
+              <w:rPr>
+                <w:rFonts w:ascii="Times New Roman" w:cs="Times New Roman" w:eastAsia="Times New Roman" w:hAnsi="Times New Roman"/>
+                <w:rtl w:val="0"/>
+              </w:rPr>
+              <w:t xml:space="preserve">Try to access another user’s BMI record again </w:t>
+            </w:r>
+          </w:p>
+        </w:tc>
+      </w:tr>
+      <w:tr>
+        <w:trPr>
+          <w:cantSplit w:val="0"/>
+          <w:tblHeader w:val="0"/>
+        </w:trPr>
+        <w:tc>
+          <w:tcPr>
+            <w:shd w:fill="auto" w:val="clear"/>
+            <w:tcMar>
+              <w:top w:w="100.0" w:type="dxa"/>
+              <w:left w:w="100.0" w:type="dxa"/>
+              <w:bottom w:w="100.0" w:type="dxa"/>
+              <w:right w:w="100.0" w:type="dxa"/>
+            </w:tcMar>
+            <w:vAlign w:val="top"/>
+          </w:tcPr>
+          <w:p>
+            <w:pPr>
+              <w:keepNext w:val="0"/>
+              <w:keepLines w:val="0"/>
+              <w:pageBreakBefore w:val="0"/>
+              <w:widowControl w:val="0"/>
+              <w:pBdr>
+                <w:top w:space="0" w:sz="0" w:val="nil"/>
+                <w:left w:space="0" w:sz="0" w:val="nil"/>
+                <w:bottom w:space="0" w:sz="0" w:val="nil"/>
+                <w:right w:space="0" w:sz="0" w:val="nil"/>
+                <w:between w:space="0" w:sz="0" w:val="nil"/>
+              </w:pBdr>
+              <w:shd w:fill="auto" w:val="clear"/>
+              <w:spacing w:after="0" w:before="0" w:line="240" w:lineRule="auto"/>
+              <w:ind w:left="0" w:right="0" w:firstLine="0"/>
+              <w:jc w:val="left"/>
+              <w:rPr>
+                <w:rFonts w:ascii="Times New Roman" w:cs="Times New Roman" w:eastAsia="Times New Roman" w:hAnsi="Times New Roman"/>
+              </w:rPr>
+            </w:pPr>
+            <w:r>
+              <w:rPr>
+                <w:rFonts w:ascii="Times New Roman" w:cs="Times New Roman" w:eastAsia="Times New Roman" w:hAnsi="Times New Roman"/>
+                <w:rtl w:val="0"/>
+              </w:rPr>
+              <w:t xml:space="preserve">Normal user can access staff route </w:t>
+            </w:r>
+          </w:p>
+        </w:tc>
+        <w:tc>
+          <w:tcPr>
+            <w:shd w:fill="auto" w:val="clear"/>
+            <w:tcMar>
+              <w:top w:w="100.0" w:type="dxa"/>
+              <w:left w:w="100.0" w:type="dxa"/>
+              <w:bottom w:w="100.0" w:type="dxa"/>
+              <w:right w:w="100.0" w:type="dxa"/>
+            </w:tcMar>
+            <w:vAlign w:val="top"/>
+          </w:tcPr>
+          <w:p>
+            <w:pPr>
+              <w:keepNext w:val="0"/>
+              <w:keepLines w:val="0"/>
+              <w:pageBreakBefore w:val="0"/>
+              <w:widowControl w:val="0"/>
+              <w:pBdr>
+                <w:top w:space="0" w:sz="0" w:val="nil"/>
+                <w:left w:space="0" w:sz="0" w:val="nil"/>
+                <w:bottom w:space="0" w:sz="0" w:val="nil"/>
+                <w:right w:space="0" w:sz="0" w:val="nil"/>
+                <w:between w:space="0" w:sz="0" w:val="nil"/>
+              </w:pBdr>
+              <w:shd w:fill="auto" w:val="clear"/>
+              <w:spacing w:after="0" w:before="0" w:line="240" w:lineRule="auto"/>
+              <w:ind w:left="0" w:right="0" w:firstLine="0"/>
+              <w:jc w:val="left"/>
+              <w:rPr>
+                <w:rFonts w:ascii="Times New Roman" w:cs="Times New Roman" w:eastAsia="Times New Roman" w:hAnsi="Times New Roman"/>
+              </w:rPr>
+            </w:pPr>
+            <w:r>
+              <w:rPr>
+                <w:rFonts w:ascii="Times New Roman" w:cs="Times New Roman" w:eastAsia="Times New Roman" w:hAnsi="Times New Roman"/>
+                <w:rtl w:val="0"/>
+              </w:rPr>
+              <w:t xml:space="preserve">No role checking for staff route </w:t>
+            </w:r>
+          </w:p>
+        </w:tc>
+        <w:tc>
+          <w:tcPr>
+            <w:shd w:fill="auto" w:val="clear"/>
+            <w:tcMar>
+              <w:top w:w="100.0" w:type="dxa"/>
+              <w:left w:w="100.0" w:type="dxa"/>
+              <w:bottom w:w="100.0" w:type="dxa"/>
+              <w:right w:w="100.0" w:type="dxa"/>
+            </w:tcMar>
+            <w:vAlign w:val="top"/>
+          </w:tcPr>
+          <w:p>
+            <w:pPr>
+              <w:keepNext w:val="0"/>
+              <w:keepLines w:val="0"/>
+              <w:pageBreakBefore w:val="0"/>
+              <w:widowControl w:val="0"/>
+              <w:pBdr>
+                <w:top w:space="0" w:sz="0" w:val="nil"/>
+                <w:left w:space="0" w:sz="0" w:val="nil"/>
+                <w:bottom w:space="0" w:sz="0" w:val="nil"/>
+                <w:right w:space="0" w:sz="0" w:val="nil"/>
+                <w:between w:space="0" w:sz="0" w:val="nil"/>
+              </w:pBdr>
+              <w:shd w:fill="auto" w:val="clear"/>
+              <w:spacing w:after="0" w:before="0" w:line="240" w:lineRule="auto"/>
+              <w:ind w:left="0" w:right="0" w:firstLine="0"/>
+              <w:jc w:val="left"/>
+              <w:rPr>
+                <w:rFonts w:ascii="Times New Roman" w:cs="Times New Roman" w:eastAsia="Times New Roman" w:hAnsi="Times New Roman"/>
+              </w:rPr>
+            </w:pPr>
+            <w:r>
+              <w:rPr>
+                <w:rFonts w:ascii="Times New Roman" w:cs="Times New Roman" w:eastAsia="Times New Roman" w:hAnsi="Times New Roman"/>
+                <w:rtl w:val="0"/>
+              </w:rPr>
+              <w:t xml:space="preserve">Backend API </w:t>
+            </w:r>
+          </w:p>
+        </w:tc>
+        <w:tc>
+          <w:tcPr>
+            <w:shd w:fill="auto" w:val="clear"/>
+            <w:tcMar>
+              <w:top w:w="100.0" w:type="dxa"/>
+              <w:left w:w="100.0" w:type="dxa"/>
+              <w:bottom w:w="100.0" w:type="dxa"/>
+              <w:right w:w="100.0" w:type="dxa"/>
+            </w:tcMar>
+            <w:vAlign w:val="top"/>
+          </w:tcPr>
+          <w:p>
+            <w:pPr>
+              <w:keepNext w:val="0"/>
+              <w:keepLines w:val="0"/>
+              <w:pageBreakBefore w:val="0"/>
+              <w:widowControl w:val="0"/>
+              <w:pBdr>
+                <w:top w:space="0" w:sz="0" w:val="nil"/>
+                <w:left w:space="0" w:sz="0" w:val="nil"/>
+                <w:bottom w:space="0" w:sz="0" w:val="nil"/>
+                <w:right w:space="0" w:sz="0" w:val="nil"/>
+                <w:between w:space="0" w:sz="0" w:val="nil"/>
+              </w:pBdr>
+              <w:shd w:fill="auto" w:val="clear"/>
+              <w:spacing w:after="0" w:before="0" w:line="240" w:lineRule="auto"/>
+              <w:ind w:left="0" w:right="0" w:firstLine="0"/>
+              <w:jc w:val="left"/>
+              <w:rPr>
+                <w:rFonts w:ascii="Times New Roman" w:cs="Times New Roman" w:eastAsia="Times New Roman" w:hAnsi="Times New Roman"/>
+              </w:rPr>
+            </w:pPr>
+            <w:r>
+              <w:rPr>
+                <w:rFonts w:ascii="Times New Roman" w:cs="Times New Roman" w:eastAsia="Times New Roman" w:hAnsi="Times New Roman"/>
+                <w:rtl w:val="0"/>
+              </w:rPr>
+              <w:t xml:space="preserve">Allow only staff and admin roles to access staff routes </w:t>
+            </w:r>
+          </w:p>
+        </w:tc>
+        <w:tc>
+          <w:tcPr>
+            <w:shd w:fill="auto" w:val="clear"/>
+            <w:tcMar>
+              <w:top w:w="100.0" w:type="dxa"/>
+              <w:left w:w="100.0" w:type="dxa"/>
+              <w:bottom w:w="100.0" w:type="dxa"/>
+              <w:right w:w="100.0" w:type="dxa"/>
+            </w:tcMar>
+            <w:vAlign w:val="top"/>
+          </w:tcPr>
+          <w:p>
+            <w:pPr>
+              <w:keepNext w:val="0"/>
+              <w:keepLines w:val="0"/>
+              <w:pageBreakBefore w:val="0"/>
+              <w:widowControl w:val="0"/>
+              <w:pBdr>
+                <w:top w:space="0" w:sz="0" w:val="nil"/>
+                <w:left w:space="0" w:sz="0" w:val="nil"/>
+                <w:bottom w:space="0" w:sz="0" w:val="nil"/>
+                <w:right w:space="0" w:sz="0" w:val="nil"/>
+                <w:between w:space="0" w:sz="0" w:val="nil"/>
+              </w:pBdr>
+              <w:shd w:fill="auto" w:val="clear"/>
+              <w:spacing w:after="0" w:before="0" w:line="240" w:lineRule="auto"/>
+              <w:ind w:left="0" w:right="0" w:firstLine="0"/>
+              <w:jc w:val="left"/>
+              <w:rPr>
+                <w:rFonts w:ascii="Times New Roman" w:cs="Times New Roman" w:eastAsia="Times New Roman" w:hAnsi="Times New Roman"/>
+              </w:rPr>
+            </w:pPr>
+            <w:r>
+              <w:rPr>
+                <w:rFonts w:ascii="Times New Roman" w:cs="Times New Roman" w:eastAsia="Times New Roman" w:hAnsi="Times New Roman"/>
+                <w:rtl w:val="0"/>
+              </w:rPr>
+              <w:t xml:space="preserve">Send request to staff route using normal user token </w:t>
+            </w:r>
+          </w:p>
+        </w:tc>
+      </w:tr>
+      <w:tr>
+        <w:trPr>
+          <w:cantSplit w:val="0"/>
+          <w:tblHeader w:val="0"/>
+        </w:trPr>
+        <w:tc>
+          <w:tcPr>
+            <w:shd w:fill="auto" w:val="clear"/>
+            <w:tcMar>
+              <w:top w:w="100.0" w:type="dxa"/>
+              <w:left w:w="100.0" w:type="dxa"/>
+              <w:bottom w:w="100.0" w:type="dxa"/>
+              <w:right w:w="100.0" w:type="dxa"/>
+            </w:tcMar>
+            <w:vAlign w:val="top"/>
+          </w:tcPr>
+          <w:p>
+            <w:pPr>
+              <w:keepNext w:val="0"/>
+              <w:keepLines w:val="0"/>
+              <w:pageBreakBefore w:val="0"/>
+              <w:widowControl w:val="0"/>
+              <w:pBdr>
+                <w:top w:space="0" w:sz="0" w:val="nil"/>
+                <w:left w:space="0" w:sz="0" w:val="nil"/>
+                <w:bottom w:space="0" w:sz="0" w:val="nil"/>
+                <w:right w:space="0" w:sz="0" w:val="nil"/>
+                <w:between w:space="0" w:sz="0" w:val="nil"/>
+              </w:pBdr>
+              <w:shd w:fill="auto" w:val="clear"/>
+              <w:spacing w:after="0" w:before="0" w:line="240" w:lineRule="auto"/>
+              <w:ind w:left="0" w:right="0" w:firstLine="0"/>
+              <w:jc w:val="left"/>
+              <w:rPr>
+                <w:rFonts w:ascii="Times New Roman" w:cs="Times New Roman" w:eastAsia="Times New Roman" w:hAnsi="Times New Roman"/>
+              </w:rPr>
+            </w:pPr>
+            <w:r>
+              <w:rPr>
+                <w:rFonts w:ascii="Times New Roman" w:cs="Times New Roman" w:eastAsia="Times New Roman" w:hAnsi="Times New Roman"/>
+                <w:rtl w:val="0"/>
+              </w:rPr>
+              <w:t xml:space="preserve">Normal user can access admin route </w:t>
+            </w:r>
+          </w:p>
+        </w:tc>
+        <w:tc>
+          <w:tcPr>
+            <w:shd w:fill="auto" w:val="clear"/>
+            <w:tcMar>
+              <w:top w:w="100.0" w:type="dxa"/>
+              <w:left w:w="100.0" w:type="dxa"/>
+              <w:bottom w:w="100.0" w:type="dxa"/>
+              <w:right w:w="100.0" w:type="dxa"/>
+            </w:tcMar>
+            <w:vAlign w:val="top"/>
+          </w:tcPr>
+          <w:p>
+            <w:pPr>
+              <w:keepNext w:val="0"/>
+              <w:keepLines w:val="0"/>
+              <w:pageBreakBefore w:val="0"/>
+              <w:widowControl w:val="0"/>
+              <w:pBdr>
+                <w:top w:space="0" w:sz="0" w:val="nil"/>
+                <w:left w:space="0" w:sz="0" w:val="nil"/>
+                <w:bottom w:space="0" w:sz="0" w:val="nil"/>
+                <w:right w:space="0" w:sz="0" w:val="nil"/>
+                <w:between w:space="0" w:sz="0" w:val="nil"/>
+              </w:pBdr>
+              <w:shd w:fill="auto" w:val="clear"/>
+              <w:spacing w:after="0" w:before="0" w:line="240" w:lineRule="auto"/>
+              <w:ind w:left="0" w:right="0" w:firstLine="0"/>
+              <w:jc w:val="left"/>
+              <w:rPr>
+                <w:rFonts w:ascii="Times New Roman" w:cs="Times New Roman" w:eastAsia="Times New Roman" w:hAnsi="Times New Roman"/>
+              </w:rPr>
+            </w:pPr>
+            <w:r>
+              <w:rPr>
+                <w:rFonts w:ascii="Times New Roman" w:cs="Times New Roman" w:eastAsia="Times New Roman" w:hAnsi="Times New Roman"/>
+                <w:rtl w:val="0"/>
+              </w:rPr>
+              <w:t xml:space="preserve">No role checking for admin route </w:t>
+            </w:r>
+          </w:p>
+        </w:tc>
+        <w:tc>
+          <w:tcPr>
+            <w:shd w:fill="auto" w:val="clear"/>
+            <w:tcMar>
+              <w:top w:w="100.0" w:type="dxa"/>
+              <w:left w:w="100.0" w:type="dxa"/>
+              <w:bottom w:w="100.0" w:type="dxa"/>
+              <w:right w:w="100.0" w:type="dxa"/>
+            </w:tcMar>
+            <w:vAlign w:val="top"/>
+          </w:tcPr>
+          <w:p>
+            <w:pPr>
+              <w:keepNext w:val="0"/>
+              <w:keepLines w:val="0"/>
+              <w:pageBreakBefore w:val="0"/>
+              <w:widowControl w:val="0"/>
+              <w:pBdr>
+                <w:top w:space="0" w:sz="0" w:val="nil"/>
+                <w:left w:space="0" w:sz="0" w:val="nil"/>
+                <w:bottom w:space="0" w:sz="0" w:val="nil"/>
+                <w:right w:space="0" w:sz="0" w:val="nil"/>
+                <w:between w:space="0" w:sz="0" w:val="nil"/>
+              </w:pBdr>
+              <w:shd w:fill="auto" w:val="clear"/>
+              <w:spacing w:after="0" w:before="0" w:line="240" w:lineRule="auto"/>
+              <w:ind w:left="0" w:right="0" w:firstLine="0"/>
+              <w:jc w:val="left"/>
+              <w:rPr>
+                <w:rFonts w:ascii="Times New Roman" w:cs="Times New Roman" w:eastAsia="Times New Roman" w:hAnsi="Times New Roman"/>
+              </w:rPr>
+            </w:pPr>
+            <w:r>
+              <w:rPr>
+                <w:rFonts w:ascii="Times New Roman" w:cs="Times New Roman" w:eastAsia="Times New Roman" w:hAnsi="Times New Roman"/>
+                <w:rtl w:val="0"/>
+              </w:rPr>
+              <w:t xml:space="preserve">Backend API </w:t>
+            </w:r>
+          </w:p>
+        </w:tc>
+        <w:tc>
+          <w:tcPr>
+            <w:shd w:fill="auto" w:val="clear"/>
+            <w:tcMar>
+              <w:top w:w="100.0" w:type="dxa"/>
+              <w:left w:w="100.0" w:type="dxa"/>
+              <w:bottom w:w="100.0" w:type="dxa"/>
+              <w:right w:w="100.0" w:type="dxa"/>
+            </w:tcMar>
+            <w:vAlign w:val="top"/>
+          </w:tcPr>
+          <w:p>
+            <w:pPr>
+              <w:keepNext w:val="0"/>
+              <w:keepLines w:val="0"/>
+              <w:pageBreakBefore w:val="0"/>
+              <w:widowControl w:val="0"/>
+              <w:pBdr>
+                <w:top w:space="0" w:sz="0" w:val="nil"/>
+                <w:left w:space="0" w:sz="0" w:val="nil"/>
+                <w:bottom w:space="0" w:sz="0" w:val="nil"/>
+                <w:right w:space="0" w:sz="0" w:val="nil"/>
+                <w:between w:space="0" w:sz="0" w:val="nil"/>
+              </w:pBdr>
+              <w:shd w:fill="auto" w:val="clear"/>
+              <w:spacing w:after="0" w:before="0" w:line="240" w:lineRule="auto"/>
+              <w:ind w:left="0" w:right="0" w:firstLine="0"/>
+              <w:jc w:val="left"/>
+              <w:rPr>
+                <w:rFonts w:ascii="Times New Roman" w:cs="Times New Roman" w:eastAsia="Times New Roman" w:hAnsi="Times New Roman"/>
+              </w:rPr>
+            </w:pPr>
+            <w:r>
+              <w:rPr>
+                <w:rFonts w:ascii="Times New Roman" w:cs="Times New Roman" w:eastAsia="Times New Roman" w:hAnsi="Times New Roman"/>
+                <w:rtl w:val="0"/>
+              </w:rPr>
+              <w:t xml:space="preserve">Allow only admin role to access admin routes </w:t>
+            </w:r>
+          </w:p>
+        </w:tc>
+        <w:tc>
+          <w:tcPr>
+            <w:shd w:fill="auto" w:val="clear"/>
+            <w:tcMar>
+              <w:top w:w="100.0" w:type="dxa"/>
+              <w:left w:w="100.0" w:type="dxa"/>
+              <w:bottom w:w="100.0" w:type="dxa"/>
+              <w:right w:w="100.0" w:type="dxa"/>
+            </w:tcMar>
+            <w:vAlign w:val="top"/>
+          </w:tcPr>
+          <w:p>
+            <w:pPr>
+              <w:keepNext w:val="0"/>
+              <w:keepLines w:val="0"/>
+              <w:pageBreakBefore w:val="0"/>
+              <w:widowControl w:val="0"/>
+              <w:pBdr>
+                <w:top w:space="0" w:sz="0" w:val="nil"/>
+                <w:left w:space="0" w:sz="0" w:val="nil"/>
+                <w:bottom w:space="0" w:sz="0" w:val="nil"/>
+                <w:right w:space="0" w:sz="0" w:val="nil"/>
+                <w:between w:space="0" w:sz="0" w:val="nil"/>
+              </w:pBdr>
+              <w:shd w:fill="auto" w:val="clear"/>
+              <w:spacing w:after="0" w:before="0" w:line="240" w:lineRule="auto"/>
+              <w:ind w:left="0" w:right="0" w:firstLine="0"/>
+              <w:jc w:val="left"/>
+              <w:rPr>
+                <w:rFonts w:ascii="Times New Roman" w:cs="Times New Roman" w:eastAsia="Times New Roman" w:hAnsi="Times New Roman"/>
+              </w:rPr>
+            </w:pPr>
+            <w:r>
+              <w:rPr>
+                <w:rFonts w:ascii="Times New Roman" w:cs="Times New Roman" w:eastAsia="Times New Roman" w:hAnsi="Times New Roman"/>
+                <w:rtl w:val="0"/>
+              </w:rPr>
+              <w:t xml:space="preserve">Send request to admin route using normal user token </w:t>
+            </w:r>
+          </w:p>
+        </w:tc>
+      </w:tr>
+      <w:tr>
+        <w:trPr>
+          <w:cantSplit w:val="0"/>
+          <w:tblHeader w:val="0"/>
+        </w:trPr>
+        <w:tc>
+          <w:tcPr>
+            <w:shd w:fill="auto" w:val="clear"/>
+            <w:tcMar>
+              <w:top w:w="100.0" w:type="dxa"/>
+              <w:left w:w="100.0" w:type="dxa"/>
+              <w:bottom w:w="100.0" w:type="dxa"/>
+              <w:right w:w="100.0" w:type="dxa"/>
+            </w:tcMar>
+            <w:vAlign w:val="top"/>
+          </w:tcPr>
+          <w:p>
+            <w:pPr>
+              <w:keepNext w:val="0"/>
+              <w:keepLines w:val="0"/>
+              <w:pageBreakBefore w:val="0"/>
+              <w:widowControl w:val="0"/>
+              <w:pBdr>
+                <w:top w:space="0" w:sz="0" w:val="nil"/>
+                <w:left w:space="0" w:sz="0" w:val="nil"/>
+                <w:bottom w:space="0" w:sz="0" w:val="nil"/>
+                <w:right w:space="0" w:sz="0" w:val="nil"/>
+                <w:between w:space="0" w:sz="0" w:val="nil"/>
+              </w:pBdr>
+              <w:shd w:fill="auto" w:val="clear"/>
+              <w:spacing w:after="0" w:before="0" w:line="240" w:lineRule="auto"/>
+              <w:ind w:left="0" w:right="0" w:firstLine="0"/>
+              <w:jc w:val="left"/>
+              <w:rPr>
+                <w:rFonts w:ascii="Times New Roman" w:cs="Times New Roman" w:eastAsia="Times New Roman" w:hAnsi="Times New Roman"/>
+              </w:rPr>
+            </w:pPr>
+            <w:r>
+              <w:rPr>
+                <w:rFonts w:ascii="Times New Roman" w:cs="Times New Roman" w:eastAsia="Times New Roman" w:hAnsi="Times New Roman"/>
+                <w:rtl w:val="0"/>
+              </w:rPr>
+              <w:t xml:space="preserve">XSS payload executes in notes </w:t>
+            </w:r>
+          </w:p>
+        </w:tc>
+        <w:tc>
+          <w:tcPr>
+            <w:shd w:fill="auto" w:val="clear"/>
+            <w:tcMar>
+              <w:top w:w="100.0" w:type="dxa"/>
+              <w:left w:w="100.0" w:type="dxa"/>
+              <w:bottom w:w="100.0" w:type="dxa"/>
+              <w:right w:w="100.0" w:type="dxa"/>
+            </w:tcMar>
+            <w:vAlign w:val="top"/>
+          </w:tcPr>
+          <w:p>
+            <w:pPr>
+              <w:keepNext w:val="0"/>
+              <w:keepLines w:val="0"/>
+              <w:pageBreakBefore w:val="0"/>
+              <w:widowControl w:val="0"/>
+              <w:pBdr>
+                <w:top w:space="0" w:sz="0" w:val="nil"/>
+                <w:left w:space="0" w:sz="0" w:val="nil"/>
+                <w:bottom w:space="0" w:sz="0" w:val="nil"/>
+                <w:right w:space="0" w:sz="0" w:val="nil"/>
+                <w:between w:space="0" w:sz="0" w:val="nil"/>
+              </w:pBdr>
+              <w:shd w:fill="auto" w:val="clear"/>
+              <w:spacing w:after="0" w:before="0" w:line="240" w:lineRule="auto"/>
+              <w:ind w:left="0" w:right="0" w:firstLine="0"/>
+              <w:jc w:val="left"/>
+              <w:rPr>
+                <w:rFonts w:ascii="Times New Roman" w:cs="Times New Roman" w:eastAsia="Times New Roman" w:hAnsi="Times New Roman"/>
+              </w:rPr>
+            </w:pPr>
+            <w:r>
+              <w:rPr>
+                <w:rFonts w:ascii="Times New Roman" w:cs="Times New Roman" w:eastAsia="Times New Roman" w:hAnsi="Times New Roman"/>
+                <w:rtl w:val="0"/>
+              </w:rPr>
+              <w:t xml:space="preserve">Frontend renders user input as HTML </w:t>
+            </w:r>
+          </w:p>
+        </w:tc>
+        <w:tc>
+          <w:tcPr>
+            <w:shd w:fill="auto" w:val="clear"/>
+            <w:tcMar>
+              <w:top w:w="100.0" w:type="dxa"/>
+              <w:left w:w="100.0" w:type="dxa"/>
+              <w:bottom w:w="100.0" w:type="dxa"/>
+              <w:right w:w="100.0" w:type="dxa"/>
+            </w:tcMar>
+            <w:vAlign w:val="top"/>
+          </w:tcPr>
+          <w:p>
+            <w:pPr>
+              <w:keepNext w:val="0"/>
+              <w:keepLines w:val="0"/>
+              <w:pageBreakBefore w:val="0"/>
+              <w:widowControl w:val="0"/>
+              <w:pBdr>
+                <w:top w:space="0" w:sz="0" w:val="nil"/>
+                <w:left w:space="0" w:sz="0" w:val="nil"/>
+                <w:bottom w:space="0" w:sz="0" w:val="nil"/>
+                <w:right w:space="0" w:sz="0" w:val="nil"/>
+                <w:between w:space="0" w:sz="0" w:val="nil"/>
+              </w:pBdr>
+              <w:shd w:fill="auto" w:val="clear"/>
+              <w:spacing w:after="0" w:before="0" w:line="240" w:lineRule="auto"/>
+              <w:ind w:left="0" w:right="0" w:firstLine="0"/>
+              <w:jc w:val="left"/>
+              <w:rPr>
+                <w:rFonts w:ascii="Times New Roman" w:cs="Times New Roman" w:eastAsia="Times New Roman" w:hAnsi="Times New Roman"/>
+              </w:rPr>
+            </w:pPr>
+            <w:r>
+              <w:rPr>
+                <w:rFonts w:ascii="Times New Roman" w:cs="Times New Roman" w:eastAsia="Times New Roman" w:hAnsi="Times New Roman"/>
+                <w:rtl w:val="0"/>
+              </w:rPr>
+              <w:t xml:space="preserve">Frontend </w:t>
+            </w:r>
+          </w:p>
+        </w:tc>
+        <w:tc>
+          <w:tcPr>
+            <w:shd w:fill="auto" w:val="clear"/>
+            <w:tcMar>
+              <w:top w:w="100.0" w:type="dxa"/>
+              <w:left w:w="100.0" w:type="dxa"/>
+              <w:bottom w:w="100.0" w:type="dxa"/>
+              <w:right w:w="100.0" w:type="dxa"/>
+            </w:tcMar>
+            <w:vAlign w:val="top"/>
+          </w:tcPr>
+          <w:p>
+            <w:pPr>
+              <w:keepNext w:val="0"/>
+              <w:keepLines w:val="0"/>
+              <w:pageBreakBefore w:val="0"/>
+              <w:widowControl w:val="0"/>
+              <w:pBdr>
+                <w:top w:space="0" w:sz="0" w:val="nil"/>
+                <w:left w:space="0" w:sz="0" w:val="nil"/>
+                <w:bottom w:space="0" w:sz="0" w:val="nil"/>
+                <w:right w:space="0" w:sz="0" w:val="nil"/>
+                <w:between w:space="0" w:sz="0" w:val="nil"/>
+              </w:pBdr>
+              <w:shd w:fill="auto" w:val="clear"/>
+              <w:spacing w:after="0" w:before="0" w:line="240" w:lineRule="auto"/>
+              <w:ind w:left="0" w:right="0" w:firstLine="0"/>
+              <w:jc w:val="left"/>
+              <w:rPr>
+                <w:rFonts w:ascii="Times New Roman" w:cs="Times New Roman" w:eastAsia="Times New Roman" w:hAnsi="Times New Roman"/>
+              </w:rPr>
+            </w:pPr>
+            <w:r>
+              <w:rPr>
+                <w:rFonts w:ascii="Times New Roman" w:cs="Times New Roman" w:eastAsia="Times New Roman" w:hAnsi="Times New Roman"/>
+                <w:rtl w:val="0"/>
+              </w:rPr>
+              <w:t xml:space="preserve">Display user-generated content as text instead of HTML </w:t>
+            </w:r>
+          </w:p>
+        </w:tc>
+        <w:tc>
+          <w:tcPr>
+            <w:shd w:fill="auto" w:val="clear"/>
+            <w:tcMar>
+              <w:top w:w="100.0" w:type="dxa"/>
+              <w:left w:w="100.0" w:type="dxa"/>
+              <w:bottom w:w="100.0" w:type="dxa"/>
+              <w:right w:w="100.0" w:type="dxa"/>
+            </w:tcMar>
+            <w:vAlign w:val="top"/>
+          </w:tcPr>
+          <w:p>
+            <w:pPr>
+              <w:keepNext w:val="0"/>
+              <w:keepLines w:val="0"/>
+              <w:pageBreakBefore w:val="0"/>
+              <w:widowControl w:val="0"/>
+              <w:pBdr>
+                <w:top w:space="0" w:sz="0" w:val="nil"/>
+                <w:left w:space="0" w:sz="0" w:val="nil"/>
+                <w:bottom w:space="0" w:sz="0" w:val="nil"/>
+                <w:right w:space="0" w:sz="0" w:val="nil"/>
+                <w:between w:space="0" w:sz="0" w:val="nil"/>
+              </w:pBdr>
+              <w:shd w:fill="auto" w:val="clear"/>
+              <w:spacing w:after="0" w:before="0" w:line="240" w:lineRule="auto"/>
+              <w:ind w:left="0" w:right="0" w:firstLine="0"/>
+              <w:jc w:val="left"/>
+              <w:rPr>
+                <w:rFonts w:ascii="Times New Roman" w:cs="Times New Roman" w:eastAsia="Times New Roman" w:hAnsi="Times New Roman"/>
+              </w:rPr>
+            </w:pPr>
+            <w:r>
+              <w:rPr>
+                <w:rFonts w:ascii="Times New Roman" w:cs="Times New Roman" w:eastAsia="Times New Roman" w:hAnsi="Times New Roman"/>
+                <w:rtl w:val="0"/>
+              </w:rPr>
+              <w:t xml:space="preserve">Submit XSS payload again and check whether alert executes </w:t>
+            </w:r>
+          </w:p>
+        </w:tc>
+      </w:tr>
+      <w:tr>
+        <w:trPr>
+          <w:cantSplit w:val="0"/>
+          <w:tblHeader w:val="0"/>
+        </w:trPr>
+        <w:tc>
+          <w:tcPr>
+            <w:shd w:fill="auto" w:val="clear"/>
+            <w:tcMar>
+              <w:top w:w="100.0" w:type="dxa"/>
+              <w:left w:w="100.0" w:type="dxa"/>
+              <w:bottom w:w="100.0" w:type="dxa"/>
+              <w:right w:w="100.0" w:type="dxa"/>
+            </w:tcMar>
+            <w:vAlign w:val="top"/>
+          </w:tcPr>
+          <w:p>
+            <w:pPr>
+              <w:keepNext w:val="0"/>
+              <w:keepLines w:val="0"/>
+              <w:pageBreakBefore w:val="0"/>
+              <w:widowControl w:val="0"/>
+              <w:pBdr>
+                <w:top w:space="0" w:sz="0" w:val="nil"/>
+                <w:left w:space="0" w:sz="0" w:val="nil"/>
+                <w:bottom w:space="0" w:sz="0" w:val="nil"/>
+                <w:right w:space="0" w:sz="0" w:val="nil"/>
+                <w:between w:space="0" w:sz="0" w:val="nil"/>
+              </w:pBdr>
+              <w:shd w:fill="auto" w:val="clear"/>
+              <w:spacing w:after="0" w:before="0" w:line="240" w:lineRule="auto"/>
+              <w:ind w:left="0" w:right="0" w:firstLine="0"/>
+              <w:jc w:val="left"/>
+              <w:rPr>
+                <w:rFonts w:ascii="Times New Roman" w:cs="Times New Roman" w:eastAsia="Times New Roman" w:hAnsi="Times New Roman"/>
+              </w:rPr>
+            </w:pPr>
+            <w:r>
+              <w:rPr>
+                <w:rFonts w:ascii="Times New Roman" w:cs="Times New Roman" w:eastAsia="Times New Roman" w:hAnsi="Times New Roman"/>
+                <w:rtl w:val="0"/>
+              </w:rPr>
+              <w:t xml:space="preserve">API response exposes password or password_hash </w:t>
+            </w:r>
+          </w:p>
+        </w:tc>
+        <w:tc>
+          <w:tcPr>
+            <w:shd w:fill="auto" w:val="clear"/>
+            <w:tcMar>
+              <w:top w:w="100.0" w:type="dxa"/>
+              <w:left w:w="100.0" w:type="dxa"/>
+              <w:bottom w:w="100.0" w:type="dxa"/>
+              <w:right w:w="100.0" w:type="dxa"/>
+            </w:tcMar>
+            <w:vAlign w:val="top"/>
+          </w:tcPr>
+          <w:p>
+            <w:pPr>
+              <w:keepNext w:val="0"/>
+              <w:keepLines w:val="0"/>
+              <w:pageBreakBefore w:val="0"/>
+              <w:widowControl w:val="0"/>
+              <w:pBdr>
+                <w:top w:space="0" w:sz="0" w:val="nil"/>
+                <w:left w:space="0" w:sz="0" w:val="nil"/>
+                <w:bottom w:space="0" w:sz="0" w:val="nil"/>
+                <w:right w:space="0" w:sz="0" w:val="nil"/>
+                <w:between w:space="0" w:sz="0" w:val="nil"/>
+              </w:pBdr>
+              <w:shd w:fill="auto" w:val="clear"/>
+              <w:spacing w:after="0" w:before="0" w:line="240" w:lineRule="auto"/>
+              <w:ind w:left="0" w:right="0" w:firstLine="0"/>
+              <w:jc w:val="left"/>
+              <w:rPr>
+                <w:rFonts w:ascii="Times New Roman" w:cs="Times New Roman" w:eastAsia="Times New Roman" w:hAnsi="Times New Roman"/>
+              </w:rPr>
+            </w:pPr>
+            <w:r>
+              <w:rPr>
+                <w:rFonts w:ascii="Times New Roman" w:cs="Times New Roman" w:eastAsia="Times New Roman" w:hAnsi="Times New Roman"/>
+                <w:rtl w:val="0"/>
+              </w:rPr>
+              <w:t xml:space="preserve">API returns sensitive user fields </w:t>
+            </w:r>
+          </w:p>
+        </w:tc>
+        <w:tc>
+          <w:tcPr>
+            <w:shd w:fill="auto" w:val="clear"/>
+            <w:tcMar>
+              <w:top w:w="100.0" w:type="dxa"/>
+              <w:left w:w="100.0" w:type="dxa"/>
+              <w:bottom w:w="100.0" w:type="dxa"/>
+              <w:right w:w="100.0" w:type="dxa"/>
+            </w:tcMar>
+            <w:vAlign w:val="top"/>
+          </w:tcPr>
+          <w:p>
+            <w:pPr>
+              <w:keepNext w:val="0"/>
+              <w:keepLines w:val="0"/>
+              <w:pageBreakBefore w:val="0"/>
+              <w:widowControl w:val="0"/>
+              <w:pBdr>
+                <w:top w:space="0" w:sz="0" w:val="nil"/>
+                <w:left w:space="0" w:sz="0" w:val="nil"/>
+                <w:bottom w:space="0" w:sz="0" w:val="nil"/>
+                <w:right w:space="0" w:sz="0" w:val="nil"/>
+                <w:between w:space="0" w:sz="0" w:val="nil"/>
+              </w:pBdr>
+              <w:shd w:fill="auto" w:val="clear"/>
+              <w:spacing w:after="0" w:before="0" w:line="240" w:lineRule="auto"/>
+              <w:ind w:left="0" w:right="0" w:firstLine="0"/>
+              <w:jc w:val="left"/>
+              <w:rPr>
+                <w:rFonts w:ascii="Times New Roman" w:cs="Times New Roman" w:eastAsia="Times New Roman" w:hAnsi="Times New Roman"/>
+              </w:rPr>
+            </w:pPr>
+            <w:r>
+              <w:rPr>
+                <w:rFonts w:ascii="Times New Roman" w:cs="Times New Roman" w:eastAsia="Times New Roman" w:hAnsi="Times New Roman"/>
+                <w:rtl w:val="0"/>
+              </w:rPr>
+              <w:t xml:space="preserve">Backend API </w:t>
+            </w:r>
+          </w:p>
+        </w:tc>
+        <w:tc>
+          <w:tcPr>
+            <w:shd w:fill="auto" w:val="clear"/>
+            <w:tcMar>
+              <w:top w:w="100.0" w:type="dxa"/>
+              <w:left w:w="100.0" w:type="dxa"/>
+              <w:bottom w:w="100.0" w:type="dxa"/>
+              <w:right w:w="100.0" w:type="dxa"/>
+            </w:tcMar>
+            <w:vAlign w:val="top"/>
+          </w:tcPr>
+          <w:p>
+            <w:pPr>
+              <w:keepNext w:val="0"/>
+              <w:keepLines w:val="0"/>
+              <w:pageBreakBefore w:val="0"/>
+              <w:widowControl w:val="0"/>
+              <w:pBdr>
+                <w:top w:space="0" w:sz="0" w:val="nil"/>
+                <w:left w:space="0" w:sz="0" w:val="nil"/>
+                <w:bottom w:space="0" w:sz="0" w:val="nil"/>
+                <w:right w:space="0" w:sz="0" w:val="nil"/>
+                <w:between w:space="0" w:sz="0" w:val="nil"/>
+              </w:pBdr>
+              <w:shd w:fill="auto" w:val="clear"/>
+              <w:spacing w:after="0" w:before="0" w:line="240" w:lineRule="auto"/>
+              <w:ind w:left="0" w:right="0" w:firstLine="0"/>
+              <w:jc w:val="left"/>
+              <w:rPr>
+                <w:rFonts w:ascii="Times New Roman" w:cs="Times New Roman" w:eastAsia="Times New Roman" w:hAnsi="Times New Roman"/>
+              </w:rPr>
+            </w:pPr>
+            <w:r>
+              <w:rPr>
+                <w:rFonts w:ascii="Times New Roman" w:cs="Times New Roman" w:eastAsia="Times New Roman" w:hAnsi="Times New Roman"/>
+                <w:rtl w:val="0"/>
+              </w:rPr>
+              <w:t xml:space="preserve">Return only necessary fields such as id, name, email, and role </w:t>
+            </w:r>
+          </w:p>
+        </w:tc>
+        <w:tc>
+          <w:tcPr>
+            <w:shd w:fill="auto" w:val="clear"/>
+            <w:tcMar>
+              <w:top w:w="100.0" w:type="dxa"/>
+              <w:left w:w="100.0" w:type="dxa"/>
+              <w:bottom w:w="100.0" w:type="dxa"/>
+              <w:right w:w="100.0" w:type="dxa"/>
+            </w:tcMar>
+            <w:vAlign w:val="top"/>
+          </w:tcPr>
+          <w:p>
+            <w:pPr>
+              <w:keepNext w:val="0"/>
+              <w:keepLines w:val="0"/>
+              <w:pageBreakBefore w:val="0"/>
+              <w:widowControl w:val="0"/>
+              <w:pBdr>
+                <w:top w:space="0" w:sz="0" w:val="nil"/>
+                <w:left w:space="0" w:sz="0" w:val="nil"/>
+                <w:bottom w:space="0" w:sz="0" w:val="nil"/>
+                <w:right w:space="0" w:sz="0" w:val="nil"/>
+                <w:between w:space="0" w:sz="0" w:val="nil"/>
+              </w:pBdr>
+              <w:shd w:fill="auto" w:val="clear"/>
+              <w:spacing w:after="0" w:before="0" w:line="240" w:lineRule="auto"/>
+              <w:ind w:left="0" w:right="0" w:firstLine="0"/>
+              <w:jc w:val="left"/>
+              <w:rPr>
+                <w:rFonts w:ascii="Times New Roman" w:cs="Times New Roman" w:eastAsia="Times New Roman" w:hAnsi="Times New Roman"/>
+              </w:rPr>
+            </w:pPr>
+            <w:r>
+              <w:rPr>
+                <w:rFonts w:ascii="Times New Roman" w:cs="Times New Roman" w:eastAsia="Times New Roman" w:hAnsi="Times New Roman"/>
+                <w:rtl w:val="0"/>
+              </w:rPr>
+              <w:t xml:space="preserve">Check API response again and confirm password fields are removed </w:t>
+            </w:r>
+          </w:p>
+        </w:tc>
+      </w:tr>
+      <w:tr>
+        <w:trPr>
+          <w:cantSplit w:val="0"/>
+          <w:tblHeader w:val="0"/>
+        </w:trPr>
+        <w:tc>
+          <w:tcPr>
+            <w:shd w:fill="auto" w:val="clear"/>
+            <w:tcMar>
+              <w:top w:w="100.0" w:type="dxa"/>
+              <w:left w:w="100.0" w:type="dxa"/>
+              <w:bottom w:w="100.0" w:type="dxa"/>
+              <w:right w:w="100.0" w:type="dxa"/>
+            </w:tcMar>
+            <w:vAlign w:val="top"/>
+          </w:tcPr>
+          <w:p>
+            <w:pPr>
+              <w:keepNext w:val="0"/>
+              <w:keepLines w:val="0"/>
+              <w:pageBreakBefore w:val="0"/>
+              <w:widowControl w:val="0"/>
+              <w:pBdr>
+                <w:top w:space="0" w:sz="0" w:val="nil"/>
+                <w:left w:space="0" w:sz="0" w:val="nil"/>
+                <w:bottom w:space="0" w:sz="0" w:val="nil"/>
+                <w:right w:space="0" w:sz="0" w:val="nil"/>
+                <w:between w:space="0" w:sz="0" w:val="nil"/>
+              </w:pBdr>
+              <w:shd w:fill="auto" w:val="clear"/>
+              <w:spacing w:after="0" w:before="0" w:line="240" w:lineRule="auto"/>
+              <w:ind w:left="0" w:right="0" w:firstLine="0"/>
+              <w:jc w:val="left"/>
+              <w:rPr>
+                <w:rFonts w:ascii="Times New Roman" w:cs="Times New Roman" w:eastAsia="Times New Roman" w:hAnsi="Times New Roman"/>
+              </w:rPr>
+            </w:pPr>
+            <w:r>
+              <w:rPr>
+                <w:rFonts w:ascii="Times New Roman" w:cs="Times New Roman" w:eastAsia="Times New Roman" w:hAnsi="Times New Roman"/>
+                <w:rtl w:val="0"/>
+              </w:rPr>
+              <w:t xml:space="preserve">SQL Injection input may affect query </w:t>
+            </w:r>
+          </w:p>
+        </w:tc>
+        <w:tc>
+          <w:tcPr>
+            <w:shd w:fill="auto" w:val="clear"/>
+            <w:tcMar>
+              <w:top w:w="100.0" w:type="dxa"/>
+              <w:left w:w="100.0" w:type="dxa"/>
+              <w:bottom w:w="100.0" w:type="dxa"/>
+              <w:right w:w="100.0" w:type="dxa"/>
+            </w:tcMar>
+            <w:vAlign w:val="top"/>
+          </w:tcPr>
+          <w:p>
+            <w:pPr>
+              <w:keepNext w:val="0"/>
+              <w:keepLines w:val="0"/>
+              <w:pageBreakBefore w:val="0"/>
+              <w:widowControl w:val="0"/>
+              <w:pBdr>
+                <w:top w:space="0" w:sz="0" w:val="nil"/>
+                <w:left w:space="0" w:sz="0" w:val="nil"/>
+                <w:bottom w:space="0" w:sz="0" w:val="nil"/>
+                <w:right w:space="0" w:sz="0" w:val="nil"/>
+                <w:between w:space="0" w:sz="0" w:val="nil"/>
+              </w:pBdr>
+              <w:shd w:fill="auto" w:val="clear"/>
+              <w:spacing w:after="0" w:before="0" w:line="240" w:lineRule="auto"/>
+              <w:ind w:left="0" w:right="0" w:firstLine="0"/>
+              <w:jc w:val="left"/>
+              <w:rPr>
+                <w:rFonts w:ascii="Times New Roman" w:cs="Times New Roman" w:eastAsia="Times New Roman" w:hAnsi="Times New Roman"/>
+              </w:rPr>
+            </w:pPr>
+            <w:r>
+              <w:rPr>
+                <w:rFonts w:ascii="Times New Roman" w:cs="Times New Roman" w:eastAsia="Times New Roman" w:hAnsi="Times New Roman"/>
+                <w:rtl w:val="0"/>
+              </w:rPr>
+              <w:t xml:space="preserve">SQL query uses string concatenation </w:t>
+            </w:r>
+          </w:p>
+        </w:tc>
+        <w:tc>
+          <w:tcPr>
+            <w:shd w:fill="auto" w:val="clear"/>
+            <w:tcMar>
+              <w:top w:w="100.0" w:type="dxa"/>
+              <w:left w:w="100.0" w:type="dxa"/>
+              <w:bottom w:w="100.0" w:type="dxa"/>
+              <w:right w:w="100.0" w:type="dxa"/>
+            </w:tcMar>
+            <w:vAlign w:val="top"/>
+          </w:tcPr>
+          <w:p>
+            <w:pPr>
+              <w:keepNext w:val="0"/>
+              <w:keepLines w:val="0"/>
+              <w:pageBreakBefore w:val="0"/>
+              <w:widowControl w:val="0"/>
+              <w:pBdr>
+                <w:top w:space="0" w:sz="0" w:val="nil"/>
+                <w:left w:space="0" w:sz="0" w:val="nil"/>
+                <w:bottom w:space="0" w:sz="0" w:val="nil"/>
+                <w:right w:space="0" w:sz="0" w:val="nil"/>
+                <w:between w:space="0" w:sz="0" w:val="nil"/>
+              </w:pBdr>
+              <w:shd w:fill="auto" w:val="clear"/>
+              <w:spacing w:after="0" w:before="0" w:line="240" w:lineRule="auto"/>
+              <w:ind w:left="0" w:right="0" w:firstLine="0"/>
+              <w:jc w:val="left"/>
+              <w:rPr>
+                <w:rFonts w:ascii="Times New Roman" w:cs="Times New Roman" w:eastAsia="Times New Roman" w:hAnsi="Times New Roman"/>
+              </w:rPr>
+            </w:pPr>
+            <w:r>
+              <w:rPr>
+                <w:rFonts w:ascii="Times New Roman" w:cs="Times New Roman" w:eastAsia="Times New Roman" w:hAnsi="Times New Roman"/>
+                <w:rtl w:val="0"/>
+              </w:rPr>
+              <w:t xml:space="preserve">Backend / Database </w:t>
+            </w:r>
+          </w:p>
+        </w:tc>
+        <w:tc>
+          <w:tcPr>
+            <w:shd w:fill="auto" w:val="clear"/>
+            <w:tcMar>
+              <w:top w:w="100.0" w:type="dxa"/>
+              <w:left w:w="100.0" w:type="dxa"/>
+              <w:bottom w:w="100.0" w:type="dxa"/>
+              <w:right w:w="100.0" w:type="dxa"/>
+            </w:tcMar>
+            <w:vAlign w:val="top"/>
+          </w:tcPr>
+          <w:p>
+            <w:pPr>
+              <w:keepNext w:val="0"/>
+              <w:keepLines w:val="0"/>
+              <w:pageBreakBefore w:val="0"/>
+              <w:widowControl w:val="0"/>
+              <w:pBdr>
+                <w:top w:space="0" w:sz="0" w:val="nil"/>
+                <w:left w:space="0" w:sz="0" w:val="nil"/>
+                <w:bottom w:space="0" w:sz="0" w:val="nil"/>
+                <w:right w:space="0" w:sz="0" w:val="nil"/>
+                <w:between w:space="0" w:sz="0" w:val="nil"/>
+              </w:pBdr>
+              <w:shd w:fill="auto" w:val="clear"/>
+              <w:spacing w:after="0" w:before="0" w:line="240" w:lineRule="auto"/>
+              <w:ind w:left="0" w:right="0" w:firstLine="0"/>
+              <w:jc w:val="left"/>
+              <w:rPr>
+                <w:rFonts w:ascii="Times New Roman" w:cs="Times New Roman" w:eastAsia="Times New Roman" w:hAnsi="Times New Roman"/>
+              </w:rPr>
+            </w:pPr>
+            <w:r>
+              <w:rPr>
+                <w:rFonts w:ascii="Times New Roman" w:cs="Times New Roman" w:eastAsia="Times New Roman" w:hAnsi="Times New Roman"/>
+                <w:rtl w:val="0"/>
+              </w:rPr>
+              <w:t xml:space="preserve">Use prepared statements for database queries </w:t>
+            </w:r>
+          </w:p>
+        </w:tc>
+        <w:tc>
+          <w:tcPr>
+            <w:shd w:fill="auto" w:val="clear"/>
+            <w:tcMar>
+              <w:top w:w="100.0" w:type="dxa"/>
+              <w:left w:w="100.0" w:type="dxa"/>
+              <w:bottom w:w="100.0" w:type="dxa"/>
+              <w:right w:w="100.0" w:type="dxa"/>
+            </w:tcMar>
+            <w:vAlign w:val="top"/>
+          </w:tcPr>
+          <w:p>
+            <w:pPr>
+              <w:keepNext w:val="0"/>
+              <w:keepLines w:val="0"/>
+              <w:pageBreakBefore w:val="0"/>
+              <w:widowControl w:val="0"/>
+              <w:pBdr>
+                <w:top w:space="0" w:sz="0" w:val="nil"/>
+                <w:left w:space="0" w:sz="0" w:val="nil"/>
+                <w:bottom w:space="0" w:sz="0" w:val="nil"/>
+                <w:right w:space="0" w:sz="0" w:val="nil"/>
+                <w:between w:space="0" w:sz="0" w:val="nil"/>
+              </w:pBdr>
+              <w:shd w:fill="auto" w:val="clear"/>
+              <w:spacing w:after="0" w:before="0" w:line="240" w:lineRule="auto"/>
+              <w:ind w:left="0" w:right="0" w:firstLine="0"/>
+              <w:jc w:val="left"/>
+              <w:rPr>
+                <w:rFonts w:ascii="Times New Roman" w:cs="Times New Roman" w:eastAsia="Times New Roman" w:hAnsi="Times New Roman"/>
+              </w:rPr>
+            </w:pPr>
+            <w:r>
+              <w:rPr>
+                <w:rFonts w:ascii="Times New Roman" w:cs="Times New Roman" w:eastAsia="Times New Roman" w:hAnsi="Times New Roman"/>
+                <w:rtl w:val="0"/>
+              </w:rPr>
+              <w:t xml:space="preserve">Try SQL Injection input again in login or search field </w:t>
+            </w:r>
+          </w:p>
+        </w:tc>
+      </w:tr>
+      <w:tr>
+        <w:trPr>
+          <w:cantSplit w:val="0"/>
+          <w:tblHeader w:val="0"/>
+        </w:trPr>
+        <w:tc>
+          <w:tcPr>
+            <w:shd w:fill="auto" w:val="clear"/>
+            <w:tcMar>
+              <w:top w:w="100.0" w:type="dxa"/>
+              <w:left w:w="100.0" w:type="dxa"/>
+              <w:bottom w:w="100.0" w:type="dxa"/>
+              <w:right w:w="100.0" w:type="dxa"/>
+            </w:tcMar>
+            <w:vAlign w:val="top"/>
+          </w:tcPr>
+          <w:p>
+            <w:pPr>
+              <w:keepNext w:val="0"/>
+              <w:keepLines w:val="0"/>
+              <w:pageBreakBefore w:val="0"/>
+              <w:widowControl w:val="0"/>
+              <w:pBdr>
+                <w:top w:space="0" w:sz="0" w:val="nil"/>
+                <w:left w:space="0" w:sz="0" w:val="nil"/>
+                <w:bottom w:space="0" w:sz="0" w:val="nil"/>
+                <w:right w:space="0" w:sz="0" w:val="nil"/>
+                <w:between w:space="0" w:sz="0" w:val="nil"/>
+              </w:pBdr>
+              <w:shd w:fill="auto" w:val="clear"/>
+              <w:spacing w:after="0" w:before="0" w:line="240" w:lineRule="auto"/>
+              <w:ind w:left="0" w:right="0" w:firstLine="0"/>
+              <w:jc w:val="left"/>
+              <w:rPr>
+                <w:rFonts w:ascii="Times New Roman" w:cs="Times New Roman" w:eastAsia="Times New Roman" w:hAnsi="Times New Roman"/>
+              </w:rPr>
+            </w:pPr>
+            <w:r>
+              <w:rPr>
+                <w:rFonts w:ascii="Times New Roman" w:cs="Times New Roman" w:eastAsia="Times New Roman" w:hAnsi="Times New Roman"/>
+                <w:rtl w:val="0"/>
+              </w:rPr>
+              <w:t xml:space="preserve">User can update protected fields </w:t>
+            </w:r>
+          </w:p>
+        </w:tc>
+        <w:tc>
+          <w:tcPr>
+            <w:shd w:fill="auto" w:val="clear"/>
+            <w:tcMar>
+              <w:top w:w="100.0" w:type="dxa"/>
+              <w:left w:w="100.0" w:type="dxa"/>
+              <w:bottom w:w="100.0" w:type="dxa"/>
+              <w:right w:w="100.0" w:type="dxa"/>
+            </w:tcMar>
+            <w:vAlign w:val="top"/>
+          </w:tcPr>
+          <w:p>
+            <w:pPr>
+              <w:keepNext w:val="0"/>
+              <w:keepLines w:val="0"/>
+              <w:pageBreakBefore w:val="0"/>
+              <w:widowControl w:val="0"/>
+              <w:pBdr>
+                <w:top w:space="0" w:sz="0" w:val="nil"/>
+                <w:left w:space="0" w:sz="0" w:val="nil"/>
+                <w:bottom w:space="0" w:sz="0" w:val="nil"/>
+                <w:right w:space="0" w:sz="0" w:val="nil"/>
+                <w:between w:space="0" w:sz="0" w:val="nil"/>
+              </w:pBdr>
+              <w:shd w:fill="auto" w:val="clear"/>
+              <w:spacing w:after="0" w:before="0" w:line="240" w:lineRule="auto"/>
+              <w:ind w:left="0" w:right="0" w:firstLine="0"/>
+              <w:jc w:val="left"/>
+              <w:rPr>
+                <w:rFonts w:ascii="Times New Roman" w:cs="Times New Roman" w:eastAsia="Times New Roman" w:hAnsi="Times New Roman"/>
+              </w:rPr>
+            </w:pPr>
+            <w:r>
+              <w:rPr>
+                <w:rFonts w:ascii="Times New Roman" w:cs="Times New Roman" w:eastAsia="Times New Roman" w:hAnsi="Times New Roman"/>
+                <w:rtl w:val="0"/>
+              </w:rPr>
+              <w:t xml:space="preserve">Backend accepts fields directly from request body </w:t>
+            </w:r>
+          </w:p>
+        </w:tc>
+        <w:tc>
+          <w:tcPr>
+            <w:shd w:fill="auto" w:val="clear"/>
+            <w:tcMar>
+              <w:top w:w="100.0" w:type="dxa"/>
+              <w:left w:w="100.0" w:type="dxa"/>
+              <w:bottom w:w="100.0" w:type="dxa"/>
+              <w:right w:w="100.0" w:type="dxa"/>
+            </w:tcMar>
+            <w:vAlign w:val="top"/>
+          </w:tcPr>
+          <w:p>
+            <w:pPr>
+              <w:keepNext w:val="0"/>
+              <w:keepLines w:val="0"/>
+              <w:pageBreakBefore w:val="0"/>
+              <w:widowControl w:val="0"/>
+              <w:pBdr>
+                <w:top w:space="0" w:sz="0" w:val="nil"/>
+                <w:left w:space="0" w:sz="0" w:val="nil"/>
+                <w:bottom w:space="0" w:sz="0" w:val="nil"/>
+                <w:right w:space="0" w:sz="0" w:val="nil"/>
+                <w:between w:space="0" w:sz="0" w:val="nil"/>
+              </w:pBdr>
+              <w:shd w:fill="auto" w:val="clear"/>
+              <w:spacing w:after="0" w:before="0" w:line="240" w:lineRule="auto"/>
+              <w:ind w:left="0" w:right="0" w:firstLine="0"/>
+              <w:jc w:val="left"/>
+              <w:rPr>
+                <w:rFonts w:ascii="Times New Roman" w:cs="Times New Roman" w:eastAsia="Times New Roman" w:hAnsi="Times New Roman"/>
+              </w:rPr>
+            </w:pPr>
+            <w:r>
+              <w:rPr>
+                <w:rFonts w:ascii="Times New Roman" w:cs="Times New Roman" w:eastAsia="Times New Roman" w:hAnsi="Times New Roman"/>
+                <w:rtl w:val="0"/>
+              </w:rPr>
+              <w:t xml:space="preserve">Backend API </w:t>
+            </w:r>
+          </w:p>
+        </w:tc>
+        <w:tc>
+          <w:tcPr>
+            <w:shd w:fill="auto" w:val="clear"/>
+            <w:tcMar>
+              <w:top w:w="100.0" w:type="dxa"/>
+              <w:left w:w="100.0" w:type="dxa"/>
+              <w:bottom w:w="100.0" w:type="dxa"/>
+              <w:right w:w="100.0" w:type="dxa"/>
+            </w:tcMar>
+            <w:vAlign w:val="top"/>
+          </w:tcPr>
+          <w:p>
+            <w:pPr>
+              <w:keepNext w:val="0"/>
+              <w:keepLines w:val="0"/>
+              <w:pageBreakBefore w:val="0"/>
+              <w:widowControl w:val="0"/>
+              <w:pBdr>
+                <w:top w:space="0" w:sz="0" w:val="nil"/>
+                <w:left w:space="0" w:sz="0" w:val="nil"/>
+                <w:bottom w:space="0" w:sz="0" w:val="nil"/>
+                <w:right w:space="0" w:sz="0" w:val="nil"/>
+                <w:between w:space="0" w:sz="0" w:val="nil"/>
+              </w:pBdr>
+              <w:shd w:fill="auto" w:val="clear"/>
+              <w:spacing w:after="0" w:before="0" w:line="240" w:lineRule="auto"/>
+              <w:ind w:left="0" w:right="0" w:firstLine="0"/>
+              <w:jc w:val="left"/>
+              <w:rPr>
+                <w:rFonts w:ascii="Times New Roman" w:cs="Times New Roman" w:eastAsia="Times New Roman" w:hAnsi="Times New Roman"/>
+              </w:rPr>
+            </w:pPr>
+            <w:r>
+              <w:rPr>
+                <w:rFonts w:ascii="Times New Roman" w:cs="Times New Roman" w:eastAsia="Times New Roman" w:hAnsi="Times New Roman"/>
+                <w:rtl w:val="0"/>
+              </w:rPr>
+              <w:t xml:space="preserve">Allow only safe fields such as name, age, height, weight, and notes </w:t>
+            </w:r>
+          </w:p>
+        </w:tc>
+        <w:tc>
+          <w:tcPr>
+            <w:shd w:fill="auto" w:val="clear"/>
+            <w:tcMar>
+              <w:top w:w="100.0" w:type="dxa"/>
+              <w:left w:w="100.0" w:type="dxa"/>
+              <w:bottom w:w="100.0" w:type="dxa"/>
+              <w:right w:w="100.0" w:type="dxa"/>
+            </w:tcMar>
+            <w:vAlign w:val="top"/>
+          </w:tcPr>
+          <w:p>
+            <w:pPr>
+              <w:keepNext w:val="0"/>
+              <w:keepLines w:val="0"/>
+              <w:pageBreakBefore w:val="0"/>
+              <w:widowControl w:val="0"/>
+              <w:pBdr>
+                <w:top w:space="0" w:sz="0" w:val="nil"/>
+                <w:left w:space="0" w:sz="0" w:val="nil"/>
+                <w:bottom w:space="0" w:sz="0" w:val="nil"/>
+                <w:right w:space="0" w:sz="0" w:val="nil"/>
+                <w:between w:space="0" w:sz="0" w:val="nil"/>
+              </w:pBdr>
+              <w:shd w:fill="auto" w:val="clear"/>
+              <w:spacing w:after="0" w:before="0" w:line="240" w:lineRule="auto"/>
+              <w:ind w:left="0" w:right="0" w:firstLine="0"/>
+              <w:jc w:val="left"/>
+              <w:rPr>
+                <w:rFonts w:ascii="Times New Roman" w:cs="Times New Roman" w:eastAsia="Times New Roman" w:hAnsi="Times New Roman"/>
+              </w:rPr>
+            </w:pPr>
+            <w:r>
+              <w:rPr>
+                <w:rFonts w:ascii="Times New Roman" w:cs="Times New Roman" w:eastAsia="Times New Roman" w:hAnsi="Times New Roman"/>
+                <w:rtl w:val="0"/>
+              </w:rPr>
+              <w:t xml:space="preserve">Send update request with user_id, role, bmi, or category again </w:t>
             </w:r>
           </w:p>
         </w:tc>
@@ -6384,6 +8471,13 @@
     </w:tblPr>
   </w:style>
   <w:style w:type="table" w:styleId="Table4">
+    <w:basedOn w:val="TableNormal"/>
+    <w:tblPr>
+      <w:tblStyleRowBandSize w:val="1"/>
+      <w:tblStyleColBandSize w:val="1"/>
+    </w:tblPr>
+  </w:style>
+  <w:style w:type="table" w:styleId="Table5">
     <w:basedOn w:val="TableNormal"/>
     <w:tblPr>
       <w:tblStyleRowBandSize w:val="1"/>

--- a/report/SECJ3483-01_Izzat_Ammar_Rami_Nour.docx
+++ b/report/SECJ3483-01_Izzat_Ammar_Rami_Nour.docx
@@ -38,12 +38,12 @@
           <wp:inline distB="114300" distT="114300" distL="114300" distR="114300">
             <wp:extent cx="4338638" cy="1421278"/>
             <wp:effectExtent b="0" l="0" r="0" t="0"/>
-            <wp:docPr id="10" name="image11.png"/>
+            <wp:docPr id="8" name="image1.png"/>
             <a:graphic>
               <a:graphicData uri="http://schemas.openxmlformats.org/drawingml/2006/picture">
                 <pic:pic>
                   <pic:nvPicPr>
-                    <pic:cNvPr id="0" name="image11.png"/>
+                    <pic:cNvPr id="0" name="image1.png"/>
                     <pic:cNvPicPr preferRelativeResize="0"/>
                   </pic:nvPicPr>
                   <pic:blipFill>
@@ -255,25 +255,7 @@
     <w:p>
       <w:pPr>
         <w:spacing w:after="200" w:line="276" w:lineRule="auto"/>
-        <w:jc w:val="center"/>
-        <w:rPr>
-          <w:rFonts w:ascii="Times New Roman" w:cs="Times New Roman" w:eastAsia="Times New Roman" w:hAnsi="Times New Roman"/>
-          <w:b w:val="1"/>
-          <w:bCs w:val="1"/>
-          <w:sz w:val="36"/>
-          <w:szCs w:val="36"/>
-        </w:rPr>
-      </w:pPr>
-      <w:r>
-        <w:rPr>
-          <w:rtl w:val="0"/>
-        </w:rPr>
-      </w:r>
-    </w:p>
-    <w:p>
-      <w:pPr>
-        <w:spacing w:after="200" w:line="276" w:lineRule="auto"/>
-        <w:jc w:val="center"/>
+        <w:jc w:val="left"/>
         <w:rPr>
           <w:rFonts w:ascii="Times New Roman" w:cs="Times New Roman" w:eastAsia="Times New Roman" w:hAnsi="Times New Roman"/>
         </w:rPr>
@@ -658,6 +640,842 @@
         </w:rPr>
       </w:r>
     </w:p>
+    <w:sdt>
+      <w:sdtPr>
+        <w:id w:val="-1719853782"/>
+        <w:docPartObj>
+          <w:docPartGallery w:val="Table of Contents"/>
+          <w:docPartUnique w:val="1"/>
+        </w:docPartObj>
+      </w:sdtPr>
+      <w:sdtContent>
+        <w:p>
+          <w:pPr>
+            <w:widowControl w:val="0"/>
+            <w:tabs>
+              <w:tab w:val="right" w:leader="dot" w:pos="9360"/>
+            </w:tabs>
+            <w:spacing w:before="60" w:line="240" w:lineRule="auto"/>
+            <w:rPr>
+              <w:b w:val="1"/>
+              <w:bCs w:val="1"/>
+              <w:color w:val="000000"/>
+              <w:u w:val="none"/>
+            </w:rPr>
+          </w:pPr>
+          <w:r>
+            <w:fldChar w:fldCharType="begin"/>
+            <w:instrText xml:space="preserve"> TOC \h \u \z \t "Heading 1,1,Heading 2,2,Heading 3,3,Heading 4,4,Heading 5,5,Heading 6,6,"</w:instrText>
+            <w:fldChar w:fldCharType="separate"/>
+          </w:r>
+          <w:hyperlink w:anchor="_s7k3mgfuyl8t">
+            <w:r>
+              <w:rPr>
+                <w:b w:val="1"/>
+                <w:bCs w:val="1"/>
+                <w:color w:val="000000"/>
+                <w:u w:val="none"/>
+                <w:rtl w:val="0"/>
+              </w:rPr>
+              <w:t xml:space="preserve">1.0 Phase 1</w:t>
+              <w:tab/>
+            </w:r>
+          </w:hyperlink>
+          <w:r>
+            <w:fldChar w:fldCharType="begin"/>
+            <w:instrText xml:space="preserve"> PAGEREF _s7k3mgfuyl8t \h </w:instrText>
+            <w:fldChar w:fldCharType="separate"/>
+          </w:r>
+          <w:r>
+            <w:rPr>
+              <w:b w:val="1"/>
+              <w:bCs w:val="1"/>
+              <w:rtl w:val="0"/>
+            </w:rPr>
+            <w:t xml:space="preserve">3</w:t>
+          </w:r>
+          <w:r>
+            <w:fldChar w:fldCharType="end"/>
+          </w:r>
+          <w:r>
+            <w:rPr>
+              <w:rtl w:val="0"/>
+            </w:rPr>
+          </w:r>
+        </w:p>
+        <w:p>
+          <w:pPr>
+            <w:widowControl w:val="0"/>
+            <w:tabs>
+              <w:tab w:val="right" w:leader="dot" w:pos="9360"/>
+            </w:tabs>
+            <w:spacing w:before="60" w:line="240" w:lineRule="auto"/>
+            <w:ind w:left="360" w:firstLine="0"/>
+            <w:rPr>
+              <w:color w:val="000000"/>
+              <w:u w:val="none"/>
+            </w:rPr>
+          </w:pPr>
+          <w:hyperlink w:anchor="_528mjh7wm9qq">
+            <w:r>
+              <w:rPr>
+                <w:color w:val="000000"/>
+                <w:u w:val="none"/>
+                <w:rtl w:val="0"/>
+              </w:rPr>
+              <w:t xml:space="preserve">1.1 Security Investigation</w:t>
+              <w:tab/>
+            </w:r>
+          </w:hyperlink>
+          <w:r>
+            <w:fldChar w:fldCharType="begin"/>
+            <w:instrText xml:space="preserve"> PAGEREF _528mjh7wm9qq \h </w:instrText>
+            <w:fldChar w:fldCharType="separate"/>
+          </w:r>
+          <w:r>
+            <w:rPr>
+              <w:rtl w:val="0"/>
+            </w:rPr>
+            <w:t xml:space="preserve">3</w:t>
+          </w:r>
+          <w:r>
+            <w:fldChar w:fldCharType="end"/>
+          </w:r>
+          <w:r>
+            <w:rPr>
+              <w:rtl w:val="0"/>
+            </w:rPr>
+          </w:r>
+        </w:p>
+        <w:p>
+          <w:pPr>
+            <w:widowControl w:val="0"/>
+            <w:tabs>
+              <w:tab w:val="right" w:leader="dot" w:pos="9360"/>
+            </w:tabs>
+            <w:spacing w:before="60" w:line="240" w:lineRule="auto"/>
+            <w:rPr>
+              <w:b w:val="1"/>
+              <w:bCs w:val="1"/>
+              <w:color w:val="000000"/>
+              <w:u w:val="none"/>
+            </w:rPr>
+          </w:pPr>
+          <w:hyperlink w:anchor="_rbrvkq7nd7fq">
+            <w:r>
+              <w:rPr>
+                <w:b w:val="1"/>
+                <w:bCs w:val="1"/>
+                <w:color w:val="000000"/>
+                <w:u w:val="none"/>
+                <w:rtl w:val="0"/>
+              </w:rPr>
+              <w:t xml:space="preserve">2.0 Phase 2</w:t>
+              <w:tab/>
+            </w:r>
+          </w:hyperlink>
+          <w:r>
+            <w:fldChar w:fldCharType="begin"/>
+            <w:instrText xml:space="preserve"> PAGEREF _rbrvkq7nd7fq \h </w:instrText>
+            <w:fldChar w:fldCharType="separate"/>
+          </w:r>
+          <w:r>
+            <w:rPr>
+              <w:b w:val="1"/>
+              <w:bCs w:val="1"/>
+              <w:rtl w:val="0"/>
+            </w:rPr>
+            <w:t xml:space="preserve">9</w:t>
+          </w:r>
+          <w:r>
+            <w:fldChar w:fldCharType="end"/>
+          </w:r>
+          <w:r>
+            <w:rPr>
+              <w:rtl w:val="0"/>
+            </w:rPr>
+          </w:r>
+        </w:p>
+        <w:p>
+          <w:pPr>
+            <w:widowControl w:val="0"/>
+            <w:tabs>
+              <w:tab w:val="right" w:leader="dot" w:pos="9360"/>
+            </w:tabs>
+            <w:spacing w:before="60" w:line="240" w:lineRule="auto"/>
+            <w:ind w:left="360" w:firstLine="0"/>
+            <w:rPr>
+              <w:color w:val="000000"/>
+              <w:u w:val="none"/>
+            </w:rPr>
+          </w:pPr>
+          <w:hyperlink w:anchor="_zgmthrglg1zs">
+            <w:r>
+              <w:rPr>
+                <w:color w:val="000000"/>
+                <w:u w:val="none"/>
+                <w:rtl w:val="0"/>
+              </w:rPr>
+              <w:t xml:space="preserve">2.1 Weakness Classification and Discussion</w:t>
+              <w:tab/>
+            </w:r>
+          </w:hyperlink>
+          <w:r>
+            <w:fldChar w:fldCharType="begin"/>
+            <w:instrText xml:space="preserve"> PAGEREF _zgmthrglg1zs \h </w:instrText>
+            <w:fldChar w:fldCharType="separate"/>
+          </w:r>
+          <w:r>
+            <w:rPr>
+              <w:rtl w:val="0"/>
+            </w:rPr>
+            <w:t xml:space="preserve">9</w:t>
+          </w:r>
+          <w:r>
+            <w:fldChar w:fldCharType="end"/>
+          </w:r>
+          <w:r>
+            <w:rPr>
+              <w:rtl w:val="0"/>
+            </w:rPr>
+          </w:r>
+        </w:p>
+        <w:p>
+          <w:pPr>
+            <w:widowControl w:val="0"/>
+            <w:tabs>
+              <w:tab w:val="right" w:leader="dot" w:pos="9360"/>
+            </w:tabs>
+            <w:spacing w:before="60" w:line="240" w:lineRule="auto"/>
+            <w:rPr>
+              <w:b w:val="1"/>
+              <w:bCs w:val="1"/>
+              <w:color w:val="000000"/>
+              <w:u w:val="none"/>
+            </w:rPr>
+          </w:pPr>
+          <w:hyperlink w:anchor="_g8wt3jxowbxu">
+            <w:r>
+              <w:rPr>
+                <w:b w:val="1"/>
+                <w:bCs w:val="1"/>
+                <w:color w:val="000000"/>
+                <w:u w:val="none"/>
+                <w:rtl w:val="0"/>
+              </w:rPr>
+              <w:t xml:space="preserve">3.0 Phase 3</w:t>
+              <w:tab/>
+            </w:r>
+          </w:hyperlink>
+          <w:r>
+            <w:fldChar w:fldCharType="begin"/>
+            <w:instrText xml:space="preserve"> PAGEREF _g8wt3jxowbxu \h </w:instrText>
+            <w:fldChar w:fldCharType="separate"/>
+          </w:r>
+          <w:r>
+            <w:rPr>
+              <w:b w:val="1"/>
+              <w:bCs w:val="1"/>
+              <w:rtl w:val="0"/>
+            </w:rPr>
+            <w:t xml:space="preserve">10</w:t>
+          </w:r>
+          <w:r>
+            <w:fldChar w:fldCharType="end"/>
+          </w:r>
+          <w:r>
+            <w:rPr>
+              <w:rtl w:val="0"/>
+            </w:rPr>
+          </w:r>
+        </w:p>
+        <w:p>
+          <w:pPr>
+            <w:widowControl w:val="0"/>
+            <w:tabs>
+              <w:tab w:val="right" w:leader="dot" w:pos="9360"/>
+            </w:tabs>
+            <w:spacing w:before="60" w:line="240" w:lineRule="auto"/>
+            <w:ind w:left="360" w:firstLine="0"/>
+            <w:rPr>
+              <w:color w:val="000000"/>
+              <w:u w:val="none"/>
+            </w:rPr>
+          </w:pPr>
+          <w:hyperlink w:anchor="_y8etj9u2vtqz">
+            <w:r>
+              <w:rPr>
+                <w:color w:val="000000"/>
+                <w:u w:val="none"/>
+                <w:rtl w:val="0"/>
+              </w:rPr>
+              <w:t xml:space="preserve">3.1 Problem-Solution Mapping</w:t>
+              <w:tab/>
+            </w:r>
+          </w:hyperlink>
+          <w:r>
+            <w:fldChar w:fldCharType="begin"/>
+            <w:instrText xml:space="preserve"> PAGEREF _y8etj9u2vtqz \h </w:instrText>
+            <w:fldChar w:fldCharType="separate"/>
+          </w:r>
+          <w:r>
+            <w:rPr>
+              <w:rtl w:val="0"/>
+            </w:rPr>
+            <w:t xml:space="preserve">10</w:t>
+          </w:r>
+          <w:r>
+            <w:fldChar w:fldCharType="end"/>
+          </w:r>
+          <w:r>
+            <w:rPr>
+              <w:rtl w:val="0"/>
+            </w:rPr>
+          </w:r>
+        </w:p>
+        <w:p>
+          <w:pPr>
+            <w:widowControl w:val="0"/>
+            <w:tabs>
+              <w:tab w:val="right" w:leader="dot" w:pos="9360"/>
+            </w:tabs>
+            <w:spacing w:before="60" w:line="240" w:lineRule="auto"/>
+            <w:rPr>
+              <w:b w:val="1"/>
+              <w:bCs w:val="1"/>
+              <w:color w:val="000000"/>
+              <w:u w:val="none"/>
+            </w:rPr>
+          </w:pPr>
+          <w:hyperlink w:anchor="_iqxmf2ipjmzm">
+            <w:r>
+              <w:rPr>
+                <w:b w:val="1"/>
+                <w:bCs w:val="1"/>
+                <w:color w:val="000000"/>
+                <w:u w:val="none"/>
+                <w:rtl w:val="0"/>
+              </w:rPr>
+              <w:t xml:space="preserve">4.0 Phase 4</w:t>
+              <w:tab/>
+            </w:r>
+          </w:hyperlink>
+          <w:r>
+            <w:fldChar w:fldCharType="begin"/>
+            <w:instrText xml:space="preserve"> PAGEREF _iqxmf2ipjmzm \h </w:instrText>
+            <w:fldChar w:fldCharType="separate"/>
+          </w:r>
+          <w:r>
+            <w:rPr>
+              <w:b w:val="1"/>
+              <w:bCs w:val="1"/>
+              <w:rtl w:val="0"/>
+            </w:rPr>
+            <w:t xml:space="preserve">11</w:t>
+          </w:r>
+          <w:r>
+            <w:fldChar w:fldCharType="end"/>
+          </w:r>
+          <w:r>
+            <w:rPr>
+              <w:rtl w:val="0"/>
+            </w:rPr>
+          </w:r>
+        </w:p>
+        <w:p>
+          <w:pPr>
+            <w:widowControl w:val="0"/>
+            <w:tabs>
+              <w:tab w:val="right" w:leader="dot" w:pos="9360"/>
+            </w:tabs>
+            <w:spacing w:before="60" w:line="240" w:lineRule="auto"/>
+            <w:ind w:left="360" w:firstLine="0"/>
+            <w:rPr>
+              <w:color w:val="000000"/>
+              <w:u w:val="none"/>
+            </w:rPr>
+          </w:pPr>
+          <w:hyperlink w:anchor="_vgommajnuxs0">
+            <w:r>
+              <w:rPr>
+                <w:color w:val="000000"/>
+                <w:u w:val="none"/>
+                <w:rtl w:val="0"/>
+              </w:rPr>
+              <w:t xml:space="preserve">4.1 Before-and-After Testing Evidence</w:t>
+              <w:tab/>
+            </w:r>
+          </w:hyperlink>
+          <w:r>
+            <w:fldChar w:fldCharType="begin"/>
+            <w:instrText xml:space="preserve"> PAGEREF _vgommajnuxs0 \h </w:instrText>
+            <w:fldChar w:fldCharType="separate"/>
+          </w:r>
+          <w:r>
+            <w:rPr>
+              <w:rtl w:val="0"/>
+            </w:rPr>
+            <w:t xml:space="preserve">11</w:t>
+          </w:r>
+          <w:r>
+            <w:fldChar w:fldCharType="end"/>
+          </w:r>
+          <w:r>
+            <w:rPr>
+              <w:rtl w:val="0"/>
+            </w:rPr>
+          </w:r>
+        </w:p>
+        <w:p>
+          <w:pPr>
+            <w:widowControl w:val="0"/>
+            <w:tabs>
+              <w:tab w:val="right" w:leader="dot" w:pos="9360"/>
+            </w:tabs>
+            <w:spacing w:before="60" w:line="240" w:lineRule="auto"/>
+            <w:ind w:left="360" w:firstLine="0"/>
+            <w:rPr>
+              <w:color w:val="000000"/>
+              <w:u w:val="none"/>
+            </w:rPr>
+          </w:pPr>
+          <w:hyperlink w:anchor="_qjuatp3tz7pm">
+            <w:r>
+              <w:rPr>
+                <w:color w:val="000000"/>
+                <w:u w:val="none"/>
+                <w:rtl w:val="0"/>
+              </w:rPr>
+              <w:t xml:space="preserve">4.2 After-Fix Screenshots</w:t>
+              <w:tab/>
+            </w:r>
+          </w:hyperlink>
+          <w:r>
+            <w:fldChar w:fldCharType="begin"/>
+            <w:instrText xml:space="preserve"> PAGEREF _qjuatp3tz7pm \h </w:instrText>
+            <w:fldChar w:fldCharType="separate"/>
+          </w:r>
+          <w:r>
+            <w:rPr>
+              <w:rtl w:val="0"/>
+            </w:rPr>
+            <w:t xml:space="preserve">12</w:t>
+          </w:r>
+          <w:r>
+            <w:fldChar w:fldCharType="end"/>
+          </w:r>
+          <w:r>
+            <w:rPr>
+              <w:rtl w:val="0"/>
+            </w:rPr>
+          </w:r>
+        </w:p>
+        <w:p>
+          <w:pPr>
+            <w:widowControl w:val="0"/>
+            <w:tabs>
+              <w:tab w:val="right" w:leader="dot" w:pos="9360"/>
+            </w:tabs>
+            <w:spacing w:before="60" w:line="240" w:lineRule="auto"/>
+            <w:ind w:left="720" w:firstLine="0"/>
+            <w:rPr>
+              <w:color w:val="000000"/>
+              <w:u w:val="none"/>
+            </w:rPr>
+          </w:pPr>
+          <w:hyperlink w:anchor="_yo39ief55j6y">
+            <w:r>
+              <w:rPr>
+                <w:color w:val="000000"/>
+                <w:u w:val="none"/>
+                <w:rtl w:val="0"/>
+              </w:rPr>
+              <w:t xml:space="preserve">Test 1: Add BMI with Invalid Data</w:t>
+              <w:tab/>
+            </w:r>
+          </w:hyperlink>
+          <w:r>
+            <w:fldChar w:fldCharType="begin"/>
+            <w:instrText xml:space="preserve"> PAGEREF _yo39ief55j6y \h </w:instrText>
+            <w:fldChar w:fldCharType="separate"/>
+          </w:r>
+          <w:r>
+            <w:rPr>
+              <w:rtl w:val="0"/>
+            </w:rPr>
+            <w:t xml:space="preserve">12</w:t>
+          </w:r>
+          <w:r>
+            <w:fldChar w:fldCharType="end"/>
+          </w:r>
+          <w:r>
+            <w:rPr>
+              <w:rtl w:val="0"/>
+            </w:rPr>
+          </w:r>
+        </w:p>
+        <w:p>
+          <w:pPr>
+            <w:widowControl w:val="0"/>
+            <w:tabs>
+              <w:tab w:val="right" w:leader="dot" w:pos="9360"/>
+            </w:tabs>
+            <w:spacing w:before="60" w:line="240" w:lineRule="auto"/>
+            <w:ind w:left="720" w:firstLine="0"/>
+            <w:rPr>
+              <w:color w:val="000000"/>
+              <w:u w:val="none"/>
+            </w:rPr>
+          </w:pPr>
+          <w:hyperlink w:anchor="_6eula66ih01f">
+            <w:r>
+              <w:rPr>
+                <w:color w:val="000000"/>
+                <w:u w:val="none"/>
+                <w:rtl w:val="0"/>
+              </w:rPr>
+              <w:t xml:space="preserve">Test 2: Access Another User’s BMI Record</w:t>
+              <w:tab/>
+            </w:r>
+          </w:hyperlink>
+          <w:r>
+            <w:fldChar w:fldCharType="begin"/>
+            <w:instrText xml:space="preserve"> PAGEREF _6eula66ih01f \h </w:instrText>
+            <w:fldChar w:fldCharType="separate"/>
+          </w:r>
+          <w:r>
+            <w:rPr>
+              <w:rtl w:val="0"/>
+            </w:rPr>
+            <w:t xml:space="preserve">13</w:t>
+          </w:r>
+          <w:r>
+            <w:fldChar w:fldCharType="end"/>
+          </w:r>
+          <w:r>
+            <w:rPr>
+              <w:rtl w:val="0"/>
+            </w:rPr>
+          </w:r>
+        </w:p>
+        <w:p>
+          <w:pPr>
+            <w:widowControl w:val="0"/>
+            <w:tabs>
+              <w:tab w:val="right" w:leader="dot" w:pos="9360"/>
+            </w:tabs>
+            <w:spacing w:before="60" w:line="240" w:lineRule="auto"/>
+            <w:ind w:left="720" w:firstLine="0"/>
+            <w:rPr>
+              <w:color w:val="000000"/>
+              <w:u w:val="none"/>
+            </w:rPr>
+          </w:pPr>
+          <w:hyperlink w:anchor="_wwwx756up7v">
+            <w:r>
+              <w:rPr>
+                <w:color w:val="000000"/>
+                <w:u w:val="none"/>
+                <w:rtl w:val="0"/>
+              </w:rPr>
+              <w:t xml:space="preserve">Test 3: Access Staff Route as Normal User</w:t>
+              <w:tab/>
+            </w:r>
+          </w:hyperlink>
+          <w:r>
+            <w:fldChar w:fldCharType="begin"/>
+            <w:instrText xml:space="preserve"> PAGEREF _wwwx756up7v \h </w:instrText>
+            <w:fldChar w:fldCharType="separate"/>
+          </w:r>
+          <w:r>
+            <w:rPr>
+              <w:rtl w:val="0"/>
+            </w:rPr>
+            <w:t xml:space="preserve">13</w:t>
+          </w:r>
+          <w:r>
+            <w:fldChar w:fldCharType="end"/>
+          </w:r>
+          <w:r>
+            <w:rPr>
+              <w:rtl w:val="0"/>
+            </w:rPr>
+          </w:r>
+        </w:p>
+        <w:p>
+          <w:pPr>
+            <w:widowControl w:val="0"/>
+            <w:tabs>
+              <w:tab w:val="right" w:leader="dot" w:pos="9360"/>
+            </w:tabs>
+            <w:spacing w:before="60" w:line="240" w:lineRule="auto"/>
+            <w:ind w:left="720" w:firstLine="0"/>
+            <w:rPr>
+              <w:color w:val="000000"/>
+              <w:u w:val="none"/>
+            </w:rPr>
+          </w:pPr>
+          <w:hyperlink w:anchor="_9iioq8htfag">
+            <w:r>
+              <w:rPr>
+                <w:color w:val="000000"/>
+                <w:u w:val="none"/>
+                <w:rtl w:val="0"/>
+              </w:rPr>
+              <w:t xml:space="preserve">Test 4: Access Admin Route as Normal User</w:t>
+              <w:tab/>
+            </w:r>
+          </w:hyperlink>
+          <w:r>
+            <w:fldChar w:fldCharType="begin"/>
+            <w:instrText xml:space="preserve"> PAGEREF _9iioq8htfag \h </w:instrText>
+            <w:fldChar w:fldCharType="separate"/>
+          </w:r>
+          <w:r>
+            <w:rPr>
+              <w:rtl w:val="0"/>
+            </w:rPr>
+            <w:t xml:space="preserve">14</w:t>
+          </w:r>
+          <w:r>
+            <w:fldChar w:fldCharType="end"/>
+          </w:r>
+          <w:r>
+            <w:rPr>
+              <w:rtl w:val="0"/>
+            </w:rPr>
+          </w:r>
+        </w:p>
+        <w:p>
+          <w:pPr>
+            <w:widowControl w:val="0"/>
+            <w:tabs>
+              <w:tab w:val="right" w:leader="dot" w:pos="9360"/>
+            </w:tabs>
+            <w:spacing w:before="60" w:line="240" w:lineRule="auto"/>
+            <w:ind w:left="720" w:firstLine="0"/>
+            <w:rPr>
+              <w:color w:val="000000"/>
+              <w:u w:val="none"/>
+            </w:rPr>
+          </w:pPr>
+          <w:hyperlink w:anchor="_7o0qxwa2j04">
+            <w:r>
+              <w:rPr>
+                <w:color w:val="000000"/>
+                <w:u w:val="none"/>
+                <w:rtl w:val="0"/>
+              </w:rPr>
+              <w:t xml:space="preserve">Test 5: Submit XSS Payload in Notes</w:t>
+              <w:tab/>
+            </w:r>
+          </w:hyperlink>
+          <w:r>
+            <w:fldChar w:fldCharType="begin"/>
+            <w:instrText xml:space="preserve"> PAGEREF _7o0qxwa2j04 \h </w:instrText>
+            <w:fldChar w:fldCharType="separate"/>
+          </w:r>
+          <w:r>
+            <w:rPr>
+              <w:rtl w:val="0"/>
+            </w:rPr>
+            <w:t xml:space="preserve">15</w:t>
+          </w:r>
+          <w:r>
+            <w:fldChar w:fldCharType="end"/>
+          </w:r>
+          <w:r>
+            <w:rPr>
+              <w:rtl w:val="0"/>
+            </w:rPr>
+          </w:r>
+        </w:p>
+        <w:p>
+          <w:pPr>
+            <w:widowControl w:val="0"/>
+            <w:tabs>
+              <w:tab w:val="right" w:leader="dot" w:pos="9360"/>
+            </w:tabs>
+            <w:spacing w:before="60" w:line="240" w:lineRule="auto"/>
+            <w:ind w:left="720" w:firstLine="0"/>
+            <w:rPr>
+              <w:color w:val="000000"/>
+              <w:u w:val="none"/>
+            </w:rPr>
+          </w:pPr>
+          <w:hyperlink w:anchor="_6ho01vdln978">
+            <w:r>
+              <w:rPr>
+                <w:color w:val="000000"/>
+                <w:u w:val="none"/>
+                <w:rtl w:val="0"/>
+              </w:rPr>
+              <w:t xml:space="preserve">Test 6: Check API Response</w:t>
+              <w:tab/>
+            </w:r>
+          </w:hyperlink>
+          <w:r>
+            <w:fldChar w:fldCharType="begin"/>
+            <w:instrText xml:space="preserve"> PAGEREF _6ho01vdln978 \h </w:instrText>
+            <w:fldChar w:fldCharType="separate"/>
+          </w:r>
+          <w:r>
+            <w:rPr>
+              <w:rtl w:val="0"/>
+            </w:rPr>
+            <w:t xml:space="preserve">17</w:t>
+          </w:r>
+          <w:r>
+            <w:fldChar w:fldCharType="end"/>
+          </w:r>
+          <w:r>
+            <w:rPr>
+              <w:rtl w:val="0"/>
+            </w:rPr>
+          </w:r>
+        </w:p>
+        <w:p>
+          <w:pPr>
+            <w:widowControl w:val="0"/>
+            <w:tabs>
+              <w:tab w:val="right" w:leader="dot" w:pos="9360"/>
+            </w:tabs>
+            <w:spacing w:before="60" w:line="240" w:lineRule="auto"/>
+            <w:ind w:left="720" w:firstLine="0"/>
+            <w:rPr>
+              <w:color w:val="000000"/>
+              <w:u w:val="none"/>
+            </w:rPr>
+          </w:pPr>
+          <w:hyperlink w:anchor="_7holxaksugne">
+            <w:r>
+              <w:rPr>
+                <w:color w:val="000000"/>
+                <w:u w:val="none"/>
+                <w:rtl w:val="0"/>
+              </w:rPr>
+              <w:t xml:space="preserve">Test 7: Try SQL Injection Input</w:t>
+              <w:tab/>
+            </w:r>
+          </w:hyperlink>
+          <w:r>
+            <w:fldChar w:fldCharType="begin"/>
+            <w:instrText xml:space="preserve"> PAGEREF _7holxaksugne \h </w:instrText>
+            <w:fldChar w:fldCharType="separate"/>
+          </w:r>
+          <w:r>
+            <w:rPr>
+              <w:rtl w:val="0"/>
+            </w:rPr>
+            <w:t xml:space="preserve">19</w:t>
+          </w:r>
+          <w:r>
+            <w:fldChar w:fldCharType="end"/>
+          </w:r>
+          <w:r>
+            <w:rPr>
+              <w:rtl w:val="0"/>
+            </w:rPr>
+          </w:r>
+        </w:p>
+        <w:p>
+          <w:pPr>
+            <w:widowControl w:val="0"/>
+            <w:tabs>
+              <w:tab w:val="right" w:leader="dot" w:pos="9360"/>
+            </w:tabs>
+            <w:spacing w:before="60" w:line="240" w:lineRule="auto"/>
+            <w:ind w:left="720" w:firstLine="0"/>
+            <w:rPr>
+              <w:color w:val="000000"/>
+              <w:u w:val="none"/>
+            </w:rPr>
+          </w:pPr>
+          <w:hyperlink w:anchor="_nj6a1axi17zg">
+            <w:r>
+              <w:rPr>
+                <w:color w:val="000000"/>
+                <w:u w:val="none"/>
+                <w:rtl w:val="0"/>
+              </w:rPr>
+              <w:t xml:space="preserve">Test 8: Try to Update Protected Fields</w:t>
+              <w:tab/>
+            </w:r>
+          </w:hyperlink>
+          <w:r>
+            <w:fldChar w:fldCharType="begin"/>
+            <w:instrText xml:space="preserve"> PAGEREF _nj6a1axi17zg \h </w:instrText>
+            <w:fldChar w:fldCharType="separate"/>
+          </w:r>
+          <w:r>
+            <w:rPr>
+              <w:rtl w:val="0"/>
+            </w:rPr>
+            <w:t xml:space="preserve">21</w:t>
+          </w:r>
+          <w:r>
+            <w:fldChar w:fldCharType="end"/>
+          </w:r>
+          <w:r>
+            <w:rPr>
+              <w:rtl w:val="0"/>
+            </w:rPr>
+          </w:r>
+        </w:p>
+        <w:p>
+          <w:pPr>
+            <w:widowControl w:val="0"/>
+            <w:tabs>
+              <w:tab w:val="right" w:leader="dot" w:pos="9360"/>
+            </w:tabs>
+            <w:spacing w:before="60" w:line="240" w:lineRule="auto"/>
+            <w:rPr>
+              <w:b w:val="1"/>
+              <w:bCs w:val="1"/>
+              <w:color w:val="000000"/>
+              <w:u w:val="none"/>
+            </w:rPr>
+          </w:pPr>
+          <w:hyperlink w:anchor="_x7ffquxldnor">
+            <w:r>
+              <w:rPr>
+                <w:b w:val="1"/>
+                <w:bCs w:val="1"/>
+                <w:color w:val="000000"/>
+                <w:u w:val="none"/>
+                <w:rtl w:val="0"/>
+              </w:rPr>
+              <w:t xml:space="preserve">5.0 Reflections</w:t>
+              <w:tab/>
+            </w:r>
+          </w:hyperlink>
+          <w:r>
+            <w:fldChar w:fldCharType="begin"/>
+            <w:instrText xml:space="preserve"> PAGEREF _x7ffquxldnor \h </w:instrText>
+            <w:fldChar w:fldCharType="separate"/>
+          </w:r>
+          <w:r>
+            <w:rPr>
+              <w:b w:val="1"/>
+              <w:bCs w:val="1"/>
+              <w:rtl w:val="0"/>
+            </w:rPr>
+            <w:t xml:space="preserve">23</w:t>
+          </w:r>
+          <w:r>
+            <w:fldChar w:fldCharType="end"/>
+          </w:r>
+          <w:r>
+            <w:rPr>
+              <w:rtl w:val="0"/>
+            </w:rPr>
+          </w:r>
+          <w:r>
+            <w:fldChar w:fldCharType="end"/>
+          </w:r>
+        </w:p>
+      </w:sdtContent>
+    </w:sdt>
     <w:p>
       <w:pPr>
         <w:spacing w:after="200" w:line="276" w:lineRule="auto"/>
@@ -777,25 +1595,32 @@
     </w:p>
     <w:p>
       <w:pPr>
+        <w:pStyle w:val="Heading1"/>
         <w:spacing w:after="200" w:line="276" w:lineRule="auto"/>
-        <w:jc w:val="left"/>
-        <w:rPr>
-          <w:rFonts w:ascii="Times New Roman" w:cs="Times New Roman" w:eastAsia="Times New Roman" w:hAnsi="Times New Roman"/>
-        </w:rPr>
-      </w:pPr>
+        <w:rPr/>
+      </w:pPr>
+      <w:bookmarkStart w:colFirst="0" w:colLast="0" w:name="_s7k3mgfuyl8t" w:id="0"/>
+      <w:bookmarkEnd w:id="0"/>
       <w:r>
         <w:rPr>
-          <w:rFonts w:ascii="Times New Roman" w:cs="Times New Roman" w:eastAsia="Times New Roman" w:hAnsi="Times New Roman"/>
-          <w:b w:val="1"/>
-          <w:bCs w:val="1"/>
           <w:rtl w:val="0"/>
         </w:rPr>
-        <w:t xml:space="preserve">Phase 1: Security Investigation</w:t>
+        <w:t xml:space="preserve">1.0 Phase 1</w:t>
       </w:r>
+    </w:p>
+    <w:p>
+      <w:pPr>
+        <w:pStyle w:val="Heading2"/>
+        <w:spacing w:after="200" w:line="276" w:lineRule="auto"/>
+        <w:rPr/>
+      </w:pPr>
+      <w:bookmarkStart w:colFirst="0" w:colLast="0" w:name="_528mjh7wm9qq" w:id="1"/>
+      <w:bookmarkEnd w:id="1"/>
       <w:r>
         <w:rPr>
           <w:rtl w:val="0"/>
         </w:rPr>
+        <w:t xml:space="preserve">1.1 Security Investigation</w:t>
       </w:r>
     </w:p>
     <w:p>
@@ -3534,12 +4359,12 @@
                 <wp:inline distB="114300" distT="114300" distL="114300" distR="114300">
                   <wp:extent cx="2519363" cy="1548525"/>
                   <wp:effectExtent b="0" l="0" r="0" t="0"/>
-                  <wp:docPr id="2" name="image1.png"/>
+                  <wp:docPr id="16" name="image11.png"/>
                   <a:graphic>
                     <a:graphicData uri="http://schemas.openxmlformats.org/drawingml/2006/picture">
                       <pic:pic>
                         <pic:nvPicPr>
-                          <pic:cNvPr id="0" name="image1.png"/>
+                          <pic:cNvPr id="0" name="image11.png"/>
                           <pic:cNvPicPr preferRelativeResize="0"/>
                         </pic:nvPicPr>
                         <pic:blipFill>
@@ -3571,12 +4396,12 @@
                 <wp:inline distB="114300" distT="114300" distL="114300" distR="114300">
                   <wp:extent cx="2114550" cy="1728788"/>
                   <wp:effectExtent b="0" l="0" r="0" t="0"/>
-                  <wp:docPr id="11" name="image8.png"/>
+                  <wp:docPr id="7" name="image6.png"/>
                   <a:graphic>
                     <a:graphicData uri="http://schemas.openxmlformats.org/drawingml/2006/picture">
                       <pic:pic>
                         <pic:nvPicPr>
-                          <pic:cNvPr id="0" name="image8.png"/>
+                          <pic:cNvPr id="0" name="image6.png"/>
                           <pic:cNvPicPr preferRelativeResize="0"/>
                         </pic:nvPicPr>
                         <pic:blipFill>
@@ -3694,12 +4519,12 @@
                 <wp:inline distB="114300" distT="114300" distL="114300" distR="114300">
                   <wp:extent cx="2240833" cy="1692331"/>
                   <wp:effectExtent b="0" l="0" r="0" t="0"/>
-                  <wp:docPr id="5" name="image5.png"/>
+                  <wp:docPr id="13" name="image4.png"/>
                   <a:graphic>
                     <a:graphicData uri="http://schemas.openxmlformats.org/drawingml/2006/picture">
                       <pic:pic>
                         <pic:nvPicPr>
-                          <pic:cNvPr id="0" name="image5.png"/>
+                          <pic:cNvPr id="0" name="image4.png"/>
                           <pic:cNvPicPr preferRelativeResize="0"/>
                         </pic:nvPicPr>
                         <pic:blipFill>
@@ -3817,12 +4642,12 @@
                 <wp:inline distB="114300" distT="114300" distL="114300" distR="114300">
                   <wp:extent cx="2551655" cy="1804988"/>
                   <wp:effectExtent b="0" l="0" r="0" t="0"/>
-                  <wp:docPr id="6" name="image7.png"/>
+                  <wp:docPr id="5" name="image18.png"/>
                   <a:graphic>
                     <a:graphicData uri="http://schemas.openxmlformats.org/drawingml/2006/picture">
                       <pic:pic>
                         <pic:nvPicPr>
-                          <pic:cNvPr id="0" name="image7.png"/>
+                          <pic:cNvPr id="0" name="image18.png"/>
                           <pic:cNvPicPr preferRelativeResize="0"/>
                         </pic:nvPicPr>
                         <pic:blipFill>
@@ -3940,7 +4765,7 @@
                 <wp:inline distB="114300" distT="114300" distL="114300" distR="114300">
                   <wp:extent cx="3474927" cy="2328863"/>
                   <wp:effectExtent b="0" l="0" r="0" t="0"/>
-                  <wp:docPr id="3" name="image2.png"/>
+                  <wp:docPr id="17" name="image2.png"/>
                   <a:graphic>
                     <a:graphicData uri="http://schemas.openxmlformats.org/drawingml/2006/picture">
                       <pic:pic>
@@ -3977,12 +4802,12 @@
                 <wp:inline distB="114300" distT="114300" distL="114300" distR="114300">
                   <wp:extent cx="3576638" cy="1888039"/>
                   <wp:effectExtent b="0" l="0" r="0" t="0"/>
-                  <wp:docPr id="8" name="image9.png"/>
+                  <wp:docPr id="6" name="image14.png"/>
                   <a:graphic>
                     <a:graphicData uri="http://schemas.openxmlformats.org/drawingml/2006/picture">
                       <pic:pic>
                         <pic:nvPicPr>
-                          <pic:cNvPr id="0" name="image9.png"/>
+                          <pic:cNvPr id="0" name="image14.png"/>
                           <pic:cNvPicPr preferRelativeResize="0"/>
                         </pic:nvPicPr>
                         <pic:blipFill>
@@ -4100,12 +4925,12 @@
                 <wp:inline distB="114300" distT="114300" distL="114300" distR="114300">
                   <wp:extent cx="3033713" cy="2051981"/>
                   <wp:effectExtent b="0" l="0" r="0" t="0"/>
-                  <wp:docPr id="9" name="image10.png"/>
+                  <wp:docPr id="22" name="image21.png"/>
                   <a:graphic>
                     <a:graphicData uri="http://schemas.openxmlformats.org/drawingml/2006/picture">
                       <pic:pic>
                         <pic:nvPicPr>
-                          <pic:cNvPr id="0" name="image10.png"/>
+                          <pic:cNvPr id="0" name="image21.png"/>
                           <pic:cNvPicPr preferRelativeResize="0"/>
                         </pic:nvPicPr>
                         <pic:blipFill>
@@ -4223,12 +5048,12 @@
                 <wp:inline distB="114300" distT="114300" distL="114300" distR="114300">
                   <wp:extent cx="3033713" cy="2033349"/>
                   <wp:effectExtent b="0" l="0" r="0" t="0"/>
-                  <wp:docPr id="1" name="image3.png"/>
+                  <wp:docPr id="9" name="image5.png"/>
                   <a:graphic>
                     <a:graphicData uri="http://schemas.openxmlformats.org/drawingml/2006/picture">
                       <pic:pic>
                         <pic:nvPicPr>
-                          <pic:cNvPr id="0" name="image3.png"/>
+                          <pic:cNvPr id="0" name="image5.png"/>
                           <pic:cNvPicPr preferRelativeResize="0"/>
                         </pic:nvPicPr>
                         <pic:blipFill>
@@ -4346,12 +5171,12 @@
                 <wp:inline distB="114300" distT="114300" distL="114300" distR="114300">
                   <wp:extent cx="3017822" cy="2006656"/>
                   <wp:effectExtent b="0" l="0" r="0" t="0"/>
-                  <wp:docPr id="7" name="image6.png"/>
+                  <wp:docPr id="21" name="image22.png"/>
                   <a:graphic>
                     <a:graphicData uri="http://schemas.openxmlformats.org/drawingml/2006/picture">
                       <pic:pic>
                         <pic:nvPicPr>
-                          <pic:cNvPr id="0" name="image6.png"/>
+                          <pic:cNvPr id="0" name="image22.png"/>
                           <pic:cNvPicPr preferRelativeResize="0"/>
                         </pic:nvPicPr>
                         <pic:blipFill>
@@ -4469,12 +5294,12 @@
                 <wp:inline distB="114300" distT="114300" distL="114300" distR="114300">
                   <wp:extent cx="3407423" cy="2090738"/>
                   <wp:effectExtent b="0" l="0" r="0" t="0"/>
-                  <wp:docPr id="4" name="image4.png"/>
+                  <wp:docPr id="19" name="image16.png"/>
                   <a:graphic>
                     <a:graphicData uri="http://schemas.openxmlformats.org/drawingml/2006/picture">
                       <pic:pic>
                         <pic:nvPicPr>
-                          <pic:cNvPr id="0" name="image4.png"/>
+                          <pic:cNvPr id="0" name="image16.png"/>
                           <pic:cNvPicPr preferRelativeResize="0"/>
                         </pic:nvPicPr>
                         <pic:blipFill>
@@ -4544,22 +5369,32 @@
     </w:p>
     <w:p>
       <w:pPr>
+        <w:pStyle w:val="Heading1"/>
         <w:spacing w:after="200" w:line="276" w:lineRule="auto"/>
-        <w:jc w:val="left"/>
-        <w:rPr>
-          <w:rFonts w:ascii="Times New Roman" w:cs="Times New Roman" w:eastAsia="Times New Roman" w:hAnsi="Times New Roman"/>
-          <w:b w:val="1"/>
-          <w:bCs w:val="1"/>
-        </w:rPr>
-      </w:pPr>
+        <w:rPr/>
+      </w:pPr>
+      <w:bookmarkStart w:colFirst="0" w:colLast="0" w:name="_rbrvkq7nd7fq" w:id="2"/>
+      <w:bookmarkEnd w:id="2"/>
       <w:r>
         <w:rPr>
-          <w:rFonts w:ascii="Times New Roman" w:cs="Times New Roman" w:eastAsia="Times New Roman" w:hAnsi="Times New Roman"/>
-          <w:b w:val="1"/>
-          <w:bCs w:val="1"/>
           <w:rtl w:val="0"/>
         </w:rPr>
-        <w:t xml:space="preserve">Phase 2: Weakness Classification and Discussion</w:t>
+        <w:t xml:space="preserve">2.0 Phase 2 </w:t>
+      </w:r>
+    </w:p>
+    <w:p>
+      <w:pPr>
+        <w:pStyle w:val="Heading2"/>
+        <w:spacing w:after="200" w:line="276" w:lineRule="auto"/>
+        <w:rPr/>
+      </w:pPr>
+      <w:bookmarkStart w:colFirst="0" w:colLast="0" w:name="_zgmthrglg1zs" w:id="3"/>
+      <w:bookmarkEnd w:id="3"/>
+      <w:r>
+        <w:rPr>
+          <w:rtl w:val="0"/>
+        </w:rPr>
+        <w:t xml:space="preserve">2.1 Weakness Classification and Discussion</w:t>
       </w:r>
     </w:p>
     <w:p>
@@ -6237,54 +7072,32 @@
     </w:p>
     <w:p>
       <w:pPr>
+        <w:pStyle w:val="Heading1"/>
         <w:spacing w:after="200" w:line="276" w:lineRule="auto"/>
-        <w:jc w:val="left"/>
-        <w:rPr>
-          <w:rFonts w:ascii="Times New Roman" w:cs="Times New Roman" w:eastAsia="Times New Roman" w:hAnsi="Times New Roman"/>
-          <w:b w:val="1"/>
-          <w:bCs w:val="1"/>
-        </w:rPr>
-      </w:pPr>
+        <w:rPr/>
+      </w:pPr>
+      <w:bookmarkStart w:colFirst="0" w:colLast="0" w:name="_g8wt3jxowbxu" w:id="4"/>
+      <w:bookmarkEnd w:id="4"/>
       <w:r>
         <w:rPr>
           <w:rtl w:val="0"/>
         </w:rPr>
+        <w:t xml:space="preserve">3.0 Phase 3 </w:t>
       </w:r>
     </w:p>
     <w:p>
       <w:pPr>
+        <w:pStyle w:val="Heading2"/>
         <w:spacing w:after="200" w:line="276" w:lineRule="auto"/>
-        <w:jc w:val="left"/>
-        <w:rPr>
-          <w:rFonts w:ascii="Times New Roman" w:cs="Times New Roman" w:eastAsia="Times New Roman" w:hAnsi="Times New Roman"/>
-          <w:b w:val="1"/>
-          <w:bCs w:val="1"/>
-        </w:rPr>
-      </w:pPr>
+        <w:rPr/>
+      </w:pPr>
+      <w:bookmarkStart w:colFirst="0" w:colLast="0" w:name="_y8etj9u2vtqz" w:id="5"/>
+      <w:bookmarkEnd w:id="5"/>
       <w:r>
         <w:rPr>
           <w:rtl w:val="0"/>
         </w:rPr>
-      </w:r>
-    </w:p>
-    <w:p>
-      <w:pPr>
-        <w:spacing w:after="200" w:line="276" w:lineRule="auto"/>
-        <w:jc w:val="left"/>
-        <w:rPr>
-          <w:rFonts w:ascii="Times New Roman" w:cs="Times New Roman" w:eastAsia="Times New Roman" w:hAnsi="Times New Roman"/>
-          <w:b w:val="1"/>
-          <w:bCs w:val="1"/>
-        </w:rPr>
-      </w:pPr>
-      <w:r>
-        <w:rPr>
-          <w:rFonts w:ascii="Times New Roman" w:cs="Times New Roman" w:eastAsia="Times New Roman" w:hAnsi="Times New Roman"/>
-          <w:b w:val="1"/>
-          <w:bCs w:val="1"/>
-          <w:rtl w:val="0"/>
-        </w:rPr>
-        <w:t xml:space="preserve">Phase 3 : Problem-Solution Mapping</w:t>
+        <w:t xml:space="preserve">3.1 Problem-Solution Mapping</w:t>
       </w:r>
     </w:p>
     <w:p>
@@ -8271,6 +9084,3326 @@
         </w:rPr>
       </w:r>
     </w:p>
+    <w:p>
+      <w:pPr>
+        <w:spacing w:after="200" w:line="276" w:lineRule="auto"/>
+        <w:jc w:val="left"/>
+        <w:rPr>
+          <w:rFonts w:ascii="Times New Roman" w:cs="Times New Roman" w:eastAsia="Times New Roman" w:hAnsi="Times New Roman"/>
+          <w:b w:val="1"/>
+          <w:bCs w:val="1"/>
+        </w:rPr>
+      </w:pPr>
+      <w:r>
+        <w:rPr>
+          <w:rtl w:val="0"/>
+        </w:rPr>
+      </w:r>
+    </w:p>
+    <w:p>
+      <w:pPr>
+        <w:spacing w:after="200" w:line="276" w:lineRule="auto"/>
+        <w:jc w:val="left"/>
+        <w:rPr>
+          <w:rFonts w:ascii="Times New Roman" w:cs="Times New Roman" w:eastAsia="Times New Roman" w:hAnsi="Times New Roman"/>
+          <w:b w:val="1"/>
+          <w:bCs w:val="1"/>
+        </w:rPr>
+      </w:pPr>
+      <w:r>
+        <w:rPr>
+          <w:rtl w:val="0"/>
+        </w:rPr>
+      </w:r>
+    </w:p>
+    <w:p>
+      <w:pPr>
+        <w:pStyle w:val="Heading1"/>
+        <w:spacing w:after="200" w:line="276" w:lineRule="auto"/>
+        <w:rPr/>
+      </w:pPr>
+      <w:bookmarkStart w:colFirst="0" w:colLast="0" w:name="_iqxmf2ipjmzm" w:id="6"/>
+      <w:bookmarkEnd w:id="6"/>
+      <w:r>
+        <w:rPr>
+          <w:rtl w:val="0"/>
+        </w:rPr>
+        <w:t xml:space="preserve">4.0 Phase 4 </w:t>
+      </w:r>
+    </w:p>
+    <w:p>
+      <w:pPr>
+        <w:pStyle w:val="Heading2"/>
+        <w:spacing w:after="200" w:line="276" w:lineRule="auto"/>
+        <w:rPr/>
+      </w:pPr>
+      <w:bookmarkStart w:colFirst="0" w:colLast="0" w:name="_vgommajnuxs0" w:id="7"/>
+      <w:bookmarkEnd w:id="7"/>
+      <w:r>
+        <w:rPr>
+          <w:rtl w:val="0"/>
+        </w:rPr>
+        <w:t xml:space="preserve">4.1 Before-and-After Testing Evidence</w:t>
+      </w:r>
+    </w:p>
+    <w:p>
+      <w:pPr>
+        <w:spacing w:after="200" w:line="276" w:lineRule="auto"/>
+        <w:jc w:val="left"/>
+        <w:rPr>
+          <w:rFonts w:ascii="Times New Roman" w:cs="Times New Roman" w:eastAsia="Times New Roman" w:hAnsi="Times New Roman"/>
+          <w:b w:val="1"/>
+          <w:bCs w:val="1"/>
+        </w:rPr>
+      </w:pPr>
+      <w:r>
+        <w:rPr>
+          <w:rtl w:val="0"/>
+        </w:rPr>
+      </w:r>
+    </w:p>
+    <w:tbl>
+      <w:tblPr>
+        <w:tblStyle w:val="Table6"/>
+        <w:tblW w:w="9360.0" w:type="dxa"/>
+        <w:jc w:val="left"/>
+        <w:tblBorders>
+          <w:top w:color="000000" w:space="0" w:sz="8" w:val="single"/>
+          <w:left w:color="000000" w:space="0" w:sz="8" w:val="single"/>
+          <w:bottom w:color="000000" w:space="0" w:sz="8" w:val="single"/>
+          <w:right w:color="000000" w:space="0" w:sz="8" w:val="single"/>
+          <w:insideH w:color="000000" w:space="0" w:sz="8" w:val="single"/>
+          <w:insideV w:color="000000" w:space="0" w:sz="8" w:val="single"/>
+        </w:tblBorders>
+        <w:tblLayout w:type="fixed"/>
+        <w:tblLook w:val="0600"/>
+      </w:tblPr>
+      <w:tblGrid>
+        <w:gridCol w:w="2340"/>
+        <w:gridCol w:w="2340"/>
+        <w:gridCol w:w="2340"/>
+        <w:gridCol w:w="2340"/>
+        <w:tblGridChange w:id="0">
+          <w:tblGrid>
+            <w:gridCol w:w="2340"/>
+            <w:gridCol w:w="2340"/>
+            <w:gridCol w:w="2340"/>
+            <w:gridCol w:w="2340"/>
+          </w:tblGrid>
+        </w:tblGridChange>
+      </w:tblGrid>
+      <w:tr>
+        <w:trPr>
+          <w:cantSplit w:val="0"/>
+          <w:tblHeader w:val="0"/>
+        </w:trPr>
+        <w:tc>
+          <w:tcPr>
+            <w:shd w:fill="auto" w:val="clear"/>
+            <w:tcMar>
+              <w:top w:w="100.0" w:type="dxa"/>
+              <w:left w:w="100.0" w:type="dxa"/>
+              <w:bottom w:w="100.0" w:type="dxa"/>
+              <w:right w:w="100.0" w:type="dxa"/>
+            </w:tcMar>
+            <w:vAlign w:val="top"/>
+          </w:tcPr>
+          <w:p>
+            <w:pPr>
+              <w:keepNext w:val="0"/>
+              <w:keepLines w:val="0"/>
+              <w:pageBreakBefore w:val="0"/>
+              <w:widowControl w:val="0"/>
+              <w:pBdr>
+                <w:top w:space="0" w:sz="0" w:val="nil"/>
+                <w:left w:space="0" w:sz="0" w:val="nil"/>
+                <w:bottom w:space="0" w:sz="0" w:val="nil"/>
+                <w:right w:space="0" w:sz="0" w:val="nil"/>
+                <w:between w:space="0" w:sz="0" w:val="nil"/>
+              </w:pBdr>
+              <w:shd w:fill="auto" w:val="clear"/>
+              <w:spacing w:after="0" w:before="0" w:line="240" w:lineRule="auto"/>
+              <w:ind w:left="0" w:right="0" w:firstLine="0"/>
+              <w:jc w:val="left"/>
+              <w:rPr>
+                <w:rFonts w:ascii="Times New Roman" w:cs="Times New Roman" w:eastAsia="Times New Roman" w:hAnsi="Times New Roman"/>
+                <w:b w:val="1"/>
+                <w:bCs w:val="1"/>
+              </w:rPr>
+            </w:pPr>
+            <w:r>
+              <w:rPr>
+                <w:rFonts w:ascii="Times New Roman" w:cs="Times New Roman" w:eastAsia="Times New Roman" w:hAnsi="Times New Roman"/>
+                <w:b w:val="1"/>
+                <w:bCs w:val="1"/>
+                <w:rtl w:val="0"/>
+              </w:rPr>
+              <w:t xml:space="preserve">Test Case </w:t>
+            </w:r>
+          </w:p>
+        </w:tc>
+        <w:tc>
+          <w:tcPr>
+            <w:shd w:fill="auto" w:val="clear"/>
+            <w:tcMar>
+              <w:top w:w="100.0" w:type="dxa"/>
+              <w:left w:w="100.0" w:type="dxa"/>
+              <w:bottom w:w="100.0" w:type="dxa"/>
+              <w:right w:w="100.0" w:type="dxa"/>
+            </w:tcMar>
+            <w:vAlign w:val="top"/>
+          </w:tcPr>
+          <w:p>
+            <w:pPr>
+              <w:keepNext w:val="0"/>
+              <w:keepLines w:val="0"/>
+              <w:pageBreakBefore w:val="0"/>
+              <w:widowControl w:val="0"/>
+              <w:pBdr>
+                <w:top w:space="0" w:sz="0" w:val="nil"/>
+                <w:left w:space="0" w:sz="0" w:val="nil"/>
+                <w:bottom w:space="0" w:sz="0" w:val="nil"/>
+                <w:right w:space="0" w:sz="0" w:val="nil"/>
+                <w:between w:space="0" w:sz="0" w:val="nil"/>
+              </w:pBdr>
+              <w:shd w:fill="auto" w:val="clear"/>
+              <w:spacing w:after="0" w:before="0" w:line="240" w:lineRule="auto"/>
+              <w:ind w:left="0" w:right="0" w:firstLine="0"/>
+              <w:jc w:val="left"/>
+              <w:rPr>
+                <w:rFonts w:ascii="Times New Roman" w:cs="Times New Roman" w:eastAsia="Times New Roman" w:hAnsi="Times New Roman"/>
+                <w:b w:val="1"/>
+                <w:bCs w:val="1"/>
+              </w:rPr>
+            </w:pPr>
+            <w:r>
+              <w:rPr>
+                <w:rFonts w:ascii="Times New Roman" w:cs="Times New Roman" w:eastAsia="Times New Roman" w:hAnsi="Times New Roman"/>
+                <w:b w:val="1"/>
+                <w:bCs w:val="1"/>
+                <w:rtl w:val="0"/>
+              </w:rPr>
+              <w:t xml:space="preserve">Before Fix </w:t>
+            </w:r>
+          </w:p>
+        </w:tc>
+        <w:tc>
+          <w:tcPr>
+            <w:shd w:fill="auto" w:val="clear"/>
+            <w:tcMar>
+              <w:top w:w="100.0" w:type="dxa"/>
+              <w:left w:w="100.0" w:type="dxa"/>
+              <w:bottom w:w="100.0" w:type="dxa"/>
+              <w:right w:w="100.0" w:type="dxa"/>
+            </w:tcMar>
+            <w:vAlign w:val="top"/>
+          </w:tcPr>
+          <w:p>
+            <w:pPr>
+              <w:keepNext w:val="0"/>
+              <w:keepLines w:val="0"/>
+              <w:pageBreakBefore w:val="0"/>
+              <w:widowControl w:val="0"/>
+              <w:pBdr>
+                <w:top w:space="0" w:sz="0" w:val="nil"/>
+                <w:left w:space="0" w:sz="0" w:val="nil"/>
+                <w:bottom w:space="0" w:sz="0" w:val="nil"/>
+                <w:right w:space="0" w:sz="0" w:val="nil"/>
+                <w:between w:space="0" w:sz="0" w:val="nil"/>
+              </w:pBdr>
+              <w:shd w:fill="auto" w:val="clear"/>
+              <w:spacing w:after="0" w:before="0" w:line="240" w:lineRule="auto"/>
+              <w:ind w:left="0" w:right="0" w:firstLine="0"/>
+              <w:jc w:val="left"/>
+              <w:rPr>
+                <w:rFonts w:ascii="Times New Roman" w:cs="Times New Roman" w:eastAsia="Times New Roman" w:hAnsi="Times New Roman"/>
+                <w:b w:val="1"/>
+                <w:bCs w:val="1"/>
+              </w:rPr>
+            </w:pPr>
+            <w:r>
+              <w:rPr>
+                <w:rFonts w:ascii="Times New Roman" w:cs="Times New Roman" w:eastAsia="Times New Roman" w:hAnsi="Times New Roman"/>
+                <w:b w:val="1"/>
+                <w:bCs w:val="1"/>
+                <w:rtl w:val="0"/>
+              </w:rPr>
+              <w:t xml:space="preserve">Fix Implemented </w:t>
+            </w:r>
+          </w:p>
+        </w:tc>
+        <w:tc>
+          <w:tcPr>
+            <w:shd w:fill="auto" w:val="clear"/>
+            <w:tcMar>
+              <w:top w:w="100.0" w:type="dxa"/>
+              <w:left w:w="100.0" w:type="dxa"/>
+              <w:bottom w:w="100.0" w:type="dxa"/>
+              <w:right w:w="100.0" w:type="dxa"/>
+            </w:tcMar>
+            <w:vAlign w:val="top"/>
+          </w:tcPr>
+          <w:p>
+            <w:pPr>
+              <w:keepNext w:val="0"/>
+              <w:keepLines w:val="0"/>
+              <w:pageBreakBefore w:val="0"/>
+              <w:widowControl w:val="0"/>
+              <w:pBdr>
+                <w:top w:space="0" w:sz="0" w:val="nil"/>
+                <w:left w:space="0" w:sz="0" w:val="nil"/>
+                <w:bottom w:space="0" w:sz="0" w:val="nil"/>
+                <w:right w:space="0" w:sz="0" w:val="nil"/>
+                <w:between w:space="0" w:sz="0" w:val="nil"/>
+              </w:pBdr>
+              <w:shd w:fill="auto" w:val="clear"/>
+              <w:spacing w:after="0" w:before="0" w:line="240" w:lineRule="auto"/>
+              <w:ind w:left="0" w:right="0" w:firstLine="0"/>
+              <w:jc w:val="left"/>
+              <w:rPr>
+                <w:rFonts w:ascii="Times New Roman" w:cs="Times New Roman" w:eastAsia="Times New Roman" w:hAnsi="Times New Roman"/>
+                <w:b w:val="1"/>
+                <w:bCs w:val="1"/>
+              </w:rPr>
+            </w:pPr>
+            <w:r>
+              <w:rPr>
+                <w:rFonts w:ascii="Times New Roman" w:cs="Times New Roman" w:eastAsia="Times New Roman" w:hAnsi="Times New Roman"/>
+                <w:b w:val="1"/>
+                <w:bCs w:val="1"/>
+                <w:rtl w:val="0"/>
+              </w:rPr>
+              <w:t xml:space="preserve">After Fix </w:t>
+            </w:r>
+          </w:p>
+        </w:tc>
+      </w:tr>
+      <w:tr>
+        <w:trPr>
+          <w:cantSplit w:val="0"/>
+          <w:tblHeader w:val="0"/>
+        </w:trPr>
+        <w:tc>
+          <w:tcPr>
+            <w:shd w:fill="auto" w:val="clear"/>
+            <w:tcMar>
+              <w:top w:w="100.0" w:type="dxa"/>
+              <w:left w:w="100.0" w:type="dxa"/>
+              <w:bottom w:w="100.0" w:type="dxa"/>
+              <w:right w:w="100.0" w:type="dxa"/>
+            </w:tcMar>
+            <w:vAlign w:val="top"/>
+          </w:tcPr>
+          <w:p>
+            <w:pPr>
+              <w:keepNext w:val="0"/>
+              <w:keepLines w:val="0"/>
+              <w:pageBreakBefore w:val="0"/>
+              <w:widowControl w:val="0"/>
+              <w:pBdr>
+                <w:top w:space="0" w:sz="0" w:val="nil"/>
+                <w:left w:space="0" w:sz="0" w:val="nil"/>
+                <w:bottom w:space="0" w:sz="0" w:val="nil"/>
+                <w:right w:space="0" w:sz="0" w:val="nil"/>
+                <w:between w:space="0" w:sz="0" w:val="nil"/>
+              </w:pBdr>
+              <w:shd w:fill="auto" w:val="clear"/>
+              <w:spacing w:after="0" w:before="0" w:line="240" w:lineRule="auto"/>
+              <w:ind w:left="0" w:right="0" w:firstLine="0"/>
+              <w:jc w:val="left"/>
+              <w:rPr>
+                <w:rFonts w:ascii="Times New Roman" w:cs="Times New Roman" w:eastAsia="Times New Roman" w:hAnsi="Times New Roman"/>
+              </w:rPr>
+            </w:pPr>
+            <w:r>
+              <w:rPr>
+                <w:rFonts w:ascii="Times New Roman" w:cs="Times New Roman" w:eastAsia="Times New Roman" w:hAnsi="Times New Roman"/>
+                <w:rtl w:val="0"/>
+              </w:rPr>
+              <w:t xml:space="preserve">Add BMI with invalid data </w:t>
+            </w:r>
+          </w:p>
+        </w:tc>
+        <w:tc>
+          <w:tcPr>
+            <w:shd w:fill="auto" w:val="clear"/>
+            <w:tcMar>
+              <w:top w:w="100.0" w:type="dxa"/>
+              <w:left w:w="100.0" w:type="dxa"/>
+              <w:bottom w:w="100.0" w:type="dxa"/>
+              <w:right w:w="100.0" w:type="dxa"/>
+            </w:tcMar>
+            <w:vAlign w:val="top"/>
+          </w:tcPr>
+          <w:p>
+            <w:pPr>
+              <w:keepNext w:val="0"/>
+              <w:keepLines w:val="0"/>
+              <w:pageBreakBefore w:val="0"/>
+              <w:widowControl w:val="0"/>
+              <w:pBdr>
+                <w:top w:space="0" w:sz="0" w:val="nil"/>
+                <w:left w:space="0" w:sz="0" w:val="nil"/>
+                <w:bottom w:space="0" w:sz="0" w:val="nil"/>
+                <w:right w:space="0" w:sz="0" w:val="nil"/>
+                <w:between w:space="0" w:sz="0" w:val="nil"/>
+              </w:pBdr>
+              <w:shd w:fill="auto" w:val="clear"/>
+              <w:spacing w:after="0" w:before="0" w:line="240" w:lineRule="auto"/>
+              <w:ind w:left="0" w:right="0" w:firstLine="0"/>
+              <w:jc w:val="left"/>
+              <w:rPr>
+                <w:rFonts w:ascii="Times New Roman" w:cs="Times New Roman" w:eastAsia="Times New Roman" w:hAnsi="Times New Roman"/>
+              </w:rPr>
+            </w:pPr>
+            <w:r>
+              <w:rPr>
+                <w:rFonts w:ascii="Times New Roman" w:cs="Times New Roman" w:eastAsia="Times New Roman" w:hAnsi="Times New Roman"/>
+                <w:rtl w:val="0"/>
+              </w:rPr>
+              <w:t xml:space="preserve">Backend accepted invalid BMI data from Postman/Thunder Client </w:t>
+            </w:r>
+          </w:p>
+        </w:tc>
+        <w:tc>
+          <w:tcPr>
+            <w:shd w:fill="auto" w:val="clear"/>
+            <w:tcMar>
+              <w:top w:w="100.0" w:type="dxa"/>
+              <w:left w:w="100.0" w:type="dxa"/>
+              <w:bottom w:w="100.0" w:type="dxa"/>
+              <w:right w:w="100.0" w:type="dxa"/>
+            </w:tcMar>
+            <w:vAlign w:val="top"/>
+          </w:tcPr>
+          <w:p>
+            <w:pPr>
+              <w:keepNext w:val="0"/>
+              <w:keepLines w:val="0"/>
+              <w:pageBreakBefore w:val="0"/>
+              <w:widowControl w:val="0"/>
+              <w:pBdr>
+                <w:top w:space="0" w:sz="0" w:val="nil"/>
+                <w:left w:space="0" w:sz="0" w:val="nil"/>
+                <w:bottom w:space="0" w:sz="0" w:val="nil"/>
+                <w:right w:space="0" w:sz="0" w:val="nil"/>
+                <w:between w:space="0" w:sz="0" w:val="nil"/>
+              </w:pBdr>
+              <w:shd w:fill="auto" w:val="clear"/>
+              <w:spacing w:after="0" w:before="0" w:line="240" w:lineRule="auto"/>
+              <w:ind w:left="0" w:right="0" w:firstLine="0"/>
+              <w:jc w:val="left"/>
+              <w:rPr>
+                <w:rFonts w:ascii="Times New Roman" w:cs="Times New Roman" w:eastAsia="Times New Roman" w:hAnsi="Times New Roman"/>
+              </w:rPr>
+            </w:pPr>
+            <w:r>
+              <w:rPr>
+                <w:rFonts w:ascii="Times New Roman" w:cs="Times New Roman" w:eastAsia="Times New Roman" w:hAnsi="Times New Roman"/>
+                <w:rtl w:val="0"/>
+              </w:rPr>
+              <w:t xml:space="preserve">Added backend validation for name, age, height, and weight </w:t>
+            </w:r>
+          </w:p>
+        </w:tc>
+        <w:tc>
+          <w:tcPr>
+            <w:shd w:fill="auto" w:val="clear"/>
+            <w:tcMar>
+              <w:top w:w="100.0" w:type="dxa"/>
+              <w:left w:w="100.0" w:type="dxa"/>
+              <w:bottom w:w="100.0" w:type="dxa"/>
+              <w:right w:w="100.0" w:type="dxa"/>
+            </w:tcMar>
+            <w:vAlign w:val="top"/>
+          </w:tcPr>
+          <w:p>
+            <w:pPr>
+              <w:keepNext w:val="0"/>
+              <w:keepLines w:val="0"/>
+              <w:pageBreakBefore w:val="0"/>
+              <w:widowControl w:val="0"/>
+              <w:pBdr>
+                <w:top w:space="0" w:sz="0" w:val="nil"/>
+                <w:left w:space="0" w:sz="0" w:val="nil"/>
+                <w:bottom w:space="0" w:sz="0" w:val="nil"/>
+                <w:right w:space="0" w:sz="0" w:val="nil"/>
+                <w:between w:space="0" w:sz="0" w:val="nil"/>
+              </w:pBdr>
+              <w:shd w:fill="auto" w:val="clear"/>
+              <w:spacing w:after="0" w:before="0" w:line="240" w:lineRule="auto"/>
+              <w:ind w:left="0" w:right="0" w:firstLine="0"/>
+              <w:jc w:val="left"/>
+              <w:rPr>
+                <w:rFonts w:ascii="Times New Roman" w:cs="Times New Roman" w:eastAsia="Times New Roman" w:hAnsi="Times New Roman"/>
+              </w:rPr>
+            </w:pPr>
+            <w:r>
+              <w:rPr>
+                <w:rFonts w:ascii="Times New Roman" w:cs="Times New Roman" w:eastAsia="Times New Roman" w:hAnsi="Times New Roman"/>
+                <w:rtl w:val="0"/>
+              </w:rPr>
+              <w:t xml:space="preserve">Backend rejects invalid data with error response </w:t>
+            </w:r>
+          </w:p>
+        </w:tc>
+      </w:tr>
+      <w:tr>
+        <w:trPr>
+          <w:cantSplit w:val="0"/>
+          <w:tblHeader w:val="0"/>
+        </w:trPr>
+        <w:tc>
+          <w:tcPr>
+            <w:shd w:fill="auto" w:val="clear"/>
+            <w:tcMar>
+              <w:top w:w="100.0" w:type="dxa"/>
+              <w:left w:w="100.0" w:type="dxa"/>
+              <w:bottom w:w="100.0" w:type="dxa"/>
+              <w:right w:w="100.0" w:type="dxa"/>
+            </w:tcMar>
+            <w:vAlign w:val="top"/>
+          </w:tcPr>
+          <w:p>
+            <w:pPr>
+              <w:keepNext w:val="0"/>
+              <w:keepLines w:val="0"/>
+              <w:pageBreakBefore w:val="0"/>
+              <w:widowControl w:val="0"/>
+              <w:pBdr>
+                <w:top w:space="0" w:sz="0" w:val="nil"/>
+                <w:left w:space="0" w:sz="0" w:val="nil"/>
+                <w:bottom w:space="0" w:sz="0" w:val="nil"/>
+                <w:right w:space="0" w:sz="0" w:val="nil"/>
+                <w:between w:space="0" w:sz="0" w:val="nil"/>
+              </w:pBdr>
+              <w:shd w:fill="auto" w:val="clear"/>
+              <w:spacing w:after="0" w:before="0" w:line="240" w:lineRule="auto"/>
+              <w:ind w:left="0" w:right="0" w:firstLine="0"/>
+              <w:jc w:val="left"/>
+              <w:rPr>
+                <w:rFonts w:ascii="Times New Roman" w:cs="Times New Roman" w:eastAsia="Times New Roman" w:hAnsi="Times New Roman"/>
+              </w:rPr>
+            </w:pPr>
+            <w:r>
+              <w:rPr>
+                <w:rFonts w:ascii="Times New Roman" w:cs="Times New Roman" w:eastAsia="Times New Roman" w:hAnsi="Times New Roman"/>
+                <w:rtl w:val="0"/>
+              </w:rPr>
+              <w:t xml:space="preserve">Access another user’s BMI record </w:t>
+            </w:r>
+          </w:p>
+        </w:tc>
+        <w:tc>
+          <w:tcPr>
+            <w:shd w:fill="auto" w:val="clear"/>
+            <w:tcMar>
+              <w:top w:w="100.0" w:type="dxa"/>
+              <w:left w:w="100.0" w:type="dxa"/>
+              <w:bottom w:w="100.0" w:type="dxa"/>
+              <w:right w:w="100.0" w:type="dxa"/>
+            </w:tcMar>
+            <w:vAlign w:val="top"/>
+          </w:tcPr>
+          <w:p>
+            <w:pPr>
+              <w:widowControl w:val="0"/>
+              <w:spacing w:line="240" w:lineRule="auto"/>
+              <w:rPr>
+                <w:rFonts w:ascii="Times New Roman" w:cs="Times New Roman" w:eastAsia="Times New Roman" w:hAnsi="Times New Roman"/>
+              </w:rPr>
+            </w:pPr>
+            <w:r>
+              <w:rPr>
+                <w:rFonts w:ascii="Times New Roman" w:cs="Times New Roman" w:eastAsia="Times New Roman" w:hAnsi="Times New Roman"/>
+                <w:rtl w:val="0"/>
+              </w:rPr>
+              <w:t xml:space="preserve">A normal user could access another user’s BMI record by changing the record ID in the URL.</w:t>
+            </w:r>
+          </w:p>
+          <w:p>
+            <w:pPr>
+              <w:keepNext w:val="0"/>
+              <w:keepLines w:val="0"/>
+              <w:pageBreakBefore w:val="0"/>
+              <w:widowControl w:val="0"/>
+              <w:pBdr>
+                <w:top w:space="0" w:sz="0" w:val="nil"/>
+                <w:left w:space="0" w:sz="0" w:val="nil"/>
+                <w:bottom w:space="0" w:sz="0" w:val="nil"/>
+                <w:right w:space="0" w:sz="0" w:val="nil"/>
+                <w:between w:space="0" w:sz="0" w:val="nil"/>
+              </w:pBdr>
+              <w:shd w:fill="auto" w:val="clear"/>
+              <w:spacing w:after="0" w:before="0" w:line="240" w:lineRule="auto"/>
+              <w:ind w:left="0" w:right="0" w:firstLine="0"/>
+              <w:jc w:val="left"/>
+              <w:rPr>
+                <w:rFonts w:ascii="Times New Roman" w:cs="Times New Roman" w:eastAsia="Times New Roman" w:hAnsi="Times New Roman"/>
+              </w:rPr>
+            </w:pPr>
+            <w:r>
+              <w:rPr>
+                <w:rtl w:val="0"/>
+              </w:rPr>
+            </w:r>
+          </w:p>
+        </w:tc>
+        <w:tc>
+          <w:tcPr>
+            <w:shd w:fill="auto" w:val="clear"/>
+            <w:tcMar>
+              <w:top w:w="100.0" w:type="dxa"/>
+              <w:left w:w="100.0" w:type="dxa"/>
+              <w:bottom w:w="100.0" w:type="dxa"/>
+              <w:right w:w="100.0" w:type="dxa"/>
+            </w:tcMar>
+            <w:vAlign w:val="top"/>
+          </w:tcPr>
+          <w:p>
+            <w:pPr>
+              <w:keepNext w:val="0"/>
+              <w:keepLines w:val="0"/>
+              <w:pageBreakBefore w:val="0"/>
+              <w:widowControl w:val="0"/>
+              <w:pBdr>
+                <w:top w:space="0" w:sz="0" w:val="nil"/>
+                <w:left w:space="0" w:sz="0" w:val="nil"/>
+                <w:bottom w:space="0" w:sz="0" w:val="nil"/>
+                <w:right w:space="0" w:sz="0" w:val="nil"/>
+                <w:between w:space="0" w:sz="0" w:val="nil"/>
+              </w:pBdr>
+              <w:shd w:fill="auto" w:val="clear"/>
+              <w:spacing w:after="0" w:before="0" w:line="240" w:lineRule="auto"/>
+              <w:ind w:left="0" w:right="0" w:firstLine="0"/>
+              <w:jc w:val="left"/>
+              <w:rPr>
+                <w:rFonts w:ascii="Times New Roman" w:cs="Times New Roman" w:eastAsia="Times New Roman" w:hAnsi="Times New Roman"/>
+              </w:rPr>
+            </w:pPr>
+            <w:r>
+              <w:rPr>
+                <w:rFonts w:ascii="Times New Roman" w:cs="Times New Roman" w:eastAsia="Times New Roman" w:hAnsi="Times New Roman"/>
+                <w:rtl w:val="0"/>
+              </w:rPr>
+              <w:t xml:space="preserve">Added owner-based access control by checking logged-in user ID with record owner ID </w:t>
+            </w:r>
+          </w:p>
+        </w:tc>
+        <w:tc>
+          <w:tcPr>
+            <w:shd w:fill="auto" w:val="clear"/>
+            <w:tcMar>
+              <w:top w:w="100.0" w:type="dxa"/>
+              <w:left w:w="100.0" w:type="dxa"/>
+              <w:bottom w:w="100.0" w:type="dxa"/>
+              <w:right w:w="100.0" w:type="dxa"/>
+            </w:tcMar>
+            <w:vAlign w:val="top"/>
+          </w:tcPr>
+          <w:p>
+            <w:pPr>
+              <w:keepNext w:val="0"/>
+              <w:keepLines w:val="0"/>
+              <w:pageBreakBefore w:val="0"/>
+              <w:widowControl w:val="0"/>
+              <w:pBdr>
+                <w:top w:space="0" w:sz="0" w:val="nil"/>
+                <w:left w:space="0" w:sz="0" w:val="nil"/>
+                <w:bottom w:space="0" w:sz="0" w:val="nil"/>
+                <w:right w:space="0" w:sz="0" w:val="nil"/>
+                <w:between w:space="0" w:sz="0" w:val="nil"/>
+              </w:pBdr>
+              <w:shd w:fill="auto" w:val="clear"/>
+              <w:spacing w:after="0" w:before="0" w:line="240" w:lineRule="auto"/>
+              <w:ind w:left="0" w:right="0" w:firstLine="0"/>
+              <w:jc w:val="left"/>
+              <w:rPr>
+                <w:rFonts w:ascii="Times New Roman" w:cs="Times New Roman" w:eastAsia="Times New Roman" w:hAnsi="Times New Roman"/>
+              </w:rPr>
+            </w:pPr>
+            <w:r>
+              <w:rPr>
+                <w:rFonts w:ascii="Times New Roman" w:cs="Times New Roman" w:eastAsia="Times New Roman" w:hAnsi="Times New Roman"/>
+                <w:rtl w:val="0"/>
+              </w:rPr>
+              <w:t xml:space="preserve">Backend returns access denied when user accesses another user’s record </w:t>
+            </w:r>
+          </w:p>
+        </w:tc>
+      </w:tr>
+      <w:tr>
+        <w:trPr>
+          <w:cantSplit w:val="0"/>
+          <w:tblHeader w:val="0"/>
+        </w:trPr>
+        <w:tc>
+          <w:tcPr>
+            <w:shd w:fill="auto" w:val="clear"/>
+            <w:tcMar>
+              <w:top w:w="100.0" w:type="dxa"/>
+              <w:left w:w="100.0" w:type="dxa"/>
+              <w:bottom w:w="100.0" w:type="dxa"/>
+              <w:right w:w="100.0" w:type="dxa"/>
+            </w:tcMar>
+            <w:vAlign w:val="top"/>
+          </w:tcPr>
+          <w:p>
+            <w:pPr>
+              <w:keepNext w:val="0"/>
+              <w:keepLines w:val="0"/>
+              <w:pageBreakBefore w:val="0"/>
+              <w:widowControl w:val="0"/>
+              <w:pBdr>
+                <w:top w:space="0" w:sz="0" w:val="nil"/>
+                <w:left w:space="0" w:sz="0" w:val="nil"/>
+                <w:bottom w:space="0" w:sz="0" w:val="nil"/>
+                <w:right w:space="0" w:sz="0" w:val="nil"/>
+                <w:between w:space="0" w:sz="0" w:val="nil"/>
+              </w:pBdr>
+              <w:shd w:fill="auto" w:val="clear"/>
+              <w:spacing w:after="0" w:before="0" w:line="240" w:lineRule="auto"/>
+              <w:ind w:left="0" w:right="0" w:firstLine="0"/>
+              <w:jc w:val="left"/>
+              <w:rPr>
+                <w:rFonts w:ascii="Times New Roman" w:cs="Times New Roman" w:eastAsia="Times New Roman" w:hAnsi="Times New Roman"/>
+              </w:rPr>
+            </w:pPr>
+            <w:r>
+              <w:rPr>
+                <w:rFonts w:ascii="Times New Roman" w:cs="Times New Roman" w:eastAsia="Times New Roman" w:hAnsi="Times New Roman"/>
+                <w:rtl w:val="0"/>
+              </w:rPr>
+              <w:t xml:space="preserve">Access staff route as normal user </w:t>
+            </w:r>
+          </w:p>
+        </w:tc>
+        <w:tc>
+          <w:tcPr>
+            <w:shd w:fill="auto" w:val="clear"/>
+            <w:tcMar>
+              <w:top w:w="100.0" w:type="dxa"/>
+              <w:left w:w="100.0" w:type="dxa"/>
+              <w:bottom w:w="100.0" w:type="dxa"/>
+              <w:right w:w="100.0" w:type="dxa"/>
+            </w:tcMar>
+            <w:vAlign w:val="top"/>
+          </w:tcPr>
+          <w:p>
+            <w:pPr>
+              <w:keepNext w:val="0"/>
+              <w:keepLines w:val="0"/>
+              <w:pageBreakBefore w:val="0"/>
+              <w:widowControl w:val="0"/>
+              <w:pBdr>
+                <w:top w:space="0" w:sz="0" w:val="nil"/>
+                <w:left w:space="0" w:sz="0" w:val="nil"/>
+                <w:bottom w:space="0" w:sz="0" w:val="nil"/>
+                <w:right w:space="0" w:sz="0" w:val="nil"/>
+                <w:between w:space="0" w:sz="0" w:val="nil"/>
+              </w:pBdr>
+              <w:shd w:fill="auto" w:val="clear"/>
+              <w:spacing w:after="0" w:before="0" w:line="240" w:lineRule="auto"/>
+              <w:ind w:left="0" w:right="0" w:firstLine="0"/>
+              <w:jc w:val="left"/>
+              <w:rPr>
+                <w:rFonts w:ascii="Times New Roman" w:cs="Times New Roman" w:eastAsia="Times New Roman" w:hAnsi="Times New Roman"/>
+              </w:rPr>
+            </w:pPr>
+            <w:r>
+              <w:rPr>
+                <w:rFonts w:ascii="Times New Roman" w:cs="Times New Roman" w:eastAsia="Times New Roman" w:hAnsi="Times New Roman"/>
+                <w:rtl w:val="0"/>
+              </w:rPr>
+              <w:t xml:space="preserve">Normal user could access </w:t>
+            </w:r>
+            <w:r>
+              <w:rPr>
+                <w:rFonts w:ascii="Times New Roman" w:cs="Times New Roman" w:eastAsia="Times New Roman" w:hAnsi="Times New Roman"/>
+                <w:rtl w:val="0"/>
+              </w:rPr>
+              <w:t xml:space="preserve">/api/staff/persons</w:t>
+            </w:r>
+            <w:r>
+              <w:rPr>
+                <w:rFonts w:ascii="Times New Roman" w:cs="Times New Roman" w:eastAsia="Times New Roman" w:hAnsi="Times New Roman"/>
+                <w:rtl w:val="0"/>
+              </w:rPr>
+              <w:t xml:space="preserve"> </w:t>
+            </w:r>
+          </w:p>
+        </w:tc>
+        <w:tc>
+          <w:tcPr>
+            <w:shd w:fill="auto" w:val="clear"/>
+            <w:tcMar>
+              <w:top w:w="100.0" w:type="dxa"/>
+              <w:left w:w="100.0" w:type="dxa"/>
+              <w:bottom w:w="100.0" w:type="dxa"/>
+              <w:right w:w="100.0" w:type="dxa"/>
+            </w:tcMar>
+            <w:vAlign w:val="top"/>
+          </w:tcPr>
+          <w:p>
+            <w:pPr>
+              <w:keepNext w:val="0"/>
+              <w:keepLines w:val="0"/>
+              <w:pageBreakBefore w:val="0"/>
+              <w:widowControl w:val="0"/>
+              <w:pBdr>
+                <w:top w:space="0" w:sz="0" w:val="nil"/>
+                <w:left w:space="0" w:sz="0" w:val="nil"/>
+                <w:bottom w:space="0" w:sz="0" w:val="nil"/>
+                <w:right w:space="0" w:sz="0" w:val="nil"/>
+                <w:between w:space="0" w:sz="0" w:val="nil"/>
+              </w:pBdr>
+              <w:shd w:fill="auto" w:val="clear"/>
+              <w:spacing w:after="0" w:before="0" w:line="240" w:lineRule="auto"/>
+              <w:ind w:left="0" w:right="0" w:firstLine="0"/>
+              <w:jc w:val="left"/>
+              <w:rPr>
+                <w:rFonts w:ascii="Times New Roman" w:cs="Times New Roman" w:eastAsia="Times New Roman" w:hAnsi="Times New Roman"/>
+              </w:rPr>
+            </w:pPr>
+            <w:r>
+              <w:rPr>
+                <w:rFonts w:ascii="Times New Roman" w:cs="Times New Roman" w:eastAsia="Times New Roman" w:hAnsi="Times New Roman"/>
+                <w:rtl w:val="0"/>
+              </w:rPr>
+              <w:t xml:space="preserve">Added role-based access control for staff route </w:t>
+            </w:r>
+          </w:p>
+        </w:tc>
+        <w:tc>
+          <w:tcPr>
+            <w:shd w:fill="auto" w:val="clear"/>
+            <w:tcMar>
+              <w:top w:w="100.0" w:type="dxa"/>
+              <w:left w:w="100.0" w:type="dxa"/>
+              <w:bottom w:w="100.0" w:type="dxa"/>
+              <w:right w:w="100.0" w:type="dxa"/>
+            </w:tcMar>
+            <w:vAlign w:val="top"/>
+          </w:tcPr>
+          <w:p>
+            <w:pPr>
+              <w:keepNext w:val="0"/>
+              <w:keepLines w:val="0"/>
+              <w:pageBreakBefore w:val="0"/>
+              <w:widowControl w:val="0"/>
+              <w:pBdr>
+                <w:top w:space="0" w:sz="0" w:val="nil"/>
+                <w:left w:space="0" w:sz="0" w:val="nil"/>
+                <w:bottom w:space="0" w:sz="0" w:val="nil"/>
+                <w:right w:space="0" w:sz="0" w:val="nil"/>
+                <w:between w:space="0" w:sz="0" w:val="nil"/>
+              </w:pBdr>
+              <w:shd w:fill="auto" w:val="clear"/>
+              <w:spacing w:after="0" w:before="0" w:line="240" w:lineRule="auto"/>
+              <w:ind w:left="0" w:right="0" w:firstLine="0"/>
+              <w:jc w:val="left"/>
+              <w:rPr>
+                <w:rFonts w:ascii="Times New Roman" w:cs="Times New Roman" w:eastAsia="Times New Roman" w:hAnsi="Times New Roman"/>
+              </w:rPr>
+            </w:pPr>
+            <w:r>
+              <w:rPr>
+                <w:rFonts w:ascii="Times New Roman" w:cs="Times New Roman" w:eastAsia="Times New Roman" w:hAnsi="Times New Roman"/>
+                <w:rtl w:val="0"/>
+              </w:rPr>
+              <w:t xml:space="preserve">Backend allows only staff or admin to access staff route </w:t>
+            </w:r>
+          </w:p>
+        </w:tc>
+      </w:tr>
+      <w:tr>
+        <w:trPr>
+          <w:cantSplit w:val="0"/>
+          <w:tblHeader w:val="0"/>
+        </w:trPr>
+        <w:tc>
+          <w:tcPr>
+            <w:shd w:fill="auto" w:val="clear"/>
+            <w:tcMar>
+              <w:top w:w="100.0" w:type="dxa"/>
+              <w:left w:w="100.0" w:type="dxa"/>
+              <w:bottom w:w="100.0" w:type="dxa"/>
+              <w:right w:w="100.0" w:type="dxa"/>
+            </w:tcMar>
+            <w:vAlign w:val="top"/>
+          </w:tcPr>
+          <w:p>
+            <w:pPr>
+              <w:keepNext w:val="0"/>
+              <w:keepLines w:val="0"/>
+              <w:pageBreakBefore w:val="0"/>
+              <w:widowControl w:val="0"/>
+              <w:pBdr>
+                <w:top w:space="0" w:sz="0" w:val="nil"/>
+                <w:left w:space="0" w:sz="0" w:val="nil"/>
+                <w:bottom w:space="0" w:sz="0" w:val="nil"/>
+                <w:right w:space="0" w:sz="0" w:val="nil"/>
+                <w:between w:space="0" w:sz="0" w:val="nil"/>
+              </w:pBdr>
+              <w:shd w:fill="auto" w:val="clear"/>
+              <w:spacing w:after="0" w:before="0" w:line="240" w:lineRule="auto"/>
+              <w:ind w:left="0" w:right="0" w:firstLine="0"/>
+              <w:jc w:val="left"/>
+              <w:rPr>
+                <w:rFonts w:ascii="Times New Roman" w:cs="Times New Roman" w:eastAsia="Times New Roman" w:hAnsi="Times New Roman"/>
+              </w:rPr>
+            </w:pPr>
+            <w:r>
+              <w:rPr>
+                <w:rFonts w:ascii="Times New Roman" w:cs="Times New Roman" w:eastAsia="Times New Roman" w:hAnsi="Times New Roman"/>
+                <w:rtl w:val="0"/>
+              </w:rPr>
+              <w:t xml:space="preserve">Access admin route as normal user </w:t>
+            </w:r>
+          </w:p>
+        </w:tc>
+        <w:tc>
+          <w:tcPr>
+            <w:shd w:fill="auto" w:val="clear"/>
+            <w:tcMar>
+              <w:top w:w="100.0" w:type="dxa"/>
+              <w:left w:w="100.0" w:type="dxa"/>
+              <w:bottom w:w="100.0" w:type="dxa"/>
+              <w:right w:w="100.0" w:type="dxa"/>
+            </w:tcMar>
+            <w:vAlign w:val="top"/>
+          </w:tcPr>
+          <w:p>
+            <w:pPr>
+              <w:keepNext w:val="0"/>
+              <w:keepLines w:val="0"/>
+              <w:pageBreakBefore w:val="0"/>
+              <w:widowControl w:val="0"/>
+              <w:pBdr>
+                <w:top w:space="0" w:sz="0" w:val="nil"/>
+                <w:left w:space="0" w:sz="0" w:val="nil"/>
+                <w:bottom w:space="0" w:sz="0" w:val="nil"/>
+                <w:right w:space="0" w:sz="0" w:val="nil"/>
+                <w:between w:space="0" w:sz="0" w:val="nil"/>
+              </w:pBdr>
+              <w:shd w:fill="auto" w:val="clear"/>
+              <w:spacing w:after="0" w:before="0" w:line="240" w:lineRule="auto"/>
+              <w:ind w:left="0" w:right="0" w:firstLine="0"/>
+              <w:jc w:val="left"/>
+              <w:rPr>
+                <w:rFonts w:ascii="Times New Roman" w:cs="Times New Roman" w:eastAsia="Times New Roman" w:hAnsi="Times New Roman"/>
+              </w:rPr>
+            </w:pPr>
+            <w:r>
+              <w:rPr>
+                <w:rFonts w:ascii="Times New Roman" w:cs="Times New Roman" w:eastAsia="Times New Roman" w:hAnsi="Times New Roman"/>
+                <w:rtl w:val="0"/>
+              </w:rPr>
+              <w:t xml:space="preserve">Normal user could access </w:t>
+            </w:r>
+            <w:r>
+              <w:rPr>
+                <w:rFonts w:ascii="Times New Roman" w:cs="Times New Roman" w:eastAsia="Times New Roman" w:hAnsi="Times New Roman"/>
+                <w:rtl w:val="0"/>
+              </w:rPr>
+              <w:t xml:space="preserve">/api/admin/users</w:t>
+            </w:r>
+            <w:r>
+              <w:rPr>
+                <w:rFonts w:ascii="Times New Roman" w:cs="Times New Roman" w:eastAsia="Times New Roman" w:hAnsi="Times New Roman"/>
+                <w:rtl w:val="0"/>
+              </w:rPr>
+              <w:t xml:space="preserve"> </w:t>
+            </w:r>
+          </w:p>
+        </w:tc>
+        <w:tc>
+          <w:tcPr>
+            <w:shd w:fill="auto" w:val="clear"/>
+            <w:tcMar>
+              <w:top w:w="100.0" w:type="dxa"/>
+              <w:left w:w="100.0" w:type="dxa"/>
+              <w:bottom w:w="100.0" w:type="dxa"/>
+              <w:right w:w="100.0" w:type="dxa"/>
+            </w:tcMar>
+            <w:vAlign w:val="top"/>
+          </w:tcPr>
+          <w:p>
+            <w:pPr>
+              <w:keepNext w:val="0"/>
+              <w:keepLines w:val="0"/>
+              <w:pageBreakBefore w:val="0"/>
+              <w:widowControl w:val="0"/>
+              <w:pBdr>
+                <w:top w:space="0" w:sz="0" w:val="nil"/>
+                <w:left w:space="0" w:sz="0" w:val="nil"/>
+                <w:bottom w:space="0" w:sz="0" w:val="nil"/>
+                <w:right w:space="0" w:sz="0" w:val="nil"/>
+                <w:between w:space="0" w:sz="0" w:val="nil"/>
+              </w:pBdr>
+              <w:shd w:fill="auto" w:val="clear"/>
+              <w:spacing w:after="0" w:before="0" w:line="240" w:lineRule="auto"/>
+              <w:ind w:left="0" w:right="0" w:firstLine="0"/>
+              <w:jc w:val="left"/>
+              <w:rPr>
+                <w:rFonts w:ascii="Times New Roman" w:cs="Times New Roman" w:eastAsia="Times New Roman" w:hAnsi="Times New Roman"/>
+              </w:rPr>
+            </w:pPr>
+            <w:r>
+              <w:rPr>
+                <w:rFonts w:ascii="Times New Roman" w:cs="Times New Roman" w:eastAsia="Times New Roman" w:hAnsi="Times New Roman"/>
+                <w:rtl w:val="0"/>
+              </w:rPr>
+              <w:t xml:space="preserve">Added role-based access control for admin route </w:t>
+            </w:r>
+          </w:p>
+        </w:tc>
+        <w:tc>
+          <w:tcPr>
+            <w:shd w:fill="auto" w:val="clear"/>
+            <w:tcMar>
+              <w:top w:w="100.0" w:type="dxa"/>
+              <w:left w:w="100.0" w:type="dxa"/>
+              <w:bottom w:w="100.0" w:type="dxa"/>
+              <w:right w:w="100.0" w:type="dxa"/>
+            </w:tcMar>
+            <w:vAlign w:val="top"/>
+          </w:tcPr>
+          <w:p>
+            <w:pPr>
+              <w:keepNext w:val="0"/>
+              <w:keepLines w:val="0"/>
+              <w:pageBreakBefore w:val="0"/>
+              <w:widowControl w:val="0"/>
+              <w:pBdr>
+                <w:top w:space="0" w:sz="0" w:val="nil"/>
+                <w:left w:space="0" w:sz="0" w:val="nil"/>
+                <w:bottom w:space="0" w:sz="0" w:val="nil"/>
+                <w:right w:space="0" w:sz="0" w:val="nil"/>
+                <w:between w:space="0" w:sz="0" w:val="nil"/>
+              </w:pBdr>
+              <w:shd w:fill="auto" w:val="clear"/>
+              <w:spacing w:after="0" w:before="0" w:line="240" w:lineRule="auto"/>
+              <w:ind w:left="0" w:right="0" w:firstLine="0"/>
+              <w:jc w:val="left"/>
+              <w:rPr>
+                <w:rFonts w:ascii="Times New Roman" w:cs="Times New Roman" w:eastAsia="Times New Roman" w:hAnsi="Times New Roman"/>
+              </w:rPr>
+            </w:pPr>
+            <w:r>
+              <w:rPr>
+                <w:rFonts w:ascii="Times New Roman" w:cs="Times New Roman" w:eastAsia="Times New Roman" w:hAnsi="Times New Roman"/>
+                <w:rtl w:val="0"/>
+              </w:rPr>
+              <w:t xml:space="preserve">Backend allows only admin to access admin route </w:t>
+            </w:r>
+          </w:p>
+        </w:tc>
+      </w:tr>
+      <w:tr>
+        <w:trPr>
+          <w:cantSplit w:val="0"/>
+          <w:tblHeader w:val="0"/>
+        </w:trPr>
+        <w:tc>
+          <w:tcPr>
+            <w:shd w:fill="auto" w:val="clear"/>
+            <w:tcMar>
+              <w:top w:w="100.0" w:type="dxa"/>
+              <w:left w:w="100.0" w:type="dxa"/>
+              <w:bottom w:w="100.0" w:type="dxa"/>
+              <w:right w:w="100.0" w:type="dxa"/>
+            </w:tcMar>
+            <w:vAlign w:val="top"/>
+          </w:tcPr>
+          <w:p>
+            <w:pPr>
+              <w:keepNext w:val="0"/>
+              <w:keepLines w:val="0"/>
+              <w:pageBreakBefore w:val="0"/>
+              <w:widowControl w:val="0"/>
+              <w:pBdr>
+                <w:top w:space="0" w:sz="0" w:val="nil"/>
+                <w:left w:space="0" w:sz="0" w:val="nil"/>
+                <w:bottom w:space="0" w:sz="0" w:val="nil"/>
+                <w:right w:space="0" w:sz="0" w:val="nil"/>
+                <w:between w:space="0" w:sz="0" w:val="nil"/>
+              </w:pBdr>
+              <w:shd w:fill="auto" w:val="clear"/>
+              <w:spacing w:after="0" w:before="0" w:line="240" w:lineRule="auto"/>
+              <w:ind w:left="0" w:right="0" w:firstLine="0"/>
+              <w:jc w:val="left"/>
+              <w:rPr>
+                <w:rFonts w:ascii="Times New Roman" w:cs="Times New Roman" w:eastAsia="Times New Roman" w:hAnsi="Times New Roman"/>
+              </w:rPr>
+            </w:pPr>
+            <w:r>
+              <w:rPr>
+                <w:rFonts w:ascii="Times New Roman" w:cs="Times New Roman" w:eastAsia="Times New Roman" w:hAnsi="Times New Roman"/>
+                <w:rtl w:val="0"/>
+              </w:rPr>
+              <w:t xml:space="preserve">Submit XSS payload in notes </w:t>
+            </w:r>
+          </w:p>
+        </w:tc>
+        <w:tc>
+          <w:tcPr>
+            <w:shd w:fill="auto" w:val="clear"/>
+            <w:tcMar>
+              <w:top w:w="100.0" w:type="dxa"/>
+              <w:left w:w="100.0" w:type="dxa"/>
+              <w:bottom w:w="100.0" w:type="dxa"/>
+              <w:right w:w="100.0" w:type="dxa"/>
+            </w:tcMar>
+            <w:vAlign w:val="top"/>
+          </w:tcPr>
+          <w:p>
+            <w:pPr>
+              <w:keepNext w:val="0"/>
+              <w:keepLines w:val="0"/>
+              <w:pageBreakBefore w:val="0"/>
+              <w:widowControl w:val="0"/>
+              <w:pBdr>
+                <w:top w:space="0" w:sz="0" w:val="nil"/>
+                <w:left w:space="0" w:sz="0" w:val="nil"/>
+                <w:bottom w:space="0" w:sz="0" w:val="nil"/>
+                <w:right w:space="0" w:sz="0" w:val="nil"/>
+                <w:between w:space="0" w:sz="0" w:val="nil"/>
+              </w:pBdr>
+              <w:shd w:fill="auto" w:val="clear"/>
+              <w:spacing w:after="0" w:before="0" w:line="240" w:lineRule="auto"/>
+              <w:ind w:left="0" w:right="0" w:firstLine="0"/>
+              <w:jc w:val="left"/>
+              <w:rPr>
+                <w:rFonts w:ascii="Times New Roman" w:cs="Times New Roman" w:eastAsia="Times New Roman" w:hAnsi="Times New Roman"/>
+              </w:rPr>
+            </w:pPr>
+            <w:r>
+              <w:rPr>
+                <w:rFonts w:ascii="Times New Roman" w:cs="Times New Roman" w:eastAsia="Times New Roman" w:hAnsi="Times New Roman"/>
+                <w:rtl w:val="0"/>
+              </w:rPr>
+              <w:t xml:space="preserve">XSS payload could execute because notes were rendered as HTML </w:t>
+            </w:r>
+          </w:p>
+        </w:tc>
+        <w:tc>
+          <w:tcPr>
+            <w:shd w:fill="auto" w:val="clear"/>
+            <w:tcMar>
+              <w:top w:w="100.0" w:type="dxa"/>
+              <w:left w:w="100.0" w:type="dxa"/>
+              <w:bottom w:w="100.0" w:type="dxa"/>
+              <w:right w:w="100.0" w:type="dxa"/>
+            </w:tcMar>
+            <w:vAlign w:val="top"/>
+          </w:tcPr>
+          <w:p>
+            <w:pPr>
+              <w:keepNext w:val="0"/>
+              <w:keepLines w:val="0"/>
+              <w:pageBreakBefore w:val="0"/>
+              <w:widowControl w:val="0"/>
+              <w:pBdr>
+                <w:top w:space="0" w:sz="0" w:val="nil"/>
+                <w:left w:space="0" w:sz="0" w:val="nil"/>
+                <w:bottom w:space="0" w:sz="0" w:val="nil"/>
+                <w:right w:space="0" w:sz="0" w:val="nil"/>
+                <w:between w:space="0" w:sz="0" w:val="nil"/>
+              </w:pBdr>
+              <w:shd w:fill="auto" w:val="clear"/>
+              <w:spacing w:after="0" w:before="0" w:line="240" w:lineRule="auto"/>
+              <w:ind w:left="0" w:right="0" w:firstLine="0"/>
+              <w:jc w:val="left"/>
+              <w:rPr>
+                <w:rFonts w:ascii="Times New Roman" w:cs="Times New Roman" w:eastAsia="Times New Roman" w:hAnsi="Times New Roman"/>
+              </w:rPr>
+            </w:pPr>
+            <w:r>
+              <w:rPr>
+                <w:rFonts w:ascii="Times New Roman" w:cs="Times New Roman" w:eastAsia="Times New Roman" w:hAnsi="Times New Roman"/>
+                <w:rtl w:val="0"/>
+              </w:rPr>
+              <w:t xml:space="preserve">Removed unsafe HTML rendering and displayed notes as plain text </w:t>
+            </w:r>
+          </w:p>
+        </w:tc>
+        <w:tc>
+          <w:tcPr>
+            <w:shd w:fill="auto" w:val="clear"/>
+            <w:tcMar>
+              <w:top w:w="100.0" w:type="dxa"/>
+              <w:left w:w="100.0" w:type="dxa"/>
+              <w:bottom w:w="100.0" w:type="dxa"/>
+              <w:right w:w="100.0" w:type="dxa"/>
+            </w:tcMar>
+            <w:vAlign w:val="top"/>
+          </w:tcPr>
+          <w:p>
+            <w:pPr>
+              <w:keepNext w:val="0"/>
+              <w:keepLines w:val="0"/>
+              <w:pageBreakBefore w:val="0"/>
+              <w:widowControl w:val="0"/>
+              <w:pBdr>
+                <w:top w:space="0" w:sz="0" w:val="nil"/>
+                <w:left w:space="0" w:sz="0" w:val="nil"/>
+                <w:bottom w:space="0" w:sz="0" w:val="nil"/>
+                <w:right w:space="0" w:sz="0" w:val="nil"/>
+                <w:between w:space="0" w:sz="0" w:val="nil"/>
+              </w:pBdr>
+              <w:shd w:fill="auto" w:val="clear"/>
+              <w:spacing w:after="0" w:before="0" w:line="240" w:lineRule="auto"/>
+              <w:ind w:left="0" w:right="0" w:firstLine="0"/>
+              <w:jc w:val="left"/>
+              <w:rPr>
+                <w:rFonts w:ascii="Times New Roman" w:cs="Times New Roman" w:eastAsia="Times New Roman" w:hAnsi="Times New Roman"/>
+              </w:rPr>
+            </w:pPr>
+            <w:r>
+              <w:rPr>
+                <w:rFonts w:ascii="Times New Roman" w:cs="Times New Roman" w:eastAsia="Times New Roman" w:hAnsi="Times New Roman"/>
+                <w:rtl w:val="0"/>
+              </w:rPr>
+              <w:t xml:space="preserve">XSS payload is displayed as text and does not execute </w:t>
+            </w:r>
+          </w:p>
+        </w:tc>
+      </w:tr>
+      <w:tr>
+        <w:trPr>
+          <w:cantSplit w:val="0"/>
+          <w:tblHeader w:val="0"/>
+        </w:trPr>
+        <w:tc>
+          <w:tcPr>
+            <w:shd w:fill="auto" w:val="clear"/>
+            <w:tcMar>
+              <w:top w:w="100.0" w:type="dxa"/>
+              <w:left w:w="100.0" w:type="dxa"/>
+              <w:bottom w:w="100.0" w:type="dxa"/>
+              <w:right w:w="100.0" w:type="dxa"/>
+            </w:tcMar>
+            <w:vAlign w:val="top"/>
+          </w:tcPr>
+          <w:p>
+            <w:pPr>
+              <w:keepNext w:val="0"/>
+              <w:keepLines w:val="0"/>
+              <w:pageBreakBefore w:val="0"/>
+              <w:widowControl w:val="0"/>
+              <w:pBdr>
+                <w:top w:space="0" w:sz="0" w:val="nil"/>
+                <w:left w:space="0" w:sz="0" w:val="nil"/>
+                <w:bottom w:space="0" w:sz="0" w:val="nil"/>
+                <w:right w:space="0" w:sz="0" w:val="nil"/>
+                <w:between w:space="0" w:sz="0" w:val="nil"/>
+              </w:pBdr>
+              <w:shd w:fill="auto" w:val="clear"/>
+              <w:spacing w:after="0" w:before="0" w:line="240" w:lineRule="auto"/>
+              <w:ind w:left="0" w:right="0" w:firstLine="0"/>
+              <w:jc w:val="left"/>
+              <w:rPr>
+                <w:rFonts w:ascii="Times New Roman" w:cs="Times New Roman" w:eastAsia="Times New Roman" w:hAnsi="Times New Roman"/>
+              </w:rPr>
+            </w:pPr>
+            <w:r>
+              <w:rPr>
+                <w:rFonts w:ascii="Times New Roman" w:cs="Times New Roman" w:eastAsia="Times New Roman" w:hAnsi="Times New Roman"/>
+                <w:rtl w:val="0"/>
+              </w:rPr>
+              <w:t xml:space="preserve">Check API response </w:t>
+            </w:r>
+          </w:p>
+        </w:tc>
+        <w:tc>
+          <w:tcPr>
+            <w:shd w:fill="auto" w:val="clear"/>
+            <w:tcMar>
+              <w:top w:w="100.0" w:type="dxa"/>
+              <w:left w:w="100.0" w:type="dxa"/>
+              <w:bottom w:w="100.0" w:type="dxa"/>
+              <w:right w:w="100.0" w:type="dxa"/>
+            </w:tcMar>
+            <w:vAlign w:val="top"/>
+          </w:tcPr>
+          <w:p>
+            <w:pPr>
+              <w:keepNext w:val="0"/>
+              <w:keepLines w:val="0"/>
+              <w:pageBreakBefore w:val="0"/>
+              <w:widowControl w:val="0"/>
+              <w:pBdr>
+                <w:top w:space="0" w:sz="0" w:val="nil"/>
+                <w:left w:space="0" w:sz="0" w:val="nil"/>
+                <w:bottom w:space="0" w:sz="0" w:val="nil"/>
+                <w:right w:space="0" w:sz="0" w:val="nil"/>
+                <w:between w:space="0" w:sz="0" w:val="nil"/>
+              </w:pBdr>
+              <w:shd w:fill="auto" w:val="clear"/>
+              <w:spacing w:after="0" w:before="0" w:line="240" w:lineRule="auto"/>
+              <w:ind w:left="0" w:right="0" w:firstLine="0"/>
+              <w:jc w:val="left"/>
+              <w:rPr>
+                <w:rFonts w:ascii="Times New Roman" w:cs="Times New Roman" w:eastAsia="Times New Roman" w:hAnsi="Times New Roman"/>
+              </w:rPr>
+            </w:pPr>
+            <w:r>
+              <w:rPr>
+                <w:rFonts w:ascii="Times New Roman" w:cs="Times New Roman" w:eastAsia="Times New Roman" w:hAnsi="Times New Roman"/>
+                <w:rtl w:val="0"/>
+              </w:rPr>
+              <w:t xml:space="preserve">API response exposed sensitive fields such as password or password_hash </w:t>
+            </w:r>
+          </w:p>
+        </w:tc>
+        <w:tc>
+          <w:tcPr>
+            <w:shd w:fill="auto" w:val="clear"/>
+            <w:tcMar>
+              <w:top w:w="100.0" w:type="dxa"/>
+              <w:left w:w="100.0" w:type="dxa"/>
+              <w:bottom w:w="100.0" w:type="dxa"/>
+              <w:right w:w="100.0" w:type="dxa"/>
+            </w:tcMar>
+            <w:vAlign w:val="top"/>
+          </w:tcPr>
+          <w:p>
+            <w:pPr>
+              <w:keepNext w:val="0"/>
+              <w:keepLines w:val="0"/>
+              <w:pageBreakBefore w:val="0"/>
+              <w:widowControl w:val="0"/>
+              <w:pBdr>
+                <w:top w:space="0" w:sz="0" w:val="nil"/>
+                <w:left w:space="0" w:sz="0" w:val="nil"/>
+                <w:bottom w:space="0" w:sz="0" w:val="nil"/>
+                <w:right w:space="0" w:sz="0" w:val="nil"/>
+                <w:between w:space="0" w:sz="0" w:val="nil"/>
+              </w:pBdr>
+              <w:shd w:fill="auto" w:val="clear"/>
+              <w:spacing w:after="0" w:before="0" w:line="240" w:lineRule="auto"/>
+              <w:ind w:left="0" w:right="0" w:firstLine="0"/>
+              <w:jc w:val="left"/>
+              <w:rPr>
+                <w:rFonts w:ascii="Times New Roman" w:cs="Times New Roman" w:eastAsia="Times New Roman" w:hAnsi="Times New Roman"/>
+              </w:rPr>
+            </w:pPr>
+            <w:r>
+              <w:rPr>
+                <w:rFonts w:ascii="Times New Roman" w:cs="Times New Roman" w:eastAsia="Times New Roman" w:hAnsi="Times New Roman"/>
+                <w:rtl w:val="0"/>
+              </w:rPr>
+              <w:t xml:space="preserve">Removed sensitive fields from API response </w:t>
+            </w:r>
+          </w:p>
+        </w:tc>
+        <w:tc>
+          <w:tcPr>
+            <w:shd w:fill="auto" w:val="clear"/>
+            <w:tcMar>
+              <w:top w:w="100.0" w:type="dxa"/>
+              <w:left w:w="100.0" w:type="dxa"/>
+              <w:bottom w:w="100.0" w:type="dxa"/>
+              <w:right w:w="100.0" w:type="dxa"/>
+            </w:tcMar>
+            <w:vAlign w:val="top"/>
+          </w:tcPr>
+          <w:p>
+            <w:pPr>
+              <w:keepNext w:val="0"/>
+              <w:keepLines w:val="0"/>
+              <w:pageBreakBefore w:val="0"/>
+              <w:widowControl w:val="0"/>
+              <w:pBdr>
+                <w:top w:space="0" w:sz="0" w:val="nil"/>
+                <w:left w:space="0" w:sz="0" w:val="nil"/>
+                <w:bottom w:space="0" w:sz="0" w:val="nil"/>
+                <w:right w:space="0" w:sz="0" w:val="nil"/>
+                <w:between w:space="0" w:sz="0" w:val="nil"/>
+              </w:pBdr>
+              <w:shd w:fill="auto" w:val="clear"/>
+              <w:spacing w:after="0" w:before="0" w:line="240" w:lineRule="auto"/>
+              <w:ind w:left="0" w:right="0" w:firstLine="0"/>
+              <w:jc w:val="left"/>
+              <w:rPr>
+                <w:rFonts w:ascii="Times New Roman" w:cs="Times New Roman" w:eastAsia="Times New Roman" w:hAnsi="Times New Roman"/>
+              </w:rPr>
+            </w:pPr>
+            <w:r>
+              <w:rPr>
+                <w:rFonts w:ascii="Times New Roman" w:cs="Times New Roman" w:eastAsia="Times New Roman" w:hAnsi="Times New Roman"/>
+                <w:rtl w:val="0"/>
+              </w:rPr>
+              <w:t xml:space="preserve">API returns only necessary fields such as id, name, email, and role </w:t>
+            </w:r>
+          </w:p>
+        </w:tc>
+      </w:tr>
+      <w:tr>
+        <w:trPr>
+          <w:cantSplit w:val="0"/>
+          <w:tblHeader w:val="0"/>
+        </w:trPr>
+        <w:tc>
+          <w:tcPr>
+            <w:shd w:fill="auto" w:val="clear"/>
+            <w:tcMar>
+              <w:top w:w="100.0" w:type="dxa"/>
+              <w:left w:w="100.0" w:type="dxa"/>
+              <w:bottom w:w="100.0" w:type="dxa"/>
+              <w:right w:w="100.0" w:type="dxa"/>
+            </w:tcMar>
+            <w:vAlign w:val="top"/>
+          </w:tcPr>
+          <w:p>
+            <w:pPr>
+              <w:keepNext w:val="0"/>
+              <w:keepLines w:val="0"/>
+              <w:pageBreakBefore w:val="0"/>
+              <w:widowControl w:val="0"/>
+              <w:pBdr>
+                <w:top w:space="0" w:sz="0" w:val="nil"/>
+                <w:left w:space="0" w:sz="0" w:val="nil"/>
+                <w:bottom w:space="0" w:sz="0" w:val="nil"/>
+                <w:right w:space="0" w:sz="0" w:val="nil"/>
+                <w:between w:space="0" w:sz="0" w:val="nil"/>
+              </w:pBdr>
+              <w:shd w:fill="auto" w:val="clear"/>
+              <w:spacing w:after="0" w:before="0" w:line="240" w:lineRule="auto"/>
+              <w:ind w:left="0" w:right="0" w:firstLine="0"/>
+              <w:jc w:val="left"/>
+              <w:rPr>
+                <w:rFonts w:ascii="Times New Roman" w:cs="Times New Roman" w:eastAsia="Times New Roman" w:hAnsi="Times New Roman"/>
+              </w:rPr>
+            </w:pPr>
+            <w:r>
+              <w:rPr>
+                <w:rFonts w:ascii="Times New Roman" w:cs="Times New Roman" w:eastAsia="Times New Roman" w:hAnsi="Times New Roman"/>
+                <w:rtl w:val="0"/>
+              </w:rPr>
+              <w:t xml:space="preserve">Try SQL Injection input </w:t>
+            </w:r>
+          </w:p>
+        </w:tc>
+        <w:tc>
+          <w:tcPr>
+            <w:shd w:fill="auto" w:val="clear"/>
+            <w:tcMar>
+              <w:top w:w="100.0" w:type="dxa"/>
+              <w:left w:w="100.0" w:type="dxa"/>
+              <w:bottom w:w="100.0" w:type="dxa"/>
+              <w:right w:w="100.0" w:type="dxa"/>
+            </w:tcMar>
+            <w:vAlign w:val="top"/>
+          </w:tcPr>
+          <w:p>
+            <w:pPr>
+              <w:keepNext w:val="0"/>
+              <w:keepLines w:val="0"/>
+              <w:pageBreakBefore w:val="0"/>
+              <w:widowControl w:val="0"/>
+              <w:pBdr>
+                <w:top w:space="0" w:sz="0" w:val="nil"/>
+                <w:left w:space="0" w:sz="0" w:val="nil"/>
+                <w:bottom w:space="0" w:sz="0" w:val="nil"/>
+                <w:right w:space="0" w:sz="0" w:val="nil"/>
+                <w:between w:space="0" w:sz="0" w:val="nil"/>
+              </w:pBdr>
+              <w:shd w:fill="auto" w:val="clear"/>
+              <w:spacing w:after="0" w:before="0" w:line="240" w:lineRule="auto"/>
+              <w:ind w:left="0" w:right="0" w:firstLine="0"/>
+              <w:jc w:val="left"/>
+              <w:rPr>
+                <w:rFonts w:ascii="Times New Roman" w:cs="Times New Roman" w:eastAsia="Times New Roman" w:hAnsi="Times New Roman"/>
+              </w:rPr>
+            </w:pPr>
+            <w:r>
+              <w:rPr>
+                <w:rFonts w:ascii="Times New Roman" w:cs="Times New Roman" w:eastAsia="Times New Roman" w:hAnsi="Times New Roman"/>
+                <w:rtl w:val="0"/>
+              </w:rPr>
+              <w:t xml:space="preserve">SQL Injection input could affect query behavior </w:t>
+            </w:r>
+          </w:p>
+        </w:tc>
+        <w:tc>
+          <w:tcPr>
+            <w:shd w:fill="auto" w:val="clear"/>
+            <w:tcMar>
+              <w:top w:w="100.0" w:type="dxa"/>
+              <w:left w:w="100.0" w:type="dxa"/>
+              <w:bottom w:w="100.0" w:type="dxa"/>
+              <w:right w:w="100.0" w:type="dxa"/>
+            </w:tcMar>
+            <w:vAlign w:val="top"/>
+          </w:tcPr>
+          <w:p>
+            <w:pPr>
+              <w:keepNext w:val="0"/>
+              <w:keepLines w:val="0"/>
+              <w:pageBreakBefore w:val="0"/>
+              <w:widowControl w:val="0"/>
+              <w:pBdr>
+                <w:top w:space="0" w:sz="0" w:val="nil"/>
+                <w:left w:space="0" w:sz="0" w:val="nil"/>
+                <w:bottom w:space="0" w:sz="0" w:val="nil"/>
+                <w:right w:space="0" w:sz="0" w:val="nil"/>
+                <w:between w:space="0" w:sz="0" w:val="nil"/>
+              </w:pBdr>
+              <w:shd w:fill="auto" w:val="clear"/>
+              <w:spacing w:after="0" w:before="0" w:line="240" w:lineRule="auto"/>
+              <w:ind w:left="0" w:right="0" w:firstLine="0"/>
+              <w:jc w:val="left"/>
+              <w:rPr>
+                <w:rFonts w:ascii="Times New Roman" w:cs="Times New Roman" w:eastAsia="Times New Roman" w:hAnsi="Times New Roman"/>
+              </w:rPr>
+            </w:pPr>
+            <w:r>
+              <w:rPr>
+                <w:rFonts w:ascii="Times New Roman" w:cs="Times New Roman" w:eastAsia="Times New Roman" w:hAnsi="Times New Roman"/>
+                <w:rtl w:val="0"/>
+              </w:rPr>
+              <w:t xml:space="preserve">Replaced string SQL query with prepared statements </w:t>
+            </w:r>
+          </w:p>
+        </w:tc>
+        <w:tc>
+          <w:tcPr>
+            <w:shd w:fill="auto" w:val="clear"/>
+            <w:tcMar>
+              <w:top w:w="100.0" w:type="dxa"/>
+              <w:left w:w="100.0" w:type="dxa"/>
+              <w:bottom w:w="100.0" w:type="dxa"/>
+              <w:right w:w="100.0" w:type="dxa"/>
+            </w:tcMar>
+            <w:vAlign w:val="top"/>
+          </w:tcPr>
+          <w:p>
+            <w:pPr>
+              <w:keepNext w:val="0"/>
+              <w:keepLines w:val="0"/>
+              <w:pageBreakBefore w:val="0"/>
+              <w:widowControl w:val="0"/>
+              <w:pBdr>
+                <w:top w:space="0" w:sz="0" w:val="nil"/>
+                <w:left w:space="0" w:sz="0" w:val="nil"/>
+                <w:bottom w:space="0" w:sz="0" w:val="nil"/>
+                <w:right w:space="0" w:sz="0" w:val="nil"/>
+                <w:between w:space="0" w:sz="0" w:val="nil"/>
+              </w:pBdr>
+              <w:shd w:fill="auto" w:val="clear"/>
+              <w:spacing w:after="0" w:before="0" w:line="240" w:lineRule="auto"/>
+              <w:ind w:left="0" w:right="0" w:firstLine="0"/>
+              <w:jc w:val="left"/>
+              <w:rPr>
+                <w:rFonts w:ascii="Times New Roman" w:cs="Times New Roman" w:eastAsia="Times New Roman" w:hAnsi="Times New Roman"/>
+              </w:rPr>
+            </w:pPr>
+            <w:r>
+              <w:rPr>
+                <w:rFonts w:ascii="Times New Roman" w:cs="Times New Roman" w:eastAsia="Times New Roman" w:hAnsi="Times New Roman"/>
+                <w:rtl w:val="0"/>
+              </w:rPr>
+              <w:t xml:space="preserve">SQL Injection input is treated as normal data </w:t>
+            </w:r>
+          </w:p>
+        </w:tc>
+      </w:tr>
+      <w:tr>
+        <w:trPr>
+          <w:cantSplit w:val="0"/>
+          <w:tblHeader w:val="0"/>
+        </w:trPr>
+        <w:tc>
+          <w:tcPr>
+            <w:shd w:fill="auto" w:val="clear"/>
+            <w:tcMar>
+              <w:top w:w="100.0" w:type="dxa"/>
+              <w:left w:w="100.0" w:type="dxa"/>
+              <w:bottom w:w="100.0" w:type="dxa"/>
+              <w:right w:w="100.0" w:type="dxa"/>
+            </w:tcMar>
+            <w:vAlign w:val="top"/>
+          </w:tcPr>
+          <w:p>
+            <w:pPr>
+              <w:keepNext w:val="0"/>
+              <w:keepLines w:val="0"/>
+              <w:pageBreakBefore w:val="0"/>
+              <w:widowControl w:val="0"/>
+              <w:pBdr>
+                <w:top w:space="0" w:sz="0" w:val="nil"/>
+                <w:left w:space="0" w:sz="0" w:val="nil"/>
+                <w:bottom w:space="0" w:sz="0" w:val="nil"/>
+                <w:right w:space="0" w:sz="0" w:val="nil"/>
+                <w:between w:space="0" w:sz="0" w:val="nil"/>
+              </w:pBdr>
+              <w:shd w:fill="auto" w:val="clear"/>
+              <w:spacing w:after="0" w:before="0" w:line="240" w:lineRule="auto"/>
+              <w:ind w:left="0" w:right="0" w:firstLine="0"/>
+              <w:jc w:val="left"/>
+              <w:rPr>
+                <w:rFonts w:ascii="Times New Roman" w:cs="Times New Roman" w:eastAsia="Times New Roman" w:hAnsi="Times New Roman"/>
+              </w:rPr>
+            </w:pPr>
+            <w:r>
+              <w:rPr>
+                <w:rFonts w:ascii="Times New Roman" w:cs="Times New Roman" w:eastAsia="Times New Roman" w:hAnsi="Times New Roman"/>
+                <w:rtl w:val="0"/>
+              </w:rPr>
+              <w:t xml:space="preserve">Try to update protected fields </w:t>
+            </w:r>
+          </w:p>
+        </w:tc>
+        <w:tc>
+          <w:tcPr>
+            <w:shd w:fill="auto" w:val="clear"/>
+            <w:tcMar>
+              <w:top w:w="100.0" w:type="dxa"/>
+              <w:left w:w="100.0" w:type="dxa"/>
+              <w:bottom w:w="100.0" w:type="dxa"/>
+              <w:right w:w="100.0" w:type="dxa"/>
+            </w:tcMar>
+            <w:vAlign w:val="top"/>
+          </w:tcPr>
+          <w:p>
+            <w:pPr>
+              <w:keepNext w:val="0"/>
+              <w:keepLines w:val="0"/>
+              <w:pageBreakBefore w:val="0"/>
+              <w:widowControl w:val="0"/>
+              <w:pBdr>
+                <w:top w:space="0" w:sz="0" w:val="nil"/>
+                <w:left w:space="0" w:sz="0" w:val="nil"/>
+                <w:bottom w:space="0" w:sz="0" w:val="nil"/>
+                <w:right w:space="0" w:sz="0" w:val="nil"/>
+                <w:between w:space="0" w:sz="0" w:val="nil"/>
+              </w:pBdr>
+              <w:shd w:fill="auto" w:val="clear"/>
+              <w:spacing w:after="0" w:before="0" w:line="240" w:lineRule="auto"/>
+              <w:ind w:left="0" w:right="0" w:firstLine="0"/>
+              <w:jc w:val="left"/>
+              <w:rPr>
+                <w:rFonts w:ascii="Times New Roman" w:cs="Times New Roman" w:eastAsia="Times New Roman" w:hAnsi="Times New Roman"/>
+              </w:rPr>
+            </w:pPr>
+            <w:r>
+              <w:rPr>
+                <w:rFonts w:ascii="Times New Roman" w:cs="Times New Roman" w:eastAsia="Times New Roman" w:hAnsi="Times New Roman"/>
+                <w:rtl w:val="0"/>
+              </w:rPr>
+              <w:t xml:space="preserve">Backend accepted protected fields such as user_id, role, bmi, or category </w:t>
+            </w:r>
+          </w:p>
+        </w:tc>
+        <w:tc>
+          <w:tcPr>
+            <w:shd w:fill="auto" w:val="clear"/>
+            <w:tcMar>
+              <w:top w:w="100.0" w:type="dxa"/>
+              <w:left w:w="100.0" w:type="dxa"/>
+              <w:bottom w:w="100.0" w:type="dxa"/>
+              <w:right w:w="100.0" w:type="dxa"/>
+            </w:tcMar>
+            <w:vAlign w:val="top"/>
+          </w:tcPr>
+          <w:p>
+            <w:pPr>
+              <w:keepNext w:val="0"/>
+              <w:keepLines w:val="0"/>
+              <w:pageBreakBefore w:val="0"/>
+              <w:widowControl w:val="0"/>
+              <w:pBdr>
+                <w:top w:space="0" w:sz="0" w:val="nil"/>
+                <w:left w:space="0" w:sz="0" w:val="nil"/>
+                <w:bottom w:space="0" w:sz="0" w:val="nil"/>
+                <w:right w:space="0" w:sz="0" w:val="nil"/>
+                <w:between w:space="0" w:sz="0" w:val="nil"/>
+              </w:pBdr>
+              <w:shd w:fill="auto" w:val="clear"/>
+              <w:spacing w:after="0" w:before="0" w:line="240" w:lineRule="auto"/>
+              <w:ind w:left="0" w:right="0" w:firstLine="0"/>
+              <w:jc w:val="left"/>
+              <w:rPr>
+                <w:rFonts w:ascii="Times New Roman" w:cs="Times New Roman" w:eastAsia="Times New Roman" w:hAnsi="Times New Roman"/>
+              </w:rPr>
+            </w:pPr>
+            <w:r>
+              <w:rPr>
+                <w:rFonts w:ascii="Times New Roman" w:cs="Times New Roman" w:eastAsia="Times New Roman" w:hAnsi="Times New Roman"/>
+                <w:rtl w:val="0"/>
+              </w:rPr>
+              <w:t xml:space="preserve">Allowed only safe fields to be updated and controlled protected fields in backend </w:t>
+            </w:r>
+          </w:p>
+        </w:tc>
+        <w:tc>
+          <w:tcPr>
+            <w:shd w:fill="auto" w:val="clear"/>
+            <w:tcMar>
+              <w:top w:w="100.0" w:type="dxa"/>
+              <w:left w:w="100.0" w:type="dxa"/>
+              <w:bottom w:w="100.0" w:type="dxa"/>
+              <w:right w:w="100.0" w:type="dxa"/>
+            </w:tcMar>
+            <w:vAlign w:val="top"/>
+          </w:tcPr>
+          <w:p>
+            <w:pPr>
+              <w:keepNext w:val="0"/>
+              <w:keepLines w:val="0"/>
+              <w:pageBreakBefore w:val="0"/>
+              <w:widowControl w:val="0"/>
+              <w:pBdr>
+                <w:top w:space="0" w:sz="0" w:val="nil"/>
+                <w:left w:space="0" w:sz="0" w:val="nil"/>
+                <w:bottom w:space="0" w:sz="0" w:val="nil"/>
+                <w:right w:space="0" w:sz="0" w:val="nil"/>
+                <w:between w:space="0" w:sz="0" w:val="nil"/>
+              </w:pBdr>
+              <w:shd w:fill="auto" w:val="clear"/>
+              <w:spacing w:after="0" w:before="0" w:line="240" w:lineRule="auto"/>
+              <w:ind w:left="0" w:right="0" w:firstLine="0"/>
+              <w:jc w:val="left"/>
+              <w:rPr>
+                <w:rFonts w:ascii="Times New Roman" w:cs="Times New Roman" w:eastAsia="Times New Roman" w:hAnsi="Times New Roman"/>
+              </w:rPr>
+            </w:pPr>
+            <w:r>
+              <w:rPr>
+                <w:rFonts w:ascii="Times New Roman" w:cs="Times New Roman" w:eastAsia="Times New Roman" w:hAnsi="Times New Roman"/>
+                <w:rtl w:val="0"/>
+              </w:rPr>
+              <w:t xml:space="preserve">Protected fields are rejected or ignored by backend </w:t>
+            </w:r>
+          </w:p>
+        </w:tc>
+      </w:tr>
+    </w:tbl>
+    <w:p>
+      <w:pPr>
+        <w:spacing w:after="200" w:line="276" w:lineRule="auto"/>
+        <w:jc w:val="left"/>
+        <w:rPr>
+          <w:rFonts w:ascii="Times New Roman" w:cs="Times New Roman" w:eastAsia="Times New Roman" w:hAnsi="Times New Roman"/>
+          <w:b w:val="1"/>
+          <w:bCs w:val="1"/>
+        </w:rPr>
+      </w:pPr>
+      <w:r>
+        <w:rPr>
+          <w:rtl w:val="0"/>
+        </w:rPr>
+      </w:r>
+    </w:p>
+    <w:p>
+      <w:pPr>
+        <w:spacing w:after="200" w:line="276" w:lineRule="auto"/>
+        <w:jc w:val="left"/>
+        <w:rPr>
+          <w:rFonts w:ascii="Times New Roman" w:cs="Times New Roman" w:eastAsia="Times New Roman" w:hAnsi="Times New Roman"/>
+          <w:b w:val="1"/>
+          <w:bCs w:val="1"/>
+        </w:rPr>
+      </w:pPr>
+      <w:r>
+        <w:rPr>
+          <w:rtl w:val="0"/>
+        </w:rPr>
+      </w:r>
+    </w:p>
+    <w:p>
+      <w:pPr>
+        <w:pStyle w:val="Heading2"/>
+        <w:spacing w:after="200" w:line="276" w:lineRule="auto"/>
+        <w:rPr/>
+      </w:pPr>
+      <w:bookmarkStart w:colFirst="0" w:colLast="0" w:name="_qjuatp3tz7pm" w:id="8"/>
+      <w:bookmarkEnd w:id="8"/>
+      <w:r>
+        <w:rPr>
+          <w:rtl w:val="0"/>
+        </w:rPr>
+        <w:t xml:space="preserve">4.2 After-Fix Screenshots </w:t>
+      </w:r>
+    </w:p>
+    <w:p>
+      <w:pPr>
+        <w:pStyle w:val="Heading3"/>
+        <w:keepNext w:val="0"/>
+        <w:keepLines w:val="0"/>
+        <w:spacing w:before="280" w:line="276" w:lineRule="auto"/>
+        <w:rPr>
+          <w:rFonts w:ascii="Times New Roman" w:cs="Times New Roman" w:eastAsia="Times New Roman" w:hAnsi="Times New Roman"/>
+          <w:b w:val="1"/>
+          <w:bCs w:val="1"/>
+          <w:color w:val="000000"/>
+          <w:sz w:val="22"/>
+          <w:szCs w:val="22"/>
+        </w:rPr>
+      </w:pPr>
+      <w:bookmarkStart w:colFirst="0" w:colLast="0" w:name="_yo39ief55j6y" w:id="9"/>
+      <w:bookmarkEnd w:id="9"/>
+      <w:r>
+        <w:rPr>
+          <w:rFonts w:ascii="Times New Roman" w:cs="Times New Roman" w:eastAsia="Times New Roman" w:hAnsi="Times New Roman"/>
+          <w:b w:val="1"/>
+          <w:bCs w:val="1"/>
+          <w:color w:val="000000"/>
+          <w:sz w:val="22"/>
+          <w:szCs w:val="22"/>
+          <w:rtl w:val="0"/>
+        </w:rPr>
+        <w:t xml:space="preserve">Test 1: Add BMI with Invalid Data</w:t>
+      </w:r>
+    </w:p>
+    <w:p>
+      <w:pPr>
+        <w:spacing w:after="240" w:before="240" w:line="276" w:lineRule="auto"/>
+        <w:rPr>
+          <w:rFonts w:ascii="Times New Roman" w:cs="Times New Roman" w:eastAsia="Times New Roman" w:hAnsi="Times New Roman"/>
+          <w:b w:val="1"/>
+          <w:bCs w:val="1"/>
+        </w:rPr>
+      </w:pPr>
+      <w:r>
+        <w:rPr>
+          <w:rFonts w:ascii="Times New Roman" w:cs="Times New Roman" w:eastAsia="Times New Roman" w:hAnsi="Times New Roman"/>
+          <w:b w:val="1"/>
+          <w:bCs w:val="1"/>
+        </w:rPr>
+        <w:drawing>
+          <wp:inline distB="114300" distT="114300" distL="114300" distR="114300">
+            <wp:extent cx="5943600" cy="5334000"/>
+            <wp:effectExtent b="0" l="0" r="0" t="0"/>
+            <wp:docPr id="15" name="image9.png"/>
+            <a:graphic>
+              <a:graphicData uri="http://schemas.openxmlformats.org/drawingml/2006/picture">
+                <pic:pic>
+                  <pic:nvPicPr>
+                    <pic:cNvPr id="0" name="image9.png"/>
+                    <pic:cNvPicPr preferRelativeResize="0"/>
+                  </pic:nvPicPr>
+                  <pic:blipFill>
+                    <a:blip r:embed="rId16"/>
+                    <a:srcRect b="0" l="0" r="0" t="0"/>
+                    <a:stretch>
+                      <a:fillRect/>
+                    </a:stretch>
+                  </pic:blipFill>
+                  <pic:spPr>
+                    <a:xfrm>
+                      <a:off x="0" y="0"/>
+                      <a:ext cx="5943600" cy="5334000"/>
+                    </a:xfrm>
+                    <a:prstGeom prst="rect"/>
+                    <a:ln/>
+                  </pic:spPr>
+                </pic:pic>
+              </a:graphicData>
+            </a:graphic>
+          </wp:inline>
+        </w:drawing>
+      </w:r>
+      <w:r>
+        <w:rPr>
+          <w:rFonts w:ascii="Times New Roman" w:cs="Times New Roman" w:eastAsia="Times New Roman" w:hAnsi="Times New Roman"/>
+          <w:b w:val="1"/>
+          <w:bCs w:val="1"/>
+          <w:rtl w:val="0"/>
+        </w:rPr>
+        <w:br w:type="textWrapping"/>
+        <w:t xml:space="preserve">Result: Backend rejected invalid BMI data.</w:t>
+      </w:r>
+    </w:p>
+    <w:p>
+      <w:pPr>
+        <w:pStyle w:val="Heading3"/>
+        <w:keepNext w:val="0"/>
+        <w:keepLines w:val="0"/>
+        <w:spacing w:before="280" w:line="276" w:lineRule="auto"/>
+        <w:rPr>
+          <w:rFonts w:ascii="Times New Roman" w:cs="Times New Roman" w:eastAsia="Times New Roman" w:hAnsi="Times New Roman"/>
+          <w:b w:val="1"/>
+          <w:bCs w:val="1"/>
+          <w:color w:val="000000"/>
+          <w:sz w:val="22"/>
+          <w:szCs w:val="22"/>
+        </w:rPr>
+      </w:pPr>
+      <w:bookmarkStart w:colFirst="0" w:colLast="0" w:name="_6eula66ih01f" w:id="10"/>
+      <w:bookmarkEnd w:id="10"/>
+      <w:r>
+        <w:rPr>
+          <w:rFonts w:ascii="Times New Roman" w:cs="Times New Roman" w:eastAsia="Times New Roman" w:hAnsi="Times New Roman"/>
+          <w:b w:val="1"/>
+          <w:bCs w:val="1"/>
+          <w:color w:val="000000"/>
+          <w:sz w:val="22"/>
+          <w:szCs w:val="22"/>
+          <w:rtl w:val="0"/>
+        </w:rPr>
+        <w:t xml:space="preserve">Test 2: Access Another User’s BMI Record</w:t>
+      </w:r>
+    </w:p>
+    <w:p>
+      <w:pPr>
+        <w:spacing w:after="240" w:before="240" w:line="276" w:lineRule="auto"/>
+        <w:rPr>
+          <w:rFonts w:ascii="Times New Roman" w:cs="Times New Roman" w:eastAsia="Times New Roman" w:hAnsi="Times New Roman"/>
+          <w:b w:val="1"/>
+          <w:bCs w:val="1"/>
+        </w:rPr>
+      </w:pPr>
+      <w:r>
+        <w:rPr>
+          <w:rFonts w:ascii="Times New Roman" w:cs="Times New Roman" w:eastAsia="Times New Roman" w:hAnsi="Times New Roman"/>
+          <w:b w:val="1"/>
+          <w:bCs w:val="1"/>
+        </w:rPr>
+        <w:drawing>
+          <wp:inline distB="114300" distT="114300" distL="114300" distR="114300">
+            <wp:extent cx="5943600" cy="4127500"/>
+            <wp:effectExtent b="0" l="0" r="0" t="0"/>
+            <wp:docPr id="10" name="image8.png"/>
+            <a:graphic>
+              <a:graphicData uri="http://schemas.openxmlformats.org/drawingml/2006/picture">
+                <pic:pic>
+                  <pic:nvPicPr>
+                    <pic:cNvPr id="0" name="image8.png"/>
+                    <pic:cNvPicPr preferRelativeResize="0"/>
+                  </pic:nvPicPr>
+                  <pic:blipFill>
+                    <a:blip r:embed="rId17"/>
+                    <a:srcRect b="0" l="0" r="0" t="0"/>
+                    <a:stretch>
+                      <a:fillRect/>
+                    </a:stretch>
+                  </pic:blipFill>
+                  <pic:spPr>
+                    <a:xfrm>
+                      <a:off x="0" y="0"/>
+                      <a:ext cx="5943600" cy="4127500"/>
+                    </a:xfrm>
+                    <a:prstGeom prst="rect"/>
+                    <a:ln/>
+                  </pic:spPr>
+                </pic:pic>
+              </a:graphicData>
+            </a:graphic>
+          </wp:inline>
+        </w:drawing>
+      </w:r>
+      <w:r>
+        <w:rPr>
+          <w:rFonts w:ascii="Times New Roman" w:cs="Times New Roman" w:eastAsia="Times New Roman" w:hAnsi="Times New Roman"/>
+          <w:b w:val="1"/>
+          <w:bCs w:val="1"/>
+          <w:rtl w:val="0"/>
+        </w:rPr>
+        <w:br w:type="textWrapping"/>
+        <w:t xml:space="preserve">Result: Backend denied access to another user’s record.</w:t>
+      </w:r>
+    </w:p>
+    <w:p>
+      <w:pPr>
+        <w:pStyle w:val="Heading3"/>
+        <w:keepNext w:val="0"/>
+        <w:keepLines w:val="0"/>
+        <w:spacing w:before="280" w:line="276" w:lineRule="auto"/>
+        <w:rPr>
+          <w:rFonts w:ascii="Times New Roman" w:cs="Times New Roman" w:eastAsia="Times New Roman" w:hAnsi="Times New Roman"/>
+          <w:b w:val="1"/>
+          <w:bCs w:val="1"/>
+          <w:color w:val="000000"/>
+          <w:sz w:val="22"/>
+          <w:szCs w:val="22"/>
+        </w:rPr>
+      </w:pPr>
+      <w:bookmarkStart w:colFirst="0" w:colLast="0" w:name="_wwwx756up7v" w:id="11"/>
+      <w:bookmarkEnd w:id="11"/>
+      <w:r>
+        <w:rPr>
+          <w:rFonts w:ascii="Times New Roman" w:cs="Times New Roman" w:eastAsia="Times New Roman" w:hAnsi="Times New Roman"/>
+          <w:b w:val="1"/>
+          <w:bCs w:val="1"/>
+          <w:color w:val="000000"/>
+          <w:sz w:val="22"/>
+          <w:szCs w:val="22"/>
+          <w:rtl w:val="0"/>
+        </w:rPr>
+        <w:t xml:space="preserve">Test 3: Access Staff Route as Normal User</w:t>
+      </w:r>
+    </w:p>
+    <w:p>
+      <w:pPr>
+        <w:spacing w:after="240" w:before="240" w:line="276" w:lineRule="auto"/>
+        <w:rPr>
+          <w:rFonts w:ascii="Times New Roman" w:cs="Times New Roman" w:eastAsia="Times New Roman" w:hAnsi="Times New Roman"/>
+          <w:b w:val="1"/>
+          <w:bCs w:val="1"/>
+        </w:rPr>
+      </w:pPr>
+      <w:r>
+        <w:rPr>
+          <w:rFonts w:ascii="Times New Roman" w:cs="Times New Roman" w:eastAsia="Times New Roman" w:hAnsi="Times New Roman"/>
+          <w:b w:val="1"/>
+          <w:bCs w:val="1"/>
+        </w:rPr>
+        <w:drawing>
+          <wp:inline distB="114300" distT="114300" distL="114300" distR="114300">
+            <wp:extent cx="5943600" cy="4140200"/>
+            <wp:effectExtent b="0" l="0" r="0" t="0"/>
+            <wp:docPr id="1" name="image3.png"/>
+            <a:graphic>
+              <a:graphicData uri="http://schemas.openxmlformats.org/drawingml/2006/picture">
+                <pic:pic>
+                  <pic:nvPicPr>
+                    <pic:cNvPr id="0" name="image3.png"/>
+                    <pic:cNvPicPr preferRelativeResize="0"/>
+                  </pic:nvPicPr>
+                  <pic:blipFill>
+                    <a:blip r:embed="rId18"/>
+                    <a:srcRect b="0" l="0" r="0" t="0"/>
+                    <a:stretch>
+                      <a:fillRect/>
+                    </a:stretch>
+                  </pic:blipFill>
+                  <pic:spPr>
+                    <a:xfrm>
+                      <a:off x="0" y="0"/>
+                      <a:ext cx="5943600" cy="4140200"/>
+                    </a:xfrm>
+                    <a:prstGeom prst="rect"/>
+                    <a:ln/>
+                  </pic:spPr>
+                </pic:pic>
+              </a:graphicData>
+            </a:graphic>
+          </wp:inline>
+        </w:drawing>
+      </w:r>
+      <w:r>
+        <w:rPr>
+          <w:rFonts w:ascii="Times New Roman" w:cs="Times New Roman" w:eastAsia="Times New Roman" w:hAnsi="Times New Roman"/>
+          <w:b w:val="1"/>
+          <w:bCs w:val="1"/>
+          <w:rtl w:val="0"/>
+        </w:rPr>
+        <w:br w:type="textWrapping"/>
+        <w:t xml:space="preserve">Result: Backend blocked normal user from staff route.</w:t>
+      </w:r>
+    </w:p>
+    <w:p>
+      <w:pPr>
+        <w:pStyle w:val="Heading3"/>
+        <w:keepNext w:val="0"/>
+        <w:keepLines w:val="0"/>
+        <w:spacing w:before="280" w:line="276" w:lineRule="auto"/>
+        <w:rPr>
+          <w:rFonts w:ascii="Times New Roman" w:cs="Times New Roman" w:eastAsia="Times New Roman" w:hAnsi="Times New Roman"/>
+          <w:b w:val="1"/>
+          <w:bCs w:val="1"/>
+          <w:color w:val="000000"/>
+          <w:sz w:val="22"/>
+          <w:szCs w:val="22"/>
+        </w:rPr>
+      </w:pPr>
+      <w:bookmarkStart w:colFirst="0" w:colLast="0" w:name="_9iioq8htfag" w:id="12"/>
+      <w:bookmarkEnd w:id="12"/>
+      <w:r>
+        <w:rPr>
+          <w:rFonts w:ascii="Times New Roman" w:cs="Times New Roman" w:eastAsia="Times New Roman" w:hAnsi="Times New Roman"/>
+          <w:b w:val="1"/>
+          <w:bCs w:val="1"/>
+          <w:color w:val="000000"/>
+          <w:sz w:val="22"/>
+          <w:szCs w:val="22"/>
+          <w:rtl w:val="0"/>
+        </w:rPr>
+        <w:t xml:space="preserve">Test 4: Access Admin Route as Normal User</w:t>
+      </w:r>
+    </w:p>
+    <w:p>
+      <w:pPr>
+        <w:spacing w:after="240" w:before="240" w:line="276" w:lineRule="auto"/>
+        <w:rPr>
+          <w:rFonts w:ascii="Times New Roman" w:cs="Times New Roman" w:eastAsia="Times New Roman" w:hAnsi="Times New Roman"/>
+          <w:b w:val="1"/>
+          <w:bCs w:val="1"/>
+        </w:rPr>
+      </w:pPr>
+      <w:r>
+        <w:rPr>
+          <w:rFonts w:ascii="Times New Roman" w:cs="Times New Roman" w:eastAsia="Times New Roman" w:hAnsi="Times New Roman"/>
+          <w:b w:val="1"/>
+          <w:bCs w:val="1"/>
+        </w:rPr>
+        <w:drawing>
+          <wp:inline distB="114300" distT="114300" distL="114300" distR="114300">
+            <wp:extent cx="5943600" cy="4381500"/>
+            <wp:effectExtent b="0" l="0" r="0" t="0"/>
+            <wp:docPr id="2" name="image12.png"/>
+            <a:graphic>
+              <a:graphicData uri="http://schemas.openxmlformats.org/drawingml/2006/picture">
+                <pic:pic>
+                  <pic:nvPicPr>
+                    <pic:cNvPr id="0" name="image12.png"/>
+                    <pic:cNvPicPr preferRelativeResize="0"/>
+                  </pic:nvPicPr>
+                  <pic:blipFill>
+                    <a:blip r:embed="rId19"/>
+                    <a:srcRect b="0" l="0" r="0" t="0"/>
+                    <a:stretch>
+                      <a:fillRect/>
+                    </a:stretch>
+                  </pic:blipFill>
+                  <pic:spPr>
+                    <a:xfrm>
+                      <a:off x="0" y="0"/>
+                      <a:ext cx="5943600" cy="4381500"/>
+                    </a:xfrm>
+                    <a:prstGeom prst="rect"/>
+                    <a:ln/>
+                  </pic:spPr>
+                </pic:pic>
+              </a:graphicData>
+            </a:graphic>
+          </wp:inline>
+        </w:drawing>
+      </w:r>
+      <w:r>
+        <w:rPr>
+          <w:rFonts w:ascii="Times New Roman" w:cs="Times New Roman" w:eastAsia="Times New Roman" w:hAnsi="Times New Roman"/>
+          <w:b w:val="1"/>
+          <w:bCs w:val="1"/>
+          <w:rtl w:val="0"/>
+        </w:rPr>
+        <w:br w:type="textWrapping"/>
+        <w:t xml:space="preserve">Result: Backend blocked normal user from admin route.</w:t>
+      </w:r>
+    </w:p>
+    <w:p>
+      <w:pPr>
+        <w:pStyle w:val="Heading3"/>
+        <w:keepNext w:val="0"/>
+        <w:keepLines w:val="0"/>
+        <w:spacing w:before="280" w:line="276" w:lineRule="auto"/>
+        <w:rPr>
+          <w:rFonts w:ascii="Times New Roman" w:cs="Times New Roman" w:eastAsia="Times New Roman" w:hAnsi="Times New Roman"/>
+          <w:b w:val="1"/>
+          <w:bCs w:val="1"/>
+          <w:color w:val="000000"/>
+          <w:sz w:val="22"/>
+          <w:szCs w:val="22"/>
+        </w:rPr>
+      </w:pPr>
+      <w:bookmarkStart w:colFirst="0" w:colLast="0" w:name="_7o0qxwa2j04" w:id="13"/>
+      <w:bookmarkEnd w:id="13"/>
+      <w:r>
+        <w:rPr>
+          <w:rFonts w:ascii="Times New Roman" w:cs="Times New Roman" w:eastAsia="Times New Roman" w:hAnsi="Times New Roman"/>
+          <w:b w:val="1"/>
+          <w:bCs w:val="1"/>
+          <w:color w:val="000000"/>
+          <w:sz w:val="22"/>
+          <w:szCs w:val="22"/>
+          <w:rtl w:val="0"/>
+        </w:rPr>
+        <w:t xml:space="preserve">Test 5: Submit XSS Payload in Notes</w:t>
+      </w:r>
+    </w:p>
+    <w:p>
+      <w:pPr>
+        <w:spacing w:after="240" w:before="240" w:line="276" w:lineRule="auto"/>
+        <w:rPr>
+          <w:rFonts w:ascii="Times New Roman" w:cs="Times New Roman" w:eastAsia="Times New Roman" w:hAnsi="Times New Roman"/>
+          <w:b w:val="1"/>
+          <w:bCs w:val="1"/>
+        </w:rPr>
+      </w:pPr>
+      <w:r>
+        <w:rPr>
+          <w:rFonts w:ascii="Times New Roman" w:cs="Times New Roman" w:eastAsia="Times New Roman" w:hAnsi="Times New Roman"/>
+          <w:b w:val="1"/>
+          <w:bCs w:val="1"/>
+        </w:rPr>
+        <w:drawing>
+          <wp:inline distB="114300" distT="114300" distL="114300" distR="114300">
+            <wp:extent cx="5943600" cy="5880100"/>
+            <wp:effectExtent b="0" l="0" r="0" t="0"/>
+            <wp:docPr id="11" name="image19.png"/>
+            <a:graphic>
+              <a:graphicData uri="http://schemas.openxmlformats.org/drawingml/2006/picture">
+                <pic:pic>
+                  <pic:nvPicPr>
+                    <pic:cNvPr id="0" name="image19.png"/>
+                    <pic:cNvPicPr preferRelativeResize="0"/>
+                  </pic:nvPicPr>
+                  <pic:blipFill>
+                    <a:blip r:embed="rId20"/>
+                    <a:srcRect b="0" l="0" r="0" t="0"/>
+                    <a:stretch>
+                      <a:fillRect/>
+                    </a:stretch>
+                  </pic:blipFill>
+                  <pic:spPr>
+                    <a:xfrm>
+                      <a:off x="0" y="0"/>
+                      <a:ext cx="5943600" cy="5880100"/>
+                    </a:xfrm>
+                    <a:prstGeom prst="rect"/>
+                    <a:ln/>
+                  </pic:spPr>
+                </pic:pic>
+              </a:graphicData>
+            </a:graphic>
+          </wp:inline>
+        </w:drawing>
+      </w:r>
+      <w:r>
+        <w:rPr>
+          <w:rFonts w:ascii="Times New Roman" w:cs="Times New Roman" w:eastAsia="Times New Roman" w:hAnsi="Times New Roman"/>
+          <w:b w:val="1"/>
+          <w:bCs w:val="1"/>
+        </w:rPr>
+        <w:drawing>
+          <wp:inline distB="114300" distT="114300" distL="114300" distR="114300">
+            <wp:extent cx="5943600" cy="6057900"/>
+            <wp:effectExtent b="0" l="0" r="0" t="0"/>
+            <wp:docPr id="12" name="image10.png"/>
+            <a:graphic>
+              <a:graphicData uri="http://schemas.openxmlformats.org/drawingml/2006/picture">
+                <pic:pic>
+                  <pic:nvPicPr>
+                    <pic:cNvPr id="0" name="image10.png"/>
+                    <pic:cNvPicPr preferRelativeResize="0"/>
+                  </pic:nvPicPr>
+                  <pic:blipFill>
+                    <a:blip r:embed="rId21"/>
+                    <a:srcRect b="0" l="0" r="0" t="0"/>
+                    <a:stretch>
+                      <a:fillRect/>
+                    </a:stretch>
+                  </pic:blipFill>
+                  <pic:spPr>
+                    <a:xfrm>
+                      <a:off x="0" y="0"/>
+                      <a:ext cx="5943600" cy="6057900"/>
+                    </a:xfrm>
+                    <a:prstGeom prst="rect"/>
+                    <a:ln/>
+                  </pic:spPr>
+                </pic:pic>
+              </a:graphicData>
+            </a:graphic>
+          </wp:inline>
+        </w:drawing>
+      </w:r>
+      <w:r>
+        <w:rPr>
+          <w:rFonts w:ascii="Times New Roman" w:cs="Times New Roman" w:eastAsia="Times New Roman" w:hAnsi="Times New Roman"/>
+          <w:b w:val="1"/>
+          <w:bCs w:val="1"/>
+          <w:rtl w:val="0"/>
+        </w:rPr>
+        <w:br w:type="textWrapping"/>
+        <w:t xml:space="preserve">Result: XSS payload was displayed as text and did not execute.</w:t>
+      </w:r>
+    </w:p>
+    <w:p>
+      <w:pPr>
+        <w:pStyle w:val="Heading3"/>
+        <w:keepNext w:val="0"/>
+        <w:keepLines w:val="0"/>
+        <w:spacing w:before="280" w:line="276" w:lineRule="auto"/>
+        <w:rPr>
+          <w:rFonts w:ascii="Times New Roman" w:cs="Times New Roman" w:eastAsia="Times New Roman" w:hAnsi="Times New Roman"/>
+          <w:b w:val="1"/>
+          <w:bCs w:val="1"/>
+          <w:color w:val="000000"/>
+          <w:sz w:val="22"/>
+          <w:szCs w:val="22"/>
+        </w:rPr>
+      </w:pPr>
+      <w:bookmarkStart w:colFirst="0" w:colLast="0" w:name="_6ho01vdln978" w:id="14"/>
+      <w:bookmarkEnd w:id="14"/>
+      <w:r>
+        <w:rPr>
+          <w:rFonts w:ascii="Times New Roman" w:cs="Times New Roman" w:eastAsia="Times New Roman" w:hAnsi="Times New Roman"/>
+          <w:b w:val="1"/>
+          <w:bCs w:val="1"/>
+          <w:color w:val="000000"/>
+          <w:sz w:val="22"/>
+          <w:szCs w:val="22"/>
+          <w:rtl w:val="0"/>
+        </w:rPr>
+        <w:t xml:space="preserve">Test 6: Check API Response</w:t>
+      </w:r>
+    </w:p>
+    <w:p>
+      <w:pPr>
+        <w:spacing w:after="240" w:before="240" w:line="276" w:lineRule="auto"/>
+        <w:rPr>
+          <w:rFonts w:ascii="Times New Roman" w:cs="Times New Roman" w:eastAsia="Times New Roman" w:hAnsi="Times New Roman"/>
+          <w:b w:val="1"/>
+          <w:bCs w:val="1"/>
+        </w:rPr>
+      </w:pPr>
+      <w:r>
+        <w:rPr>
+          <w:rFonts w:ascii="Times New Roman" w:cs="Times New Roman" w:eastAsia="Times New Roman" w:hAnsi="Times New Roman"/>
+          <w:b w:val="1"/>
+          <w:bCs w:val="1"/>
+        </w:rPr>
+        <w:drawing>
+          <wp:inline distB="114300" distT="114300" distL="114300" distR="114300">
+            <wp:extent cx="5943600" cy="4622800"/>
+            <wp:effectExtent b="0" l="0" r="0" t="0"/>
+            <wp:docPr id="14" name="image7.png"/>
+            <a:graphic>
+              <a:graphicData uri="http://schemas.openxmlformats.org/drawingml/2006/picture">
+                <pic:pic>
+                  <pic:nvPicPr>
+                    <pic:cNvPr id="0" name="image7.png"/>
+                    <pic:cNvPicPr preferRelativeResize="0"/>
+                  </pic:nvPicPr>
+                  <pic:blipFill>
+                    <a:blip r:embed="rId22"/>
+                    <a:srcRect b="0" l="0" r="0" t="0"/>
+                    <a:stretch>
+                      <a:fillRect/>
+                    </a:stretch>
+                  </pic:blipFill>
+                  <pic:spPr>
+                    <a:xfrm>
+                      <a:off x="0" y="0"/>
+                      <a:ext cx="5943600" cy="4622800"/>
+                    </a:xfrm>
+                    <a:prstGeom prst="rect"/>
+                    <a:ln/>
+                  </pic:spPr>
+                </pic:pic>
+              </a:graphicData>
+            </a:graphic>
+          </wp:inline>
+        </w:drawing>
+      </w:r>
+      <w:r>
+        <w:rPr>
+          <w:rFonts w:ascii="Times New Roman" w:cs="Times New Roman" w:eastAsia="Times New Roman" w:hAnsi="Times New Roman"/>
+          <w:b w:val="1"/>
+          <w:bCs w:val="1"/>
+        </w:rPr>
+        <w:drawing>
+          <wp:inline distB="114300" distT="114300" distL="114300" distR="114300">
+            <wp:extent cx="5943600" cy="6438900"/>
+            <wp:effectExtent b="0" l="0" r="0" t="0"/>
+            <wp:docPr id="20" name="image20.png"/>
+            <a:graphic>
+              <a:graphicData uri="http://schemas.openxmlformats.org/drawingml/2006/picture">
+                <pic:pic>
+                  <pic:nvPicPr>
+                    <pic:cNvPr id="0" name="image20.png"/>
+                    <pic:cNvPicPr preferRelativeResize="0"/>
+                  </pic:nvPicPr>
+                  <pic:blipFill>
+                    <a:blip r:embed="rId23"/>
+                    <a:srcRect b="0" l="0" r="0" t="0"/>
+                    <a:stretch>
+                      <a:fillRect/>
+                    </a:stretch>
+                  </pic:blipFill>
+                  <pic:spPr>
+                    <a:xfrm>
+                      <a:off x="0" y="0"/>
+                      <a:ext cx="5943600" cy="6438900"/>
+                    </a:xfrm>
+                    <a:prstGeom prst="rect"/>
+                    <a:ln/>
+                  </pic:spPr>
+                </pic:pic>
+              </a:graphicData>
+            </a:graphic>
+          </wp:inline>
+        </w:drawing>
+      </w:r>
+      <w:r>
+        <w:rPr>
+          <w:rFonts w:ascii="Times New Roman" w:cs="Times New Roman" w:eastAsia="Times New Roman" w:hAnsi="Times New Roman"/>
+          <w:b w:val="1"/>
+          <w:bCs w:val="1"/>
+          <w:rtl w:val="0"/>
+        </w:rPr>
+        <w:br w:type="textWrapping"/>
+        <w:t xml:space="preserve">Result: Sensitive fields such as password and password_hash were removed.</w:t>
+      </w:r>
+    </w:p>
+    <w:p>
+      <w:pPr>
+        <w:pStyle w:val="Heading3"/>
+        <w:keepNext w:val="0"/>
+        <w:keepLines w:val="0"/>
+        <w:spacing w:before="280" w:line="276" w:lineRule="auto"/>
+        <w:rPr>
+          <w:rFonts w:ascii="Times New Roman" w:cs="Times New Roman" w:eastAsia="Times New Roman" w:hAnsi="Times New Roman"/>
+          <w:b w:val="1"/>
+          <w:bCs w:val="1"/>
+          <w:color w:val="000000"/>
+          <w:sz w:val="22"/>
+          <w:szCs w:val="22"/>
+        </w:rPr>
+      </w:pPr>
+      <w:bookmarkStart w:colFirst="0" w:colLast="0" w:name="_7holxaksugne" w:id="15"/>
+      <w:bookmarkEnd w:id="15"/>
+      <w:r>
+        <w:rPr>
+          <w:rFonts w:ascii="Times New Roman" w:cs="Times New Roman" w:eastAsia="Times New Roman" w:hAnsi="Times New Roman"/>
+          <w:b w:val="1"/>
+          <w:bCs w:val="1"/>
+          <w:color w:val="000000"/>
+          <w:sz w:val="22"/>
+          <w:szCs w:val="22"/>
+          <w:rtl w:val="0"/>
+        </w:rPr>
+        <w:t xml:space="preserve">Test 7: Try SQL Injection Input</w:t>
+      </w:r>
+    </w:p>
+    <w:p>
+      <w:pPr>
+        <w:spacing w:after="240" w:before="240" w:line="276" w:lineRule="auto"/>
+        <w:rPr>
+          <w:rFonts w:ascii="Times New Roman" w:cs="Times New Roman" w:eastAsia="Times New Roman" w:hAnsi="Times New Roman"/>
+          <w:b w:val="1"/>
+          <w:bCs w:val="1"/>
+        </w:rPr>
+      </w:pPr>
+      <w:r>
+        <w:rPr>
+          <w:rFonts w:ascii="Times New Roman" w:cs="Times New Roman" w:eastAsia="Times New Roman" w:hAnsi="Times New Roman"/>
+          <w:b w:val="1"/>
+          <w:bCs w:val="1"/>
+        </w:rPr>
+        <w:drawing>
+          <wp:inline distB="114300" distT="114300" distL="114300" distR="114300">
+            <wp:extent cx="5943600" cy="4978400"/>
+            <wp:effectExtent b="0" l="0" r="0" t="0"/>
+            <wp:docPr id="4" name="image17.png"/>
+            <a:graphic>
+              <a:graphicData uri="http://schemas.openxmlformats.org/drawingml/2006/picture">
+                <pic:pic>
+                  <pic:nvPicPr>
+                    <pic:cNvPr id="0" name="image17.png"/>
+                    <pic:cNvPicPr preferRelativeResize="0"/>
+                  </pic:nvPicPr>
+                  <pic:blipFill>
+                    <a:blip r:embed="rId24"/>
+                    <a:srcRect b="0" l="0" r="0" t="0"/>
+                    <a:stretch>
+                      <a:fillRect/>
+                    </a:stretch>
+                  </pic:blipFill>
+                  <pic:spPr>
+                    <a:xfrm>
+                      <a:off x="0" y="0"/>
+                      <a:ext cx="5943600" cy="4978400"/>
+                    </a:xfrm>
+                    <a:prstGeom prst="rect"/>
+                    <a:ln/>
+                  </pic:spPr>
+                </pic:pic>
+              </a:graphicData>
+            </a:graphic>
+          </wp:inline>
+        </w:drawing>
+      </w:r>
+      <w:r>
+        <w:rPr>
+          <w:rFonts w:ascii="Times New Roman" w:cs="Times New Roman" w:eastAsia="Times New Roman" w:hAnsi="Times New Roman"/>
+          <w:b w:val="1"/>
+          <w:bCs w:val="1"/>
+        </w:rPr>
+        <w:drawing>
+          <wp:inline distB="114300" distT="114300" distL="114300" distR="114300">
+            <wp:extent cx="5943600" cy="4737100"/>
+            <wp:effectExtent b="0" l="0" r="0" t="0"/>
+            <wp:docPr id="3" name="image15.png"/>
+            <a:graphic>
+              <a:graphicData uri="http://schemas.openxmlformats.org/drawingml/2006/picture">
+                <pic:pic>
+                  <pic:nvPicPr>
+                    <pic:cNvPr id="0" name="image15.png"/>
+                    <pic:cNvPicPr preferRelativeResize="0"/>
+                  </pic:nvPicPr>
+                  <pic:blipFill>
+                    <a:blip r:embed="rId25"/>
+                    <a:srcRect b="0" l="0" r="0" t="0"/>
+                    <a:stretch>
+                      <a:fillRect/>
+                    </a:stretch>
+                  </pic:blipFill>
+                  <pic:spPr>
+                    <a:xfrm>
+                      <a:off x="0" y="0"/>
+                      <a:ext cx="5943600" cy="4737100"/>
+                    </a:xfrm>
+                    <a:prstGeom prst="rect"/>
+                    <a:ln/>
+                  </pic:spPr>
+                </pic:pic>
+              </a:graphicData>
+            </a:graphic>
+          </wp:inline>
+        </w:drawing>
+      </w:r>
+      <w:r>
+        <w:rPr>
+          <w:rFonts w:ascii="Times New Roman" w:cs="Times New Roman" w:eastAsia="Times New Roman" w:hAnsi="Times New Roman"/>
+          <w:b w:val="1"/>
+          <w:bCs w:val="1"/>
+          <w:rtl w:val="0"/>
+        </w:rPr>
+        <w:br w:type="textWrapping"/>
+        <w:t xml:space="preserve">Result: SQL Injection input was treated as normal data.</w:t>
+      </w:r>
+    </w:p>
+    <w:p>
+      <w:pPr>
+        <w:pStyle w:val="Heading3"/>
+        <w:keepNext w:val="0"/>
+        <w:keepLines w:val="0"/>
+        <w:spacing w:before="280" w:line="276" w:lineRule="auto"/>
+        <w:rPr>
+          <w:rFonts w:ascii="Times New Roman" w:cs="Times New Roman" w:eastAsia="Times New Roman" w:hAnsi="Times New Roman"/>
+          <w:b w:val="1"/>
+          <w:bCs w:val="1"/>
+          <w:color w:val="000000"/>
+          <w:sz w:val="22"/>
+          <w:szCs w:val="22"/>
+        </w:rPr>
+      </w:pPr>
+      <w:bookmarkStart w:colFirst="0" w:colLast="0" w:name="_nj6a1axi17zg" w:id="16"/>
+      <w:bookmarkEnd w:id="16"/>
+      <w:r>
+        <w:rPr>
+          <w:rFonts w:ascii="Times New Roman" w:cs="Times New Roman" w:eastAsia="Times New Roman" w:hAnsi="Times New Roman"/>
+          <w:b w:val="1"/>
+          <w:bCs w:val="1"/>
+          <w:color w:val="000000"/>
+          <w:sz w:val="22"/>
+          <w:szCs w:val="22"/>
+          <w:rtl w:val="0"/>
+        </w:rPr>
+        <w:t xml:space="preserve">Test 8: Try to Update Protected Fields</w:t>
+      </w:r>
+    </w:p>
+    <w:p>
+      <w:pPr>
+        <w:spacing w:after="240" w:before="240" w:line="276" w:lineRule="auto"/>
+        <w:rPr>
+          <w:rFonts w:ascii="Times New Roman" w:cs="Times New Roman" w:eastAsia="Times New Roman" w:hAnsi="Times New Roman"/>
+          <w:b w:val="1"/>
+          <w:bCs w:val="1"/>
+        </w:rPr>
+      </w:pPr>
+      <w:r>
+        <w:rPr>
+          <w:rFonts w:ascii="Times New Roman" w:cs="Times New Roman" w:eastAsia="Times New Roman" w:hAnsi="Times New Roman"/>
+          <w:b w:val="1"/>
+          <w:bCs w:val="1"/>
+        </w:rPr>
+        <w:drawing>
+          <wp:inline distB="114300" distT="114300" distL="114300" distR="114300">
+            <wp:extent cx="5943600" cy="4813300"/>
+            <wp:effectExtent b="0" l="0" r="0" t="0"/>
+            <wp:docPr id="18" name="image13.png"/>
+            <a:graphic>
+              <a:graphicData uri="http://schemas.openxmlformats.org/drawingml/2006/picture">
+                <pic:pic>
+                  <pic:nvPicPr>
+                    <pic:cNvPr id="0" name="image13.png"/>
+                    <pic:cNvPicPr preferRelativeResize="0"/>
+                  </pic:nvPicPr>
+                  <pic:blipFill>
+                    <a:blip r:embed="rId26"/>
+                    <a:srcRect b="0" l="0" r="0" t="0"/>
+                    <a:stretch>
+                      <a:fillRect/>
+                    </a:stretch>
+                  </pic:blipFill>
+                  <pic:spPr>
+                    <a:xfrm>
+                      <a:off x="0" y="0"/>
+                      <a:ext cx="5943600" cy="4813300"/>
+                    </a:xfrm>
+                    <a:prstGeom prst="rect"/>
+                    <a:ln/>
+                  </pic:spPr>
+                </pic:pic>
+              </a:graphicData>
+            </a:graphic>
+          </wp:inline>
+        </w:drawing>
+      </w:r>
+      <w:r>
+        <w:rPr>
+          <w:rFonts w:ascii="Times New Roman" w:cs="Times New Roman" w:eastAsia="Times New Roman" w:hAnsi="Times New Roman"/>
+          <w:b w:val="1"/>
+          <w:bCs w:val="1"/>
+          <w:rtl w:val="0"/>
+        </w:rPr>
+        <w:br w:type="textWrapping"/>
+        <w:t xml:space="preserve">Result: Protected fields were rejected or ignored.</w:t>
+      </w:r>
+    </w:p>
+    <w:p>
+      <w:pPr>
+        <w:spacing w:after="200" w:line="276" w:lineRule="auto"/>
+        <w:jc w:val="left"/>
+        <w:rPr>
+          <w:rFonts w:ascii="Times New Roman" w:cs="Times New Roman" w:eastAsia="Times New Roman" w:hAnsi="Times New Roman"/>
+          <w:b w:val="1"/>
+          <w:bCs w:val="1"/>
+        </w:rPr>
+      </w:pPr>
+      <w:r>
+        <w:rPr>
+          <w:rtl w:val="0"/>
+        </w:rPr>
+      </w:r>
+    </w:p>
+    <w:p>
+      <w:pPr>
+        <w:spacing w:after="200" w:line="276" w:lineRule="auto"/>
+        <w:jc w:val="left"/>
+        <w:rPr>
+          <w:rFonts w:ascii="Times New Roman" w:cs="Times New Roman" w:eastAsia="Times New Roman" w:hAnsi="Times New Roman"/>
+          <w:b w:val="1"/>
+          <w:bCs w:val="1"/>
+        </w:rPr>
+      </w:pPr>
+      <w:r>
+        <w:rPr>
+          <w:rtl w:val="0"/>
+        </w:rPr>
+      </w:r>
+    </w:p>
+    <w:p>
+      <w:pPr>
+        <w:spacing w:after="200" w:line="276" w:lineRule="auto"/>
+        <w:jc w:val="left"/>
+        <w:rPr>
+          <w:rFonts w:ascii="Times New Roman" w:cs="Times New Roman" w:eastAsia="Times New Roman" w:hAnsi="Times New Roman"/>
+          <w:b w:val="1"/>
+          <w:bCs w:val="1"/>
+        </w:rPr>
+      </w:pPr>
+      <w:r>
+        <w:rPr>
+          <w:rtl w:val="0"/>
+        </w:rPr>
+      </w:r>
+    </w:p>
+    <w:p>
+      <w:pPr>
+        <w:spacing w:after="200" w:line="276" w:lineRule="auto"/>
+        <w:jc w:val="left"/>
+        <w:rPr>
+          <w:rFonts w:ascii="Times New Roman" w:cs="Times New Roman" w:eastAsia="Times New Roman" w:hAnsi="Times New Roman"/>
+          <w:b w:val="1"/>
+          <w:bCs w:val="1"/>
+        </w:rPr>
+      </w:pPr>
+      <w:r>
+        <w:rPr>
+          <w:rtl w:val="0"/>
+        </w:rPr>
+      </w:r>
+    </w:p>
+    <w:p>
+      <w:pPr>
+        <w:spacing w:after="200" w:line="276" w:lineRule="auto"/>
+        <w:jc w:val="left"/>
+        <w:rPr>
+          <w:rFonts w:ascii="Times New Roman" w:cs="Times New Roman" w:eastAsia="Times New Roman" w:hAnsi="Times New Roman"/>
+          <w:b w:val="1"/>
+          <w:bCs w:val="1"/>
+        </w:rPr>
+      </w:pPr>
+      <w:r>
+        <w:rPr>
+          <w:rtl w:val="0"/>
+        </w:rPr>
+      </w:r>
+    </w:p>
+    <w:p>
+      <w:pPr>
+        <w:spacing w:after="200" w:line="276" w:lineRule="auto"/>
+        <w:jc w:val="left"/>
+        <w:rPr>
+          <w:rFonts w:ascii="Times New Roman" w:cs="Times New Roman" w:eastAsia="Times New Roman" w:hAnsi="Times New Roman"/>
+          <w:b w:val="1"/>
+          <w:bCs w:val="1"/>
+        </w:rPr>
+      </w:pPr>
+      <w:r>
+        <w:rPr>
+          <w:rtl w:val="0"/>
+        </w:rPr>
+      </w:r>
+    </w:p>
+    <w:p>
+      <w:pPr>
+        <w:spacing w:after="200" w:line="276" w:lineRule="auto"/>
+        <w:jc w:val="left"/>
+        <w:rPr>
+          <w:rFonts w:ascii="Times New Roman" w:cs="Times New Roman" w:eastAsia="Times New Roman" w:hAnsi="Times New Roman"/>
+          <w:b w:val="1"/>
+          <w:bCs w:val="1"/>
+        </w:rPr>
+      </w:pPr>
+      <w:r>
+        <w:rPr>
+          <w:rtl w:val="0"/>
+        </w:rPr>
+      </w:r>
+    </w:p>
+    <w:p>
+      <w:pPr>
+        <w:spacing w:after="200" w:line="276" w:lineRule="auto"/>
+        <w:jc w:val="left"/>
+        <w:rPr>
+          <w:rFonts w:ascii="Times New Roman" w:cs="Times New Roman" w:eastAsia="Times New Roman" w:hAnsi="Times New Roman"/>
+          <w:b w:val="1"/>
+          <w:bCs w:val="1"/>
+        </w:rPr>
+      </w:pPr>
+      <w:r>
+        <w:rPr>
+          <w:rtl w:val="0"/>
+        </w:rPr>
+      </w:r>
+    </w:p>
+    <w:p>
+      <w:pPr>
+        <w:pStyle w:val="Heading1"/>
+        <w:spacing w:after="200" w:line="276" w:lineRule="auto"/>
+        <w:rPr/>
+      </w:pPr>
+      <w:bookmarkStart w:colFirst="0" w:colLast="0" w:name="_x7ffquxldnor" w:id="17"/>
+      <w:bookmarkEnd w:id="17"/>
+      <w:r>
+        <w:rPr>
+          <w:rtl w:val="0"/>
+        </w:rPr>
+        <w:t xml:space="preserve">5.0 Reflections</w:t>
+      </w:r>
+    </w:p>
+    <w:p>
+      <w:pPr>
+        <w:numPr>
+          <w:ilvl w:val="0"/>
+          <w:numId w:val="6"/>
+        </w:numPr>
+        <w:spacing w:line="360" w:lineRule="auto"/>
+        <w:ind w:left="720" w:hanging="360"/>
+        <w:jc w:val="both"/>
+        <w:rPr>
+          <w:rFonts w:ascii="Times New Roman" w:cs="Times New Roman" w:eastAsia="Times New Roman" w:hAnsi="Times New Roman"/>
+          <w:color w:val="242424"/>
+        </w:rPr>
+      </w:pPr>
+      <w:r>
+        <w:rPr>
+          <w:rFonts w:ascii="Times New Roman" w:cs="Times New Roman" w:eastAsia="Times New Roman" w:hAnsi="Times New Roman"/>
+          <w:color w:val="242424"/>
+          <w:rtl w:val="0"/>
+        </w:rPr>
+        <w:t xml:space="preserve">Which weakness was easiest to find? Why?</w:t>
+      </w:r>
+    </w:p>
+    <w:p>
+      <w:pPr>
+        <w:numPr>
+          <w:ilvl w:val="0"/>
+          <w:numId w:val="7"/>
+        </w:numPr>
+        <w:spacing w:line="360" w:lineRule="auto"/>
+        <w:ind w:left="1440" w:hanging="360"/>
+        <w:jc w:val="both"/>
+        <w:rPr>
+          <w:rFonts w:ascii="Times New Roman" w:cs="Times New Roman" w:eastAsia="Times New Roman" w:hAnsi="Times New Roman"/>
+          <w:color w:val="242424"/>
+        </w:rPr>
+      </w:pPr>
+      <w:r>
+        <w:rPr>
+          <w:rFonts w:ascii="Times New Roman" w:cs="Times New Roman" w:eastAsia="Times New Roman" w:hAnsi="Times New Roman"/>
+          <w:color w:val="242424"/>
+          <w:rtl w:val="0"/>
+        </w:rPr>
+        <w:t xml:space="preserve">The easiest weakness to find was invalid BMI data validation. Because the invalid data could be tested directly using Postman by sending empty name, negative age, zero height, and much more.Therefore, the result was easy to observe because the backend accepted the request instead of rejecting it. </w:t>
+      </w:r>
+    </w:p>
+    <w:p>
+      <w:pPr>
+        <w:spacing w:line="360" w:lineRule="auto"/>
+        <w:ind w:left="720" w:firstLine="0"/>
+        <w:jc w:val="both"/>
+        <w:rPr>
+          <w:rFonts w:ascii="Times New Roman" w:cs="Times New Roman" w:eastAsia="Times New Roman" w:hAnsi="Times New Roman"/>
+          <w:color w:val="242424"/>
+        </w:rPr>
+      </w:pPr>
+      <w:r>
+        <w:rPr>
+          <w:rtl w:val="0"/>
+        </w:rPr>
+      </w:r>
+    </w:p>
+    <w:p>
+      <w:pPr>
+        <w:numPr>
+          <w:ilvl w:val="0"/>
+          <w:numId w:val="6"/>
+        </w:numPr>
+        <w:spacing w:line="360" w:lineRule="auto"/>
+        <w:ind w:left="720" w:hanging="360"/>
+        <w:jc w:val="both"/>
+        <w:rPr>
+          <w:rFonts w:ascii="Times New Roman" w:cs="Times New Roman" w:eastAsia="Times New Roman" w:hAnsi="Times New Roman"/>
+          <w:color w:val="242424"/>
+        </w:rPr>
+      </w:pPr>
+      <w:r>
+        <w:rPr>
+          <w:rFonts w:ascii="Times New Roman" w:cs="Times New Roman" w:eastAsia="Times New Roman" w:hAnsi="Times New Roman"/>
+          <w:color w:val="242424"/>
+          <w:rtl w:val="0"/>
+        </w:rPr>
+        <w:t xml:space="preserve">Which weakness was most dangerous? Why?</w:t>
+      </w:r>
+    </w:p>
+    <w:p>
+      <w:pPr>
+        <w:numPr>
+          <w:ilvl w:val="0"/>
+          <w:numId w:val="8"/>
+        </w:numPr>
+        <w:spacing w:line="360" w:lineRule="auto"/>
+        <w:ind w:left="1440" w:hanging="360"/>
+        <w:jc w:val="both"/>
+        <w:rPr>
+          <w:rFonts w:ascii="Times New Roman" w:cs="Times New Roman" w:eastAsia="Times New Roman" w:hAnsi="Times New Roman"/>
+          <w:color w:val="242424"/>
+        </w:rPr>
+      </w:pPr>
+      <w:r>
+        <w:rPr>
+          <w:rFonts w:ascii="Times New Roman" w:cs="Times New Roman" w:eastAsia="Times New Roman" w:hAnsi="Times New Roman"/>
+          <w:color w:val="242424"/>
+          <w:rtl w:val="0"/>
+        </w:rPr>
+        <w:t xml:space="preserve">The most dangerous weakness was broken access control, especially when a normal user could access another user’s BMI record or staff and admin routes. This is dangerous because it can expose private user data and allow unauthorized users to perform actions that should only be available to staff or admin like delete operation. </w:t>
+      </w:r>
+    </w:p>
+    <w:p>
+      <w:pPr>
+        <w:spacing w:line="360" w:lineRule="auto"/>
+        <w:ind w:left="1440" w:firstLine="0"/>
+        <w:jc w:val="both"/>
+        <w:rPr>
+          <w:rFonts w:ascii="Times New Roman" w:cs="Times New Roman" w:eastAsia="Times New Roman" w:hAnsi="Times New Roman"/>
+          <w:color w:val="242424"/>
+        </w:rPr>
+      </w:pPr>
+      <w:r>
+        <w:rPr>
+          <w:rtl w:val="0"/>
+        </w:rPr>
+      </w:r>
+    </w:p>
+    <w:p>
+      <w:pPr>
+        <w:numPr>
+          <w:ilvl w:val="0"/>
+          <w:numId w:val="6"/>
+        </w:numPr>
+        <w:spacing w:line="360" w:lineRule="auto"/>
+        <w:ind w:left="720" w:hanging="360"/>
+        <w:jc w:val="both"/>
+        <w:rPr>
+          <w:rFonts w:ascii="Times New Roman" w:cs="Times New Roman" w:eastAsia="Times New Roman" w:hAnsi="Times New Roman"/>
+          <w:color w:val="242424"/>
+        </w:rPr>
+      </w:pPr>
+      <w:r>
+        <w:rPr>
+          <w:rFonts w:ascii="Times New Roman" w:cs="Times New Roman" w:eastAsia="Times New Roman" w:hAnsi="Times New Roman"/>
+          <w:color w:val="242424"/>
+          <w:rtl w:val="0"/>
+        </w:rPr>
+        <w:t xml:space="preserve">Why is frontend validation not enough?</w:t>
+      </w:r>
+    </w:p>
+    <w:p>
+      <w:pPr>
+        <w:numPr>
+          <w:ilvl w:val="0"/>
+          <w:numId w:val="3"/>
+        </w:numPr>
+        <w:spacing w:line="360" w:lineRule="auto"/>
+        <w:ind w:left="1440" w:hanging="360"/>
+        <w:jc w:val="both"/>
+        <w:rPr>
+          <w:rFonts w:ascii="Times New Roman" w:cs="Times New Roman" w:eastAsia="Times New Roman" w:hAnsi="Times New Roman"/>
+          <w:color w:val="242424"/>
+        </w:rPr>
+      </w:pPr>
+      <w:r>
+        <w:rPr>
+          <w:rFonts w:ascii="Times New Roman" w:cs="Times New Roman" w:eastAsia="Times New Roman" w:hAnsi="Times New Roman"/>
+          <w:color w:val="242424"/>
+          <w:rtl w:val="0"/>
+        </w:rPr>
+        <w:t xml:space="preserve">Frontend validation is not enough because it can still be bypassed using tools such as Postman, Thunder Client, or browser DevTools. So, a user can send requests directly to the backend without following the frontend rules. Therefore, important validation must also be enforced at the backend. </w:t>
+      </w:r>
+    </w:p>
+    <w:p>
+      <w:pPr>
+        <w:spacing w:line="360" w:lineRule="auto"/>
+        <w:ind w:left="1440" w:firstLine="0"/>
+        <w:jc w:val="both"/>
+        <w:rPr>
+          <w:rFonts w:ascii="Times New Roman" w:cs="Times New Roman" w:eastAsia="Times New Roman" w:hAnsi="Times New Roman"/>
+          <w:color w:val="242424"/>
+        </w:rPr>
+      </w:pPr>
+      <w:r>
+        <w:rPr>
+          <w:rtl w:val="0"/>
+        </w:rPr>
+      </w:r>
+    </w:p>
+    <w:p>
+      <w:pPr>
+        <w:numPr>
+          <w:ilvl w:val="0"/>
+          <w:numId w:val="6"/>
+        </w:numPr>
+        <w:spacing w:line="360" w:lineRule="auto"/>
+        <w:ind w:left="720" w:hanging="360"/>
+        <w:jc w:val="both"/>
+        <w:rPr>
+          <w:rFonts w:ascii="Times New Roman" w:cs="Times New Roman" w:eastAsia="Times New Roman" w:hAnsi="Times New Roman"/>
+          <w:color w:val="242424"/>
+        </w:rPr>
+      </w:pPr>
+      <w:r>
+        <w:rPr>
+          <w:rFonts w:ascii="Times New Roman" w:cs="Times New Roman" w:eastAsia="Times New Roman" w:hAnsi="Times New Roman"/>
+          <w:color w:val="242424"/>
+          <w:rtl w:val="0"/>
+        </w:rPr>
+        <w:t xml:space="preserve">Why should BMI calculation be performed at the backend?</w:t>
+      </w:r>
+    </w:p>
+    <w:p>
+      <w:pPr>
+        <w:numPr>
+          <w:ilvl w:val="0"/>
+          <w:numId w:val="4"/>
+        </w:numPr>
+        <w:spacing w:line="360" w:lineRule="auto"/>
+        <w:ind w:left="1440" w:hanging="360"/>
+        <w:jc w:val="both"/>
+        <w:rPr>
+          <w:rFonts w:ascii="Times New Roman" w:cs="Times New Roman" w:eastAsia="Times New Roman" w:hAnsi="Times New Roman"/>
+          <w:color w:val="242424"/>
+        </w:rPr>
+      </w:pPr>
+      <w:r>
+        <w:rPr>
+          <w:rFonts w:ascii="Times New Roman" w:cs="Times New Roman" w:eastAsia="Times New Roman" w:hAnsi="Times New Roman"/>
+          <w:color w:val="242424"/>
+          <w:rtl w:val="0"/>
+        </w:rPr>
+        <w:t xml:space="preserve">BMI calculation should be performed at the backend because users can manipulate values sent from the frontend. If BMI and category are calculated only at the frontend, users may change the BMI value or category before sending the request. The backend should control this logic to make sure the stored BMI result is correct and trusted. </w:t>
+      </w:r>
+    </w:p>
+    <w:p>
+      <w:pPr>
+        <w:spacing w:line="360" w:lineRule="auto"/>
+        <w:ind w:left="1440" w:firstLine="0"/>
+        <w:jc w:val="both"/>
+        <w:rPr>
+          <w:rFonts w:ascii="Times New Roman" w:cs="Times New Roman" w:eastAsia="Times New Roman" w:hAnsi="Times New Roman"/>
+          <w:color w:val="242424"/>
+        </w:rPr>
+      </w:pPr>
+      <w:r>
+        <w:rPr>
+          <w:rtl w:val="0"/>
+        </w:rPr>
+      </w:r>
+    </w:p>
+    <w:p>
+      <w:pPr>
+        <w:numPr>
+          <w:ilvl w:val="0"/>
+          <w:numId w:val="6"/>
+        </w:numPr>
+        <w:spacing w:line="360" w:lineRule="auto"/>
+        <w:ind w:left="720" w:hanging="360"/>
+        <w:jc w:val="both"/>
+        <w:rPr>
+          <w:rFonts w:ascii="Times New Roman" w:cs="Times New Roman" w:eastAsia="Times New Roman" w:hAnsi="Times New Roman"/>
+          <w:color w:val="242424"/>
+        </w:rPr>
+      </w:pPr>
+      <w:r>
+        <w:rPr>
+          <w:rFonts w:ascii="Times New Roman" w:cs="Times New Roman" w:eastAsia="Times New Roman" w:hAnsi="Times New Roman"/>
+          <w:color w:val="242424"/>
+          <w:rtl w:val="0"/>
+        </w:rPr>
+        <w:t xml:space="preserve">What is the difference between authentication and authorization?</w:t>
+      </w:r>
+    </w:p>
+    <w:p>
+      <w:pPr>
+        <w:numPr>
+          <w:ilvl w:val="0"/>
+          <w:numId w:val="1"/>
+        </w:numPr>
+        <w:spacing w:line="360" w:lineRule="auto"/>
+        <w:ind w:left="1440" w:hanging="360"/>
+        <w:jc w:val="both"/>
+        <w:rPr>
+          <w:rFonts w:ascii="Times New Roman" w:cs="Times New Roman" w:eastAsia="Times New Roman" w:hAnsi="Times New Roman"/>
+          <w:color w:val="242424"/>
+        </w:rPr>
+      </w:pPr>
+      <w:r>
+        <w:rPr>
+          <w:rFonts w:ascii="Times New Roman" w:cs="Times New Roman" w:eastAsia="Times New Roman" w:hAnsi="Times New Roman"/>
+          <w:color w:val="242424"/>
+          <w:rtl w:val="0"/>
+        </w:rPr>
+        <w:t xml:space="preserve">Authentication means checking who the user is, such as verifying login using email and password. Authorization means checking what the user is allowed to do after login. For example, a user may be logged in, but that does not mean the user can access admin functions. </w:t>
+      </w:r>
+    </w:p>
+    <w:p>
+      <w:pPr>
+        <w:spacing w:line="360" w:lineRule="auto"/>
+        <w:ind w:left="1440" w:firstLine="0"/>
+        <w:jc w:val="both"/>
+        <w:rPr>
+          <w:rFonts w:ascii="Times New Roman" w:cs="Times New Roman" w:eastAsia="Times New Roman" w:hAnsi="Times New Roman"/>
+          <w:color w:val="242424"/>
+        </w:rPr>
+      </w:pPr>
+      <w:r>
+        <w:rPr>
+          <w:rtl w:val="0"/>
+        </w:rPr>
+      </w:r>
+    </w:p>
+    <w:p>
+      <w:pPr>
+        <w:numPr>
+          <w:ilvl w:val="0"/>
+          <w:numId w:val="6"/>
+        </w:numPr>
+        <w:spacing w:line="360" w:lineRule="auto"/>
+        <w:ind w:left="720" w:hanging="360"/>
+        <w:jc w:val="both"/>
+        <w:rPr>
+          <w:rFonts w:ascii="Times New Roman" w:cs="Times New Roman" w:eastAsia="Times New Roman" w:hAnsi="Times New Roman"/>
+          <w:color w:val="242424"/>
+        </w:rPr>
+      </w:pPr>
+      <w:r>
+        <w:rPr>
+          <w:rFonts w:ascii="Times New Roman" w:cs="Times New Roman" w:eastAsia="Times New Roman" w:hAnsi="Times New Roman"/>
+          <w:color w:val="242424"/>
+          <w:rtl w:val="0"/>
+        </w:rPr>
+        <w:t xml:space="preserve">What is the difference between RBAC and owner-based access control?</w:t>
+      </w:r>
+    </w:p>
+    <w:p>
+      <w:pPr>
+        <w:numPr>
+          <w:ilvl w:val="0"/>
+          <w:numId w:val="2"/>
+        </w:numPr>
+        <w:spacing w:line="360" w:lineRule="auto"/>
+        <w:ind w:left="1440" w:hanging="360"/>
+        <w:jc w:val="both"/>
+        <w:rPr>
+          <w:rFonts w:ascii="Times New Roman" w:cs="Times New Roman" w:eastAsia="Times New Roman" w:hAnsi="Times New Roman"/>
+          <w:color w:val="242424"/>
+        </w:rPr>
+      </w:pPr>
+      <w:r>
+        <w:rPr>
+          <w:rFonts w:ascii="Times New Roman" w:cs="Times New Roman" w:eastAsia="Times New Roman" w:hAnsi="Times New Roman"/>
+          <w:color w:val="242424"/>
+          <w:rtl w:val="0"/>
+        </w:rPr>
+        <w:t xml:space="preserve">Role-Based Access Control can control access based on user roles such as user, staff, or admin. Owner-based access control checks whether the requested data belongs to the logged-in user. For example, a normal user can manage their own BMI records, but cannot access another user’s BMI records. </w:t>
+      </w:r>
+    </w:p>
+    <w:p>
+      <w:pPr>
+        <w:spacing w:line="360" w:lineRule="auto"/>
+        <w:ind w:left="1440" w:firstLine="0"/>
+        <w:jc w:val="both"/>
+        <w:rPr>
+          <w:rFonts w:ascii="Times New Roman" w:cs="Times New Roman" w:eastAsia="Times New Roman" w:hAnsi="Times New Roman"/>
+          <w:color w:val="242424"/>
+        </w:rPr>
+      </w:pPr>
+      <w:r>
+        <w:rPr>
+          <w:rtl w:val="0"/>
+        </w:rPr>
+      </w:r>
+    </w:p>
+    <w:p>
+      <w:pPr>
+        <w:numPr>
+          <w:ilvl w:val="0"/>
+          <w:numId w:val="6"/>
+        </w:numPr>
+        <w:spacing w:line="360" w:lineRule="auto"/>
+        <w:ind w:left="720" w:hanging="360"/>
+        <w:jc w:val="both"/>
+        <w:rPr>
+          <w:rFonts w:ascii="Times New Roman" w:cs="Times New Roman" w:eastAsia="Times New Roman" w:hAnsi="Times New Roman"/>
+          <w:color w:val="242424"/>
+        </w:rPr>
+      </w:pPr>
+      <w:r>
+        <w:rPr>
+          <w:rFonts w:ascii="Times New Roman" w:cs="Times New Roman" w:eastAsia="Times New Roman" w:hAnsi="Times New Roman"/>
+          <w:color w:val="242424"/>
+          <w:rtl w:val="0"/>
+        </w:rPr>
+        <w:t xml:space="preserve">Why is JWT alone not enough to protect all data?</w:t>
+      </w:r>
+    </w:p>
+    <w:p>
+      <w:pPr>
+        <w:numPr>
+          <w:ilvl w:val="0"/>
+          <w:numId w:val="11"/>
+        </w:numPr>
+        <w:spacing w:line="360" w:lineRule="auto"/>
+        <w:ind w:left="1440" w:hanging="360"/>
+        <w:jc w:val="both"/>
+        <w:rPr>
+          <w:rFonts w:ascii="Times New Roman" w:cs="Times New Roman" w:eastAsia="Times New Roman" w:hAnsi="Times New Roman"/>
+          <w:color w:val="242424"/>
+        </w:rPr>
+      </w:pPr>
+      <w:r>
+        <w:rPr>
+          <w:rFonts w:ascii="Times New Roman" w:cs="Times New Roman" w:eastAsia="Times New Roman" w:hAnsi="Times New Roman"/>
+          <w:color w:val="242424"/>
+          <w:rtl w:val="0"/>
+        </w:rPr>
+        <w:t xml:space="preserve">JWT only proves the identity of a logged-in user after the token is verified. It does not automatically mean the user is allowed to access every route or every record. The backend still needs to check the user’s role and ownership before allowing access to protected data. </w:t>
+      </w:r>
+    </w:p>
+    <w:p>
+      <w:pPr>
+        <w:spacing w:line="360" w:lineRule="auto"/>
+        <w:ind w:left="1440" w:firstLine="0"/>
+        <w:jc w:val="both"/>
+        <w:rPr>
+          <w:rFonts w:ascii="Times New Roman" w:cs="Times New Roman" w:eastAsia="Times New Roman" w:hAnsi="Times New Roman"/>
+          <w:color w:val="242424"/>
+        </w:rPr>
+      </w:pPr>
+      <w:r>
+        <w:rPr>
+          <w:rtl w:val="0"/>
+        </w:rPr>
+      </w:r>
+    </w:p>
+    <w:p>
+      <w:pPr>
+        <w:numPr>
+          <w:ilvl w:val="0"/>
+          <w:numId w:val="6"/>
+        </w:numPr>
+        <w:spacing w:line="360" w:lineRule="auto"/>
+        <w:ind w:left="720" w:hanging="360"/>
+        <w:jc w:val="both"/>
+        <w:rPr>
+          <w:rFonts w:ascii="Times New Roman" w:cs="Times New Roman" w:eastAsia="Times New Roman" w:hAnsi="Times New Roman"/>
+          <w:color w:val="242424"/>
+        </w:rPr>
+      </w:pPr>
+      <w:r>
+        <w:rPr>
+          <w:rFonts w:ascii="Times New Roman" w:cs="Times New Roman" w:eastAsia="Times New Roman" w:hAnsi="Times New Roman"/>
+          <w:color w:val="242424"/>
+          <w:rtl w:val="0"/>
+        </w:rPr>
+        <w:t xml:space="preserve">Why should API responses exclude password_hash?</w:t>
+      </w:r>
+    </w:p>
+    <w:p>
+      <w:pPr>
+        <w:numPr>
+          <w:ilvl w:val="0"/>
+          <w:numId w:val="5"/>
+        </w:numPr>
+        <w:spacing w:line="360" w:lineRule="auto"/>
+        <w:ind w:left="1440" w:hanging="360"/>
+        <w:jc w:val="both"/>
+        <w:rPr>
+          <w:rFonts w:ascii="Times New Roman" w:cs="Times New Roman" w:eastAsia="Times New Roman" w:hAnsi="Times New Roman"/>
+          <w:color w:val="242424"/>
+        </w:rPr>
+      </w:pPr>
+      <w:r>
+        <w:rPr>
+          <w:rFonts w:ascii="Times New Roman" w:cs="Times New Roman" w:eastAsia="Times New Roman" w:hAnsi="Times New Roman"/>
+          <w:color w:val="242424"/>
+          <w:rtl w:val="0"/>
+        </w:rPr>
+        <w:t xml:space="preserve">API responses should exclude password_hash because it is sensitive information. The frontend does not need password_hash to display user data. If password_hash is exposed, it may increase the risk of credential attacks if the response is leaked or viewed by unauthorized users. </w:t>
+      </w:r>
+    </w:p>
+    <w:p>
+      <w:pPr>
+        <w:spacing w:line="360" w:lineRule="auto"/>
+        <w:ind w:left="1440" w:firstLine="0"/>
+        <w:jc w:val="both"/>
+        <w:rPr>
+          <w:rFonts w:ascii="Times New Roman" w:cs="Times New Roman" w:eastAsia="Times New Roman" w:hAnsi="Times New Roman"/>
+          <w:color w:val="242424"/>
+        </w:rPr>
+      </w:pPr>
+      <w:r>
+        <w:rPr>
+          <w:rtl w:val="0"/>
+        </w:rPr>
+      </w:r>
+    </w:p>
+    <w:p>
+      <w:pPr>
+        <w:numPr>
+          <w:ilvl w:val="0"/>
+          <w:numId w:val="6"/>
+        </w:numPr>
+        <w:spacing w:line="360" w:lineRule="auto"/>
+        <w:ind w:left="720" w:hanging="360"/>
+        <w:jc w:val="both"/>
+        <w:rPr>
+          <w:rFonts w:ascii="Times New Roman" w:cs="Times New Roman" w:eastAsia="Times New Roman" w:hAnsi="Times New Roman"/>
+          <w:color w:val="242424"/>
+        </w:rPr>
+      </w:pPr>
+      <w:r>
+        <w:rPr>
+          <w:rFonts w:ascii="Times New Roman" w:cs="Times New Roman" w:eastAsia="Times New Roman" w:hAnsi="Times New Roman"/>
+          <w:color w:val="242424"/>
+          <w:rtl w:val="0"/>
+        </w:rPr>
+        <w:t xml:space="preserve">Why is Vue route guard not enough to protect backend routes?</w:t>
+      </w:r>
+    </w:p>
+    <w:p>
+      <w:pPr>
+        <w:numPr>
+          <w:ilvl w:val="0"/>
+          <w:numId w:val="9"/>
+        </w:numPr>
+        <w:spacing w:line="360" w:lineRule="auto"/>
+        <w:ind w:left="1440" w:hanging="360"/>
+        <w:jc w:val="both"/>
+        <w:rPr>
+          <w:rFonts w:ascii="Times New Roman" w:cs="Times New Roman" w:eastAsia="Times New Roman" w:hAnsi="Times New Roman"/>
+          <w:color w:val="242424"/>
+        </w:rPr>
+      </w:pPr>
+      <w:r>
+        <w:rPr>
+          <w:rFonts w:ascii="Times New Roman" w:cs="Times New Roman" w:eastAsia="Times New Roman" w:hAnsi="Times New Roman"/>
+          <w:color w:val="242424"/>
+          <w:rtl w:val="0"/>
+        </w:rPr>
+        <w:t xml:space="preserve">Vue route guard only controls what the user can see or access in the frontend. It does not protect the backend API directly. A user can still call the backend route using Postman or Thunder Client. Therefore, backend routes must also verify JWT, role, and ownership. </w:t>
+      </w:r>
+    </w:p>
+    <w:p>
+      <w:pPr>
+        <w:spacing w:line="360" w:lineRule="auto"/>
+        <w:ind w:left="1440" w:firstLine="0"/>
+        <w:jc w:val="both"/>
+        <w:rPr>
+          <w:rFonts w:ascii="Times New Roman" w:cs="Times New Roman" w:eastAsia="Times New Roman" w:hAnsi="Times New Roman"/>
+          <w:color w:val="242424"/>
+        </w:rPr>
+      </w:pPr>
+      <w:r>
+        <w:rPr>
+          <w:rtl w:val="0"/>
+        </w:rPr>
+      </w:r>
+    </w:p>
+    <w:p>
+      <w:pPr>
+        <w:numPr>
+          <w:ilvl w:val="0"/>
+          <w:numId w:val="6"/>
+        </w:numPr>
+        <w:spacing w:after="0" w:afterAutospacing="0" w:line="360" w:lineRule="auto"/>
+        <w:ind w:left="720" w:hanging="360"/>
+        <w:jc w:val="both"/>
+        <w:rPr>
+          <w:rFonts w:ascii="Times New Roman" w:cs="Times New Roman" w:eastAsia="Times New Roman" w:hAnsi="Times New Roman"/>
+          <w:color w:val="242424"/>
+        </w:rPr>
+      </w:pPr>
+      <w:r>
+        <w:rPr>
+          <w:rFonts w:ascii="Times New Roman" w:cs="Times New Roman" w:eastAsia="Times New Roman" w:hAnsi="Times New Roman"/>
+          <w:color w:val="242424"/>
+          <w:rtl w:val="0"/>
+        </w:rPr>
+        <w:t xml:space="preserve">How did you prove that your security fix works?</w:t>
+      </w:r>
+    </w:p>
+    <w:p>
+      <w:pPr>
+        <w:numPr>
+          <w:ilvl w:val="0"/>
+          <w:numId w:val="10"/>
+        </w:numPr>
+        <w:spacing w:after="120" w:line="360" w:lineRule="auto"/>
+        <w:ind w:left="1440" w:hanging="360"/>
+        <w:jc w:val="both"/>
+        <w:rPr>
+          <w:rFonts w:ascii="Times New Roman" w:cs="Times New Roman" w:eastAsia="Times New Roman" w:hAnsi="Times New Roman"/>
+          <w:color w:val="242424"/>
+        </w:rPr>
+      </w:pPr>
+      <w:r>
+        <w:rPr>
+          <w:rFonts w:ascii="Times New Roman" w:cs="Times New Roman" w:eastAsia="Times New Roman" w:hAnsi="Times New Roman"/>
+          <w:color w:val="242424"/>
+          <w:rtl w:val="0"/>
+        </w:rPr>
+        <w:t xml:space="preserve">The security fixes were proven by retesting the same cases before and after the fixes. Before the fixes, the system accepted invalid data, allowed unauthorized access, exposed sensitive data, and allowed unsafe input. After the fixes, the backend returned proper error responses such as 400 Bad Request or 403 Access Denied, sensitive fields were removed, and XSS payloads were displayed as text instead of executing. Screenshots and API responses were included as evidence (Refer 4.0 Phase 4). </w:t>
+      </w:r>
+    </w:p>
     <w:sectPr>
       <w:type w:val="nextPage"/>
       <w:pgSz w:h="15840" w:w="12240" w:orient="portrait"/>
@@ -8281,7 +12414,1251 @@
 </file>
 
 <file path=word/numbering.xml><?xml version="1.0" encoding="utf-8"?>
-<w:numbering xmlns:mc="http://schemas.openxmlformats.org/markup-compatibility/2006" xmlns:o="urn:schemas-microsoft-com:office:office" xmlns:r="http://schemas.openxmlformats.org/officeDocument/2006/relationships" xmlns:m="http://schemas.openxmlformats.org/officeDocument/2006/math" xmlns:v="urn:schemas-microsoft-com:vml" xmlns:wp="http://schemas.openxmlformats.org/drawingml/2006/wordprocessingDrawing" xmlns:w10="urn:schemas-microsoft-com:office:word" xmlns:w="http://schemas.openxmlformats.org/wordprocessingml/2006/main" xmlns:wne="http://schemas.microsoft.com/office/word/2006/wordml" xmlns:sl="http://schemas.openxmlformats.org/schemaLibrary/2006/main" xmlns:a="http://schemas.openxmlformats.org/drawingml/2006/main" xmlns:pic="http://schemas.openxmlformats.org/drawingml/2006/picture" xmlns:c="http://schemas.openxmlformats.org/drawingml/2006/chart" xmlns:lc="http://schemas.openxmlformats.org/drawingml/2006/lockedCanvas" xmlns:dgm="http://schemas.openxmlformats.org/drawingml/2006/diagram" xmlns:wps="http://schemas.microsoft.com/office/word/2010/wordprocessingShape" xmlns:wpg="http://schemas.microsoft.com/office/word/2010/wordprocessingGroup" xmlns:w14="http://schemas.microsoft.com/office/word/2010/wordml" xmlns:w15="http://schemas.microsoft.com/office/word/2012/wordml" xmlns:w16="http://schemas.microsoft.com/office/word/2018/wordml" xmlns:w16cex="http://schemas.microsoft.com/office/word/2018/wordml/cex" xmlns:w16cid="http://schemas.microsoft.com/office/word/2016/wordml/cid" xmlns="http://schemas.microsoft.com/office/tasks/2019/documenttasks" xmlns:cr="http://schemas.microsoft.com/office/comments/2020/reactions"/>
+<w:numbering xmlns:mc="http://schemas.openxmlformats.org/markup-compatibility/2006" xmlns:o="urn:schemas-microsoft-com:office:office" xmlns:r="http://schemas.openxmlformats.org/officeDocument/2006/relationships" xmlns:m="http://schemas.openxmlformats.org/officeDocument/2006/math" xmlns:v="urn:schemas-microsoft-com:vml" xmlns:wp="http://schemas.openxmlformats.org/drawingml/2006/wordprocessingDrawing" xmlns:w10="urn:schemas-microsoft-com:office:word" xmlns:w="http://schemas.openxmlformats.org/wordprocessingml/2006/main" xmlns:wne="http://schemas.microsoft.com/office/word/2006/wordml" xmlns:sl="http://schemas.openxmlformats.org/schemaLibrary/2006/main" xmlns:a="http://schemas.openxmlformats.org/drawingml/2006/main" xmlns:pic="http://schemas.openxmlformats.org/drawingml/2006/picture" xmlns:c="http://schemas.openxmlformats.org/drawingml/2006/chart" xmlns:lc="http://schemas.openxmlformats.org/drawingml/2006/lockedCanvas" xmlns:dgm="http://schemas.openxmlformats.org/drawingml/2006/diagram" xmlns:wps="http://schemas.microsoft.com/office/word/2010/wordprocessingShape" xmlns:wpg="http://schemas.microsoft.com/office/word/2010/wordprocessingGroup" xmlns:w14="http://schemas.microsoft.com/office/word/2010/wordml" xmlns:w15="http://schemas.microsoft.com/office/word/2012/wordml" xmlns:w16="http://schemas.microsoft.com/office/word/2018/wordml" xmlns:w16cex="http://schemas.microsoft.com/office/word/2018/wordml/cex" xmlns:w16cid="http://schemas.microsoft.com/office/word/2016/wordml/cid" xmlns="http://schemas.microsoft.com/office/tasks/2019/documenttasks" xmlns:cr="http://schemas.microsoft.com/office/comments/2020/reactions">
+  <w:abstractNum w:abstractNumId="1">
+    <w:lvl w:ilvl="0">
+      <w:start w:val="1"/>
+      <w:numFmt w:val="bullet"/>
+      <w:lvlText w:val="-"/>
+      <w:lvlJc w:val="left"/>
+      <w:pPr>
+        <w:ind w:left="1440" w:hanging="360"/>
+      </w:pPr>
+      <w:rPr>
+        <w:u w:val="none"/>
+      </w:rPr>
+    </w:lvl>
+    <w:lvl w:ilvl="1">
+      <w:start w:val="1"/>
+      <w:numFmt w:val="bullet"/>
+      <w:lvlText w:val="-"/>
+      <w:lvlJc w:val="left"/>
+      <w:pPr>
+        <w:ind w:left="2160" w:hanging="360"/>
+      </w:pPr>
+      <w:rPr>
+        <w:u w:val="none"/>
+      </w:rPr>
+    </w:lvl>
+    <w:lvl w:ilvl="2">
+      <w:start w:val="1"/>
+      <w:numFmt w:val="bullet"/>
+      <w:lvlText w:val="-"/>
+      <w:lvlJc w:val="left"/>
+      <w:pPr>
+        <w:ind w:left="2880" w:hanging="360"/>
+      </w:pPr>
+      <w:rPr>
+        <w:u w:val="none"/>
+      </w:rPr>
+    </w:lvl>
+    <w:lvl w:ilvl="3">
+      <w:start w:val="1"/>
+      <w:numFmt w:val="bullet"/>
+      <w:lvlText w:val="-"/>
+      <w:lvlJc w:val="left"/>
+      <w:pPr>
+        <w:ind w:left="3600" w:hanging="360"/>
+      </w:pPr>
+      <w:rPr>
+        <w:u w:val="none"/>
+      </w:rPr>
+    </w:lvl>
+    <w:lvl w:ilvl="4">
+      <w:start w:val="1"/>
+      <w:numFmt w:val="bullet"/>
+      <w:lvlText w:val="-"/>
+      <w:lvlJc w:val="left"/>
+      <w:pPr>
+        <w:ind w:left="4320" w:hanging="360"/>
+      </w:pPr>
+      <w:rPr>
+        <w:u w:val="none"/>
+      </w:rPr>
+    </w:lvl>
+    <w:lvl w:ilvl="5">
+      <w:start w:val="1"/>
+      <w:numFmt w:val="bullet"/>
+      <w:lvlText w:val="-"/>
+      <w:lvlJc w:val="left"/>
+      <w:pPr>
+        <w:ind w:left="5040" w:hanging="360"/>
+      </w:pPr>
+      <w:rPr>
+        <w:u w:val="none"/>
+      </w:rPr>
+    </w:lvl>
+    <w:lvl w:ilvl="6">
+      <w:start w:val="1"/>
+      <w:numFmt w:val="bullet"/>
+      <w:lvlText w:val="-"/>
+      <w:lvlJc w:val="left"/>
+      <w:pPr>
+        <w:ind w:left="5760" w:hanging="360"/>
+      </w:pPr>
+      <w:rPr>
+        <w:u w:val="none"/>
+      </w:rPr>
+    </w:lvl>
+    <w:lvl w:ilvl="7">
+      <w:start w:val="1"/>
+      <w:numFmt w:val="bullet"/>
+      <w:lvlText w:val="-"/>
+      <w:lvlJc w:val="left"/>
+      <w:pPr>
+        <w:ind w:left="6480" w:hanging="360"/>
+      </w:pPr>
+      <w:rPr>
+        <w:u w:val="none"/>
+      </w:rPr>
+    </w:lvl>
+    <w:lvl w:ilvl="8">
+      <w:start w:val="1"/>
+      <w:numFmt w:val="bullet"/>
+      <w:lvlText w:val="-"/>
+      <w:lvlJc w:val="left"/>
+      <w:pPr>
+        <w:ind w:left="7200" w:hanging="360"/>
+      </w:pPr>
+      <w:rPr>
+        <w:u w:val="none"/>
+      </w:rPr>
+    </w:lvl>
+  </w:abstractNum>
+  <w:abstractNum w:abstractNumId="2">
+    <w:lvl w:ilvl="0">
+      <w:start w:val="1"/>
+      <w:numFmt w:val="bullet"/>
+      <w:lvlText w:val="-"/>
+      <w:lvlJc w:val="left"/>
+      <w:pPr>
+        <w:ind w:left="1440" w:hanging="360"/>
+      </w:pPr>
+      <w:rPr>
+        <w:u w:val="none"/>
+      </w:rPr>
+    </w:lvl>
+    <w:lvl w:ilvl="1">
+      <w:start w:val="1"/>
+      <w:numFmt w:val="bullet"/>
+      <w:lvlText w:val="-"/>
+      <w:lvlJc w:val="left"/>
+      <w:pPr>
+        <w:ind w:left="2160" w:hanging="360"/>
+      </w:pPr>
+      <w:rPr>
+        <w:u w:val="none"/>
+      </w:rPr>
+    </w:lvl>
+    <w:lvl w:ilvl="2">
+      <w:start w:val="1"/>
+      <w:numFmt w:val="bullet"/>
+      <w:lvlText w:val="-"/>
+      <w:lvlJc w:val="left"/>
+      <w:pPr>
+        <w:ind w:left="2880" w:hanging="360"/>
+      </w:pPr>
+      <w:rPr>
+        <w:u w:val="none"/>
+      </w:rPr>
+    </w:lvl>
+    <w:lvl w:ilvl="3">
+      <w:start w:val="1"/>
+      <w:numFmt w:val="bullet"/>
+      <w:lvlText w:val="-"/>
+      <w:lvlJc w:val="left"/>
+      <w:pPr>
+        <w:ind w:left="3600" w:hanging="360"/>
+      </w:pPr>
+      <w:rPr>
+        <w:u w:val="none"/>
+      </w:rPr>
+    </w:lvl>
+    <w:lvl w:ilvl="4">
+      <w:start w:val="1"/>
+      <w:numFmt w:val="bullet"/>
+      <w:lvlText w:val="-"/>
+      <w:lvlJc w:val="left"/>
+      <w:pPr>
+        <w:ind w:left="4320" w:hanging="360"/>
+      </w:pPr>
+      <w:rPr>
+        <w:u w:val="none"/>
+      </w:rPr>
+    </w:lvl>
+    <w:lvl w:ilvl="5">
+      <w:start w:val="1"/>
+      <w:numFmt w:val="bullet"/>
+      <w:lvlText w:val="-"/>
+      <w:lvlJc w:val="left"/>
+      <w:pPr>
+        <w:ind w:left="5040" w:hanging="360"/>
+      </w:pPr>
+      <w:rPr>
+        <w:u w:val="none"/>
+      </w:rPr>
+    </w:lvl>
+    <w:lvl w:ilvl="6">
+      <w:start w:val="1"/>
+      <w:numFmt w:val="bullet"/>
+      <w:lvlText w:val="-"/>
+      <w:lvlJc w:val="left"/>
+      <w:pPr>
+        <w:ind w:left="5760" w:hanging="360"/>
+      </w:pPr>
+      <w:rPr>
+        <w:u w:val="none"/>
+      </w:rPr>
+    </w:lvl>
+    <w:lvl w:ilvl="7">
+      <w:start w:val="1"/>
+      <w:numFmt w:val="bullet"/>
+      <w:lvlText w:val="-"/>
+      <w:lvlJc w:val="left"/>
+      <w:pPr>
+        <w:ind w:left="6480" w:hanging="360"/>
+      </w:pPr>
+      <w:rPr>
+        <w:u w:val="none"/>
+      </w:rPr>
+    </w:lvl>
+    <w:lvl w:ilvl="8">
+      <w:start w:val="1"/>
+      <w:numFmt w:val="bullet"/>
+      <w:lvlText w:val="-"/>
+      <w:lvlJc w:val="left"/>
+      <w:pPr>
+        <w:ind w:left="7200" w:hanging="360"/>
+      </w:pPr>
+      <w:rPr>
+        <w:u w:val="none"/>
+      </w:rPr>
+    </w:lvl>
+  </w:abstractNum>
+  <w:abstractNum w:abstractNumId="3">
+    <w:lvl w:ilvl="0">
+      <w:start w:val="1"/>
+      <w:numFmt w:val="bullet"/>
+      <w:lvlText w:val="-"/>
+      <w:lvlJc w:val="left"/>
+      <w:pPr>
+        <w:ind w:left="1440" w:hanging="360"/>
+      </w:pPr>
+      <w:rPr>
+        <w:u w:val="none"/>
+      </w:rPr>
+    </w:lvl>
+    <w:lvl w:ilvl="1">
+      <w:start w:val="1"/>
+      <w:numFmt w:val="bullet"/>
+      <w:lvlText w:val="-"/>
+      <w:lvlJc w:val="left"/>
+      <w:pPr>
+        <w:ind w:left="2160" w:hanging="360"/>
+      </w:pPr>
+      <w:rPr>
+        <w:u w:val="none"/>
+      </w:rPr>
+    </w:lvl>
+    <w:lvl w:ilvl="2">
+      <w:start w:val="1"/>
+      <w:numFmt w:val="bullet"/>
+      <w:lvlText w:val="-"/>
+      <w:lvlJc w:val="left"/>
+      <w:pPr>
+        <w:ind w:left="2880" w:hanging="360"/>
+      </w:pPr>
+      <w:rPr>
+        <w:u w:val="none"/>
+      </w:rPr>
+    </w:lvl>
+    <w:lvl w:ilvl="3">
+      <w:start w:val="1"/>
+      <w:numFmt w:val="bullet"/>
+      <w:lvlText w:val="-"/>
+      <w:lvlJc w:val="left"/>
+      <w:pPr>
+        <w:ind w:left="3600" w:hanging="360"/>
+      </w:pPr>
+      <w:rPr>
+        <w:u w:val="none"/>
+      </w:rPr>
+    </w:lvl>
+    <w:lvl w:ilvl="4">
+      <w:start w:val="1"/>
+      <w:numFmt w:val="bullet"/>
+      <w:lvlText w:val="-"/>
+      <w:lvlJc w:val="left"/>
+      <w:pPr>
+        <w:ind w:left="4320" w:hanging="360"/>
+      </w:pPr>
+      <w:rPr>
+        <w:u w:val="none"/>
+      </w:rPr>
+    </w:lvl>
+    <w:lvl w:ilvl="5">
+      <w:start w:val="1"/>
+      <w:numFmt w:val="bullet"/>
+      <w:lvlText w:val="-"/>
+      <w:lvlJc w:val="left"/>
+      <w:pPr>
+        <w:ind w:left="5040" w:hanging="360"/>
+      </w:pPr>
+      <w:rPr>
+        <w:u w:val="none"/>
+      </w:rPr>
+    </w:lvl>
+    <w:lvl w:ilvl="6">
+      <w:start w:val="1"/>
+      <w:numFmt w:val="bullet"/>
+      <w:lvlText w:val="-"/>
+      <w:lvlJc w:val="left"/>
+      <w:pPr>
+        <w:ind w:left="5760" w:hanging="360"/>
+      </w:pPr>
+      <w:rPr>
+        <w:u w:val="none"/>
+      </w:rPr>
+    </w:lvl>
+    <w:lvl w:ilvl="7">
+      <w:start w:val="1"/>
+      <w:numFmt w:val="bullet"/>
+      <w:lvlText w:val="-"/>
+      <w:lvlJc w:val="left"/>
+      <w:pPr>
+        <w:ind w:left="6480" w:hanging="360"/>
+      </w:pPr>
+      <w:rPr>
+        <w:u w:val="none"/>
+      </w:rPr>
+    </w:lvl>
+    <w:lvl w:ilvl="8">
+      <w:start w:val="1"/>
+      <w:numFmt w:val="bullet"/>
+      <w:lvlText w:val="-"/>
+      <w:lvlJc w:val="left"/>
+      <w:pPr>
+        <w:ind w:left="7200" w:hanging="360"/>
+      </w:pPr>
+      <w:rPr>
+        <w:u w:val="none"/>
+      </w:rPr>
+    </w:lvl>
+  </w:abstractNum>
+  <w:abstractNum w:abstractNumId="4">
+    <w:lvl w:ilvl="0">
+      <w:start w:val="1"/>
+      <w:numFmt w:val="bullet"/>
+      <w:lvlText w:val="-"/>
+      <w:lvlJc w:val="left"/>
+      <w:pPr>
+        <w:ind w:left="1440" w:hanging="360"/>
+      </w:pPr>
+      <w:rPr>
+        <w:u w:val="none"/>
+      </w:rPr>
+    </w:lvl>
+    <w:lvl w:ilvl="1">
+      <w:start w:val="1"/>
+      <w:numFmt w:val="bullet"/>
+      <w:lvlText w:val="-"/>
+      <w:lvlJc w:val="left"/>
+      <w:pPr>
+        <w:ind w:left="2160" w:hanging="360"/>
+      </w:pPr>
+      <w:rPr>
+        <w:u w:val="none"/>
+      </w:rPr>
+    </w:lvl>
+    <w:lvl w:ilvl="2">
+      <w:start w:val="1"/>
+      <w:numFmt w:val="bullet"/>
+      <w:lvlText w:val="-"/>
+      <w:lvlJc w:val="left"/>
+      <w:pPr>
+        <w:ind w:left="2880" w:hanging="360"/>
+      </w:pPr>
+      <w:rPr>
+        <w:u w:val="none"/>
+      </w:rPr>
+    </w:lvl>
+    <w:lvl w:ilvl="3">
+      <w:start w:val="1"/>
+      <w:numFmt w:val="bullet"/>
+      <w:lvlText w:val="-"/>
+      <w:lvlJc w:val="left"/>
+      <w:pPr>
+        <w:ind w:left="3600" w:hanging="360"/>
+      </w:pPr>
+      <w:rPr>
+        <w:u w:val="none"/>
+      </w:rPr>
+    </w:lvl>
+    <w:lvl w:ilvl="4">
+      <w:start w:val="1"/>
+      <w:numFmt w:val="bullet"/>
+      <w:lvlText w:val="-"/>
+      <w:lvlJc w:val="left"/>
+      <w:pPr>
+        <w:ind w:left="4320" w:hanging="360"/>
+      </w:pPr>
+      <w:rPr>
+        <w:u w:val="none"/>
+      </w:rPr>
+    </w:lvl>
+    <w:lvl w:ilvl="5">
+      <w:start w:val="1"/>
+      <w:numFmt w:val="bullet"/>
+      <w:lvlText w:val="-"/>
+      <w:lvlJc w:val="left"/>
+      <w:pPr>
+        <w:ind w:left="5040" w:hanging="360"/>
+      </w:pPr>
+      <w:rPr>
+        <w:u w:val="none"/>
+      </w:rPr>
+    </w:lvl>
+    <w:lvl w:ilvl="6">
+      <w:start w:val="1"/>
+      <w:numFmt w:val="bullet"/>
+      <w:lvlText w:val="-"/>
+      <w:lvlJc w:val="left"/>
+      <w:pPr>
+        <w:ind w:left="5760" w:hanging="360"/>
+      </w:pPr>
+      <w:rPr>
+        <w:u w:val="none"/>
+      </w:rPr>
+    </w:lvl>
+    <w:lvl w:ilvl="7">
+      <w:start w:val="1"/>
+      <w:numFmt w:val="bullet"/>
+      <w:lvlText w:val="-"/>
+      <w:lvlJc w:val="left"/>
+      <w:pPr>
+        <w:ind w:left="6480" w:hanging="360"/>
+      </w:pPr>
+      <w:rPr>
+        <w:u w:val="none"/>
+      </w:rPr>
+    </w:lvl>
+    <w:lvl w:ilvl="8">
+      <w:start w:val="1"/>
+      <w:numFmt w:val="bullet"/>
+      <w:lvlText w:val="-"/>
+      <w:lvlJc w:val="left"/>
+      <w:pPr>
+        <w:ind w:left="7200" w:hanging="360"/>
+      </w:pPr>
+      <w:rPr>
+        <w:u w:val="none"/>
+      </w:rPr>
+    </w:lvl>
+  </w:abstractNum>
+  <w:abstractNum w:abstractNumId="5">
+    <w:lvl w:ilvl="0">
+      <w:start w:val="1"/>
+      <w:numFmt w:val="bullet"/>
+      <w:lvlText w:val="-"/>
+      <w:lvlJc w:val="left"/>
+      <w:pPr>
+        <w:ind w:left="1440" w:hanging="360"/>
+      </w:pPr>
+      <w:rPr>
+        <w:u w:val="none"/>
+      </w:rPr>
+    </w:lvl>
+    <w:lvl w:ilvl="1">
+      <w:start w:val="1"/>
+      <w:numFmt w:val="bullet"/>
+      <w:lvlText w:val="-"/>
+      <w:lvlJc w:val="left"/>
+      <w:pPr>
+        <w:ind w:left="2160" w:hanging="360"/>
+      </w:pPr>
+      <w:rPr>
+        <w:u w:val="none"/>
+      </w:rPr>
+    </w:lvl>
+    <w:lvl w:ilvl="2">
+      <w:start w:val="1"/>
+      <w:numFmt w:val="bullet"/>
+      <w:lvlText w:val="-"/>
+      <w:lvlJc w:val="left"/>
+      <w:pPr>
+        <w:ind w:left="2880" w:hanging="360"/>
+      </w:pPr>
+      <w:rPr>
+        <w:u w:val="none"/>
+      </w:rPr>
+    </w:lvl>
+    <w:lvl w:ilvl="3">
+      <w:start w:val="1"/>
+      <w:numFmt w:val="bullet"/>
+      <w:lvlText w:val="-"/>
+      <w:lvlJc w:val="left"/>
+      <w:pPr>
+        <w:ind w:left="3600" w:hanging="360"/>
+      </w:pPr>
+      <w:rPr>
+        <w:u w:val="none"/>
+      </w:rPr>
+    </w:lvl>
+    <w:lvl w:ilvl="4">
+      <w:start w:val="1"/>
+      <w:numFmt w:val="bullet"/>
+      <w:lvlText w:val="-"/>
+      <w:lvlJc w:val="left"/>
+      <w:pPr>
+        <w:ind w:left="4320" w:hanging="360"/>
+      </w:pPr>
+      <w:rPr>
+        <w:u w:val="none"/>
+      </w:rPr>
+    </w:lvl>
+    <w:lvl w:ilvl="5">
+      <w:start w:val="1"/>
+      <w:numFmt w:val="bullet"/>
+      <w:lvlText w:val="-"/>
+      <w:lvlJc w:val="left"/>
+      <w:pPr>
+        <w:ind w:left="5040" w:hanging="360"/>
+      </w:pPr>
+      <w:rPr>
+        <w:u w:val="none"/>
+      </w:rPr>
+    </w:lvl>
+    <w:lvl w:ilvl="6">
+      <w:start w:val="1"/>
+      <w:numFmt w:val="bullet"/>
+      <w:lvlText w:val="-"/>
+      <w:lvlJc w:val="left"/>
+      <w:pPr>
+        <w:ind w:left="5760" w:hanging="360"/>
+      </w:pPr>
+      <w:rPr>
+        <w:u w:val="none"/>
+      </w:rPr>
+    </w:lvl>
+    <w:lvl w:ilvl="7">
+      <w:start w:val="1"/>
+      <w:numFmt w:val="bullet"/>
+      <w:lvlText w:val="-"/>
+      <w:lvlJc w:val="left"/>
+      <w:pPr>
+        <w:ind w:left="6480" w:hanging="360"/>
+      </w:pPr>
+      <w:rPr>
+        <w:u w:val="none"/>
+      </w:rPr>
+    </w:lvl>
+    <w:lvl w:ilvl="8">
+      <w:start w:val="1"/>
+      <w:numFmt w:val="bullet"/>
+      <w:lvlText w:val="-"/>
+      <w:lvlJc w:val="left"/>
+      <w:pPr>
+        <w:ind w:left="7200" w:hanging="360"/>
+      </w:pPr>
+      <w:rPr>
+        <w:u w:val="none"/>
+      </w:rPr>
+    </w:lvl>
+  </w:abstractNum>
+  <w:abstractNum w:abstractNumId="6">
+    <w:lvl w:ilvl="0">
+      <w:start w:val="1"/>
+      <w:numFmt w:val="lowerLetter"/>
+      <w:lvlText w:val="%1)"/>
+      <w:lvlJc w:val="left"/>
+      <w:pPr>
+        <w:ind w:left="720" w:hanging="360"/>
+      </w:pPr>
+      <w:rPr>
+        <w:u w:val="none"/>
+      </w:rPr>
+    </w:lvl>
+    <w:lvl w:ilvl="1">
+      <w:start w:val="1"/>
+      <w:numFmt w:val="lowerLetter"/>
+      <w:lvlText w:val="%2)"/>
+      <w:lvlJc w:val="left"/>
+      <w:pPr>
+        <w:ind w:left="1440" w:hanging="360"/>
+      </w:pPr>
+      <w:rPr>
+        <w:u w:val="none"/>
+      </w:rPr>
+    </w:lvl>
+    <w:lvl w:ilvl="2">
+      <w:start w:val="1"/>
+      <w:numFmt w:val="lowerRoman"/>
+      <w:lvlText w:val="%3)"/>
+      <w:lvlJc w:val="right"/>
+      <w:pPr>
+        <w:ind w:left="2160" w:hanging="360"/>
+      </w:pPr>
+      <w:rPr>
+        <w:u w:val="none"/>
+      </w:rPr>
+    </w:lvl>
+    <w:lvl w:ilvl="3">
+      <w:start w:val="1"/>
+      <w:numFmt w:val="decimal"/>
+      <w:lvlText w:val="(%4)"/>
+      <w:lvlJc w:val="left"/>
+      <w:pPr>
+        <w:ind w:left="2880" w:hanging="360"/>
+      </w:pPr>
+      <w:rPr>
+        <w:u w:val="none"/>
+      </w:rPr>
+    </w:lvl>
+    <w:lvl w:ilvl="4">
+      <w:start w:val="1"/>
+      <w:numFmt w:val="lowerLetter"/>
+      <w:lvlText w:val="(%5)"/>
+      <w:lvlJc w:val="left"/>
+      <w:pPr>
+        <w:ind w:left="3600" w:hanging="360"/>
+      </w:pPr>
+      <w:rPr>
+        <w:u w:val="none"/>
+      </w:rPr>
+    </w:lvl>
+    <w:lvl w:ilvl="5">
+      <w:start w:val="1"/>
+      <w:numFmt w:val="lowerRoman"/>
+      <w:lvlText w:val="(%6)"/>
+      <w:lvlJc w:val="right"/>
+      <w:pPr>
+        <w:ind w:left="4320" w:hanging="360"/>
+      </w:pPr>
+      <w:rPr>
+        <w:u w:val="none"/>
+      </w:rPr>
+    </w:lvl>
+    <w:lvl w:ilvl="6">
+      <w:start w:val="1"/>
+      <w:numFmt w:val="decimal"/>
+      <w:lvlText w:val="%7."/>
+      <w:lvlJc w:val="left"/>
+      <w:pPr>
+        <w:ind w:left="5040" w:hanging="360"/>
+      </w:pPr>
+      <w:rPr>
+        <w:u w:val="none"/>
+      </w:rPr>
+    </w:lvl>
+    <w:lvl w:ilvl="7">
+      <w:start w:val="1"/>
+      <w:numFmt w:val="lowerLetter"/>
+      <w:lvlText w:val="%8."/>
+      <w:lvlJc w:val="left"/>
+      <w:pPr>
+        <w:ind w:left="5760" w:hanging="360"/>
+      </w:pPr>
+      <w:rPr>
+        <w:u w:val="none"/>
+      </w:rPr>
+    </w:lvl>
+    <w:lvl w:ilvl="8">
+      <w:start w:val="1"/>
+      <w:numFmt w:val="lowerRoman"/>
+      <w:lvlText w:val="%9."/>
+      <w:lvlJc w:val="right"/>
+      <w:pPr>
+        <w:ind w:left="6480" w:hanging="360"/>
+      </w:pPr>
+      <w:rPr>
+        <w:u w:val="none"/>
+      </w:rPr>
+    </w:lvl>
+  </w:abstractNum>
+  <w:abstractNum w:abstractNumId="7">
+    <w:lvl w:ilvl="0">
+      <w:start w:val="1"/>
+      <w:numFmt w:val="bullet"/>
+      <w:lvlText w:val="-"/>
+      <w:lvlJc w:val="left"/>
+      <w:pPr>
+        <w:ind w:left="1440" w:hanging="360"/>
+      </w:pPr>
+      <w:rPr>
+        <w:u w:val="none"/>
+      </w:rPr>
+    </w:lvl>
+    <w:lvl w:ilvl="1">
+      <w:start w:val="1"/>
+      <w:numFmt w:val="bullet"/>
+      <w:lvlText w:val="-"/>
+      <w:lvlJc w:val="left"/>
+      <w:pPr>
+        <w:ind w:left="2160" w:hanging="360"/>
+      </w:pPr>
+      <w:rPr>
+        <w:u w:val="none"/>
+      </w:rPr>
+    </w:lvl>
+    <w:lvl w:ilvl="2">
+      <w:start w:val="1"/>
+      <w:numFmt w:val="bullet"/>
+      <w:lvlText w:val="-"/>
+      <w:lvlJc w:val="left"/>
+      <w:pPr>
+        <w:ind w:left="2880" w:hanging="360"/>
+      </w:pPr>
+      <w:rPr>
+        <w:u w:val="none"/>
+      </w:rPr>
+    </w:lvl>
+    <w:lvl w:ilvl="3">
+      <w:start w:val="1"/>
+      <w:numFmt w:val="bullet"/>
+      <w:lvlText w:val="-"/>
+      <w:lvlJc w:val="left"/>
+      <w:pPr>
+        <w:ind w:left="3600" w:hanging="360"/>
+      </w:pPr>
+      <w:rPr>
+        <w:u w:val="none"/>
+      </w:rPr>
+    </w:lvl>
+    <w:lvl w:ilvl="4">
+      <w:start w:val="1"/>
+      <w:numFmt w:val="bullet"/>
+      <w:lvlText w:val="-"/>
+      <w:lvlJc w:val="left"/>
+      <w:pPr>
+        <w:ind w:left="4320" w:hanging="360"/>
+      </w:pPr>
+      <w:rPr>
+        <w:u w:val="none"/>
+      </w:rPr>
+    </w:lvl>
+    <w:lvl w:ilvl="5">
+      <w:start w:val="1"/>
+      <w:numFmt w:val="bullet"/>
+      <w:lvlText w:val="-"/>
+      <w:lvlJc w:val="left"/>
+      <w:pPr>
+        <w:ind w:left="5040" w:hanging="360"/>
+      </w:pPr>
+      <w:rPr>
+        <w:u w:val="none"/>
+      </w:rPr>
+    </w:lvl>
+    <w:lvl w:ilvl="6">
+      <w:start w:val="1"/>
+      <w:numFmt w:val="bullet"/>
+      <w:lvlText w:val="-"/>
+      <w:lvlJc w:val="left"/>
+      <w:pPr>
+        <w:ind w:left="5760" w:hanging="360"/>
+      </w:pPr>
+      <w:rPr>
+        <w:u w:val="none"/>
+      </w:rPr>
+    </w:lvl>
+    <w:lvl w:ilvl="7">
+      <w:start w:val="1"/>
+      <w:numFmt w:val="bullet"/>
+      <w:lvlText w:val="-"/>
+      <w:lvlJc w:val="left"/>
+      <w:pPr>
+        <w:ind w:left="6480" w:hanging="360"/>
+      </w:pPr>
+      <w:rPr>
+        <w:u w:val="none"/>
+      </w:rPr>
+    </w:lvl>
+    <w:lvl w:ilvl="8">
+      <w:start w:val="1"/>
+      <w:numFmt w:val="bullet"/>
+      <w:lvlText w:val="-"/>
+      <w:lvlJc w:val="left"/>
+      <w:pPr>
+        <w:ind w:left="7200" w:hanging="360"/>
+      </w:pPr>
+      <w:rPr>
+        <w:u w:val="none"/>
+      </w:rPr>
+    </w:lvl>
+  </w:abstractNum>
+  <w:abstractNum w:abstractNumId="8">
+    <w:lvl w:ilvl="0">
+      <w:start w:val="1"/>
+      <w:numFmt w:val="bullet"/>
+      <w:lvlText w:val="-"/>
+      <w:lvlJc w:val="left"/>
+      <w:pPr>
+        <w:ind w:left="1440" w:hanging="360"/>
+      </w:pPr>
+      <w:rPr>
+        <w:u w:val="none"/>
+      </w:rPr>
+    </w:lvl>
+    <w:lvl w:ilvl="1">
+      <w:start w:val="1"/>
+      <w:numFmt w:val="bullet"/>
+      <w:lvlText w:val="-"/>
+      <w:lvlJc w:val="left"/>
+      <w:pPr>
+        <w:ind w:left="2160" w:hanging="360"/>
+      </w:pPr>
+      <w:rPr>
+        <w:u w:val="none"/>
+      </w:rPr>
+    </w:lvl>
+    <w:lvl w:ilvl="2">
+      <w:start w:val="1"/>
+      <w:numFmt w:val="bullet"/>
+      <w:lvlText w:val="-"/>
+      <w:lvlJc w:val="left"/>
+      <w:pPr>
+        <w:ind w:left="2880" w:hanging="360"/>
+      </w:pPr>
+      <w:rPr>
+        <w:u w:val="none"/>
+      </w:rPr>
+    </w:lvl>
+    <w:lvl w:ilvl="3">
+      <w:start w:val="1"/>
+      <w:numFmt w:val="bullet"/>
+      <w:lvlText w:val="-"/>
+      <w:lvlJc w:val="left"/>
+      <w:pPr>
+        <w:ind w:left="3600" w:hanging="360"/>
+      </w:pPr>
+      <w:rPr>
+        <w:u w:val="none"/>
+      </w:rPr>
+    </w:lvl>
+    <w:lvl w:ilvl="4">
+      <w:start w:val="1"/>
+      <w:numFmt w:val="bullet"/>
+      <w:lvlText w:val="-"/>
+      <w:lvlJc w:val="left"/>
+      <w:pPr>
+        <w:ind w:left="4320" w:hanging="360"/>
+      </w:pPr>
+      <w:rPr>
+        <w:u w:val="none"/>
+      </w:rPr>
+    </w:lvl>
+    <w:lvl w:ilvl="5">
+      <w:start w:val="1"/>
+      <w:numFmt w:val="bullet"/>
+      <w:lvlText w:val="-"/>
+      <w:lvlJc w:val="left"/>
+      <w:pPr>
+        <w:ind w:left="5040" w:hanging="360"/>
+      </w:pPr>
+      <w:rPr>
+        <w:u w:val="none"/>
+      </w:rPr>
+    </w:lvl>
+    <w:lvl w:ilvl="6">
+      <w:start w:val="1"/>
+      <w:numFmt w:val="bullet"/>
+      <w:lvlText w:val="-"/>
+      <w:lvlJc w:val="left"/>
+      <w:pPr>
+        <w:ind w:left="5760" w:hanging="360"/>
+      </w:pPr>
+      <w:rPr>
+        <w:u w:val="none"/>
+      </w:rPr>
+    </w:lvl>
+    <w:lvl w:ilvl="7">
+      <w:start w:val="1"/>
+      <w:numFmt w:val="bullet"/>
+      <w:lvlText w:val="-"/>
+      <w:lvlJc w:val="left"/>
+      <w:pPr>
+        <w:ind w:left="6480" w:hanging="360"/>
+      </w:pPr>
+      <w:rPr>
+        <w:u w:val="none"/>
+      </w:rPr>
+    </w:lvl>
+    <w:lvl w:ilvl="8">
+      <w:start w:val="1"/>
+      <w:numFmt w:val="bullet"/>
+      <w:lvlText w:val="-"/>
+      <w:lvlJc w:val="left"/>
+      <w:pPr>
+        <w:ind w:left="7200" w:hanging="360"/>
+      </w:pPr>
+      <w:rPr>
+        <w:u w:val="none"/>
+      </w:rPr>
+    </w:lvl>
+  </w:abstractNum>
+  <w:abstractNum w:abstractNumId="9">
+    <w:lvl w:ilvl="0">
+      <w:start w:val="1"/>
+      <w:numFmt w:val="bullet"/>
+      <w:lvlText w:val="-"/>
+      <w:lvlJc w:val="left"/>
+      <w:pPr>
+        <w:ind w:left="1440" w:hanging="360"/>
+      </w:pPr>
+      <w:rPr>
+        <w:u w:val="none"/>
+      </w:rPr>
+    </w:lvl>
+    <w:lvl w:ilvl="1">
+      <w:start w:val="1"/>
+      <w:numFmt w:val="bullet"/>
+      <w:lvlText w:val="-"/>
+      <w:lvlJc w:val="left"/>
+      <w:pPr>
+        <w:ind w:left="2160" w:hanging="360"/>
+      </w:pPr>
+      <w:rPr>
+        <w:u w:val="none"/>
+      </w:rPr>
+    </w:lvl>
+    <w:lvl w:ilvl="2">
+      <w:start w:val="1"/>
+      <w:numFmt w:val="bullet"/>
+      <w:lvlText w:val="-"/>
+      <w:lvlJc w:val="left"/>
+      <w:pPr>
+        <w:ind w:left="2880" w:hanging="360"/>
+      </w:pPr>
+      <w:rPr>
+        <w:u w:val="none"/>
+      </w:rPr>
+    </w:lvl>
+    <w:lvl w:ilvl="3">
+      <w:start w:val="1"/>
+      <w:numFmt w:val="bullet"/>
+      <w:lvlText w:val="-"/>
+      <w:lvlJc w:val="left"/>
+      <w:pPr>
+        <w:ind w:left="3600" w:hanging="360"/>
+      </w:pPr>
+      <w:rPr>
+        <w:u w:val="none"/>
+      </w:rPr>
+    </w:lvl>
+    <w:lvl w:ilvl="4">
+      <w:start w:val="1"/>
+      <w:numFmt w:val="bullet"/>
+      <w:lvlText w:val="-"/>
+      <w:lvlJc w:val="left"/>
+      <w:pPr>
+        <w:ind w:left="4320" w:hanging="360"/>
+      </w:pPr>
+      <w:rPr>
+        <w:u w:val="none"/>
+      </w:rPr>
+    </w:lvl>
+    <w:lvl w:ilvl="5">
+      <w:start w:val="1"/>
+      <w:numFmt w:val="bullet"/>
+      <w:lvlText w:val="-"/>
+      <w:lvlJc w:val="left"/>
+      <w:pPr>
+        <w:ind w:left="5040" w:hanging="360"/>
+      </w:pPr>
+      <w:rPr>
+        <w:u w:val="none"/>
+      </w:rPr>
+    </w:lvl>
+    <w:lvl w:ilvl="6">
+      <w:start w:val="1"/>
+      <w:numFmt w:val="bullet"/>
+      <w:lvlText w:val="-"/>
+      <w:lvlJc w:val="left"/>
+      <w:pPr>
+        <w:ind w:left="5760" w:hanging="360"/>
+      </w:pPr>
+      <w:rPr>
+        <w:u w:val="none"/>
+      </w:rPr>
+    </w:lvl>
+    <w:lvl w:ilvl="7">
+      <w:start w:val="1"/>
+      <w:numFmt w:val="bullet"/>
+      <w:lvlText w:val="-"/>
+      <w:lvlJc w:val="left"/>
+      <w:pPr>
+        <w:ind w:left="6480" w:hanging="360"/>
+      </w:pPr>
+      <w:rPr>
+        <w:u w:val="none"/>
+      </w:rPr>
+    </w:lvl>
+    <w:lvl w:ilvl="8">
+      <w:start w:val="1"/>
+      <w:numFmt w:val="bullet"/>
+      <w:lvlText w:val="-"/>
+      <w:lvlJc w:val="left"/>
+      <w:pPr>
+        <w:ind w:left="7200" w:hanging="360"/>
+      </w:pPr>
+      <w:rPr>
+        <w:u w:val="none"/>
+      </w:rPr>
+    </w:lvl>
+  </w:abstractNum>
+  <w:abstractNum w:abstractNumId="10">
+    <w:lvl w:ilvl="0">
+      <w:start w:val="1"/>
+      <w:numFmt w:val="bullet"/>
+      <w:lvlText w:val="-"/>
+      <w:lvlJc w:val="left"/>
+      <w:pPr>
+        <w:ind w:left="1440" w:hanging="360"/>
+      </w:pPr>
+      <w:rPr>
+        <w:u w:val="none"/>
+      </w:rPr>
+    </w:lvl>
+    <w:lvl w:ilvl="1">
+      <w:start w:val="1"/>
+      <w:numFmt w:val="bullet"/>
+      <w:lvlText w:val="-"/>
+      <w:lvlJc w:val="left"/>
+      <w:pPr>
+        <w:ind w:left="2160" w:hanging="360"/>
+      </w:pPr>
+      <w:rPr>
+        <w:u w:val="none"/>
+      </w:rPr>
+    </w:lvl>
+    <w:lvl w:ilvl="2">
+      <w:start w:val="1"/>
+      <w:numFmt w:val="bullet"/>
+      <w:lvlText w:val="-"/>
+      <w:lvlJc w:val="left"/>
+      <w:pPr>
+        <w:ind w:left="2880" w:hanging="360"/>
+      </w:pPr>
+      <w:rPr>
+        <w:u w:val="none"/>
+      </w:rPr>
+    </w:lvl>
+    <w:lvl w:ilvl="3">
+      <w:start w:val="1"/>
+      <w:numFmt w:val="bullet"/>
+      <w:lvlText w:val="-"/>
+      <w:lvlJc w:val="left"/>
+      <w:pPr>
+        <w:ind w:left="3600" w:hanging="360"/>
+      </w:pPr>
+      <w:rPr>
+        <w:u w:val="none"/>
+      </w:rPr>
+    </w:lvl>
+    <w:lvl w:ilvl="4">
+      <w:start w:val="1"/>
+      <w:numFmt w:val="bullet"/>
+      <w:lvlText w:val="-"/>
+      <w:lvlJc w:val="left"/>
+      <w:pPr>
+        <w:ind w:left="4320" w:hanging="360"/>
+      </w:pPr>
+      <w:rPr>
+        <w:u w:val="none"/>
+      </w:rPr>
+    </w:lvl>
+    <w:lvl w:ilvl="5">
+      <w:start w:val="1"/>
+      <w:numFmt w:val="bullet"/>
+      <w:lvlText w:val="-"/>
+      <w:lvlJc w:val="left"/>
+      <w:pPr>
+        <w:ind w:left="5040" w:hanging="360"/>
+      </w:pPr>
+      <w:rPr>
+        <w:u w:val="none"/>
+      </w:rPr>
+    </w:lvl>
+    <w:lvl w:ilvl="6">
+      <w:start w:val="1"/>
+      <w:numFmt w:val="bullet"/>
+      <w:lvlText w:val="-"/>
+      <w:lvlJc w:val="left"/>
+      <w:pPr>
+        <w:ind w:left="5760" w:hanging="360"/>
+      </w:pPr>
+      <w:rPr>
+        <w:u w:val="none"/>
+      </w:rPr>
+    </w:lvl>
+    <w:lvl w:ilvl="7">
+      <w:start w:val="1"/>
+      <w:numFmt w:val="bullet"/>
+      <w:lvlText w:val="-"/>
+      <w:lvlJc w:val="left"/>
+      <w:pPr>
+        <w:ind w:left="6480" w:hanging="360"/>
+      </w:pPr>
+      <w:rPr>
+        <w:u w:val="none"/>
+      </w:rPr>
+    </w:lvl>
+    <w:lvl w:ilvl="8">
+      <w:start w:val="1"/>
+      <w:numFmt w:val="bullet"/>
+      <w:lvlText w:val="-"/>
+      <w:lvlJc w:val="left"/>
+      <w:pPr>
+        <w:ind w:left="7200" w:hanging="360"/>
+      </w:pPr>
+      <w:rPr>
+        <w:u w:val="none"/>
+      </w:rPr>
+    </w:lvl>
+  </w:abstractNum>
+  <w:abstractNum w:abstractNumId="11">
+    <w:lvl w:ilvl="0">
+      <w:start w:val="1"/>
+      <w:numFmt w:val="bullet"/>
+      <w:lvlText w:val="-"/>
+      <w:lvlJc w:val="left"/>
+      <w:pPr>
+        <w:ind w:left="1440" w:hanging="360"/>
+      </w:pPr>
+      <w:rPr>
+        <w:u w:val="none"/>
+      </w:rPr>
+    </w:lvl>
+    <w:lvl w:ilvl="1">
+      <w:start w:val="1"/>
+      <w:numFmt w:val="bullet"/>
+      <w:lvlText w:val="-"/>
+      <w:lvlJc w:val="left"/>
+      <w:pPr>
+        <w:ind w:left="2160" w:hanging="360"/>
+      </w:pPr>
+      <w:rPr>
+        <w:u w:val="none"/>
+      </w:rPr>
+    </w:lvl>
+    <w:lvl w:ilvl="2">
+      <w:start w:val="1"/>
+      <w:numFmt w:val="bullet"/>
+      <w:lvlText w:val="-"/>
+      <w:lvlJc w:val="left"/>
+      <w:pPr>
+        <w:ind w:left="2880" w:hanging="360"/>
+      </w:pPr>
+      <w:rPr>
+        <w:u w:val="none"/>
+      </w:rPr>
+    </w:lvl>
+    <w:lvl w:ilvl="3">
+      <w:start w:val="1"/>
+      <w:numFmt w:val="bullet"/>
+      <w:lvlText w:val="-"/>
+      <w:lvlJc w:val="left"/>
+      <w:pPr>
+        <w:ind w:left="3600" w:hanging="360"/>
+      </w:pPr>
+      <w:rPr>
+        <w:u w:val="none"/>
+      </w:rPr>
+    </w:lvl>
+    <w:lvl w:ilvl="4">
+      <w:start w:val="1"/>
+      <w:numFmt w:val="bullet"/>
+      <w:lvlText w:val="-"/>
+      <w:lvlJc w:val="left"/>
+      <w:pPr>
+        <w:ind w:left="4320" w:hanging="360"/>
+      </w:pPr>
+      <w:rPr>
+        <w:u w:val="none"/>
+      </w:rPr>
+    </w:lvl>
+    <w:lvl w:ilvl="5">
+      <w:start w:val="1"/>
+      <w:numFmt w:val="bullet"/>
+      <w:lvlText w:val="-"/>
+      <w:lvlJc w:val="left"/>
+      <w:pPr>
+        <w:ind w:left="5040" w:hanging="360"/>
+      </w:pPr>
+      <w:rPr>
+        <w:u w:val="none"/>
+      </w:rPr>
+    </w:lvl>
+    <w:lvl w:ilvl="6">
+      <w:start w:val="1"/>
+      <w:numFmt w:val="bullet"/>
+      <w:lvlText w:val="-"/>
+      <w:lvlJc w:val="left"/>
+      <w:pPr>
+        <w:ind w:left="5760" w:hanging="360"/>
+      </w:pPr>
+      <w:rPr>
+        <w:u w:val="none"/>
+      </w:rPr>
+    </w:lvl>
+    <w:lvl w:ilvl="7">
+      <w:start w:val="1"/>
+      <w:numFmt w:val="bullet"/>
+      <w:lvlText w:val="-"/>
+      <w:lvlJc w:val="left"/>
+      <w:pPr>
+        <w:ind w:left="6480" w:hanging="360"/>
+      </w:pPr>
+      <w:rPr>
+        <w:u w:val="none"/>
+      </w:rPr>
+    </w:lvl>
+    <w:lvl w:ilvl="8">
+      <w:start w:val="1"/>
+      <w:numFmt w:val="bullet"/>
+      <w:lvlText w:val="-"/>
+      <w:lvlJc w:val="left"/>
+      <w:pPr>
+        <w:ind w:left="7200" w:hanging="360"/>
+      </w:pPr>
+      <w:rPr>
+        <w:u w:val="none"/>
+      </w:rPr>
+    </w:lvl>
+  </w:abstractNum>
+  <w:num w:numId="1">
+    <w:abstractNumId w:val="1"/>
+  </w:num>
+  <w:num w:numId="2">
+    <w:abstractNumId w:val="2"/>
+  </w:num>
+  <w:num w:numId="3">
+    <w:abstractNumId w:val="3"/>
+  </w:num>
+  <w:num w:numId="4">
+    <w:abstractNumId w:val="4"/>
+  </w:num>
+  <w:num w:numId="5">
+    <w:abstractNumId w:val="5"/>
+  </w:num>
+  <w:num w:numId="6">
+    <w:abstractNumId w:val="6"/>
+  </w:num>
+  <w:num w:numId="7">
+    <w:abstractNumId w:val="7"/>
+  </w:num>
+  <w:num w:numId="8">
+    <w:abstractNumId w:val="8"/>
+  </w:num>
+  <w:num w:numId="9">
+    <w:abstractNumId w:val="9"/>
+  </w:num>
+  <w:num w:numId="10">
+    <w:abstractNumId w:val="10"/>
+  </w:num>
+  <w:num w:numId="11">
+    <w:abstractNumId w:val="11"/>
+  </w:num>
+</w:numbering>
 </file>
 
 <file path=word/styles.xml><?xml version="1.0" encoding="utf-8"?>
@@ -8478,6 +13855,13 @@
     </w:tblPr>
   </w:style>
   <w:style w:type="table" w:styleId="Table5">
+    <w:basedOn w:val="TableNormal"/>
+    <w:tblPr>
+      <w:tblStyleRowBandSize w:val="1"/>
+      <w:tblStyleColBandSize w:val="1"/>
+    </w:tblPr>
+  </w:style>
+  <w:style w:type="table" w:styleId="Table6">
     <w:basedOn w:val="TableNormal"/>
     <w:tblPr>
       <w:tblStyleRowBandSize w:val="1"/>
